--- a/社交媒体视角下公众对生成式人工智能医疗应用的认知模式研究——一项基于文本挖掘的分析.docx
+++ b/社交媒体视角下公众对生成式人工智能医疗应用的认知模式研究——一项基于文本挖掘的分析.docx
@@ -57,16 +57,7 @@
           <w:sz w:val="21"/>
           <w:szCs w:val="21"/>
         </w:rPr>
-        <w:t>摘　要：</w:t>
-      </w:r>
-      <w:r>
-        <w:rPr>
-          <w:rFonts w:ascii="Times New Roman" w:hAnsi="Times New Roman" w:eastAsia="楷体" w:cs="Times New Roman"/>
-          <w:b w:val="0"/>
-          <w:sz w:val="21"/>
-          <w:szCs w:val="21"/>
-        </w:rPr>
-        <w:t>我国医疗服务长期面临资源紧张与沟通压力，医患矛盾也难以仅靠扩大供给缓解。以大语言模型为代表的生成式人工智能进入问诊、报告解读和健康咨询，有望分担重复性信息工作；真正阻拦之一，是公众如何看待这类应用，尤其是AI医生：积极还是消极，接受还是不接受，并不清楚。本文回溯采集微博、抖音、小红书与知乎中围绕AI医生、AI问诊和医疗大模型的中文评论，经清洗、相关性识别和态度分类，得到相关评论103,731条、有态度71,886条。在有态度文本上构建评论内词共现网络，以Louvain词簇为分析单位，从AI能力、医生角色、风险认知和人机关系四个维度编码14个词簇。相关评论中积极占52.4%，有态度样本中占75.6%。积极组内部分化出技术崇拜与务实认可，并有部分人机协同；中立组收敛为人机协同；消极组分开为技术恐惧与风险责任。归纳这些模式，是为了把公众认知从接受或拒绝推进到可校准的人机关系：过半积极不等于独立诊断已获授权，误诊问责也不等于不敢使用。</w:t>
+        <w:t xml:space="preserve">摘　要：随着生成式人工智能逐步进入健康咨询、报告解读、患者沟通与临床辅助等医疗场景，公众如何理解其技术能力、医生角色、潜在风险及人机关系，成为影响技术应用的重要因素。既有研究多采用问卷或情景实验测量接受意愿，社交媒体研究则主要关注情感倾向或主题类别，尚不足以揭示同一态度内部的认知差异。本文回溯采集微博、抖音、小红书和知乎中围绕AI医生、AI问诊及医疗大模型的中文评论，经数据清洗、相关性识别和态度分类，获得相关评论103,731条，其中71,886条具有明确态度。在有态度文本中构建评论内词共现网络，以Louvain识别的14个词簇为分析单位，从AI能力、医生角色、风险认知和人机关系四个维度进行编码。结果显示，积极评论占相关评论的52.4%，占有态度评论的75.6%；积极态度内部呈现技术崇拜、务实认可和人机协同等不同配置，中立态度主要体现人机协同，消极态度则表现为技术恐惧和风险责任两类配置。研究将公众态度分析由评价效价推进至多维认知配置，表明积极评价并不等同于认可AI独立诊断，风险问责也不必然意味着拒绝技术，可为医疗机构开展能力边界、医生监督和责任机制沟通提供参考。</w:t>
       </w:r>
     </w:p>
     <w:p>
@@ -140,16 +131,7 @@
           <w:sz w:val="21"/>
           <w:szCs w:val="21"/>
         </w:rPr>
-        <w:t xml:space="preserve">Abstract: </w:t>
-      </w:r>
-      <w:r>
-        <w:rPr>
-          <w:rFonts w:ascii="Times New Roman" w:hAnsi="Times New Roman" w:eastAsia="Times New Roman" w:cs="Times New Roman"/>
-          <w:b w:val="0"/>
-          <w:sz w:val="21"/>
-          <w:szCs w:val="21"/>
-        </w:rPr>
-        <w:t>China’s health system still faces strained supply and doctor–patient communication pressure. Generative AI entering consultation, report interpretation, and health advice may ease repetitive information work, but a key barrier is how the public views such applications—especially AI doctors: positive or negative, accepted or not. This study retrospectively collected Chinese comments on AI doctors, AI consultation, and medical large language models from Weibo, Douyin, Xiaohongshu, and Zhihu. After cleaning, relevance classification, and attitude labeling, 103,731 relevant comments remained, 71,886 of which expressed an explicit attitude. Within-comment word co-occurrence networks were built on attitude-bearing texts; 14 Louvain clusters—the unit of analysis—were coded on AI capability, physician role, risk perception, and the human–AI relationship. Positive comments accounted for 52.4% of relevant comments and 75.6% of attitude-bearing comments. The positive group differentiated into technological worship and pragmatic acceptance, with some human–AI collaboration; the neutral group converged on collaboration; the negative group split into technological fear and risk-accountability. Identifying these patterns is meant to move public cognition from accept-or-reject toward a calibrated human–AI relation: a positive majority is not authorization of independent diagnosis, and accountability after misdiagnosis is not refusal to use the technology.</w:t>
+        <w:t xml:space="preserve">Abstract: As generative artificial intelligence (AI) increasingly enters health consultation, report interpretation, patient communication, and clinical support, public understandings of its capabilities, physicians’ roles, potential risks, and human–AI relationships have become important to its implementation. Existing studies have largely measured acceptance through surveys or scenario experiments, while social media research has mainly examined sentiment or topic categories, leaving variation within the same attitude insufficiently explained. This study retrospectively collected Chinese comments concerning AI doctors, AI consultation, and medical large language models from Weibo, Douyin, Xiaohongshu, and Zhihu. After data cleaning, relevance identification, and attitude classification, 103,731 relevant comments were retained, of which 71,886 expressed an explicit attitude. Within-comment word co-occurrence networks were constructed for attitude-bearing texts. Fourteen Louvain clusters were then coded along four dimensions: AI capability, physician role, risk perception, and the human–AI relationship. Positive comments accounted for 52.4% of all relevant comments and 75.6% of attitude-bearing comments. Positive attitudes comprised distinct configurations of technological worship, pragmatic acceptance, and human–AI collaboration; neutral attitudes mainly reflected collaboration, whereas negative attitudes comprised technological fear and risk-accountability. By moving beyond evaluative valence to multidimensional cognitive configurations, the study shows that positive evaluations do not necessarily authorize independent AI diagnosis and that accountability concerns do not necessarily imply technology rejection. The findings provide a reference for communicating capability boundaries, physician oversight, and accountability mechanisms in healthcare organizations.</w:t>
       </w:r>
     </w:p>
     <w:p>
@@ -212,87 +194,7 @@
           <w:sz w:val="21"/>
           <w:szCs w:val="21"/>
         </w:rPr>
-        <w:t>我国医疗服务需求规模大、供给相对紧张，医患沟通压力长期存在。2024年，全国医疗卫生机构总诊疗人次达到101.5亿，每千人口执业（助理）医师为3.61人〔29〕。在保障质量与安全的前提下提高可及性、减轻重复性负担、改善医患信息沟通，仍是医疗服务管理中的突出问题。以大语言模型为代表的生成式人工智能进入问诊、报告解读、健康咨询和临床信息辅助，有望分担部分信息工作和高频交互，但其输出仍可能不稳定，并伴随错误信息、过度依赖和责任模糊。阻拦之一是公众如何看待这类应用。本文所称生成式人工智能医疗应用，是指以大语言模型等生成式模型为基础，能够通过自然语言交互生成健康信息、解释医学材料或辅助诊疗沟通的应用，主要包括AI问诊、报告解读、健康咨询和临床信息辅助等场景。公众对其是积极还是消极、接受还是不接受，并不能由技术能力和政策文件直接推定。</w:t>
-      </w:r>
-      <w:r>
-        <w:rPr>
-          <w:rFonts w:ascii="Times New Roman" w:hAnsi="Times New Roman" w:eastAsia="宋体" w:cs="Times New Roman"/>
-          <w:b w:val="0"/>
-          <w:sz w:val="21"/>
-          <w:szCs w:val="21"/>
-        </w:rPr>
-      </w:r>
-      <w:r>
-        <w:rPr>
-          <w:rFonts w:ascii="Times New Roman" w:hAnsi="Times New Roman" w:eastAsia="宋体" w:cs="Times New Roman"/>
-          <w:b w:val="0"/>
-          <w:sz w:val="21"/>
-          <w:szCs w:val="21"/>
-        </w:rPr>
-      </w:r>
-      <w:r>
-        <w:rPr>
-          <w:rFonts w:ascii="Times New Roman" w:hAnsi="Times New Roman" w:eastAsia="宋体" w:cs="Times New Roman"/>
-          <w:b w:val="0"/>
-          <w:sz w:val="21"/>
-          <w:szCs w:val="21"/>
-        </w:rPr>
-      </w:r>
-      <w:r>
-        <w:rPr>
-          <w:rFonts w:ascii="Times New Roman" w:hAnsi="Times New Roman" w:eastAsia="宋体" w:cs="Times New Roman"/>
-          <w:b w:val="0"/>
-          <w:sz w:val="21"/>
-          <w:szCs w:val="21"/>
-        </w:rPr>
-      </w:r>
-      <w:r>
-        <w:rPr>
-          <w:rFonts w:ascii="Times New Roman" w:hAnsi="Times New Roman" w:eastAsia="宋体" w:cs="Times New Roman"/>
-          <w:b w:val="0"/>
-          <w:sz w:val="21"/>
-          <w:szCs w:val="21"/>
-        </w:rPr>
-      </w:r>
-      <w:r>
-        <w:rPr>
-          <w:rFonts w:ascii="Times New Roman" w:hAnsi="Times New Roman" w:eastAsia="宋体" w:cs="Times New Roman"/>
-          <w:b w:val="0"/>
-          <w:sz w:val="21"/>
-          <w:szCs w:val="21"/>
-        </w:rPr>
-      </w:r>
-      <w:r>
-        <w:rPr>
-          <w:rFonts w:ascii="Times New Roman" w:hAnsi="Times New Roman" w:eastAsia="宋体" w:cs="Times New Roman"/>
-          <w:b w:val="0"/>
-          <w:sz w:val="21"/>
-          <w:szCs w:val="21"/>
-        </w:rPr>
-      </w:r>
-      <w:r>
-        <w:rPr>
-          <w:rFonts w:ascii="Times New Roman" w:hAnsi="Times New Roman" w:eastAsia="宋体" w:cs="Times New Roman"/>
-          <w:b w:val="0"/>
-          <w:sz w:val="21"/>
-          <w:szCs w:val="21"/>
-        </w:rPr>
-      </w:r>
-      <w:r>
-        <w:rPr>
-          <w:rFonts w:ascii="Times New Roman" w:hAnsi="Times New Roman" w:eastAsia="宋体" w:cs="Times New Roman"/>
-          <w:b w:val="0"/>
-          <w:sz w:val="21"/>
-          <w:szCs w:val="21"/>
-        </w:rPr>
-      </w:r>
-      <w:r>
-        <w:rPr>
-          <w:rFonts w:ascii="Times New Roman" w:hAnsi="Times New Roman" w:eastAsia="宋体" w:cs="Times New Roman"/>
-          <w:b w:val="0"/>
-          <w:sz w:val="21"/>
-          <w:szCs w:val="21"/>
-        </w:rPr>
+        <w:t xml:space="preserve">我国医疗服务需求规模庞大，人口老龄化和高频就医需求持续对服务效率与医患沟通提出更高要求。2024年，全国医疗卫生机构总诊疗人次达到101.5亿，每千人口执业（助理）医师为3.61人〔29〕。因此，如何在保障质量与安全的前提下提高服务可及性、减轻重复性工作负担并改善医患信息沟通，仍是医疗服务管理的重要议题。近年来，以大语言模型为代表的生成式人工智能逐步进入问诊、报告解读、健康咨询和临床信息辅助等场景。本文所称生成式人工智能医疗应用，是指以大语言模型等生成式模型为基础，通过自然语言交互生成健康信息、解释医学材料或辅助诊疗沟通的应用。此类应用具有分担信息处理和高频交互工作的潜力，但其临床应用仍涉及输出可靠性、过度依赖和责任归属等问题。因而，公众是否信任此类应用、在何种条件下愿意接受其参与医疗服务，不能由技术能力或政策推动直接推定。</w:t>
       </w:r>
     </w:p>
     <w:p>
@@ -312,279 +214,7 @@
           <w:sz w:val="21"/>
           <w:szCs w:val="21"/>
         </w:rPr>
-        <w:t>我国相关政策正在形成“一般性规范生成式人工智能”与“专项推动医疗人工智能应用”并行的制度环境。一方面，2023年施行的《生成式人工智能服务管理暂行办法》确立了促进创新发展与实行包容审慎、分类分级监管并重的总体原则〔33〕；另一方面，2024年发布的《卫生健康行业人工智能应用场景参考指引》提出医疗服务管理、基层公共卫生服务、健康产业发展和医学教学科研等4大类13小类84个应用场景〔30〕。2025年，国务院《关于深入实施“人工智能+”行动的意见》进一步提出推广高水平居民健康助手，有序推动人工智能在辅助诊疗、健康管理和医保服务等场景应用〔31〕；五部门随后印发的《关于促进和规范“人工智能+医疗卫生”应用发展的实施意见》，则将基层诊疗辅助、临床专病决策和患者就诊服务列为重点方向，同时强调审核评估、风险预警、数据安全和隐私保护〔32〕。需要指出的是，上述政策构成了生成式人工智能进入医疗场景的制度基础，但其强调的是有序应用、辅助定位和安全治理，并不等同于对人工智能独立诊疗的直接认可。</w:t>
-      </w:r>
-      <w:r>
-        <w:rPr>
-          <w:rFonts w:ascii="Times New Roman" w:hAnsi="Times New Roman" w:eastAsia="宋体" w:cs="Times New Roman"/>
-          <w:b w:val="0"/>
-          <w:sz w:val="21"/>
-          <w:szCs w:val="21"/>
-        </w:rPr>
-      </w:r>
-      <w:r>
-        <w:rPr>
-          <w:rFonts w:ascii="Times New Roman" w:hAnsi="Times New Roman" w:eastAsia="宋体" w:cs="Times New Roman"/>
-          <w:b w:val="0"/>
-          <w:sz w:val="21"/>
-          <w:szCs w:val="21"/>
-        </w:rPr>
-      </w:r>
-      <w:r>
-        <w:rPr>
-          <w:rFonts w:ascii="Times New Roman" w:hAnsi="Times New Roman" w:eastAsia="宋体" w:cs="Times New Roman"/>
-          <w:b w:val="0"/>
-          <w:sz w:val="21"/>
-          <w:szCs w:val="21"/>
-        </w:rPr>
-      </w:r>
-      <w:r>
-        <w:rPr>
-          <w:rFonts w:ascii="Times New Roman" w:hAnsi="Times New Roman" w:eastAsia="宋体" w:cs="Times New Roman"/>
-          <w:b w:val="0"/>
-          <w:sz w:val="21"/>
-          <w:szCs w:val="21"/>
-        </w:rPr>
-      </w:r>
-      <w:r>
-        <w:rPr>
-          <w:rFonts w:ascii="Times New Roman" w:hAnsi="Times New Roman" w:eastAsia="宋体" w:cs="Times New Roman"/>
-          <w:b w:val="0"/>
-          <w:sz w:val="21"/>
-          <w:szCs w:val="21"/>
-        </w:rPr>
-      </w:r>
-      <w:r>
-        <w:rPr>
-          <w:rFonts w:ascii="Times New Roman" w:hAnsi="Times New Roman" w:eastAsia="宋体" w:cs="Times New Roman"/>
-          <w:b w:val="0"/>
-          <w:sz w:val="21"/>
-          <w:szCs w:val="21"/>
-        </w:rPr>
-      </w:r>
-      <w:r>
-        <w:rPr>
-          <w:rFonts w:ascii="Times New Roman" w:hAnsi="Times New Roman" w:eastAsia="宋体" w:cs="Times New Roman"/>
-          <w:b w:val="0"/>
-          <w:sz w:val="21"/>
-          <w:szCs w:val="21"/>
-        </w:rPr>
-      </w:r>
-      <w:r>
-        <w:rPr>
-          <w:rFonts w:ascii="Times New Roman" w:hAnsi="Times New Roman" w:eastAsia="宋体" w:cs="Times New Roman"/>
-          <w:b w:val="0"/>
-          <w:sz w:val="21"/>
-          <w:szCs w:val="21"/>
-        </w:rPr>
-      </w:r>
-      <w:r>
-        <w:rPr>
-          <w:rFonts w:ascii="Times New Roman" w:hAnsi="Times New Roman" w:eastAsia="宋体" w:cs="Times New Roman"/>
-          <w:b w:val="0"/>
-          <w:sz w:val="21"/>
-          <w:szCs w:val="21"/>
-        </w:rPr>
-      </w:r>
-      <w:r>
-        <w:rPr>
-          <w:rFonts w:ascii="Times New Roman" w:hAnsi="Times New Roman" w:eastAsia="宋体" w:cs="Times New Roman"/>
-          <w:b w:val="0"/>
-          <w:sz w:val="21"/>
-          <w:szCs w:val="21"/>
-        </w:rPr>
-      </w:r>
-      <w:r>
-        <w:rPr>
-          <w:rFonts w:ascii="Times New Roman" w:hAnsi="Times New Roman" w:eastAsia="宋体" w:cs="Times New Roman"/>
-          <w:b w:val="0"/>
-          <w:sz w:val="21"/>
-          <w:szCs w:val="21"/>
-        </w:rPr>
-      </w:r>
-      <w:r>
-        <w:rPr>
-          <w:rFonts w:ascii="Times New Roman" w:hAnsi="Times New Roman" w:eastAsia="宋体" w:cs="Times New Roman"/>
-          <w:b w:val="0"/>
-          <w:sz w:val="21"/>
-          <w:szCs w:val="21"/>
-        </w:rPr>
-      </w:r>
-      <w:r>
-        <w:rPr>
-          <w:rFonts w:ascii="Times New Roman" w:hAnsi="Times New Roman" w:eastAsia="宋体" w:cs="Times New Roman"/>
-          <w:b w:val="0"/>
-          <w:sz w:val="21"/>
-          <w:szCs w:val="21"/>
-        </w:rPr>
-      </w:r>
-      <w:r>
-        <w:rPr>
-          <w:rFonts w:ascii="Times New Roman" w:hAnsi="Times New Roman" w:eastAsia="宋体" w:cs="Times New Roman"/>
-          <w:b w:val="0"/>
-          <w:sz w:val="21"/>
-          <w:szCs w:val="21"/>
-        </w:rPr>
-      </w:r>
-      <w:r>
-        <w:rPr>
-          <w:rFonts w:ascii="Times New Roman" w:hAnsi="Times New Roman" w:eastAsia="宋体" w:cs="Times New Roman"/>
-          <w:b w:val="0"/>
-          <w:sz w:val="21"/>
-          <w:szCs w:val="21"/>
-        </w:rPr>
-      </w:r>
-      <w:r>
-        <w:rPr>
-          <w:rFonts w:ascii="Times New Roman" w:hAnsi="Times New Roman" w:eastAsia="宋体" w:cs="Times New Roman"/>
-          <w:b w:val="0"/>
-          <w:sz w:val="21"/>
-          <w:szCs w:val="21"/>
-        </w:rPr>
-      </w:r>
-      <w:r>
-        <w:rPr>
-          <w:rFonts w:ascii="Times New Roman" w:hAnsi="Times New Roman" w:eastAsia="宋体" w:cs="Times New Roman"/>
-          <w:b w:val="0"/>
-          <w:sz w:val="21"/>
-          <w:szCs w:val="21"/>
-        </w:rPr>
-      </w:r>
-      <w:r>
-        <w:rPr>
-          <w:rFonts w:ascii="Times New Roman" w:hAnsi="Times New Roman" w:eastAsia="宋体" w:cs="Times New Roman"/>
-          <w:b w:val="0"/>
-          <w:sz w:val="21"/>
-          <w:szCs w:val="21"/>
-        </w:rPr>
-      </w:r>
-      <w:r>
-        <w:rPr>
-          <w:rFonts w:ascii="Times New Roman" w:hAnsi="Times New Roman" w:eastAsia="宋体" w:cs="Times New Roman"/>
-          <w:b w:val="0"/>
-          <w:sz w:val="21"/>
-          <w:szCs w:val="21"/>
-        </w:rPr>
-      </w:r>
-      <w:r>
-        <w:rPr>
-          <w:rFonts w:ascii="Times New Roman" w:hAnsi="Times New Roman" w:eastAsia="宋体" w:cs="Times New Roman"/>
-          <w:b w:val="0"/>
-          <w:sz w:val="21"/>
-          <w:szCs w:val="21"/>
-        </w:rPr>
-      </w:r>
-      <w:r>
-        <w:rPr>
-          <w:rFonts w:ascii="Times New Roman" w:hAnsi="Times New Roman" w:eastAsia="宋体" w:cs="Times New Roman"/>
-          <w:b w:val="0"/>
-          <w:sz w:val="21"/>
-          <w:szCs w:val="21"/>
-        </w:rPr>
-      </w:r>
-      <w:r>
-        <w:rPr>
-          <w:rFonts w:ascii="Times New Roman" w:hAnsi="Times New Roman" w:eastAsia="宋体" w:cs="Times New Roman"/>
-          <w:b w:val="0"/>
-          <w:sz w:val="21"/>
-          <w:szCs w:val="21"/>
-        </w:rPr>
-      </w:r>
-      <w:r>
-        <w:rPr>
-          <w:rFonts w:ascii="Times New Roman" w:hAnsi="Times New Roman" w:eastAsia="宋体" w:cs="Times New Roman"/>
-          <w:b w:val="0"/>
-          <w:sz w:val="21"/>
-          <w:szCs w:val="21"/>
-        </w:rPr>
-      </w:r>
-      <w:r>
-        <w:rPr>
-          <w:rFonts w:ascii="Times New Roman" w:hAnsi="Times New Roman" w:eastAsia="宋体" w:cs="Times New Roman"/>
-          <w:b w:val="0"/>
-          <w:sz w:val="21"/>
-          <w:szCs w:val="21"/>
-        </w:rPr>
-      </w:r>
-      <w:r>
-        <w:rPr>
-          <w:rFonts w:ascii="Times New Roman" w:hAnsi="Times New Roman" w:eastAsia="宋体" w:cs="Times New Roman"/>
-          <w:b w:val="0"/>
-          <w:sz w:val="21"/>
-          <w:szCs w:val="21"/>
-        </w:rPr>
-      </w:r>
-      <w:r>
-        <w:rPr>
-          <w:rFonts w:ascii="Times New Roman" w:hAnsi="Times New Roman" w:eastAsia="宋体" w:cs="Times New Roman"/>
-          <w:b w:val="0"/>
-          <w:sz w:val="21"/>
-          <w:szCs w:val="21"/>
-        </w:rPr>
-      </w:r>
-      <w:r>
-        <w:rPr>
-          <w:rFonts w:ascii="Times New Roman" w:hAnsi="Times New Roman" w:eastAsia="宋体" w:cs="Times New Roman"/>
-          <w:b w:val="0"/>
-          <w:sz w:val="21"/>
-          <w:szCs w:val="21"/>
-        </w:rPr>
-      </w:r>
-      <w:r>
-        <w:rPr>
-          <w:rFonts w:ascii="Times New Roman" w:hAnsi="Times New Roman" w:eastAsia="宋体" w:cs="Times New Roman"/>
-          <w:b w:val="0"/>
-          <w:sz w:val="21"/>
-          <w:szCs w:val="21"/>
-        </w:rPr>
-      </w:r>
-      <w:r>
-        <w:rPr>
-          <w:rFonts w:ascii="Times New Roman" w:hAnsi="Times New Roman" w:eastAsia="宋体" w:cs="Times New Roman"/>
-          <w:b w:val="0"/>
-          <w:sz w:val="21"/>
-          <w:szCs w:val="21"/>
-        </w:rPr>
-      </w:r>
-      <w:r>
-        <w:rPr>
-          <w:rFonts w:ascii="Times New Roman" w:hAnsi="Times New Roman" w:eastAsia="宋体" w:cs="Times New Roman"/>
-          <w:b w:val="0"/>
-          <w:sz w:val="21"/>
-          <w:szCs w:val="21"/>
-        </w:rPr>
-      </w:r>
-      <w:r>
-        <w:rPr>
-          <w:rFonts w:ascii="Times New Roman" w:hAnsi="Times New Roman" w:eastAsia="宋体" w:cs="Times New Roman"/>
-          <w:b w:val="0"/>
-          <w:sz w:val="21"/>
-          <w:szCs w:val="21"/>
-        </w:rPr>
-      </w:r>
-      <w:r>
-        <w:rPr>
-          <w:rFonts w:ascii="Times New Roman" w:hAnsi="Times New Roman" w:eastAsia="宋体" w:cs="Times New Roman"/>
-          <w:b w:val="0"/>
-          <w:sz w:val="21"/>
-          <w:szCs w:val="21"/>
-        </w:rPr>
-      </w:r>
-      <w:r>
-        <w:rPr>
-          <w:rFonts w:ascii="Times New Roman" w:hAnsi="Times New Roman" w:eastAsia="宋体" w:cs="Times New Roman"/>
-          <w:b w:val="0"/>
-          <w:sz w:val="21"/>
-          <w:szCs w:val="21"/>
-        </w:rPr>
-      </w:r>
-      <w:r>
-        <w:rPr>
-          <w:rFonts w:ascii="Times New Roman" w:hAnsi="Times New Roman" w:eastAsia="宋体" w:cs="Times New Roman"/>
-          <w:b w:val="0"/>
-          <w:sz w:val="21"/>
-          <w:szCs w:val="21"/>
-        </w:rPr>
+        <w:t xml:space="preserve">我国相关政策正在形成“一般性规范生成式人工智能”与“专项推动医疗人工智能应用”并行的制度环境。一方面，2023年施行的《生成式人工智能服务管理暂行办法》确立了促进创新发展与包容审慎、分类分级监管并重的基本原则〔33〕；另一方面，2024年发布的《卫生健康行业人工智能应用场景参考指引》提出医疗服务管理、基层公共卫生服务、健康产业发展和医学教学科研等4大类13小类84个应用场景〔30〕。2025年，国务院《关于深入实施“人工智能+”行动的意见》进一步提出推广高水平居民健康助手，有序推动人工智能在辅助诊疗、健康管理和医保服务等场景的应用〔31〕；五部门随后印发的《关于促进和规范“人工智能+医疗卫生”应用发展的实施意见》，将基层诊疗辅助、临床专病决策和患者就诊服务列为重点方向，同时强调审核评估、风险预警、数据安全和隐私保护〔32〕。上述政策为生成式人工智能进入医疗场景提供了制度基础，但其核心是有序应用、辅助定位与安全治理，并不意味着认可人工智能独立实施诊疗。</w:t>
       </w:r>
     </w:p>
     <w:p>
@@ -604,135 +234,7 @@
           <w:sz w:val="21"/>
           <w:szCs w:val="21"/>
         </w:rPr>
-        <w:t>技术能力和政策推动并不会自动转化为公众信任。医疗决策专业性强、结果敏感、责任链条复杂，公众可能认可生成式人工智能在信息获取和便捷咨询上的价值，却未必接受它独立作出诊疗判断〔1,3,6〕。即便系统表现达到较高水平，医生在场和治理安排仍会改变选择〔2〕。事故发生后，责任还容易被派到医院；医生与系统若是实质性协作，这种追责会减轻〔7〕。社交媒体上的讨论可以总体偏积极，效能期待、替代想象、风险担忧和医生主导的协作却常常同时出现〔4-5〕。Jiang等已用微博数据、主题模型和扎根编码处理中国公众对医疗人工智能的认知、情感及治理期待〔5〕。因此，本文的研究缺口并非“中国社交媒体中的生成式人工智能医疗应用认知尚未得到研究”，而是既有研究多以态度类别或主题类别作为最终结果，较少比较同一态度内部AI能力、医生角色、风险认知和人机关系如何形成差异化配置。同为积极评价，对问诊便利的认可并不等同于对独立诊断的授权；同为消极评价，对模型能力的不信任也不同于对误诊责任的制度性追问。</w:t>
-      </w:r>
-      <w:r>
-        <w:rPr>
-          <w:rFonts w:ascii="Times New Roman" w:hAnsi="Times New Roman" w:eastAsia="宋体" w:cs="Times New Roman"/>
-          <w:b w:val="0"/>
-          <w:sz w:val="21"/>
-          <w:szCs w:val="21"/>
-        </w:rPr>
-      </w:r>
-      <w:r>
-        <w:rPr>
-          <w:rFonts w:ascii="Times New Roman" w:hAnsi="Times New Roman" w:eastAsia="宋体" w:cs="Times New Roman"/>
-          <w:b w:val="0"/>
-          <w:sz w:val="21"/>
-          <w:szCs w:val="21"/>
-        </w:rPr>
-      </w:r>
-      <w:r>
-        <w:rPr>
-          <w:rFonts w:ascii="Times New Roman" w:hAnsi="Times New Roman" w:eastAsia="宋体" w:cs="Times New Roman"/>
-          <w:b w:val="0"/>
-          <w:sz w:val="21"/>
-          <w:szCs w:val="21"/>
-        </w:rPr>
-      </w:r>
-      <w:r>
-        <w:rPr>
-          <w:rFonts w:ascii="Times New Roman" w:hAnsi="Times New Roman" w:eastAsia="宋体" w:cs="Times New Roman"/>
-          <w:b w:val="0"/>
-          <w:sz w:val="21"/>
-          <w:szCs w:val="21"/>
-        </w:rPr>
-      </w:r>
-      <w:r>
-        <w:rPr>
-          <w:rFonts w:ascii="Times New Roman" w:hAnsi="Times New Roman" w:eastAsia="宋体" w:cs="Times New Roman"/>
-          <w:b w:val="0"/>
-          <w:sz w:val="21"/>
-          <w:szCs w:val="21"/>
-        </w:rPr>
-      </w:r>
-      <w:r>
-        <w:rPr>
-          <w:rFonts w:ascii="Times New Roman" w:hAnsi="Times New Roman" w:eastAsia="宋体" w:cs="Times New Roman"/>
-          <w:b w:val="0"/>
-          <w:sz w:val="21"/>
-          <w:szCs w:val="21"/>
-        </w:rPr>
-      </w:r>
-      <w:r>
-        <w:rPr>
-          <w:rFonts w:ascii="Times New Roman" w:hAnsi="Times New Roman" w:eastAsia="宋体" w:cs="Times New Roman"/>
-          <w:b w:val="0"/>
-          <w:sz w:val="21"/>
-          <w:szCs w:val="21"/>
-        </w:rPr>
-      </w:r>
-      <w:r>
-        <w:rPr>
-          <w:rFonts w:ascii="Times New Roman" w:hAnsi="Times New Roman" w:eastAsia="宋体" w:cs="Times New Roman"/>
-          <w:b w:val="0"/>
-          <w:sz w:val="21"/>
-          <w:szCs w:val="21"/>
-        </w:rPr>
-      </w:r>
-      <w:r>
-        <w:rPr>
-          <w:rFonts w:ascii="Times New Roman" w:hAnsi="Times New Roman" w:eastAsia="宋体" w:cs="Times New Roman"/>
-          <w:b w:val="0"/>
-          <w:sz w:val="21"/>
-          <w:szCs w:val="21"/>
-        </w:rPr>
-      </w:r>
-      <w:r>
-        <w:rPr>
-          <w:rFonts w:ascii="Times New Roman" w:hAnsi="Times New Roman" w:eastAsia="宋体" w:cs="Times New Roman"/>
-          <w:b w:val="0"/>
-          <w:sz w:val="21"/>
-          <w:szCs w:val="21"/>
-        </w:rPr>
-      </w:r>
-      <w:r>
-        <w:rPr>
-          <w:rFonts w:ascii="Times New Roman" w:hAnsi="Times New Roman" w:eastAsia="宋体" w:cs="Times New Roman"/>
-          <w:b w:val="0"/>
-          <w:sz w:val="21"/>
-          <w:szCs w:val="21"/>
-        </w:rPr>
-      </w:r>
-      <w:r>
-        <w:rPr>
-          <w:rFonts w:ascii="Times New Roman" w:hAnsi="Times New Roman" w:eastAsia="宋体" w:cs="Times New Roman"/>
-          <w:b w:val="0"/>
-          <w:sz w:val="21"/>
-          <w:szCs w:val="21"/>
-        </w:rPr>
-      </w:r>
-      <w:r>
-        <w:rPr>
-          <w:rFonts w:ascii="Times New Roman" w:hAnsi="Times New Roman" w:eastAsia="宋体" w:cs="Times New Roman"/>
-          <w:b w:val="0"/>
-          <w:sz w:val="21"/>
-          <w:szCs w:val="21"/>
-        </w:rPr>
-      </w:r>
-      <w:r>
-        <w:rPr>
-          <w:rFonts w:ascii="Times New Roman" w:hAnsi="Times New Roman" w:eastAsia="宋体" w:cs="Times New Roman"/>
-          <w:b w:val="0"/>
-          <w:sz w:val="21"/>
-          <w:szCs w:val="21"/>
-        </w:rPr>
-      </w:r>
-      <w:r>
-        <w:rPr>
-          <w:rFonts w:ascii="Times New Roman" w:hAnsi="Times New Roman" w:eastAsia="宋体" w:cs="Times New Roman"/>
-          <w:b w:val="0"/>
-          <w:sz w:val="21"/>
-          <w:szCs w:val="21"/>
-        </w:rPr>
-      </w:r>
-      <w:r>
-        <w:rPr>
-          <w:rFonts w:ascii="Times New Roman" w:hAnsi="Times New Roman" w:eastAsia="宋体" w:cs="Times New Roman"/>
-          <w:b w:val="0"/>
-          <w:sz w:val="21"/>
-          <w:szCs w:val="21"/>
-        </w:rPr>
+        <w:t xml:space="preserve">技术发展和政策推动并不会自动转化为公众信任。医疗决策具有专业性强、结果敏感和责任链条复杂等特征，公众可能认可生成式人工智能在信息获取和便捷咨询方面的价值，却未必接受其独立作出诊疗判断〔1,3,6〕。即使系统具有较高性能，医生在场和治理安排仍会显著影响公众的选择〔2〕。发生不良事件后，AI参与可能提高公众对医疗机构的责任归因、投诉意向和诉讼意向，而实质性的人机协作能够缓和此类反应〔7〕。社交媒体研究发现，相关讨论总体可能呈现积极倾向，但效能期待、替代想象、风险担忧和医生主导的协作诉求往往同时存在〔4-5〕。Jiang等已运用微博数据、主题模型和扎根编码分析中国公众对医疗人工智能的认知、情感及治理期待〔5〕。因此，本文并非主张“中国社交媒体中的医疗人工智能认知尚未得到研究”，而是指出既有研究多以态度类别或主题类别作为分析终点，较少进一步比较同一态度内部AI能力、医生角色、风险认知和人机关系如何形成差异化配置。例如，同为积极评价，对问诊便利性的认可并不等同于授权AI独立诊断；同为消极评价，对模型能力的怀疑也不同于对误诊责任的制度性追问。</w:t>
       </w:r>
     </w:p>
     <w:p>
@@ -752,87 +254,7 @@
           <w:sz w:val="21"/>
           <w:szCs w:val="21"/>
         </w:rPr>
-        <w:t>基于此，本文利用微博、抖音、小红书和知乎中围绕AI医生、AI问诊、医疗大模型及其相邻智能医疗服务的自然生成评论，依次识别相关性与态度，用高频词、TF-IDF和评论内词共现提取不同态度群体的认知词簇，再以技术接受、算法欣赏与算法厌恶以及人机互补为分析依据，从AI能力、医生角色、风险认知和人机关系四个维度编码并归纳认知模式。把公众认知从积极、中立、消极的效价推进到多维配置，是为了说明同一态度内部可以不是同一种理解；多平台自然评论则用来补充问卷和情景实验中预设选项的限制。对医疗机构而言，需要区分功能便利与临床信任、使用回避与责任诉求：过半积极不能读成独立诊断已获授权，误诊问责也不能读成不敢使用。本文描述的是特定检索条件下的公共话语结构，不将社交媒体评论直接等同于全体公众或患者的实际采纳行为。</w:t>
-      </w:r>
-      <w:r>
-        <w:rPr>
-          <w:rFonts w:ascii="Times New Roman" w:hAnsi="Times New Roman" w:eastAsia="宋体" w:cs="Times New Roman"/>
-          <w:b w:val="0"/>
-          <w:sz w:val="21"/>
-          <w:szCs w:val="21"/>
-        </w:rPr>
-      </w:r>
-      <w:r>
-        <w:rPr>
-          <w:rFonts w:ascii="Times New Roman" w:hAnsi="Times New Roman" w:eastAsia="宋体" w:cs="Times New Roman"/>
-          <w:b w:val="0"/>
-          <w:sz w:val="21"/>
-          <w:szCs w:val="21"/>
-        </w:rPr>
-      </w:r>
-      <w:r>
-        <w:rPr>
-          <w:rFonts w:ascii="Times New Roman" w:hAnsi="Times New Roman" w:eastAsia="宋体" w:cs="Times New Roman"/>
-          <w:b w:val="0"/>
-          <w:sz w:val="21"/>
-          <w:szCs w:val="21"/>
-        </w:rPr>
-      </w:r>
-      <w:r>
-        <w:rPr>
-          <w:rFonts w:ascii="Times New Roman" w:hAnsi="Times New Roman" w:eastAsia="宋体" w:cs="Times New Roman"/>
-          <w:b w:val="0"/>
-          <w:sz w:val="21"/>
-          <w:szCs w:val="21"/>
-        </w:rPr>
-      </w:r>
-      <w:r>
-        <w:rPr>
-          <w:rFonts w:ascii="Times New Roman" w:hAnsi="Times New Roman" w:eastAsia="宋体" w:cs="Times New Roman"/>
-          <w:b w:val="0"/>
-          <w:sz w:val="21"/>
-          <w:szCs w:val="21"/>
-        </w:rPr>
-      </w:r>
-      <w:r>
-        <w:rPr>
-          <w:rFonts w:ascii="Times New Roman" w:hAnsi="Times New Roman" w:eastAsia="宋体" w:cs="Times New Roman"/>
-          <w:b w:val="0"/>
-          <w:sz w:val="21"/>
-          <w:szCs w:val="21"/>
-        </w:rPr>
-      </w:r>
-      <w:r>
-        <w:rPr>
-          <w:rFonts w:ascii="Times New Roman" w:hAnsi="Times New Roman" w:eastAsia="宋体" w:cs="Times New Roman"/>
-          <w:b w:val="0"/>
-          <w:sz w:val="21"/>
-          <w:szCs w:val="21"/>
-        </w:rPr>
-      </w:r>
-      <w:r>
-        <w:rPr>
-          <w:rFonts w:ascii="Times New Roman" w:hAnsi="Times New Roman" w:eastAsia="宋体" w:cs="Times New Roman"/>
-          <w:b w:val="0"/>
-          <w:sz w:val="21"/>
-          <w:szCs w:val="21"/>
-        </w:rPr>
-      </w:r>
-      <w:r>
-        <w:rPr>
-          <w:rFonts w:ascii="Times New Roman" w:hAnsi="Times New Roman" w:eastAsia="宋体" w:cs="Times New Roman"/>
-          <w:b w:val="0"/>
-          <w:sz w:val="21"/>
-          <w:szCs w:val="21"/>
-        </w:rPr>
-      </w:r>
-      <w:r>
-        <w:rPr>
-          <w:rFonts w:ascii="Times New Roman" w:hAnsi="Times New Roman" w:eastAsia="宋体" w:cs="Times New Roman"/>
-          <w:b w:val="0"/>
-          <w:sz w:val="21"/>
-          <w:szCs w:val="21"/>
-        </w:rPr>
+        <w:t xml:space="preserve">基于此，本文以微博、抖音、小红书和知乎中围绕AI医生、AI问诊、医疗大模型及相邻智能医疗服务的自然生成评论为研究材料，按照“态度识别—认知主题提取—认知结构分析—认知模式识别”的路径展开分析。研究首先识别评论的相关性和态度类别，继而结合高频词、TF-IDF和评论内词共现网络提取不同态度群体的认知词簇，最后以技术接受、算法欣赏与算法厌恶以及人机互补理论为解释依据，从AI能力、医生角色、风险认知和人机关系四个维度进行编码并归纳典型认知模式。本文的贡献主要体现在三个方面：第一，将公众认知研究由积极、中立和消极的态度效价推进至多维认知配置，揭示同一态度内部可能存在的异质性；第二，利用多平台自然生成评论，补充问卷和情景实验受预设选项限制的不足；第三，区分功能便利与临床信任、使用回避与责任诉求，为医疗机构完善能力边界、医生参与和责任机制的沟通提供参考。本文描述的是特定检索条件下的公共话语结构，不将社交媒体评论直接等同于全体公众或患者的实际采纳行为。</w:t>
       </w:r>
     </w:p>
     <w:p>
@@ -877,7 +299,7 @@
           <w:sz w:val="24"/>
           <w:szCs w:val="24"/>
         </w:rPr>
-        <w:t>2.1　生成式人工智能医疗应用的公众认知与态度</w:t>
+        <w:t xml:space="preserve">2.1　公众对生成式人工智能医疗应用的条件性接受</w:t>
       </w:r>
     </w:p>
     <w:p>
@@ -893,121 +315,7 @@
           <w:sz w:val="21"/>
           <w:szCs w:val="21"/>
         </w:rPr>
-        <w:t>公众对生成式人工智能医疗应用的接受，不能还原为感知有用性。技术接受研究把有用性和易用性视为使用意愿的前因〔23-24〕，但诊疗判断专业性强、出错代价高，有用性会与能否独立决策、医生是否在场、出事由谁负责一并进入权衡。Liu等的情景实验表明，AI医生的信息质量（诊断透明度和论证质量）通过感知专业性和认知信任，影响人们是否打算让系统单独作出诊断〔1〕。信息显得专业，仍不必交出诊断权。Bracic等把属性和选择拆开：拉动就诊选择最大的是系统表现达到或超过专科水平，医生在场和治理认证仍会提高选择概率〔2〕。高表现改变的是选择，不是可以去掉医生。</w:t>
-      </w:r>
-      <w:r>
-        <w:rPr>
-          <w:rFonts w:ascii="Times New Roman" w:hAnsi="Times New Roman" w:eastAsia="宋体" w:cs="Times New Roman"/>
-          <w:b w:val="0"/>
-          <w:sz w:val="21"/>
-          <w:szCs w:val="21"/>
-        </w:rPr>
-      </w:r>
-      <w:r>
-        <w:rPr>
-          <w:rFonts w:ascii="Times New Roman" w:hAnsi="Times New Roman" w:eastAsia="宋体" w:cs="Times New Roman"/>
-          <w:b w:val="0"/>
-          <w:sz w:val="21"/>
-          <w:szCs w:val="21"/>
-        </w:rPr>
-      </w:r>
-      <w:r>
-        <w:rPr>
-          <w:rFonts w:ascii="Times New Roman" w:hAnsi="Times New Roman" w:eastAsia="宋体" w:cs="Times New Roman"/>
-          <w:b w:val="0"/>
-          <w:sz w:val="21"/>
-          <w:szCs w:val="21"/>
-        </w:rPr>
-      </w:r>
-      <w:r>
-        <w:rPr>
-          <w:rFonts w:ascii="Times New Roman" w:hAnsi="Times New Roman" w:eastAsia="宋体" w:cs="Times New Roman"/>
-          <w:b w:val="0"/>
-          <w:sz w:val="21"/>
-          <w:szCs w:val="21"/>
-        </w:rPr>
-      </w:r>
-      <w:r>
-        <w:rPr>
-          <w:rFonts w:ascii="Times New Roman" w:hAnsi="Times New Roman" w:eastAsia="宋体" w:cs="Times New Roman"/>
-          <w:b w:val="0"/>
-          <w:sz w:val="21"/>
-          <w:szCs w:val="21"/>
-        </w:rPr>
-      </w:r>
-      <w:r>
-        <w:rPr>
-          <w:rFonts w:ascii="Times New Roman" w:hAnsi="Times New Roman" w:eastAsia="宋体" w:cs="Times New Roman"/>
-          <w:b w:val="0"/>
-          <w:sz w:val="21"/>
-          <w:szCs w:val="21"/>
-        </w:rPr>
-      </w:r>
-      <w:r>
-        <w:rPr>
-          <w:rFonts w:ascii="Times New Roman" w:hAnsi="Times New Roman" w:eastAsia="宋体" w:cs="Times New Roman"/>
-          <w:b w:val="0"/>
-          <w:sz w:val="21"/>
-          <w:szCs w:val="21"/>
-        </w:rPr>
-      </w:r>
-      <w:r>
-        <w:rPr>
-          <w:rFonts w:ascii="Times New Roman" w:hAnsi="Times New Roman" w:eastAsia="宋体" w:cs="Times New Roman"/>
-          <w:b w:val="0"/>
-          <w:sz w:val="21"/>
-          <w:szCs w:val="21"/>
-        </w:rPr>
-      </w:r>
-      <w:proofErr w:type="spellStart"/>
-      <w:r>
-        <w:rPr>
-          <w:rFonts w:ascii="Times New Roman" w:hAnsi="Times New Roman" w:eastAsia="宋体" w:cs="Times New Roman"/>
-          <w:b w:val="0"/>
-          <w:sz w:val="21"/>
-          <w:szCs w:val="21"/>
-        </w:rPr>
-      </w:r>
-      <w:proofErr w:type="spellEnd"/>
-      <w:r>
-        <w:rPr>
-          <w:rFonts w:ascii="Times New Roman" w:hAnsi="Times New Roman" w:eastAsia="宋体" w:cs="Times New Roman"/>
-          <w:b w:val="0"/>
-          <w:sz w:val="21"/>
-          <w:szCs w:val="21"/>
-        </w:rPr>
-      </w:r>
-      <w:r>
-        <w:rPr>
-          <w:rFonts w:ascii="Times New Roman" w:hAnsi="Times New Roman" w:eastAsia="宋体" w:cs="Times New Roman"/>
-          <w:b w:val="0"/>
-          <w:sz w:val="21"/>
-          <w:szCs w:val="21"/>
-        </w:rPr>
-      </w:r>
-      <w:r>
-        <w:rPr>
-          <w:rFonts w:ascii="Times New Roman" w:hAnsi="Times New Roman" w:eastAsia="宋体" w:cs="Times New Roman"/>
-          <w:b w:val="0"/>
-          <w:sz w:val="21"/>
-          <w:szCs w:val="21"/>
-        </w:rPr>
-      </w:r>
-      <w:r>
-        <w:rPr>
-          <w:rFonts w:ascii="Times New Roman" w:hAnsi="Times New Roman" w:eastAsia="宋体" w:cs="Times New Roman"/>
-          <w:b w:val="0"/>
-          <w:sz w:val="21"/>
-          <w:szCs w:val="21"/>
-        </w:rPr>
-      </w:r>
-      <w:r>
-        <w:rPr>
-          <w:rFonts w:ascii="Times New Roman" w:hAnsi="Times New Roman" w:eastAsia="宋体" w:cs="Times New Roman"/>
-          <w:b w:val="0"/>
-          <w:sz w:val="21"/>
-          <w:szCs w:val="21"/>
-        </w:rPr>
+        <w:t xml:space="preserve">公众对生成式人工智能医疗应用的接受不能被简化为感知有用性。技术接受研究通常将感知有用性和感知易用性视为使用意愿的重要前因〔23-24〕；然而，医疗决策专业性强且错误后果敏感，公众还会综合考虑系统能否独立决策、医生是否参与以及发生不良后果时责任如何承担。Liu等的情景实验表明，AI医生的诊断透明度和诊断论证质量可通过感知专业性与认知信任影响独立诊断采纳意愿〔1〕。这意味着信息质量能够提高采纳意愿，但并不必然消除公众对AI独立诊断的保留。Bracic等通过联合实验进一步发现，系统表现达到或超过专科水平是影响就诊选择的首要属性，而医生在场和治理认证同样能够提高选择概率〔2〕。由此可见，系统性能能够影响公众选择，但不能据此推断其不再需要医生监督。</w:t>
       </w:r>
     </w:p>
     <w:p>
@@ -1023,247 +331,7 @@
           <w:sz w:val="21"/>
           <w:szCs w:val="21"/>
         </w:rPr>
-        <w:t>医生角色和事后责任是另外两道约束。Guo和Chen比较AI单独问诊、有人类医生参与和人类医生三种来源，功能评价上对人类医生诊断的信任更高；解释能改善评价，却没有把取代医生变成可接受的方案〔6〕。Kirchberger调查的是美国公众：多数人最信任医生依据自身经验给出的诊断，接受AI优先路径的比例很低，并普遍担心医生过度依赖系统〔3〕。Choi等观察事故之后：漏诊类不良事件一旦涉及AI，公众更倾向把责任派给医院，投诉和诉讼意向更高；医生与系统若是交互式协作，这种反应会减弱〔7〕。这些研究已经能够分题测量有用性、独立诊断意愿、医生在场和事后问责，因变量仍是分数或选择。自然评论里四个判断如何共现、会不会在同一极性下配成不同结构，实验设计看不到。</w:t>
-      </w:r>
-      <w:r>
-        <w:rPr>
-          <w:rFonts w:ascii="Times New Roman" w:hAnsi="Times New Roman" w:eastAsia="宋体" w:cs="Times New Roman"/>
-          <w:b w:val="0"/>
-          <w:sz w:val="21"/>
-          <w:szCs w:val="21"/>
-        </w:rPr>
-      </w:r>
-      <w:r>
-        <w:rPr>
-          <w:rFonts w:ascii="Times New Roman" w:hAnsi="Times New Roman" w:eastAsia="宋体" w:cs="Times New Roman"/>
-          <w:b w:val="0"/>
-          <w:sz w:val="21"/>
-          <w:szCs w:val="21"/>
-        </w:rPr>
-      </w:r>
-      <w:r>
-        <w:rPr>
-          <w:rFonts w:ascii="Times New Roman" w:hAnsi="Times New Roman" w:eastAsia="宋体" w:cs="Times New Roman"/>
-          <w:b w:val="0"/>
-          <w:sz w:val="21"/>
-          <w:szCs w:val="21"/>
-        </w:rPr>
-      </w:r>
-      <w:r>
-        <w:rPr>
-          <w:rFonts w:ascii="Times New Roman" w:hAnsi="Times New Roman" w:eastAsia="宋体" w:cs="Times New Roman"/>
-          <w:b w:val="0"/>
-          <w:sz w:val="21"/>
-          <w:szCs w:val="21"/>
-        </w:rPr>
-      </w:r>
-      <w:r>
-        <w:rPr>
-          <w:rFonts w:ascii="Times New Roman" w:hAnsi="Times New Roman" w:eastAsia="宋体" w:cs="Times New Roman"/>
-          <w:b w:val="0"/>
-          <w:sz w:val="21"/>
-          <w:szCs w:val="21"/>
-        </w:rPr>
-      </w:r>
-      <w:r>
-        <w:rPr>
-          <w:rFonts w:ascii="Times New Roman" w:hAnsi="Times New Roman" w:eastAsia="宋体" w:cs="Times New Roman"/>
-          <w:b w:val="0"/>
-          <w:sz w:val="21"/>
-          <w:szCs w:val="21"/>
-        </w:rPr>
-      </w:r>
-      <w:r>
-        <w:rPr>
-          <w:rFonts w:ascii="Times New Roman" w:hAnsi="Times New Roman" w:eastAsia="宋体" w:cs="Times New Roman"/>
-          <w:b w:val="0"/>
-          <w:sz w:val="21"/>
-          <w:szCs w:val="21"/>
-        </w:rPr>
-      </w:r>
-      <w:r>
-        <w:rPr>
-          <w:rFonts w:ascii="Times New Roman" w:hAnsi="Times New Roman" w:eastAsia="宋体" w:cs="Times New Roman"/>
-          <w:b w:val="0"/>
-          <w:sz w:val="21"/>
-          <w:szCs w:val="21"/>
-        </w:rPr>
-      </w:r>
-      <w:r>
-        <w:rPr>
-          <w:rFonts w:ascii="Times New Roman" w:hAnsi="Times New Roman" w:eastAsia="宋体" w:cs="Times New Roman"/>
-          <w:b w:val="0"/>
-          <w:sz w:val="21"/>
-          <w:szCs w:val="21"/>
-        </w:rPr>
-      </w:r>
-      <w:r>
-        <w:rPr>
-          <w:rFonts w:ascii="Times New Roman" w:hAnsi="Times New Roman" w:eastAsia="宋体" w:cs="Times New Roman"/>
-          <w:b w:val="0"/>
-          <w:sz w:val="21"/>
-          <w:szCs w:val="21"/>
-        </w:rPr>
-      </w:r>
-      <w:r>
-        <w:rPr>
-          <w:rFonts w:ascii="Times New Roman" w:hAnsi="Times New Roman" w:eastAsia="宋体" w:cs="Times New Roman"/>
-          <w:b w:val="0"/>
-          <w:sz w:val="21"/>
-          <w:szCs w:val="21"/>
-        </w:rPr>
-      </w:r>
-      <w:r>
-        <w:rPr>
-          <w:rFonts w:ascii="Times New Roman" w:hAnsi="Times New Roman" w:eastAsia="宋体" w:cs="Times New Roman"/>
-          <w:b w:val="0"/>
-          <w:sz w:val="21"/>
-          <w:szCs w:val="21"/>
-        </w:rPr>
-      </w:r>
-      <w:r>
-        <w:rPr>
-          <w:rFonts w:ascii="Times New Roman" w:hAnsi="Times New Roman" w:eastAsia="宋体" w:cs="Times New Roman"/>
-          <w:b w:val="0"/>
-          <w:sz w:val="21"/>
-          <w:szCs w:val="21"/>
-        </w:rPr>
-      </w:r>
-      <w:r>
-        <w:rPr>
-          <w:rFonts w:ascii="Times New Roman" w:hAnsi="Times New Roman" w:eastAsia="宋体" w:cs="Times New Roman"/>
-          <w:b w:val="0"/>
-          <w:sz w:val="21"/>
-          <w:szCs w:val="21"/>
-        </w:rPr>
-      </w:r>
-      <w:r>
-        <w:rPr>
-          <w:rFonts w:ascii="Times New Roman" w:hAnsi="Times New Roman" w:eastAsia="宋体" w:cs="Times New Roman"/>
-          <w:b w:val="0"/>
-          <w:sz w:val="21"/>
-          <w:szCs w:val="21"/>
-        </w:rPr>
-      </w:r>
-      <w:r>
-        <w:rPr>
-          <w:rFonts w:ascii="Times New Roman" w:hAnsi="Times New Roman" w:eastAsia="宋体" w:cs="Times New Roman"/>
-          <w:b w:val="0"/>
-          <w:sz w:val="21"/>
-          <w:szCs w:val="21"/>
-        </w:rPr>
-      </w:r>
-      <w:r>
-        <w:rPr>
-          <w:rFonts w:ascii="Times New Roman" w:hAnsi="Times New Roman" w:eastAsia="宋体" w:cs="Times New Roman"/>
-          <w:b w:val="0"/>
-          <w:sz w:val="21"/>
-          <w:szCs w:val="21"/>
-        </w:rPr>
-      </w:r>
-      <w:r>
-        <w:rPr>
-          <w:rFonts w:ascii="Times New Roman" w:hAnsi="Times New Roman" w:eastAsia="宋体" w:cs="Times New Roman"/>
-          <w:b w:val="0"/>
-          <w:sz w:val="21"/>
-          <w:szCs w:val="21"/>
-        </w:rPr>
-      </w:r>
-      <w:r>
-        <w:rPr>
-          <w:rFonts w:ascii="Times New Roman" w:hAnsi="Times New Roman" w:eastAsia="宋体" w:cs="Times New Roman"/>
-          <w:b w:val="0"/>
-          <w:sz w:val="21"/>
-          <w:szCs w:val="21"/>
-        </w:rPr>
-      </w:r>
-      <w:r>
-        <w:rPr>
-          <w:rFonts w:ascii="Times New Roman" w:hAnsi="Times New Roman" w:eastAsia="宋体" w:cs="Times New Roman"/>
-          <w:b w:val="0"/>
-          <w:sz w:val="21"/>
-          <w:szCs w:val="21"/>
-        </w:rPr>
-      </w:r>
-      <w:r>
-        <w:rPr>
-          <w:rFonts w:ascii="Times New Roman" w:hAnsi="Times New Roman" w:eastAsia="宋体" w:cs="Times New Roman"/>
-          <w:b w:val="0"/>
-          <w:sz w:val="21"/>
-          <w:szCs w:val="21"/>
-        </w:rPr>
-      </w:r>
-      <w:r>
-        <w:rPr>
-          <w:rFonts w:ascii="Times New Roman" w:hAnsi="Times New Roman" w:eastAsia="宋体" w:cs="Times New Roman"/>
-          <w:b w:val="0"/>
-          <w:sz w:val="21"/>
-          <w:szCs w:val="21"/>
-        </w:rPr>
-      </w:r>
-      <w:r>
-        <w:rPr>
-          <w:rFonts w:ascii="Times New Roman" w:hAnsi="Times New Roman" w:eastAsia="宋体" w:cs="Times New Roman"/>
-          <w:b w:val="0"/>
-          <w:sz w:val="21"/>
-          <w:szCs w:val="21"/>
-        </w:rPr>
-      </w:r>
-      <w:r>
-        <w:rPr>
-          <w:rFonts w:ascii="Times New Roman" w:hAnsi="Times New Roman" w:eastAsia="宋体" w:cs="Times New Roman"/>
-          <w:b w:val="0"/>
-          <w:sz w:val="21"/>
-          <w:szCs w:val="21"/>
-        </w:rPr>
-      </w:r>
-      <w:r>
-        <w:rPr>
-          <w:rFonts w:ascii="Times New Roman" w:hAnsi="Times New Roman" w:eastAsia="宋体" w:cs="Times New Roman"/>
-          <w:b w:val="0"/>
-          <w:sz w:val="21"/>
-          <w:szCs w:val="21"/>
-        </w:rPr>
-      </w:r>
-      <w:r>
-        <w:rPr>
-          <w:rFonts w:ascii="Times New Roman" w:hAnsi="Times New Roman" w:eastAsia="宋体" w:cs="Times New Roman"/>
-          <w:b w:val="0"/>
-          <w:sz w:val="21"/>
-          <w:szCs w:val="21"/>
-        </w:rPr>
-      </w:r>
-      <w:r>
-        <w:rPr>
-          <w:rFonts w:ascii="Times New Roman" w:hAnsi="Times New Roman" w:eastAsia="宋体" w:cs="Times New Roman"/>
-          <w:b w:val="0"/>
-          <w:sz w:val="21"/>
-          <w:szCs w:val="21"/>
-        </w:rPr>
-      </w:r>
-      <w:r>
-        <w:rPr>
-          <w:rFonts w:ascii="Times New Roman" w:hAnsi="Times New Roman" w:eastAsia="宋体" w:cs="Times New Roman"/>
-          <w:b w:val="0"/>
-          <w:sz w:val="21"/>
-          <w:szCs w:val="21"/>
-        </w:rPr>
-      </w:r>
-      <w:r>
-        <w:rPr>
-          <w:rFonts w:ascii="Times New Roman" w:hAnsi="Times New Roman" w:eastAsia="宋体" w:cs="Times New Roman"/>
-          <w:b w:val="0"/>
-          <w:sz w:val="21"/>
-          <w:szCs w:val="21"/>
-        </w:rPr>
-      </w:r>
-      <w:r>
-        <w:rPr>
-          <w:rFonts w:ascii="Times New Roman" w:hAnsi="Times New Roman" w:eastAsia="宋体" w:cs="Times New Roman"/>
-          <w:b w:val="0"/>
-          <w:sz w:val="21"/>
-          <w:szCs w:val="21"/>
-        </w:rPr>
+        <w:t xml:space="preserve">医生角色与事后责任构成公众接受医疗AI的另外两项重要条件。Guo和Chen比较了AI单独问诊、有人类医生参与和人类医生三种诊疗来源，发现受试者在功能层面更加信任人类医生的诊断；提供诊断解释虽然能够改善评价，但并未使AI取代医生成为更可接受的方案〔6〕。Kirchberger对美国公众的调查同样表明，多数受访者最信任医生基于专业经验作出的诊断，接受AI优先路径的比例较低，并普遍担忧医生过度依赖系统〔3〕。Choi等则考察了不良事件发生后的责任判断，发现AI参与漏诊事件会提高公众对医院的责任归因、投诉意向和诉讼意向，而医生与系统开展交互式协作能够减弱此类反应〔7〕。上述研究已分别测量系统效用、独立诊断意愿、医生参与和事后问责，但其结果仍主要表现为得分或选择概率，难以揭示这些判断在自然话语中如何共同出现并形成不同认知结构。</w:t>
       </w:r>
     </w:p>
     <w:p>
@@ -1279,15 +347,7 @@
           <w:sz w:val="21"/>
           <w:szCs w:val="21"/>
         </w:rPr>
-        <w:t>问卷选项会把回答限制在给定构念上。社交媒体评论里的词是评论者自己排的，适合观察这些判断是否已经进入公共话语，现有处理却多停在情感极性或主题类别。Gao等分析2017年微博上的医疗人工智能讨论，有态度文本以积极为主，同时也出现技术收益、社会风险以及会否取代医生的争议〔4〕。语料早于大语言模型进入日常问诊。积极为主不能写成生成式应用普及后的事实；极性表则会把取代想象和风险担忧记成同一种态度。</w:t>
-      </w:r>
-      <w:r>
-        <w:rPr>
-          <w:rFonts w:ascii="Times New Roman" w:eastAsia="宋体" w:hAnsi="Times New Roman" w:cs="Times New Roman"/>
-          <w:b w:val="0"/>
-          <w:sz w:val="21"/>
-          <w:szCs w:val="21"/>
-        </w:rPr>
+        <w:t xml:space="preserve">问卷调查通过预设构念获取结构化回答，社交媒体评论则能够呈现评论者自主组织的表达，因而更适合观察技术能力、医生角色与风险判断是否同时进入公共话语。然而，现有社交媒体研究多以情感极性或主题类别作为分析终点。Gao等分析2017年微博中的医疗人工智能讨论，发现有明确态度的文本以积极评价为主，同时包含对技术收益、社会风险以及AI能否取代医生的讨论〔4〕。由于其语料形成于大语言模型广泛进入日常医疗咨询之前，该结论不能直接外推至生成式医疗应用普及后的公众态度；同时，单一极性分类也难以区分替代想象、功能认可和风险担忧等不同认知依据。</w:t>
       </w:r>
     </w:p>
     <w:p>
@@ -1303,39 +363,7 @@
           <w:sz w:val="21"/>
           <w:szCs w:val="21"/>
         </w:rPr>
-        <w:t>更接近本文问题的是Jiang等。他们用2022—2024年微博，结合主题模型和扎根编码，在认知—情感—行为框架下描述中国公众对医疗人工智能的话语：认知上强调医疗仍以医生为核心、AI作支持，情绪上惊叹与抵触并存，治理上期待医生主导的协作〔5〕。该框架处理的是态度成分，主题模型处理的是在谈什么。二者都把一篇评论归入类别，并不比较同一态度内部能力、医生、风险和人机关系如何捆绑。惊叹和协作期待都可以落在积极一侧，授权程度却不必相同；抵触可以是不敢用，也可以是追问出事谁负责。“医生”和“替代”能够共现在完全相反的句子里。</w:t>
-      </w:r>
-      <w:r>
-        <w:rPr>
-          <w:rFonts w:ascii="Times New Roman" w:hAnsi="Times New Roman" w:eastAsia="宋体" w:cs="Times New Roman"/>
-          <w:b w:val="0"/>
-          <w:sz w:val="21"/>
-          <w:szCs w:val="21"/>
-        </w:rPr>
-      </w:r>
-      <w:r>
-        <w:rPr>
-          <w:rFonts w:ascii="Times New Roman" w:hAnsi="Times New Roman" w:eastAsia="宋体" w:cs="Times New Roman"/>
-          <w:b w:val="0"/>
-          <w:sz w:val="21"/>
-          <w:szCs w:val="21"/>
-        </w:rPr>
-      </w:r>
-      <w:r>
-        <w:rPr>
-          <w:rFonts w:ascii="Times New Roman" w:hAnsi="Times New Roman" w:eastAsia="宋体" w:cs="Times New Roman"/>
-          <w:b w:val="0"/>
-          <w:sz w:val="21"/>
-          <w:szCs w:val="21"/>
-        </w:rPr>
-      </w:r>
-      <w:r>
-        <w:rPr>
-          <w:rFonts w:ascii="Times New Roman" w:hAnsi="Times New Roman" w:eastAsia="宋体" w:cs="Times New Roman"/>
-          <w:b w:val="0"/>
-          <w:sz w:val="21"/>
-          <w:szCs w:val="21"/>
-        </w:rPr>
+        <w:t xml:space="preserve">Jiang等的研究与本文问题更为接近。该研究使用2022—2024年微博语料，结合主题模型和扎根编码，在认知—情感—行为框架下分析中国公众对医疗人工智能的讨论，发现公众在认知层面强调医生的核心地位与AI的辅助作用，在情感层面同时表现出技术惊叹和抵触，并在治理层面期待医生主导的人机协作〔5〕。不过，该研究主要解释认知、情感和行为之间的关系，主题模型则用于识别公众讨论的主要内容，尚未进一步比较同一态度内部能力判断、医生角色、风险认知和人机关系如何组合。技术惊叹与协作期待均可能表现为积极态度，但二者对AI独立诊断的认可程度并不相同；消极表达也可能分别源于使用回避和责任追问。因此，有必要在态度效价之外考察这些判断的配置差异。</w:t>
       </w:r>
     </w:p>
     <w:p>
@@ -1352,7 +380,7 @@
           <w:sz w:val="24"/>
           <w:szCs w:val="24"/>
         </w:rPr>
-        <w:t>2.2　生成式人工智能医疗应用认知中的算法欣赏与算法厌恶</w:t>
+        <w:t xml:space="preserve">2.2　算法欣赏、算法厌恶与态度极性的差异</w:t>
       </w:r>
     </w:p>
     <w:p>
@@ -1368,15 +396,7 @@
           <w:sz w:val="21"/>
           <w:szCs w:val="21"/>
         </w:rPr>
-        <w:t>算法欣赏与算法厌恶说明，能力判断不会稳定地等于喜欢或不喜欢。算法欣赏是指在特定任务中，个体相较于人类意见更愿意采用算法建议〔26〕；算法厌恶则是观察到算法犯错后，即便总体表现更好，也会迅速降低依赖〔25〕。二者可随任务风险、错误可见性、控制感和专家是否在场而切换。生成式系统以流畅、确定的语言作答，容易抬高专业性知觉；幻觉和不可逆的诊疗后果，又容易把一次可见错误写成不能信。若把欣赏写成积极、把厌恶写成消极，Gao所报告的积极倾向和Jiang所报告的惊叹与抵触就仍停在效价上，看不出积极是把能力抬到可独立诊病，还是只承认问诊方便。</w:t>
-      </w:r>
-      <w:r>
-        <w:rPr>
-          <w:rFonts w:ascii="Times New Roman" w:eastAsia="宋体" w:hAnsi="Times New Roman" w:cs="Times New Roman"/>
-          <w:b w:val="0"/>
-          <w:sz w:val="21"/>
-          <w:szCs w:val="21"/>
-        </w:rPr>
+        <w:t xml:space="preserve">算法欣赏与算法厌恶为解释公众对生成式人工智能能力的差异化判断提供了理论视角。算法欣赏是指在特定判断任务中，个体相较于人类意见更愿意采用算法建议〔26〕；算法厌恶则表现为个体观察到算法发生错误后，即使算法总体表现优于人类，也会显著降低对其依赖〔25〕。二者并非相互排斥的稳定倾向，而可能随任务风险、错误可见性、控制程度和专家参与状况发生变化。在医疗场景中，生成式系统以流畅、确定的语言输出答案，可能提高公众对其专业性的判断；模型幻觉和诊疗错误的潜在后果则可能降低公众对系统的依赖。因而，算法欣赏不能被直接等同于积极态度，算法厌恶也不能被简单等同于消极态度。Gao等报告的积极倾向以及Jiang等观察到的技术惊叹与抵触仍主要属于态度效价，尚不足以区分积极评价究竟源于对独立诊疗能力的高度信赖、对功能便利性的认可，还是对人机协作价值的肯定；同样，消极评价也可能分别源于能力怀疑、替代焦虑或责任诉求。</w:t>
       </w:r>
     </w:p>
     <w:p>
@@ -1393,7 +413,7 @@
           <w:sz w:val="24"/>
           <w:szCs w:val="24"/>
         </w:rPr>
-        <w:t>2.3　人机互补与生成式人工智能医疗应用的理性认知</w:t>
+        <w:t xml:space="preserve">2.3　人机互补与生成式人工智能医疗应用的角色配置</w:t>
       </w:r>
     </w:p>
     <w:p>
@@ -1409,41 +429,7 @@
           <w:sz w:val="21"/>
           <w:szCs w:val="21"/>
         </w:rPr>
-        <w:t>人机互补给出的是合理人机关系的参照，不是对公众已经如何思考的描述。人工智能价值的实现并不要求替代人类，而在于根据双方能力边界进行分工与协作，使组合绩效超过任一主体单独行动〔27-28〕。生成式模型擅长检索、归纳和高频交互；医生承担情境化判断、身体检查、价值权衡、同理沟通和最终责任。什么样的认知更为校准？把流畅表达写成已经可以独立诊病，或把一次错误写成完全不能用，都偏离这一边界。较为校准的生成式人工智能医疗应用认知，是把系统放在有适用范围、有医生把关、责任可追溯的协作结构里。</w:t>
-      </w:r>
-      <w:r>
-        <w:rPr>
-          <w:rFonts w:ascii="Times New Roman" w:hAnsi="Times New Roman" w:eastAsia="宋体" w:cs="Times New Roman"/>
-          <w:b w:val="0"/>
-          <w:sz w:val="21"/>
-          <w:szCs w:val="21"/>
-        </w:rPr>
-      </w:r>
-      <w:r>
-        <w:rPr>
-          <w:rFonts w:ascii="Times New Roman" w:hAnsi="Times New Roman" w:eastAsia="宋体" w:cs="Times New Roman"/>
-          <w:b w:val="0"/>
-          <w:sz w:val="21"/>
-          <w:szCs w:val="21"/>
-        </w:rPr>
-      </w:r>
-      <w:proofErr w:type="spellStart"/>
-      <w:r>
-        <w:rPr>
-          <w:rFonts w:ascii="Times New Roman" w:hAnsi="Times New Roman" w:eastAsia="宋体" w:cs="Times New Roman"/>
-          <w:b w:val="0"/>
-          <w:sz w:val="21"/>
-          <w:szCs w:val="21"/>
-        </w:rPr>
-      </w:r>
-      <w:proofErr w:type="spellEnd"/>
-      <w:r>
-        <w:rPr>
-          <w:rFonts w:ascii="Times New Roman" w:hAnsi="Times New Roman" w:eastAsia="宋体" w:cs="Times New Roman"/>
-          <w:b w:val="0"/>
-          <w:sz w:val="21"/>
-          <w:szCs w:val="21"/>
-        </w:rPr>
+        <w:t xml:space="preserve">人机互补为理解生成式人工智能与医生之间的合理角色配置提供了理论参照，而非对公众实际认知状态的预先判定。该理论认为，人工智能价值的实现并不以完全替代人类为前提，而在于根据双方的能力边界进行任务分工，使组合绩效超过任一主体单独行动〔27-28〕。生成式模型在信息检索、文本生成、模式归纳和高频交互方面具有优势，医生则承担情境化临床判断、身体检查、价值权衡、同理沟通和最终责任。相较于将流畅表达直接理解为独立诊疗能力，或因潜在错误而否定全部辅助价值，更为审慎的认知是将技术置于具有明确适用范围、医生监督和可追溯责任的协作结构之中。</w:t>
       </w:r>
     </w:p>
     <w:p>
@@ -1459,55 +445,7 @@
           <w:sz w:val="21"/>
           <w:szCs w:val="21"/>
         </w:rPr>
-        <w:t>要把实验里分测的构念和社媒里并置的词汇接到这一参照上，本文用四个不可互换的维度刻画认知配置。AI能力关注系统被写成可独立诊疗、有限度辅助还是基本不可用，对应自动化信任是否与能力相校准〔9-10〕；医生角色关注医生被弱化、被明确为把关者还是被强化为唯一可信主体，对应人机功能分配〔11〕；风险认知关注误诊、幻觉、监管和责任在话语中的显著程度，对应外行风险感知〔12〕；人机关系关注替代、协同还是排斥。四个维度不是五种模式的预告。模式在词簇编码之后归纳，研究开始前并不预设类型名单。</w:t>
-      </w:r>
-      <w:r>
-        <w:rPr>
-          <w:rFonts w:ascii="Times New Roman" w:hAnsi="Times New Roman" w:eastAsia="宋体" w:cs="Times New Roman"/>
-          <w:b w:val="0"/>
-          <w:sz w:val="21"/>
-          <w:szCs w:val="21"/>
-        </w:rPr>
-      </w:r>
-      <w:r>
-        <w:rPr>
-          <w:rFonts w:ascii="Times New Roman" w:hAnsi="Times New Roman" w:eastAsia="宋体" w:cs="Times New Roman"/>
-          <w:b w:val="0"/>
-          <w:sz w:val="21"/>
-          <w:szCs w:val="21"/>
-        </w:rPr>
-      </w:r>
-      <w:r>
-        <w:rPr>
-          <w:rFonts w:ascii="Times New Roman" w:hAnsi="Times New Roman" w:eastAsia="宋体" w:cs="Times New Roman"/>
-          <w:b w:val="0"/>
-          <w:sz w:val="21"/>
-          <w:szCs w:val="21"/>
-        </w:rPr>
-      </w:r>
-      <w:r>
-        <w:rPr>
-          <w:rFonts w:ascii="Times New Roman" w:hAnsi="Times New Roman" w:eastAsia="宋体" w:cs="Times New Roman"/>
-          <w:b w:val="0"/>
-          <w:sz w:val="21"/>
-          <w:szCs w:val="21"/>
-        </w:rPr>
-      </w:r>
-      <w:r>
-        <w:rPr>
-          <w:rFonts w:ascii="Times New Roman" w:hAnsi="Times New Roman" w:eastAsia="宋体" w:cs="Times New Roman"/>
-          <w:b w:val="0"/>
-          <w:sz w:val="21"/>
-          <w:szCs w:val="21"/>
-        </w:rPr>
-      </w:r>
-      <w:r>
-        <w:rPr>
-          <w:rFonts w:ascii="Times New Roman" w:hAnsi="Times New Roman" w:eastAsia="宋体" w:cs="Times New Roman"/>
-          <w:b w:val="0"/>
-          <w:sz w:val="21"/>
-          <w:szCs w:val="21"/>
-        </w:rPr>
+        <w:t xml:space="preserve">为将实验研究中分别测量的构念与社交媒体中同时出现的词语关系连接起来，本文从四个相互关联但不可替代的维度刻画认知配置。第一，AI能力认知，关注系统被描述为能够独立诊疗、有限度辅助还是基本不可用，对应自动化信任与系统能力之间是否适当匹配〔9-10〕；第二，医生角色认知，关注医生被弱化、被明确为把关者还是被强化为唯一可信主体，对应人工智能与医生之间的功能分配〔11〕；第三，风险认知，关注误诊、幻觉、监管和责任等议题在话语中的显著程度，对应非专业公众对技术风险的理解〔12〕；第四，人机关系认知，关注AI与医生被理解为替代、协同还是排斥关系。四个维度构成后续编码框架，五种模式则在词簇编码完成后归纳形成，而非研究开始前预设。</w:t>
       </w:r>
     </w:p>
     <w:p>
@@ -1523,71 +461,7 @@
           <w:sz w:val="21"/>
           <w:szCs w:val="21"/>
         </w:rPr>
-        <w:t>据此提出三个问题。RQ1：社交媒体中与生成式人工智能医疗应用相关的评论呈现何种态度分布？RQ2：积极、中立和消极态度群体的核心认知主题及词语共现结构有何差异？RQ3：AI能力、医生角色、风险认知和人机关系在不同认知词簇中如何组合，并可归纳出哪些典型认知模式？后续分析单位是词簇而非单条评论，模式的簇数也不等同于人群比例。</w:t>
-      </w:r>
-      <w:r>
-        <w:rPr>
-          <w:rFonts w:ascii="Times New Roman" w:hAnsi="Times New Roman" w:eastAsia="宋体" w:cs="Times New Roman"/>
-          <w:b w:val="0"/>
-          <w:sz w:val="21"/>
-          <w:szCs w:val="21"/>
-        </w:rPr>
-      </w:r>
-      <w:r>
-        <w:rPr>
-          <w:rFonts w:ascii="Times New Roman" w:hAnsi="Times New Roman" w:eastAsia="宋体" w:cs="Times New Roman"/>
-          <w:b w:val="0"/>
-          <w:sz w:val="21"/>
-          <w:szCs w:val="21"/>
-        </w:rPr>
-      </w:r>
-      <w:r>
-        <w:rPr>
-          <w:rFonts w:ascii="Times New Roman" w:hAnsi="Times New Roman" w:eastAsia="宋体" w:cs="Times New Roman"/>
-          <w:b w:val="0"/>
-          <w:sz w:val="21"/>
-          <w:szCs w:val="21"/>
-        </w:rPr>
-      </w:r>
-      <w:r>
-        <w:rPr>
-          <w:rFonts w:ascii="Times New Roman" w:hAnsi="Times New Roman" w:eastAsia="宋体" w:cs="Times New Roman"/>
-          <w:b w:val="0"/>
-          <w:sz w:val="21"/>
-          <w:szCs w:val="21"/>
-        </w:rPr>
-      </w:r>
-      <w:r>
-        <w:rPr>
-          <w:rFonts w:ascii="Times New Roman" w:hAnsi="Times New Roman" w:eastAsia="宋体" w:cs="Times New Roman"/>
-          <w:b w:val="0"/>
-          <w:sz w:val="21"/>
-          <w:szCs w:val="21"/>
-        </w:rPr>
-      </w:r>
-      <w:r>
-        <w:rPr>
-          <w:rFonts w:ascii="Times New Roman" w:hAnsi="Times New Roman" w:eastAsia="宋体" w:cs="Times New Roman"/>
-          <w:b w:val="0"/>
-          <w:sz w:val="21"/>
-          <w:szCs w:val="21"/>
-        </w:rPr>
-      </w:r>
-      <w:r>
-        <w:rPr>
-          <w:rFonts w:ascii="Times New Roman" w:hAnsi="Times New Roman" w:eastAsia="宋体" w:cs="Times New Roman"/>
-          <w:b w:val="0"/>
-          <w:sz w:val="21"/>
-          <w:szCs w:val="21"/>
-        </w:rPr>
-      </w:r>
-      <w:r>
-        <w:rPr>
-          <w:rFonts w:ascii="Times New Roman" w:hAnsi="Times New Roman" w:eastAsia="宋体" w:cs="Times New Roman"/>
-          <w:b w:val="0"/>
-          <w:sz w:val="21"/>
-          <w:szCs w:val="21"/>
-        </w:rPr>
+        <w:t xml:space="preserve">据此，本文提出以下研究问题：RQ1，社交媒体中与生成式人工智能医疗应用相关的评论呈现何种态度分布？RQ2，积极、中立和消极态度群体的核心认知主题及词语共现结构有何差异？RQ3，AI能力、医生角色、风险认知和人机关系在不同认知词簇中如何组合，并可据此归纳出哪些典型认知模式？需要说明的是，后续模式识别以词簇而非单条评论为分析单位，因此模式包含的词簇数量不代表相应人群比例。</w:t>
       </w:r>
     </w:p>
     <w:p>
@@ -1620,151 +494,7 @@
           <w:sz w:val="21"/>
           <w:szCs w:val="21"/>
         </w:rPr>
-        <w:t>本研究基于微博、抖音、小红书和知乎中关于AI医生、AI问诊和医疗大模型等应用的自然生成评论，按“态度识别—认知主题提取—认知结构分析—认知模式识别”推进。先清洗文本并做相关性识别，再将相关评论分为无态度、积极、中立和消极；在有态度评论中提取高频词与TF-IDF，构建评论内词共现网络并划分社区，得到认知词簇；最后结合算法欣赏、算法厌恶和人机互补理论，对词簇做四维编码并归纳认知模式。流程见图1。</w:t>
-      </w:r>
-      <w:r>
-        <w:rPr>
-          <w:rFonts w:ascii="Times New Roman" w:hAnsi="Times New Roman" w:eastAsia="宋体" w:cs="Times New Roman"/>
-          <w:b w:val="0"/>
-          <w:sz w:val="21"/>
-          <w:szCs w:val="21"/>
-        </w:rPr>
-      </w:r>
-      <w:r>
-        <w:rPr>
-          <w:rFonts w:ascii="Times New Roman" w:hAnsi="Times New Roman" w:eastAsia="宋体" w:cs="Times New Roman"/>
-          <w:b w:val="0"/>
-          <w:sz w:val="21"/>
-          <w:szCs w:val="21"/>
-        </w:rPr>
-      </w:r>
-      <w:r>
-        <w:rPr>
-          <w:rFonts w:ascii="Times New Roman" w:hAnsi="Times New Roman" w:eastAsia="宋体" w:cs="Times New Roman"/>
-          <w:b w:val="0"/>
-          <w:sz w:val="21"/>
-          <w:szCs w:val="21"/>
-        </w:rPr>
-      </w:r>
-      <w:r>
-        <w:rPr>
-          <w:rFonts w:ascii="Times New Roman" w:hAnsi="Times New Roman" w:eastAsia="宋体" w:cs="Times New Roman"/>
-          <w:b w:val="0"/>
-          <w:sz w:val="21"/>
-          <w:szCs w:val="21"/>
-        </w:rPr>
-      </w:r>
-      <w:r>
-        <w:rPr>
-          <w:rFonts w:ascii="Times New Roman" w:hAnsi="Times New Roman" w:eastAsia="宋体" w:cs="Times New Roman"/>
-          <w:b w:val="0"/>
-          <w:sz w:val="21"/>
-          <w:szCs w:val="21"/>
-        </w:rPr>
-      </w:r>
-      <w:r>
-        <w:rPr>
-          <w:rFonts w:ascii="Times New Roman" w:hAnsi="Times New Roman" w:eastAsia="宋体" w:cs="Times New Roman"/>
-          <w:b w:val="0"/>
-          <w:sz w:val="21"/>
-          <w:szCs w:val="21"/>
-        </w:rPr>
-      </w:r>
-      <w:r>
-        <w:rPr>
-          <w:rFonts w:ascii="Times New Roman" w:hAnsi="Times New Roman" w:eastAsia="宋体" w:cs="Times New Roman"/>
-          <w:b w:val="0"/>
-          <w:sz w:val="21"/>
-          <w:szCs w:val="21"/>
-        </w:rPr>
-      </w:r>
-      <w:r>
-        <w:rPr>
-          <w:rFonts w:ascii="Times New Roman" w:hAnsi="Times New Roman" w:eastAsia="宋体" w:cs="Times New Roman"/>
-          <w:b w:val="0"/>
-          <w:sz w:val="21"/>
-          <w:szCs w:val="21"/>
-        </w:rPr>
-      </w:r>
-      <w:r>
-        <w:rPr>
-          <w:rFonts w:ascii="Times New Roman" w:hAnsi="Times New Roman" w:eastAsia="宋体" w:cs="Times New Roman"/>
-          <w:b w:val="0"/>
-          <w:sz w:val="21"/>
-          <w:szCs w:val="21"/>
-        </w:rPr>
-      </w:r>
-      <w:r>
-        <w:rPr>
-          <w:rFonts w:ascii="Times New Roman" w:hAnsi="Times New Roman" w:eastAsia="宋体" w:cs="Times New Roman"/>
-          <w:b w:val="0"/>
-          <w:sz w:val="21"/>
-          <w:szCs w:val="21"/>
-        </w:rPr>
-      </w:r>
-      <w:r>
-        <w:rPr>
-          <w:rFonts w:ascii="Times New Roman" w:hAnsi="Times New Roman" w:eastAsia="宋体" w:cs="Times New Roman"/>
-          <w:b w:val="0"/>
-          <w:sz w:val="21"/>
-          <w:szCs w:val="21"/>
-        </w:rPr>
-      </w:r>
-      <w:r>
-        <w:rPr>
-          <w:rFonts w:ascii="Times New Roman" w:hAnsi="Times New Roman" w:eastAsia="宋体" w:cs="Times New Roman"/>
-          <w:b w:val="0"/>
-          <w:sz w:val="21"/>
-          <w:szCs w:val="21"/>
-        </w:rPr>
-      </w:r>
-      <w:r>
-        <w:rPr>
-          <w:rFonts w:ascii="Times New Roman" w:hAnsi="Times New Roman" w:eastAsia="宋体" w:cs="Times New Roman"/>
-          <w:b w:val="0"/>
-          <w:sz w:val="21"/>
-          <w:szCs w:val="21"/>
-        </w:rPr>
-      </w:r>
-      <w:r>
-        <w:rPr>
-          <w:rFonts w:ascii="Times New Roman" w:hAnsi="Times New Roman" w:eastAsia="宋体" w:cs="Times New Roman"/>
-          <w:b w:val="0"/>
-          <w:sz w:val="21"/>
-          <w:szCs w:val="21"/>
-        </w:rPr>
-      </w:r>
-      <w:r>
-        <w:rPr>
-          <w:rFonts w:ascii="Times New Roman" w:hAnsi="Times New Roman" w:eastAsia="宋体" w:cs="Times New Roman"/>
-          <w:b w:val="0"/>
-          <w:sz w:val="21"/>
-          <w:szCs w:val="21"/>
-        </w:rPr>
-      </w:r>
-      <w:r>
-        <w:rPr>
-          <w:rFonts w:ascii="Times New Roman" w:hAnsi="Times New Roman" w:eastAsia="宋体" w:cs="Times New Roman"/>
-          <w:b w:val="0"/>
-          <w:sz w:val="21"/>
-          <w:szCs w:val="21"/>
-        </w:rPr>
-      </w:r>
-      <w:r>
-        <w:rPr>
-          <w:rFonts w:ascii="Times New Roman" w:hAnsi="Times New Roman" w:eastAsia="宋体" w:cs="Times New Roman"/>
-          <w:b w:val="0"/>
-          <w:sz w:val="21"/>
-          <w:szCs w:val="21"/>
-        </w:rPr>
-      </w:r>
-      <w:r>
-        <w:rPr>
-          <w:rFonts w:ascii="Times New Roman" w:hAnsi="Times New Roman" w:eastAsia="宋体" w:cs="Times New Roman"/>
-          <w:b w:val="0"/>
-          <w:sz w:val="21"/>
-          <w:szCs w:val="21"/>
-        </w:rPr>
+        <w:t xml:space="preserve">本研究以微博、抖音、小红书和知乎中关于AI医生、AI问诊及医疗大模型等应用的自然生成评论为材料，按照“态度识别—认知主题提取—认知结构分析—认知模式识别”的路径展开。首先对文本进行清洗，并依次完成相关性识别和态度分类；其次在有明确态度的评论中提取高频词与TF-IDF特征，构建评论内词共现网络并识别认知词簇；最后结合算法欣赏、算法厌恶和人机互补理论，从四个维度对词簇进行编码并归纳典型认知模式。研究流程见图1。</w:t>
       </w:r>
     </w:p>
     <w:p>
@@ -1876,7 +606,7 @@
           <w:sz w:val="21"/>
           <w:szCs w:val="21"/>
         </w:rPr>
-        <w:t>社交媒体评论不受问卷选项约束，适合观察能力、医生与风险如何被自发并置。用户不等于患者总体，评论还受平台机制、热点和营销影响，故只作公共话语材料，不作民意推断。</w:t>
+        <w:t xml:space="preserve">相较于问卷调查，社交媒体评论较少受到预设选项约束，适合观察公众如何在自然表达中同时讨论技术能力、医生角色和潜在风险。需要强调的是，社交媒体用户不能代表患者总体，评论内容还可能受到平台推荐机制、热点事件和营销信息影响。因此，本文将其作为公共话语材料进行分析，而不据此推断总体民意。</w:t>
       </w:r>
     </w:p>
     <w:p>
@@ -1892,119 +622,7 @@
           <w:sz w:val="21"/>
           <w:szCs w:val="21"/>
         </w:rPr>
-        <w:t>数据由第三方按统一词表回溯采集，平台为微博、抖音、小红书和知乎。检索词：AI医生、AI医疗、AI问诊、医疗大模型、在线问诊、数字医生、智慧医疗、智能问诊、虚拟医生、虚拟诊室、虚拟问诊、辅助诊断。词表同时覆盖生成式指称和相邻对话式医疗服务；四平台词表相同，接口差异导致个别词在部分平台无结果。“在线问诊”“智慧医疗”“辅助诊断”也可能指向非生成式或一般互联网医疗，故后文做相关性识别，概念边界见研究局限。</w:t>
-      </w:r>
-      <w:r>
-        <w:rPr>
-          <w:rFonts w:ascii="Times New Roman" w:hAnsi="Times New Roman" w:eastAsia="宋体" w:cs="Times New Roman"/>
-          <w:b w:val="0"/>
-          <w:sz w:val="21"/>
-          <w:szCs w:val="21"/>
-        </w:rPr>
-      </w:r>
-      <w:r>
-        <w:rPr>
-          <w:rFonts w:ascii="Times New Roman" w:hAnsi="Times New Roman" w:eastAsia="宋体" w:cs="Times New Roman"/>
-          <w:b w:val="0"/>
-          <w:sz w:val="21"/>
-          <w:szCs w:val="21"/>
-        </w:rPr>
-      </w:r>
-      <w:r>
-        <w:rPr>
-          <w:rFonts w:ascii="Times New Roman" w:hAnsi="Times New Roman" w:eastAsia="宋体" w:cs="Times New Roman"/>
-          <w:b w:val="0"/>
-          <w:sz w:val="21"/>
-          <w:szCs w:val="21"/>
-        </w:rPr>
-      </w:r>
-      <w:r>
-        <w:rPr>
-          <w:rFonts w:ascii="Times New Roman" w:hAnsi="Times New Roman" w:eastAsia="宋体" w:cs="Times New Roman"/>
-          <w:b w:val="0"/>
-          <w:sz w:val="21"/>
-          <w:szCs w:val="21"/>
-        </w:rPr>
-      </w:r>
-      <w:r>
-        <w:rPr>
-          <w:rFonts w:ascii="Times New Roman" w:hAnsi="Times New Roman" w:eastAsia="宋体" w:cs="Times New Roman"/>
-          <w:b w:val="0"/>
-          <w:sz w:val="21"/>
-          <w:szCs w:val="21"/>
-        </w:rPr>
-      </w:r>
-      <w:r>
-        <w:rPr>
-          <w:rFonts w:ascii="Times New Roman" w:hAnsi="Times New Roman" w:eastAsia="宋体" w:cs="Times New Roman"/>
-          <w:b w:val="0"/>
-          <w:sz w:val="21"/>
-          <w:szCs w:val="21"/>
-        </w:rPr>
-      </w:r>
-      <w:r>
-        <w:rPr>
-          <w:rFonts w:ascii="Times New Roman" w:hAnsi="Times New Roman" w:eastAsia="宋体" w:cs="Times New Roman"/>
-          <w:b w:val="0"/>
-          <w:sz w:val="21"/>
-          <w:szCs w:val="21"/>
-        </w:rPr>
-      </w:r>
-      <w:r>
-        <w:rPr>
-          <w:rFonts w:ascii="Times New Roman" w:hAnsi="Times New Roman" w:eastAsia="宋体" w:cs="Times New Roman"/>
-          <w:b w:val="0"/>
-          <w:sz w:val="21"/>
-          <w:szCs w:val="21"/>
-        </w:rPr>
-      </w:r>
-      <w:r>
-        <w:rPr>
-          <w:rFonts w:ascii="Times New Roman" w:hAnsi="Times New Roman" w:eastAsia="宋体" w:cs="Times New Roman"/>
-          <w:b w:val="0"/>
-          <w:sz w:val="21"/>
-          <w:szCs w:val="21"/>
-        </w:rPr>
-      </w:r>
-      <w:r>
-        <w:rPr>
-          <w:rFonts w:ascii="Times New Roman" w:hAnsi="Times New Roman" w:eastAsia="宋体" w:cs="Times New Roman"/>
-          <w:b w:val="0"/>
-          <w:sz w:val="21"/>
-          <w:szCs w:val="21"/>
-        </w:rPr>
-      </w:r>
-      <w:r>
-        <w:rPr>
-          <w:rFonts w:ascii="Times New Roman" w:hAnsi="Times New Roman" w:eastAsia="宋体" w:cs="Times New Roman"/>
-          <w:b w:val="0"/>
-          <w:sz w:val="21"/>
-          <w:szCs w:val="21"/>
-        </w:rPr>
-      </w:r>
-      <w:r>
-        <w:rPr>
-          <w:rFonts w:ascii="Times New Roman" w:hAnsi="Times New Roman" w:eastAsia="宋体" w:cs="Times New Roman"/>
-          <w:b w:val="0"/>
-          <w:sz w:val="21"/>
-          <w:szCs w:val="21"/>
-        </w:rPr>
-      </w:r>
-      <w:r>
-        <w:rPr>
-          <w:rFonts w:ascii="Times New Roman" w:hAnsi="Times New Roman" w:eastAsia="宋体" w:cs="Times New Roman"/>
-          <w:b w:val="0"/>
-          <w:sz w:val="21"/>
-          <w:szCs w:val="21"/>
-        </w:rPr>
-      </w:r>
-      <w:r>
-        <w:rPr>
-          <w:rFonts w:ascii="Times New Roman" w:hAnsi="Times New Roman" w:eastAsia="宋体" w:cs="Times New Roman"/>
-          <w:b w:val="0"/>
-          <w:sz w:val="21"/>
-          <w:szCs w:val="21"/>
-        </w:rPr>
+        <w:t xml:space="preserve">数据由第三方机构按照统一检索词表回溯采集，涵盖微博、抖音、小红书和知乎四个平台。检索词包括AI医生、AI医疗、AI问诊、医疗大模型、在线问诊、数字医生、智慧医疗、智能问诊、虚拟医生、虚拟诊室、虚拟问诊和辅助诊断。该词表同时覆盖生成式人工智能指称及相邻对话式医疗服务；四个平台使用相同词表，但受接口差异影响，个别检索词在部分平台未返回结果。“在线问诊”“智慧医疗”和“辅助诊断”也可能指向传统医疗AI或一般互联网医疗，因此后续设置相关性识别环节，相关概念边界在研究局限中进一步说明。</w:t>
       </w:r>
     </w:p>
     <w:p>
@@ -2020,167 +638,7 @@
           <w:sz w:val="21"/>
           <w:szCs w:val="21"/>
         </w:rPr>
-        <w:t>采集于2026年3–4月，一次性回溯，评论时间约2019年12月至2026年3月。记录含帖子标题、评论时间与正文。合并后399,508条；删除正文不足3个字符的记录并按正文去重，保留284,849条。平台早期内容可检索性有限，语料向近年集中。分析不使用用户名等识别信息，例句只用于说明词簇语义。</w:t>
-      </w:r>
-      <w:r>
-        <w:rPr>
-          <w:rFonts w:ascii="Times New Roman" w:hAnsi="Times New Roman" w:eastAsia="宋体" w:cs="Times New Roman"/>
-          <w:b w:val="0"/>
-          <w:sz w:val="21"/>
-          <w:szCs w:val="21"/>
-        </w:rPr>
-      </w:r>
-      <w:r>
-        <w:rPr>
-          <w:rFonts w:ascii="Times New Roman" w:hAnsi="Times New Roman" w:eastAsia="宋体" w:cs="Times New Roman"/>
-          <w:b w:val="0"/>
-          <w:sz w:val="21"/>
-          <w:szCs w:val="21"/>
-        </w:rPr>
-      </w:r>
-      <w:r>
-        <w:rPr>
-          <w:rFonts w:ascii="Times New Roman" w:hAnsi="Times New Roman" w:eastAsia="宋体" w:cs="Times New Roman"/>
-          <w:b w:val="0"/>
-          <w:sz w:val="21"/>
-          <w:szCs w:val="21"/>
-        </w:rPr>
-      </w:r>
-      <w:r>
-        <w:rPr>
-          <w:rFonts w:ascii="Times New Roman" w:hAnsi="Times New Roman" w:eastAsia="宋体" w:cs="Times New Roman"/>
-          <w:b w:val="0"/>
-          <w:sz w:val="21"/>
-          <w:szCs w:val="21"/>
-        </w:rPr>
-      </w:r>
-      <w:r>
-        <w:rPr>
-          <w:rFonts w:ascii="Times New Roman" w:hAnsi="Times New Roman" w:eastAsia="宋体" w:cs="Times New Roman"/>
-          <w:b w:val="0"/>
-          <w:sz w:val="21"/>
-          <w:szCs w:val="21"/>
-        </w:rPr>
-      </w:r>
-      <w:r>
-        <w:rPr>
-          <w:rFonts w:ascii="Times New Roman" w:hAnsi="Times New Roman" w:eastAsia="宋体" w:cs="Times New Roman"/>
-          <w:b w:val="0"/>
-          <w:sz w:val="21"/>
-          <w:szCs w:val="21"/>
-        </w:rPr>
-      </w:r>
-      <w:r>
-        <w:rPr>
-          <w:rFonts w:ascii="Times New Roman" w:hAnsi="Times New Roman" w:eastAsia="宋体" w:cs="Times New Roman"/>
-          <w:b w:val="0"/>
-          <w:sz w:val="21"/>
-          <w:szCs w:val="21"/>
-        </w:rPr>
-      </w:r>
-      <w:r>
-        <w:rPr>
-          <w:rFonts w:ascii="Times New Roman" w:hAnsi="Times New Roman" w:eastAsia="宋体" w:cs="Times New Roman"/>
-          <w:b w:val="0"/>
-          <w:sz w:val="21"/>
-          <w:szCs w:val="21"/>
-        </w:rPr>
-      </w:r>
-      <w:r>
-        <w:rPr>
-          <w:rFonts w:ascii="Times New Roman" w:hAnsi="Times New Roman" w:eastAsia="宋体" w:cs="Times New Roman"/>
-          <w:b w:val="0"/>
-          <w:sz w:val="21"/>
-          <w:szCs w:val="21"/>
-        </w:rPr>
-      </w:r>
-      <w:r>
-        <w:rPr>
-          <w:rFonts w:ascii="Times New Roman" w:hAnsi="Times New Roman" w:eastAsia="宋体" w:cs="Times New Roman"/>
-          <w:b w:val="0"/>
-          <w:sz w:val="21"/>
-          <w:szCs w:val="21"/>
-        </w:rPr>
-      </w:r>
-      <w:r>
-        <w:rPr>
-          <w:rFonts w:ascii="Times New Roman" w:hAnsi="Times New Roman" w:eastAsia="宋体" w:cs="Times New Roman"/>
-          <w:b w:val="0"/>
-          <w:sz w:val="21"/>
-          <w:szCs w:val="21"/>
-        </w:rPr>
-      </w:r>
-      <w:r>
-        <w:rPr>
-          <w:rFonts w:ascii="Times New Roman" w:hAnsi="Times New Roman" w:eastAsia="宋体" w:cs="Times New Roman"/>
-          <w:b w:val="0"/>
-          <w:sz w:val="21"/>
-          <w:szCs w:val="21"/>
-        </w:rPr>
-      </w:r>
-      <w:r>
-        <w:rPr>
-          <w:rFonts w:ascii="Times New Roman" w:hAnsi="Times New Roman" w:eastAsia="宋体" w:cs="Times New Roman"/>
-          <w:b w:val="0"/>
-          <w:sz w:val="21"/>
-          <w:szCs w:val="21"/>
-        </w:rPr>
-      </w:r>
-      <w:r>
-        <w:rPr>
-          <w:rFonts w:ascii="Times New Roman" w:hAnsi="Times New Roman" w:eastAsia="宋体" w:cs="Times New Roman"/>
-          <w:b w:val="0"/>
-          <w:sz w:val="21"/>
-          <w:szCs w:val="21"/>
-        </w:rPr>
-      </w:r>
-      <w:r>
-        <w:rPr>
-          <w:rFonts w:ascii="Times New Roman" w:hAnsi="Times New Roman" w:eastAsia="宋体" w:cs="Times New Roman"/>
-          <w:b w:val="0"/>
-          <w:sz w:val="21"/>
-          <w:szCs w:val="21"/>
-        </w:rPr>
-      </w:r>
-      <w:r>
-        <w:rPr>
-          <w:rFonts w:ascii="Times New Roman" w:hAnsi="Times New Roman" w:eastAsia="宋体" w:cs="Times New Roman"/>
-          <w:b w:val="0"/>
-          <w:sz w:val="21"/>
-          <w:szCs w:val="21"/>
-        </w:rPr>
-      </w:r>
-      <w:r>
-        <w:rPr>
-          <w:rFonts w:ascii="Times New Roman" w:hAnsi="Times New Roman" w:eastAsia="宋体" w:cs="Times New Roman"/>
-          <w:b w:val="0"/>
-          <w:sz w:val="21"/>
-          <w:szCs w:val="21"/>
-        </w:rPr>
-      </w:r>
-      <w:r>
-        <w:rPr>
-          <w:rFonts w:ascii="Times New Roman" w:hAnsi="Times New Roman" w:eastAsia="宋体" w:cs="Times New Roman"/>
-          <w:b w:val="0"/>
-          <w:sz w:val="21"/>
-          <w:szCs w:val="21"/>
-        </w:rPr>
-      </w:r>
-      <w:r>
-        <w:rPr>
-          <w:rFonts w:ascii="Times New Roman" w:hAnsi="Times New Roman" w:eastAsia="宋体" w:cs="Times New Roman"/>
-          <w:b w:val="0"/>
-          <w:sz w:val="21"/>
-          <w:szCs w:val="21"/>
-        </w:rPr>
-      </w:r>
-      <w:r>
-        <w:rPr>
-          <w:rFonts w:ascii="Times New Roman" w:hAnsi="Times New Roman" w:eastAsia="宋体" w:cs="Times New Roman"/>
-          <w:b w:val="0"/>
-          <w:sz w:val="21"/>
-          <w:szCs w:val="21"/>
-        </w:rPr>
+        <w:t xml:space="preserve">数据采集于2026年3—4月，以一次性回溯方式获取约2019年12月至2026年3月发布的评论，记录字段包括帖子标题、评论时间和评论正文。合并后共获得399,508条原始评论；删除正文不足3个字符的记录，并按照评论正文去重后，保留284,849条。由于平台早期内容的可检索性有限，语料主要集中于近年。分析过程不使用用户名等可识别信息，文中例句仅用于说明词簇语义。</w:t>
       </w:r>
     </w:p>
     <w:p>
@@ -2213,39 +671,7 @@
           <w:sz w:val="21"/>
           <w:szCs w:val="21"/>
         </w:rPr>
-        <w:t>宽口径检索后依次做相关性二分类和态度四分类。相关是指评论讨论人工智能、智能或对话式线上医疗，或在相关帖语境下回应上述应用；正文未出现“AI”二字，只要在讨论或回应该帖中的智能、线上医疗，仍计为相关。态度将相关评论标为无态度、积极、中立或消极。无评价的事实陈述、围观和无实质内容为无态度；明确肯定或否定为积极或消极；同时承认应用价值并强调能力边界、医生把关或审慎使用为中立。标题只作语境，判断以正文为准。</w:t>
-      </w:r>
-      <w:r>
-        <w:rPr>
-          <w:rFonts w:ascii="Times New Roman" w:hAnsi="Times New Roman" w:eastAsia="宋体" w:cs="Times New Roman"/>
-          <w:b w:val="0"/>
-          <w:sz w:val="21"/>
-          <w:szCs w:val="21"/>
-        </w:rPr>
-      </w:r>
-      <w:r>
-        <w:rPr>
-          <w:rFonts w:ascii="Times New Roman" w:hAnsi="Times New Roman" w:eastAsia="宋体" w:cs="Times New Roman"/>
-          <w:b w:val="0"/>
-          <w:sz w:val="21"/>
-          <w:szCs w:val="21"/>
-        </w:rPr>
-      </w:r>
-      <w:r>
-        <w:rPr>
-          <w:rFonts w:ascii="Times New Roman" w:hAnsi="Times New Roman" w:eastAsia="宋体" w:cs="Times New Roman"/>
-          <w:b w:val="0"/>
-          <w:sz w:val="21"/>
-          <w:szCs w:val="21"/>
-        </w:rPr>
-      </w:r>
-      <w:r>
-        <w:rPr>
-          <w:rFonts w:ascii="Times New Roman" w:hAnsi="Times New Roman" w:eastAsia="宋体" w:cs="Times New Roman"/>
-          <w:b w:val="0"/>
-          <w:sz w:val="21"/>
-          <w:szCs w:val="21"/>
-        </w:rPr>
+        <w:t xml:space="preserve">完成宽口径检索后，本文依次进行相关性二分类和态度四分类。相关性判断用于识别评论是否讨论人工智能、智能或对话式线上医疗服务，或是否在相关帖子语境中回应上述应用。评论正文即使未出现“AI”，只要明确回应帖子中的智能或线上医疗服务，仍被判定为相关。态度分类将相关评论划分为无态度、积极、中立和消极：无评价的事实陈述、围观表达和无实质内容归为无态度；明确肯定或否定归为积极或消极；同时承认应用价值并强调能力边界、医生把关或审慎使用归为中立。帖子标题仅用于补充语境，最终判断以评论正文为主。</w:t>
       </w:r>
     </w:p>
     <w:p>
@@ -2261,153 +687,7 @@
           <w:sz w:val="21"/>
           <w:szCs w:val="21"/>
         </w:rPr>
-        <w:t>全量人工标注成本高，故采用“大语言模型生成训练集银标准—人工金标准验证与测试—编码器全量推理”。大模型只标训练集，验证和测试由人工标注〔13-15〕。两个任务均用Chinese MacBERT〔16〕，输入为标题与评论正文拼接；按验证集Macro-F1选模。</w:t>
-      </w:r>
-      <w:r>
-        <w:rPr>
-          <w:rFonts w:ascii="Times New Roman" w:hAnsi="Times New Roman" w:eastAsia="宋体" w:cs="Times New Roman"/>
-          <w:b w:val="0"/>
-          <w:sz w:val="21"/>
-          <w:szCs w:val="21"/>
-        </w:rPr>
-      </w:r>
-      <w:r>
-        <w:rPr>
-          <w:rFonts w:ascii="Times New Roman" w:hAnsi="Times New Roman" w:eastAsia="宋体" w:cs="Times New Roman"/>
-          <w:b w:val="0"/>
-          <w:sz w:val="21"/>
-          <w:szCs w:val="21"/>
-        </w:rPr>
-      </w:r>
-      <w:r>
-        <w:rPr>
-          <w:rFonts w:ascii="Times New Roman" w:hAnsi="Times New Roman" w:eastAsia="宋体" w:cs="Times New Roman"/>
-          <w:b w:val="0"/>
-          <w:sz w:val="21"/>
-          <w:szCs w:val="21"/>
-        </w:rPr>
-      </w:r>
-      <w:r>
-        <w:rPr>
-          <w:rFonts w:ascii="Times New Roman" w:hAnsi="Times New Roman" w:eastAsia="宋体" w:cs="Times New Roman"/>
-          <w:b w:val="0"/>
-          <w:sz w:val="21"/>
-          <w:szCs w:val="21"/>
-        </w:rPr>
-      </w:r>
-      <w:r>
-        <w:rPr>
-          <w:rFonts w:ascii="Times New Roman" w:hAnsi="Times New Roman" w:eastAsia="宋体" w:cs="Times New Roman"/>
-          <w:b w:val="0"/>
-          <w:sz w:val="21"/>
-          <w:szCs w:val="21"/>
-        </w:rPr>
-      </w:r>
-      <w:r>
-        <w:rPr>
-          <w:rFonts w:ascii="Times New Roman" w:hAnsi="Times New Roman" w:eastAsia="宋体" w:cs="Times New Roman"/>
-          <w:b w:val="0"/>
-          <w:sz w:val="21"/>
-          <w:szCs w:val="21"/>
-        </w:rPr>
-      </w:r>
-      <w:r>
-        <w:rPr>
-          <w:rFonts w:ascii="Times New Roman" w:hAnsi="Times New Roman" w:eastAsia="宋体" w:cs="Times New Roman"/>
-          <w:b w:val="0"/>
-          <w:sz w:val="21"/>
-          <w:szCs w:val="21"/>
-        </w:rPr>
-      </w:r>
-      <w:r>
-        <w:rPr>
-          <w:rFonts w:ascii="Times New Roman" w:hAnsi="Times New Roman" w:eastAsia="宋体" w:cs="Times New Roman"/>
-          <w:b w:val="0"/>
-          <w:sz w:val="21"/>
-          <w:szCs w:val="21"/>
-        </w:rPr>
-      </w:r>
-      <w:r>
-        <w:rPr>
-          <w:rFonts w:ascii="Times New Roman" w:hAnsi="Times New Roman" w:eastAsia="宋体" w:cs="Times New Roman"/>
-          <w:b w:val="0"/>
-          <w:sz w:val="21"/>
-          <w:szCs w:val="21"/>
-        </w:rPr>
-      </w:r>
-      <w:r>
-        <w:rPr>
-          <w:rFonts w:ascii="Times New Roman" w:hAnsi="Times New Roman" w:eastAsia="宋体" w:cs="Times New Roman"/>
-          <w:b w:val="0"/>
-          <w:sz w:val="21"/>
-          <w:szCs w:val="21"/>
-        </w:rPr>
-      </w:r>
-      <w:r>
-        <w:rPr>
-          <w:rFonts w:ascii="Times New Roman" w:hAnsi="Times New Roman" w:eastAsia="宋体" w:cs="Times New Roman"/>
-          <w:b w:val="0"/>
-          <w:sz w:val="21"/>
-          <w:szCs w:val="21"/>
-        </w:rPr>
-      </w:r>
-      <w:r>
-        <w:rPr>
-          <w:rFonts w:ascii="Times New Roman" w:hAnsi="Times New Roman" w:eastAsia="宋体" w:cs="Times New Roman"/>
-          <w:b w:val="0"/>
-          <w:sz w:val="21"/>
-          <w:szCs w:val="21"/>
-        </w:rPr>
-      </w:r>
-      <w:proofErr w:type="spellStart"/>
-      <w:r>
-        <w:rPr>
-          <w:rFonts w:ascii="Times New Roman" w:hAnsi="Times New Roman" w:eastAsia="宋体" w:cs="Times New Roman"/>
-          <w:b w:val="0"/>
-          <w:sz w:val="21"/>
-          <w:szCs w:val="21"/>
-        </w:rPr>
-      </w:r>
-      <w:proofErr w:type="spellEnd"/>
-      <w:r>
-        <w:rPr>
-          <w:rFonts w:ascii="Times New Roman" w:hAnsi="Times New Roman" w:eastAsia="宋体" w:cs="Times New Roman"/>
-          <w:b w:val="0"/>
-          <w:sz w:val="21"/>
-          <w:szCs w:val="21"/>
-        </w:rPr>
-      </w:r>
-      <w:r>
-        <w:rPr>
-          <w:rFonts w:ascii="Times New Roman" w:hAnsi="Times New Roman" w:eastAsia="宋体" w:cs="Times New Roman"/>
-          <w:b w:val="0"/>
-          <w:sz w:val="21"/>
-          <w:szCs w:val="21"/>
-        </w:rPr>
-      </w:r>
-      <w:r>
-        <w:rPr>
-          <w:rFonts w:ascii="Times New Roman" w:hAnsi="Times New Roman" w:eastAsia="宋体" w:cs="Times New Roman"/>
-          <w:b w:val="0"/>
-          <w:sz w:val="21"/>
-          <w:szCs w:val="21"/>
-        </w:rPr>
-      </w:r>
-      <w:r>
-        <w:rPr>
-          <w:rFonts w:ascii="Times New Roman" w:hAnsi="Times New Roman" w:eastAsia="宋体" w:cs="Times New Roman"/>
-          <w:b w:val="0"/>
-          <w:sz w:val="21"/>
-          <w:szCs w:val="21"/>
-        </w:rPr>
-      </w:r>
-      <w:r>
-        <w:rPr>
-          <w:rFonts w:ascii="Times New Roman" w:hAnsi="Times New Roman" w:eastAsia="宋体" w:cs="Times New Roman"/>
-          <w:b w:val="0"/>
-          <w:sz w:val="21"/>
-          <w:szCs w:val="21"/>
-        </w:rPr>
+        <w:t xml:space="preserve">鉴于全量人工标注成本较高，本文采用“大语言模型生成训练集银标准—人工构建验证集和测试集金标准—编码器完成全量推理”的流程。大语言模型仅用于标注训练集，验证集和测试集均由人工标注〔13-15〕。相关性和态度分类均采用Chinese MacBERT模型〔16〕，输入文本由帖子标题与评论正文拼接构成，并依据验证集Macro-F1选择最优模型。</w:t>
       </w:r>
     </w:p>
     <w:p>
@@ -2423,247 +703,7 @@
           <w:sz w:val="21"/>
           <w:szCs w:val="21"/>
         </w:rPr>
-        <w:t>相关性从清洗后语料随机抽3,000条，按2,400/300/300划分训练、验证和测试。训练集由DeepSeek在温度0时生成银标准，分层抽100条人工盲标，人机一致率92.0%，κ为0.829；验证和测试用人工金标准。类别加权交叉熵训练后，测试集Accuracy为0.867、Macro-F1为0.863，全量推理得相关评论103,731条。该“相关”依上述操作化定义，不表示每条所涉产品均已核验为生成式模型。</w:t>
-      </w:r>
-      <w:r>
-        <w:rPr>
-          <w:rFonts w:ascii="Times New Roman" w:hAnsi="Times New Roman" w:eastAsia="宋体" w:cs="Times New Roman"/>
-          <w:b w:val="0"/>
-          <w:sz w:val="21"/>
-          <w:szCs w:val="21"/>
-        </w:rPr>
-      </w:r>
-      <w:r>
-        <w:rPr>
-          <w:rFonts w:ascii="Times New Roman" w:hAnsi="Times New Roman" w:eastAsia="宋体" w:cs="Times New Roman"/>
-          <w:b w:val="0"/>
-          <w:sz w:val="21"/>
-          <w:szCs w:val="21"/>
-        </w:rPr>
-      </w:r>
-      <w:r>
-        <w:rPr>
-          <w:rFonts w:ascii="Times New Roman" w:hAnsi="Times New Roman" w:eastAsia="宋体" w:cs="Times New Roman"/>
-          <w:b w:val="0"/>
-          <w:sz w:val="21"/>
-          <w:szCs w:val="21"/>
-        </w:rPr>
-      </w:r>
-      <w:r>
-        <w:rPr>
-          <w:rFonts w:ascii="Times New Roman" w:hAnsi="Times New Roman" w:eastAsia="宋体" w:cs="Times New Roman"/>
-          <w:b w:val="0"/>
-          <w:sz w:val="21"/>
-          <w:szCs w:val="21"/>
-        </w:rPr>
-      </w:r>
-      <w:r>
-        <w:rPr>
-          <w:rFonts w:ascii="Times New Roman" w:hAnsi="Times New Roman" w:eastAsia="宋体" w:cs="Times New Roman"/>
-          <w:b w:val="0"/>
-          <w:sz w:val="21"/>
-          <w:szCs w:val="21"/>
-        </w:rPr>
-      </w:r>
-      <w:r>
-        <w:rPr>
-          <w:rFonts w:ascii="Times New Roman" w:hAnsi="Times New Roman" w:eastAsia="宋体" w:cs="Times New Roman"/>
-          <w:b w:val="0"/>
-          <w:sz w:val="21"/>
-          <w:szCs w:val="21"/>
-        </w:rPr>
-      </w:r>
-      <w:r>
-        <w:rPr>
-          <w:rFonts w:ascii="Times New Roman" w:hAnsi="Times New Roman" w:eastAsia="宋体" w:cs="Times New Roman"/>
-          <w:b w:val="0"/>
-          <w:sz w:val="21"/>
-          <w:szCs w:val="21"/>
-        </w:rPr>
-      </w:r>
-      <w:r>
-        <w:rPr>
-          <w:rFonts w:ascii="Times New Roman" w:hAnsi="Times New Roman" w:eastAsia="宋体" w:cs="Times New Roman"/>
-          <w:b w:val="0"/>
-          <w:sz w:val="21"/>
-          <w:szCs w:val="21"/>
-        </w:rPr>
-      </w:r>
-      <w:r>
-        <w:rPr>
-          <w:rFonts w:ascii="Times New Roman" w:hAnsi="Times New Roman" w:eastAsia="宋体" w:cs="Times New Roman"/>
-          <w:b w:val="0"/>
-          <w:sz w:val="21"/>
-          <w:szCs w:val="21"/>
-        </w:rPr>
-      </w:r>
-      <w:r>
-        <w:rPr>
-          <w:rFonts w:ascii="Times New Roman" w:hAnsi="Times New Roman" w:eastAsia="宋体" w:cs="Times New Roman"/>
-          <w:b w:val="0"/>
-          <w:sz w:val="21"/>
-          <w:szCs w:val="21"/>
-        </w:rPr>
-      </w:r>
-      <w:r>
-        <w:rPr>
-          <w:rFonts w:ascii="Times New Roman" w:hAnsi="Times New Roman" w:eastAsia="宋体" w:cs="Times New Roman"/>
-          <w:b w:val="0"/>
-          <w:sz w:val="21"/>
-          <w:szCs w:val="21"/>
-        </w:rPr>
-      </w:r>
-      <w:r>
-        <w:rPr>
-          <w:rFonts w:ascii="Times New Roman" w:hAnsi="Times New Roman" w:eastAsia="宋体" w:cs="Times New Roman"/>
-          <w:b w:val="0"/>
-          <w:sz w:val="21"/>
-          <w:szCs w:val="21"/>
-        </w:rPr>
-      </w:r>
-      <w:r>
-        <w:rPr>
-          <w:rFonts w:ascii="Times New Roman" w:hAnsi="Times New Roman" w:eastAsia="宋体" w:cs="Times New Roman"/>
-          <w:b w:val="0"/>
-          <w:sz w:val="21"/>
-          <w:szCs w:val="21"/>
-        </w:rPr>
-      </w:r>
-      <w:r>
-        <w:rPr>
-          <w:rFonts w:ascii="Times New Roman" w:hAnsi="Times New Roman" w:eastAsia="宋体" w:cs="Times New Roman"/>
-          <w:b w:val="0"/>
-          <w:sz w:val="21"/>
-          <w:szCs w:val="21"/>
-        </w:rPr>
-      </w:r>
-      <w:r>
-        <w:rPr>
-          <w:rFonts w:ascii="Times New Roman" w:hAnsi="Times New Roman" w:eastAsia="宋体" w:cs="Times New Roman"/>
-          <w:b w:val="0"/>
-          <w:sz w:val="21"/>
-          <w:szCs w:val="21"/>
-        </w:rPr>
-      </w:r>
-      <w:r>
-        <w:rPr>
-          <w:rFonts w:ascii="Times New Roman" w:hAnsi="Times New Roman" w:eastAsia="宋体" w:cs="Times New Roman"/>
-          <w:b w:val="0"/>
-          <w:sz w:val="21"/>
-          <w:szCs w:val="21"/>
-        </w:rPr>
-      </w:r>
-      <w:r>
-        <w:rPr>
-          <w:rFonts w:ascii="Times New Roman" w:hAnsi="Times New Roman" w:eastAsia="宋体" w:cs="Times New Roman"/>
-          <w:b w:val="0"/>
-          <w:sz w:val="21"/>
-          <w:szCs w:val="21"/>
-        </w:rPr>
-      </w:r>
-      <w:r>
-        <w:rPr>
-          <w:rFonts w:ascii="Times New Roman" w:hAnsi="Times New Roman" w:eastAsia="宋体" w:cs="Times New Roman"/>
-          <w:b w:val="0"/>
-          <w:sz w:val="21"/>
-          <w:szCs w:val="21"/>
-        </w:rPr>
-      </w:r>
-      <w:r>
-        <w:rPr>
-          <w:rFonts w:ascii="Times New Roman" w:hAnsi="Times New Roman" w:eastAsia="宋体" w:cs="Times New Roman"/>
-          <w:b w:val="0"/>
-          <w:sz w:val="21"/>
-          <w:szCs w:val="21"/>
-        </w:rPr>
-      </w:r>
-      <w:r>
-        <w:rPr>
-          <w:rFonts w:ascii="Times New Roman" w:hAnsi="Times New Roman" w:eastAsia="宋体" w:cs="Times New Roman"/>
-          <w:b w:val="0"/>
-          <w:sz w:val="21"/>
-          <w:szCs w:val="21"/>
-        </w:rPr>
-      </w:r>
-      <w:r>
-        <w:rPr>
-          <w:rFonts w:ascii="Times New Roman" w:hAnsi="Times New Roman" w:eastAsia="宋体" w:cs="Times New Roman"/>
-          <w:b w:val="0"/>
-          <w:sz w:val="21"/>
-          <w:szCs w:val="21"/>
-        </w:rPr>
-      </w:r>
-      <w:r>
-        <w:rPr>
-          <w:rFonts w:ascii="Times New Roman" w:hAnsi="Times New Roman" w:eastAsia="宋体" w:cs="Times New Roman"/>
-          <w:b w:val="0"/>
-          <w:sz w:val="21"/>
-          <w:szCs w:val="21"/>
-        </w:rPr>
-      </w:r>
-      <w:r>
-        <w:rPr>
-          <w:rFonts w:ascii="Times New Roman" w:hAnsi="Times New Roman" w:eastAsia="宋体" w:cs="Times New Roman"/>
-          <w:b w:val="0"/>
-          <w:sz w:val="21"/>
-          <w:szCs w:val="21"/>
-        </w:rPr>
-      </w:r>
-      <w:r>
-        <w:rPr>
-          <w:rFonts w:ascii="Times New Roman" w:hAnsi="Times New Roman" w:eastAsia="宋体" w:cs="Times New Roman"/>
-          <w:b w:val="0"/>
-          <w:sz w:val="21"/>
-          <w:szCs w:val="21"/>
-        </w:rPr>
-      </w:r>
-      <w:r>
-        <w:rPr>
-          <w:rFonts w:ascii="Times New Roman" w:hAnsi="Times New Roman" w:eastAsia="宋体" w:cs="Times New Roman"/>
-          <w:b w:val="0"/>
-          <w:sz w:val="21"/>
-          <w:szCs w:val="21"/>
-        </w:rPr>
-      </w:r>
-      <w:r>
-        <w:rPr>
-          <w:rFonts w:ascii="Times New Roman" w:hAnsi="Times New Roman" w:eastAsia="宋体" w:cs="Times New Roman"/>
-          <w:b w:val="0"/>
-          <w:sz w:val="21"/>
-          <w:szCs w:val="21"/>
-        </w:rPr>
-      </w:r>
-      <w:r>
-        <w:rPr>
-          <w:rFonts w:ascii="Times New Roman" w:hAnsi="Times New Roman" w:eastAsia="宋体" w:cs="Times New Roman"/>
-          <w:b w:val="0"/>
-          <w:sz w:val="21"/>
-          <w:szCs w:val="21"/>
-        </w:rPr>
-      </w:r>
-      <w:r>
-        <w:rPr>
-          <w:rFonts w:ascii="Times New Roman" w:hAnsi="Times New Roman" w:eastAsia="宋体" w:cs="Times New Roman"/>
-          <w:b w:val="0"/>
-          <w:sz w:val="21"/>
-          <w:szCs w:val="21"/>
-        </w:rPr>
-      </w:r>
-      <w:r>
-        <w:rPr>
-          <w:rFonts w:ascii="Times New Roman" w:hAnsi="Times New Roman" w:eastAsia="宋体" w:cs="Times New Roman"/>
-          <w:b w:val="0"/>
-          <w:sz w:val="21"/>
-          <w:szCs w:val="21"/>
-        </w:rPr>
-      </w:r>
-      <w:r>
-        <w:rPr>
-          <w:rFonts w:ascii="Times New Roman" w:hAnsi="Times New Roman" w:eastAsia="宋体" w:cs="Times New Roman"/>
-          <w:b w:val="0"/>
-          <w:sz w:val="21"/>
-          <w:szCs w:val="21"/>
-        </w:rPr>
+        <w:t xml:space="preserve">相关性任务从清洗后语料中随机抽取3,000条评论，按照2,400、300和300条划分训练集、验证集和测试集。训练集由DeepSeek在温度设为0时生成银标准，并从中分层抽取100条进行人工盲标，人机一致率为92.0%，Cohen’s κ为0.829；验证集和测试集采用人工金标准。模型使用类别加权交叉熵训练，测试集Accuracy为0.867、Macro-F1为0.863。经全量推理，共识别相关评论103,731条。这里的“相关”依据上述操作化定义，并不表示每条评论涉及的产品均已核验为生成式模型。</w:t>
       </w:r>
     </w:p>
     <w:p>
@@ -2679,295 +719,7 @@
           <w:sz w:val="21"/>
           <w:szCs w:val="21"/>
         </w:rPr>
-        <w:t>态度任务从相关评论随机抽8,000条，按6,400/800/800划分。训练集同样由DeepSeek生成银标准，100条人工盲标一致率86.0%，κ为0.759；验证和测试用人工金标准，并对中立、消极增补样本，最终测试集962条。模型用Focal Loss〔17〕与类别加权，测试集Accuracy为0.793、Macro-F1为0.771。全量推理后，积极54,319、中立10,773、消极6,794条进入后续分析，无态度31,845条不进入词共现。</w:t>
-      </w:r>
-      <w:r>
-        <w:rPr>
-          <w:rFonts w:ascii="Times New Roman" w:hAnsi="Times New Roman" w:eastAsia="宋体" w:cs="Times New Roman"/>
-          <w:b w:val="0"/>
-          <w:sz w:val="21"/>
-          <w:szCs w:val="21"/>
-        </w:rPr>
-      </w:r>
-      <w:r>
-        <w:rPr>
-          <w:rFonts w:ascii="Times New Roman" w:hAnsi="Times New Roman" w:eastAsia="宋体" w:cs="Times New Roman"/>
-          <w:b w:val="0"/>
-          <w:sz w:val="21"/>
-          <w:szCs w:val="21"/>
-        </w:rPr>
-      </w:r>
-      <w:r>
-        <w:rPr>
-          <w:rFonts w:ascii="Times New Roman" w:hAnsi="Times New Roman" w:eastAsia="宋体" w:cs="Times New Roman"/>
-          <w:b w:val="0"/>
-          <w:sz w:val="21"/>
-          <w:szCs w:val="21"/>
-        </w:rPr>
-      </w:r>
-      <w:r>
-        <w:rPr>
-          <w:rFonts w:ascii="Times New Roman" w:hAnsi="Times New Roman" w:eastAsia="宋体" w:cs="Times New Roman"/>
-          <w:b w:val="0"/>
-          <w:sz w:val="21"/>
-          <w:szCs w:val="21"/>
-        </w:rPr>
-      </w:r>
-      <w:r>
-        <w:rPr>
-          <w:rFonts w:ascii="Times New Roman" w:hAnsi="Times New Roman" w:eastAsia="宋体" w:cs="Times New Roman"/>
-          <w:b w:val="0"/>
-          <w:sz w:val="21"/>
-          <w:szCs w:val="21"/>
-        </w:rPr>
-      </w:r>
-      <w:r>
-        <w:rPr>
-          <w:rFonts w:ascii="Times New Roman" w:hAnsi="Times New Roman" w:eastAsia="宋体" w:cs="Times New Roman"/>
-          <w:b w:val="0"/>
-          <w:sz w:val="21"/>
-          <w:szCs w:val="21"/>
-        </w:rPr>
-      </w:r>
-      <w:r>
-        <w:rPr>
-          <w:rFonts w:ascii="Times New Roman" w:hAnsi="Times New Roman" w:eastAsia="宋体" w:cs="Times New Roman"/>
-          <w:b w:val="0"/>
-          <w:sz w:val="21"/>
-          <w:szCs w:val="21"/>
-        </w:rPr>
-      </w:r>
-      <w:r>
-        <w:rPr>
-          <w:rFonts w:ascii="Times New Roman" w:hAnsi="Times New Roman" w:eastAsia="宋体" w:cs="Times New Roman"/>
-          <w:b w:val="0"/>
-          <w:sz w:val="21"/>
-          <w:szCs w:val="21"/>
-        </w:rPr>
-      </w:r>
-      <w:r>
-        <w:rPr>
-          <w:rFonts w:ascii="Times New Roman" w:hAnsi="Times New Roman" w:eastAsia="宋体" w:cs="Times New Roman"/>
-          <w:b w:val="0"/>
-          <w:sz w:val="21"/>
-          <w:szCs w:val="21"/>
-        </w:rPr>
-      </w:r>
-      <w:r>
-        <w:rPr>
-          <w:rFonts w:ascii="Times New Roman" w:hAnsi="Times New Roman" w:eastAsia="宋体" w:cs="Times New Roman"/>
-          <w:b w:val="0"/>
-          <w:sz w:val="21"/>
-          <w:szCs w:val="21"/>
-        </w:rPr>
-      </w:r>
-      <w:r>
-        <w:rPr>
-          <w:rFonts w:ascii="Times New Roman" w:hAnsi="Times New Roman" w:eastAsia="宋体" w:cs="Times New Roman"/>
-          <w:b w:val="0"/>
-          <w:sz w:val="21"/>
-          <w:szCs w:val="21"/>
-        </w:rPr>
-      </w:r>
-      <w:r>
-        <w:rPr>
-          <w:rFonts w:ascii="Times New Roman" w:hAnsi="Times New Roman" w:eastAsia="宋体" w:cs="Times New Roman"/>
-          <w:b w:val="0"/>
-          <w:sz w:val="21"/>
-          <w:szCs w:val="21"/>
-        </w:rPr>
-      </w:r>
-      <w:r>
-        <w:rPr>
-          <w:rFonts w:ascii="Times New Roman" w:hAnsi="Times New Roman" w:eastAsia="宋体" w:cs="Times New Roman"/>
-          <w:b w:val="0"/>
-          <w:sz w:val="21"/>
-          <w:szCs w:val="21"/>
-        </w:rPr>
-      </w:r>
-      <w:r>
-        <w:rPr>
-          <w:rFonts w:ascii="Times New Roman" w:hAnsi="Times New Roman" w:eastAsia="宋体" w:cs="Times New Roman"/>
-          <w:b w:val="0"/>
-          <w:sz w:val="21"/>
-          <w:szCs w:val="21"/>
-        </w:rPr>
-      </w:r>
-      <w:r>
-        <w:rPr>
-          <w:rFonts w:ascii="Times New Roman" w:hAnsi="Times New Roman" w:eastAsia="宋体" w:cs="Times New Roman"/>
-          <w:b w:val="0"/>
-          <w:sz w:val="21"/>
-          <w:szCs w:val="21"/>
-        </w:rPr>
-      </w:r>
-      <w:r>
-        <w:rPr>
-          <w:rFonts w:ascii="Times New Roman" w:hAnsi="Times New Roman" w:eastAsia="宋体" w:cs="Times New Roman"/>
-          <w:b w:val="0"/>
-          <w:sz w:val="21"/>
-          <w:szCs w:val="21"/>
-        </w:rPr>
-      </w:r>
-      <w:r>
-        <w:rPr>
-          <w:rFonts w:ascii="Times New Roman" w:hAnsi="Times New Roman" w:eastAsia="宋体" w:cs="Times New Roman"/>
-          <w:b w:val="0"/>
-          <w:sz w:val="21"/>
-          <w:szCs w:val="21"/>
-        </w:rPr>
-      </w:r>
-      <w:r>
-        <w:rPr>
-          <w:rFonts w:ascii="Times New Roman" w:hAnsi="Times New Roman" w:eastAsia="宋体" w:cs="Times New Roman"/>
-          <w:b w:val="0"/>
-          <w:sz w:val="21"/>
-          <w:szCs w:val="21"/>
-        </w:rPr>
-      </w:r>
-      <w:r>
-        <w:rPr>
-          <w:rFonts w:ascii="Times New Roman" w:hAnsi="Times New Roman" w:eastAsia="宋体" w:cs="Times New Roman"/>
-          <w:b w:val="0"/>
-          <w:sz w:val="21"/>
-          <w:szCs w:val="21"/>
-        </w:rPr>
-      </w:r>
-      <w:r>
-        <w:rPr>
-          <w:rFonts w:ascii="Times New Roman" w:hAnsi="Times New Roman" w:eastAsia="宋体" w:cs="Times New Roman"/>
-          <w:b w:val="0"/>
-          <w:sz w:val="21"/>
-          <w:szCs w:val="21"/>
-        </w:rPr>
-      </w:r>
-      <w:r>
-        <w:rPr>
-          <w:rFonts w:ascii="Times New Roman" w:hAnsi="Times New Roman" w:eastAsia="宋体" w:cs="Times New Roman"/>
-          <w:b w:val="0"/>
-          <w:sz w:val="21"/>
-          <w:szCs w:val="21"/>
-        </w:rPr>
-      </w:r>
-      <w:r>
-        <w:rPr>
-          <w:rFonts w:ascii="Times New Roman" w:hAnsi="Times New Roman" w:eastAsia="宋体" w:cs="Times New Roman"/>
-          <w:b w:val="0"/>
-          <w:sz w:val="21"/>
-          <w:szCs w:val="21"/>
-        </w:rPr>
-      </w:r>
-      <w:r>
-        <w:rPr>
-          <w:rFonts w:ascii="Times New Roman" w:hAnsi="Times New Roman" w:eastAsia="宋体" w:cs="Times New Roman"/>
-          <w:b w:val="0"/>
-          <w:sz w:val="21"/>
-          <w:szCs w:val="21"/>
-        </w:rPr>
-      </w:r>
-      <w:r>
-        <w:rPr>
-          <w:rFonts w:ascii="Times New Roman" w:hAnsi="Times New Roman" w:eastAsia="宋体" w:cs="Times New Roman"/>
-          <w:b w:val="0"/>
-          <w:sz w:val="21"/>
-          <w:szCs w:val="21"/>
-        </w:rPr>
-      </w:r>
-      <w:r>
-        <w:rPr>
-          <w:rFonts w:ascii="Times New Roman" w:hAnsi="Times New Roman" w:eastAsia="宋体" w:cs="Times New Roman"/>
-          <w:b w:val="0"/>
-          <w:sz w:val="21"/>
-          <w:szCs w:val="21"/>
-        </w:rPr>
-      </w:r>
-      <w:r>
-        <w:rPr>
-          <w:rFonts w:ascii="Times New Roman" w:hAnsi="Times New Roman" w:eastAsia="宋体" w:cs="Times New Roman"/>
-          <w:b w:val="0"/>
-          <w:sz w:val="21"/>
-          <w:szCs w:val="21"/>
-        </w:rPr>
-      </w:r>
-      <w:r>
-        <w:rPr>
-          <w:rFonts w:ascii="Times New Roman" w:hAnsi="Times New Roman" w:eastAsia="宋体" w:cs="Times New Roman"/>
-          <w:b w:val="0"/>
-          <w:sz w:val="21"/>
-          <w:szCs w:val="21"/>
-        </w:rPr>
-      </w:r>
-      <w:r>
-        <w:rPr>
-          <w:rFonts w:ascii="Times New Roman" w:hAnsi="Times New Roman" w:eastAsia="宋体" w:cs="Times New Roman"/>
-          <w:b w:val="0"/>
-          <w:sz w:val="21"/>
-          <w:szCs w:val="21"/>
-        </w:rPr>
-      </w:r>
-      <w:r>
-        <w:rPr>
-          <w:rFonts w:ascii="Times New Roman" w:hAnsi="Times New Roman" w:eastAsia="宋体" w:cs="Times New Roman"/>
-          <w:b w:val="0"/>
-          <w:sz w:val="21"/>
-          <w:szCs w:val="21"/>
-        </w:rPr>
-      </w:r>
-      <w:r>
-        <w:rPr>
-          <w:rFonts w:ascii="Times New Roman" w:hAnsi="Times New Roman" w:eastAsia="宋体" w:cs="Times New Roman"/>
-          <w:b w:val="0"/>
-          <w:sz w:val="21"/>
-          <w:szCs w:val="21"/>
-        </w:rPr>
-      </w:r>
-      <w:r>
-        <w:rPr>
-          <w:rFonts w:ascii="Times New Roman" w:hAnsi="Times New Roman" w:eastAsia="宋体" w:cs="Times New Roman"/>
-          <w:b w:val="0"/>
-          <w:sz w:val="21"/>
-          <w:szCs w:val="21"/>
-        </w:rPr>
-      </w:r>
-      <w:r>
-        <w:rPr>
-          <w:rFonts w:ascii="Times New Roman" w:hAnsi="Times New Roman" w:eastAsia="宋体" w:cs="Times New Roman"/>
-          <w:b w:val="0"/>
-          <w:sz w:val="21"/>
-          <w:szCs w:val="21"/>
-        </w:rPr>
-      </w:r>
-      <w:r>
-        <w:rPr>
-          <w:rFonts w:ascii="Times New Roman" w:hAnsi="Times New Roman" w:eastAsia="宋体" w:cs="Times New Roman"/>
-          <w:b w:val="0"/>
-          <w:sz w:val="21"/>
-          <w:szCs w:val="21"/>
-        </w:rPr>
-      </w:r>
-      <w:r>
-        <w:rPr>
-          <w:rFonts w:ascii="Times New Roman" w:hAnsi="Times New Roman" w:eastAsia="宋体" w:cs="Times New Roman"/>
-          <w:b w:val="0"/>
-          <w:sz w:val="21"/>
-          <w:szCs w:val="21"/>
-        </w:rPr>
-      </w:r>
-      <w:r>
-        <w:rPr>
-          <w:rFonts w:ascii="Times New Roman" w:hAnsi="Times New Roman" w:eastAsia="宋体" w:cs="Times New Roman"/>
-          <w:b w:val="0"/>
-          <w:sz w:val="21"/>
-          <w:szCs w:val="21"/>
-        </w:rPr>
-      </w:r>
-      <w:r>
-        <w:rPr>
-          <w:rFonts w:ascii="Times New Roman" w:hAnsi="Times New Roman" w:eastAsia="宋体" w:cs="Times New Roman"/>
-          <w:b w:val="0"/>
-          <w:sz w:val="21"/>
-          <w:szCs w:val="21"/>
-        </w:rPr>
+        <w:t xml:space="preserve">态度任务从相关评论中随机抽取8,000条，按照6,400、800和800条划分训练集、验证集和初始测试集。训练集同样由DeepSeek生成银标准，其中100条人工盲标的一致率为86.0%，Cohen’s κ为0.759；验证集和测试集采用人工金标准。为提高对少数类别的评估能力，在初始测试集基础上增补中立和消极样本，形成962条扩展测试集。模型结合Focal Loss〔17〕和类别加权进行训练，测试集Accuracy为0.793、Macro-F1为0.771。全量推理结果为积极54,319条、中立10,773条、消极6,794条，上述71,886条有态度评论进入后续分析；31,845条无态度评论不进入词共现分析。</w:t>
       </w:r>
     </w:p>
     <w:p>
@@ -3000,39 +752,7 @@
           <w:sz w:val="21"/>
           <w:szCs w:val="21"/>
         </w:rPr>
-        <w:t>态度只给出评价方向。为看判断如何在同一条评论中并置，先在三组内统计高频词并计算平均TF-IDF，压低各组通见词、突出有区分度的表达〔20〕；再构建评论内词共现网络：节点为词，边为两词同现于一条评论，边权为同现评论数。不跨评论，不用滑动窗口。</w:t>
-      </w:r>
-      <w:r>
-        <w:rPr>
-          <w:rFonts w:ascii="Times New Roman" w:hAnsi="Times New Roman" w:eastAsia="宋体" w:cs="Times New Roman"/>
-          <w:b w:val="0"/>
-          <w:sz w:val="21"/>
-          <w:szCs w:val="21"/>
-        </w:rPr>
-      </w:r>
-      <w:r>
-        <w:rPr>
-          <w:rFonts w:ascii="Times New Roman" w:hAnsi="Times New Roman" w:eastAsia="宋体" w:cs="Times New Roman"/>
-          <w:b w:val="0"/>
-          <w:sz w:val="21"/>
-          <w:szCs w:val="21"/>
-        </w:rPr>
-      </w:r>
-      <w:r>
-        <w:rPr>
-          <w:rFonts w:ascii="Times New Roman" w:hAnsi="Times New Roman" w:eastAsia="宋体" w:cs="Times New Roman"/>
-          <w:b w:val="0"/>
-          <w:sz w:val="21"/>
-          <w:szCs w:val="21"/>
-        </w:rPr>
-      </w:r>
-      <w:r>
-        <w:rPr>
-          <w:rFonts w:ascii="Times New Roman" w:hAnsi="Times New Roman" w:eastAsia="宋体" w:cs="Times New Roman"/>
-          <w:b w:val="0"/>
-          <w:sz w:val="21"/>
-          <w:szCs w:val="21"/>
-        </w:rPr>
+        <w:t xml:space="preserve">态度分类只能反映评价方向。为进一步考察不同判断如何在同一评论中共同出现，本文首先在三个态度组内统计高频词并计算平均TF-IDF，以降低组内常见词的权重，突出具有区分度的表达〔20〕；随后构建评论内词共现网络，其中节点代表词语，边表示两个词出现在同一条评论中，边权为两词共同出现的评论数量。共现关系不跨越评论，也不采用滑动窗口。</w:t>
       </w:r>
     </w:p>
     <w:p>
@@ -3048,151 +768,7 @@
           <w:sz w:val="21"/>
           <w:szCs w:val="21"/>
         </w:rPr>
-        <w:t>共词分析用于揭示概念关联〔18-19〕，Louvain按模块度划分社区〔21〕。本文将社区视为认知词簇，即自然表达中稳定共现的一组概念，不是预设理论类型。此后分析单位是词簇，不是单条评论。</w:t>
-      </w:r>
-      <w:r>
-        <w:rPr>
-          <w:rFonts w:ascii="Times New Roman" w:hAnsi="Times New Roman" w:eastAsia="宋体" w:cs="Times New Roman"/>
-          <w:b w:val="0"/>
-          <w:sz w:val="21"/>
-          <w:szCs w:val="21"/>
-        </w:rPr>
-      </w:r>
-      <w:r>
-        <w:rPr>
-          <w:rFonts w:ascii="Times New Roman" w:hAnsi="Times New Roman" w:eastAsia="宋体" w:cs="Times New Roman"/>
-          <w:b w:val="0"/>
-          <w:sz w:val="21"/>
-          <w:szCs w:val="21"/>
-        </w:rPr>
-      </w:r>
-      <w:r>
-        <w:rPr>
-          <w:rFonts w:ascii="Times New Roman" w:hAnsi="Times New Roman" w:eastAsia="宋体" w:cs="Times New Roman"/>
-          <w:b w:val="0"/>
-          <w:sz w:val="21"/>
-          <w:szCs w:val="21"/>
-        </w:rPr>
-      </w:r>
-      <w:r>
-        <w:rPr>
-          <w:rFonts w:ascii="Times New Roman" w:hAnsi="Times New Roman" w:eastAsia="宋体" w:cs="Times New Roman"/>
-          <w:b w:val="0"/>
-          <w:sz w:val="21"/>
-          <w:szCs w:val="21"/>
-        </w:rPr>
-      </w:r>
-      <w:r>
-        <w:rPr>
-          <w:rFonts w:ascii="Times New Roman" w:hAnsi="Times New Roman" w:eastAsia="宋体" w:cs="Times New Roman"/>
-          <w:b w:val="0"/>
-          <w:sz w:val="21"/>
-          <w:szCs w:val="21"/>
-        </w:rPr>
-      </w:r>
-      <w:r>
-        <w:rPr>
-          <w:rFonts w:ascii="Times New Roman" w:hAnsi="Times New Roman" w:eastAsia="宋体" w:cs="Times New Roman"/>
-          <w:b w:val="0"/>
-          <w:sz w:val="21"/>
-          <w:szCs w:val="21"/>
-        </w:rPr>
-      </w:r>
-      <w:r>
-        <w:rPr>
-          <w:rFonts w:ascii="Times New Roman" w:hAnsi="Times New Roman" w:eastAsia="宋体" w:cs="Times New Roman"/>
-          <w:b w:val="0"/>
-          <w:sz w:val="21"/>
-          <w:szCs w:val="21"/>
-        </w:rPr>
-      </w:r>
-      <w:r>
-        <w:rPr>
-          <w:rFonts w:ascii="Times New Roman" w:hAnsi="Times New Roman" w:eastAsia="宋体" w:cs="Times New Roman"/>
-          <w:b w:val="0"/>
-          <w:sz w:val="21"/>
-          <w:szCs w:val="21"/>
-        </w:rPr>
-      </w:r>
-      <w:r>
-        <w:rPr>
-          <w:rFonts w:ascii="Times New Roman" w:hAnsi="Times New Roman" w:eastAsia="宋体" w:cs="Times New Roman"/>
-          <w:b w:val="0"/>
-          <w:sz w:val="21"/>
-          <w:szCs w:val="21"/>
-        </w:rPr>
-      </w:r>
-      <w:r>
-        <w:rPr>
-          <w:rFonts w:ascii="Times New Roman" w:hAnsi="Times New Roman" w:eastAsia="宋体" w:cs="Times New Roman"/>
-          <w:b w:val="0"/>
-          <w:sz w:val="21"/>
-          <w:szCs w:val="21"/>
-        </w:rPr>
-      </w:r>
-      <w:r>
-        <w:rPr>
-          <w:rFonts w:ascii="Times New Roman" w:hAnsi="Times New Roman" w:eastAsia="宋体" w:cs="Times New Roman"/>
-          <w:b w:val="0"/>
-          <w:sz w:val="21"/>
-          <w:szCs w:val="21"/>
-        </w:rPr>
-      </w:r>
-      <w:r>
-        <w:rPr>
-          <w:rFonts w:ascii="Times New Roman" w:hAnsi="Times New Roman" w:eastAsia="宋体" w:cs="Times New Roman"/>
-          <w:b w:val="0"/>
-          <w:sz w:val="21"/>
-          <w:szCs w:val="21"/>
-        </w:rPr>
-      </w:r>
-      <w:r>
-        <w:rPr>
-          <w:rFonts w:ascii="Times New Roman" w:hAnsi="Times New Roman" w:eastAsia="宋体" w:cs="Times New Roman"/>
-          <w:b w:val="0"/>
-          <w:sz w:val="21"/>
-          <w:szCs w:val="21"/>
-        </w:rPr>
-      </w:r>
-      <w:r>
-        <w:rPr>
-          <w:rFonts w:ascii="Times New Roman" w:hAnsi="Times New Roman" w:eastAsia="宋体" w:cs="Times New Roman"/>
-          <w:b w:val="0"/>
-          <w:sz w:val="21"/>
-          <w:szCs w:val="21"/>
-        </w:rPr>
-      </w:r>
-      <w:r>
-        <w:rPr>
-          <w:rFonts w:ascii="Times New Roman" w:hAnsi="Times New Roman" w:eastAsia="宋体" w:cs="Times New Roman"/>
-          <w:b w:val="0"/>
-          <w:sz w:val="21"/>
-          <w:szCs w:val="21"/>
-        </w:rPr>
-      </w:r>
-      <w:r>
-        <w:rPr>
-          <w:rFonts w:ascii="Times New Roman" w:hAnsi="Times New Roman" w:eastAsia="宋体" w:cs="Times New Roman"/>
-          <w:b w:val="0"/>
-          <w:sz w:val="21"/>
-          <w:szCs w:val="21"/>
-        </w:rPr>
-      </w:r>
-      <w:r>
-        <w:rPr>
-          <w:rFonts w:ascii="Times New Roman" w:hAnsi="Times New Roman" w:eastAsia="宋体" w:cs="Times New Roman"/>
-          <w:b w:val="0"/>
-          <w:sz w:val="21"/>
-          <w:szCs w:val="21"/>
-        </w:rPr>
-      </w:r>
-      <w:r>
-        <w:rPr>
-          <w:rFonts w:ascii="Times New Roman" w:hAnsi="Times New Roman" w:eastAsia="宋体" w:cs="Times New Roman"/>
-          <w:b w:val="0"/>
-          <w:sz w:val="21"/>
-          <w:szCs w:val="21"/>
-        </w:rPr>
+        <w:t xml:space="preserve">共词分析可用于揭示概念之间的关联结构〔18-19〕，Louvain算法则依据模块度识别网络社区〔21〕。本文将识别出的社区视为认知词簇，即自然表达中相对稳定地共同出现的一组概念，而非预先设定的理论类型。此后结构分析以词簇为单位，不将其直接等同于单条评论或特定人群。</w:t>
       </w:r>
     </w:p>
     <w:p>
@@ -3208,129 +784,7 @@
           <w:sz w:val="21"/>
           <w:szCs w:val="21"/>
         </w:rPr>
-        <w:t>分词用jieba，领域词入词典并合并AI变体；删除功能词、品牌名和平台名，强制保留医生、问诊、取代、辅助等词。各组保留词频不低于20、边权不低于10的节点与边，Louvain随机种子为42，删除不足10词的社区。三组用同一绝对阈值；因样本量相差大，只比较关键词、关联对象和词簇语义，不比较共现次数和社区规模的组间绝对值。簇名依据代表词和原评论，非算法自动输出。</w:t>
-      </w:r>
-      <w:proofErr w:type="spellStart"/>
-      <w:r>
-        <w:rPr>
-          <w:rFonts w:ascii="Times New Roman" w:hAnsi="Times New Roman" w:eastAsia="宋体" w:cs="Times New Roman"/>
-          <w:b w:val="0"/>
-          <w:sz w:val="21"/>
-          <w:szCs w:val="21"/>
-        </w:rPr>
-      </w:r>
-      <w:proofErr w:type="spellEnd"/>
-      <w:r>
-        <w:rPr>
-          <w:rFonts w:ascii="Times New Roman" w:hAnsi="Times New Roman" w:eastAsia="宋体" w:cs="Times New Roman"/>
-          <w:b w:val="0"/>
-          <w:sz w:val="21"/>
-          <w:szCs w:val="21"/>
-        </w:rPr>
-      </w:r>
-      <w:r>
-        <w:rPr>
-          <w:rFonts w:ascii="Times New Roman" w:hAnsi="Times New Roman" w:eastAsia="宋体" w:cs="Times New Roman"/>
-          <w:b w:val="0"/>
-          <w:sz w:val="21"/>
-          <w:szCs w:val="21"/>
-        </w:rPr>
-      </w:r>
-      <w:r>
-        <w:rPr>
-          <w:rFonts w:ascii="Times New Roman" w:hAnsi="Times New Roman" w:eastAsia="宋体" w:cs="Times New Roman"/>
-          <w:b w:val="0"/>
-          <w:sz w:val="21"/>
-          <w:szCs w:val="21"/>
-        </w:rPr>
-      </w:r>
-      <w:r>
-        <w:rPr>
-          <w:rFonts w:ascii="Times New Roman" w:hAnsi="Times New Roman" w:eastAsia="宋体" w:cs="Times New Roman"/>
-          <w:b w:val="0"/>
-          <w:sz w:val="21"/>
-          <w:szCs w:val="21"/>
-        </w:rPr>
-      </w:r>
-      <w:r>
-        <w:rPr>
-          <w:rFonts w:ascii="Times New Roman" w:hAnsi="Times New Roman" w:eastAsia="宋体" w:cs="Times New Roman"/>
-          <w:b w:val="0"/>
-          <w:sz w:val="21"/>
-          <w:szCs w:val="21"/>
-        </w:rPr>
-      </w:r>
-      <w:r>
-        <w:rPr>
-          <w:rFonts w:ascii="Times New Roman" w:hAnsi="Times New Roman" w:eastAsia="宋体" w:cs="Times New Roman"/>
-          <w:b w:val="0"/>
-          <w:sz w:val="21"/>
-          <w:szCs w:val="21"/>
-        </w:rPr>
-      </w:r>
-      <w:r>
-        <w:rPr>
-          <w:rFonts w:ascii="Times New Roman" w:hAnsi="Times New Roman" w:eastAsia="宋体" w:cs="Times New Roman"/>
-          <w:b w:val="0"/>
-          <w:sz w:val="21"/>
-          <w:szCs w:val="21"/>
-        </w:rPr>
-      </w:r>
-      <w:r>
-        <w:rPr>
-          <w:rFonts w:ascii="Times New Roman" w:hAnsi="Times New Roman" w:eastAsia="宋体" w:cs="Times New Roman"/>
-          <w:b w:val="0"/>
-          <w:sz w:val="21"/>
-          <w:szCs w:val="21"/>
-        </w:rPr>
-      </w:r>
-      <w:r>
-        <w:rPr>
-          <w:rFonts w:ascii="Times New Roman" w:hAnsi="Times New Roman" w:eastAsia="宋体" w:cs="Times New Roman"/>
-          <w:b w:val="0"/>
-          <w:sz w:val="21"/>
-          <w:szCs w:val="21"/>
-        </w:rPr>
-      </w:r>
-      <w:r>
-        <w:rPr>
-          <w:rFonts w:ascii="Times New Roman" w:hAnsi="Times New Roman" w:eastAsia="宋体" w:cs="Times New Roman"/>
-          <w:b w:val="0"/>
-          <w:sz w:val="21"/>
-          <w:szCs w:val="21"/>
-        </w:rPr>
-      </w:r>
-      <w:r>
-        <w:rPr>
-          <w:rFonts w:ascii="Times New Roman" w:hAnsi="Times New Roman" w:eastAsia="宋体" w:cs="Times New Roman"/>
-          <w:b w:val="0"/>
-          <w:sz w:val="21"/>
-          <w:szCs w:val="21"/>
-        </w:rPr>
-      </w:r>
-      <w:r>
-        <w:rPr>
-          <w:rFonts w:ascii="Times New Roman" w:hAnsi="Times New Roman" w:eastAsia="宋体" w:cs="Times New Roman"/>
-          <w:b w:val="0"/>
-          <w:sz w:val="21"/>
-          <w:szCs w:val="21"/>
-        </w:rPr>
-      </w:r>
-      <w:r>
-        <w:rPr>
-          <w:rFonts w:ascii="Times New Roman" w:hAnsi="Times New Roman" w:eastAsia="宋体" w:cs="Times New Roman"/>
-          <w:b w:val="0"/>
-          <w:sz w:val="21"/>
-          <w:szCs w:val="21"/>
-        </w:rPr>
-      </w:r>
-      <w:r>
-        <w:rPr>
-          <w:rFonts w:ascii="Times New Roman" w:hAnsi="Times New Roman" w:eastAsia="宋体" w:cs="Times New Roman"/>
-          <w:b w:val="0"/>
-          <w:sz w:val="21"/>
-          <w:szCs w:val="21"/>
-        </w:rPr>
+        <w:t xml:space="preserve">文本分词采用jieba，并将领域词加入自定义词典，同时合并AI的不同书写形式；预处理过程中删除功能词、品牌名和平台名，并保留“医生”“问诊”“取代”“辅助”等研究相关词语。各组保留词频不低于20的节点和边权不低于10的边，Louvain随机种子设为42，并删除包含词语不足10个的社区。三个态度组使用相同绝对阈值。考虑到组间样本量差异较大，本文仅比较关键词、关联对象和词簇语义，不比较共现次数与社区规模的绝对值。词簇名称依据代表词及其对应原始评论确定，并非算法自动生成。</w:t>
       </w:r>
     </w:p>
     <w:p>
@@ -3363,119 +817,7 @@
           <w:sz w:val="21"/>
           <w:szCs w:val="21"/>
         </w:rPr>
-        <w:t>词簇给出经验结构，理论含义需另编码。采用导向性内容分析〔8〕，以未合并的14个词簇为分析单位。两名编码者结合各簇词频前10代表词、主要共现和含这些词的原评论，分别编码AI能力、医生角色、风险认知和人机关系。先得词簇，再作理论解释，不用预设类型反筛材料。</w:t>
-      </w:r>
-      <w:r>
-        <w:rPr>
-          <w:rFonts w:ascii="Times New Roman" w:hAnsi="Times New Roman" w:eastAsia="宋体" w:cs="Times New Roman"/>
-          <w:b w:val="0"/>
-          <w:sz w:val="21"/>
-          <w:szCs w:val="21"/>
-        </w:rPr>
-      </w:r>
-      <w:r>
-        <w:rPr>
-          <w:rFonts w:ascii="Times New Roman" w:hAnsi="Times New Roman" w:eastAsia="宋体" w:cs="Times New Roman"/>
-          <w:b w:val="0"/>
-          <w:sz w:val="21"/>
-          <w:szCs w:val="21"/>
-        </w:rPr>
-      </w:r>
-      <w:r>
-        <w:rPr>
-          <w:rFonts w:ascii="Times New Roman" w:hAnsi="Times New Roman" w:eastAsia="宋体" w:cs="Times New Roman"/>
-          <w:b w:val="0"/>
-          <w:sz w:val="21"/>
-          <w:szCs w:val="21"/>
-        </w:rPr>
-      </w:r>
-      <w:r>
-        <w:rPr>
-          <w:rFonts w:ascii="Times New Roman" w:hAnsi="Times New Roman" w:eastAsia="宋体" w:cs="Times New Roman"/>
-          <w:b w:val="0"/>
-          <w:sz w:val="21"/>
-          <w:szCs w:val="21"/>
-        </w:rPr>
-      </w:r>
-      <w:r>
-        <w:rPr>
-          <w:rFonts w:ascii="Times New Roman" w:hAnsi="Times New Roman" w:eastAsia="宋体" w:cs="Times New Roman"/>
-          <w:b w:val="0"/>
-          <w:sz w:val="21"/>
-          <w:szCs w:val="21"/>
-        </w:rPr>
-      </w:r>
-      <w:r>
-        <w:rPr>
-          <w:rFonts w:ascii="Times New Roman" w:hAnsi="Times New Roman" w:eastAsia="宋体" w:cs="Times New Roman"/>
-          <w:b w:val="0"/>
-          <w:sz w:val="21"/>
-          <w:szCs w:val="21"/>
-        </w:rPr>
-      </w:r>
-      <w:r>
-        <w:rPr>
-          <w:rFonts w:ascii="Times New Roman" w:hAnsi="Times New Roman" w:eastAsia="宋体" w:cs="Times New Roman"/>
-          <w:b w:val="0"/>
-          <w:sz w:val="21"/>
-          <w:szCs w:val="21"/>
-        </w:rPr>
-      </w:r>
-      <w:r>
-        <w:rPr>
-          <w:rFonts w:ascii="Times New Roman" w:hAnsi="Times New Roman" w:eastAsia="宋体" w:cs="Times New Roman"/>
-          <w:b w:val="0"/>
-          <w:sz w:val="21"/>
-          <w:szCs w:val="21"/>
-        </w:rPr>
-      </w:r>
-      <w:r>
-        <w:rPr>
-          <w:rFonts w:ascii="Times New Roman" w:hAnsi="Times New Roman" w:eastAsia="宋体" w:cs="Times New Roman"/>
-          <w:b w:val="0"/>
-          <w:sz w:val="21"/>
-          <w:szCs w:val="21"/>
-        </w:rPr>
-      </w:r>
-      <w:r>
-        <w:rPr>
-          <w:rFonts w:ascii="Times New Roman" w:hAnsi="Times New Roman" w:eastAsia="宋体" w:cs="Times New Roman"/>
-          <w:b w:val="0"/>
-          <w:sz w:val="21"/>
-          <w:szCs w:val="21"/>
-        </w:rPr>
-      </w:r>
-      <w:r>
-        <w:rPr>
-          <w:rFonts w:ascii="Times New Roman" w:hAnsi="Times New Roman" w:eastAsia="宋体" w:cs="Times New Roman"/>
-          <w:b w:val="0"/>
-          <w:sz w:val="21"/>
-          <w:szCs w:val="21"/>
-        </w:rPr>
-      </w:r>
-      <w:r>
-        <w:rPr>
-          <w:rFonts w:ascii="Times New Roman" w:hAnsi="Times New Roman" w:eastAsia="宋体" w:cs="Times New Roman"/>
-          <w:b w:val="0"/>
-          <w:sz w:val="21"/>
-          <w:szCs w:val="21"/>
-        </w:rPr>
-      </w:r>
-      <w:r>
-        <w:rPr>
-          <w:rFonts w:ascii="Times New Roman" w:hAnsi="Times New Roman" w:eastAsia="宋体" w:cs="Times New Roman"/>
-          <w:b w:val="0"/>
-          <w:sz w:val="21"/>
-          <w:szCs w:val="21"/>
-        </w:rPr>
-      </w:r>
-      <w:r>
-        <w:rPr>
-          <w:rFonts w:ascii="Times New Roman" w:hAnsi="Times New Roman" w:eastAsia="宋体" w:cs="Times New Roman"/>
-          <w:b w:val="0"/>
-          <w:sz w:val="21"/>
-          <w:szCs w:val="21"/>
-        </w:rPr>
+        <w:t xml:space="preserve">词簇揭示经验性话语结构，其理论含义仍需进一步编码。本文采用导向性内容分析方法〔8〕，以尚未合并的14个词簇为分析单位。两名编码者分别结合各词簇中词频最高的10个代表词、主要共现关系及相应原始评论，从AI能力、医生角色、风险认知和人机关系四个维度进行编码。分析遵循“先识别经验词簇、再进行理论解释”的顺序，不以预设类型反向筛选材料。</w:t>
       </w:r>
     </w:p>
     <w:p>
@@ -3491,103 +833,7 @@
           <w:sz w:val="21"/>
           <w:szCs w:val="21"/>
         </w:rPr>
-        <w:t>四个维度各三个互斥水平：能力为高估、合理、低估；医生角色为弱化、边界明确、强化；风险为忽视、正视、夸大；人机关系为替代、协同、排斥。编码看词簇主导话语，不凭单关键词。同时出现“AI”与“医生”并不等于协同，原评论把AI写成辅助、参考并由医生把关时才标协同。操作规则见表1。</w:t>
-      </w:r>
-      <w:r>
-        <w:rPr>
-          <w:rFonts w:ascii="Times New Roman" w:hAnsi="Times New Roman" w:eastAsia="宋体" w:cs="Times New Roman"/>
-          <w:b w:val="0"/>
-          <w:sz w:val="21"/>
-          <w:szCs w:val="21"/>
-        </w:rPr>
-      </w:r>
-      <w:r>
-        <w:rPr>
-          <w:rFonts w:ascii="Times New Roman" w:hAnsi="Times New Roman" w:eastAsia="宋体" w:cs="Times New Roman"/>
-          <w:b w:val="0"/>
-          <w:sz w:val="21"/>
-          <w:szCs w:val="21"/>
-        </w:rPr>
-      </w:r>
-      <w:r>
-        <w:rPr>
-          <w:rFonts w:ascii="Times New Roman" w:hAnsi="Times New Roman" w:eastAsia="宋体" w:cs="Times New Roman"/>
-          <w:b w:val="0"/>
-          <w:sz w:val="21"/>
-          <w:szCs w:val="21"/>
-        </w:rPr>
-      </w:r>
-      <w:r>
-        <w:rPr>
-          <w:rFonts w:ascii="Times New Roman" w:hAnsi="Times New Roman" w:eastAsia="宋体" w:cs="Times New Roman"/>
-          <w:b w:val="0"/>
-          <w:sz w:val="21"/>
-          <w:szCs w:val="21"/>
-        </w:rPr>
-      </w:r>
-      <w:r>
-        <w:rPr>
-          <w:rFonts w:ascii="Times New Roman" w:hAnsi="Times New Roman" w:eastAsia="宋体" w:cs="Times New Roman"/>
-          <w:b w:val="0"/>
-          <w:sz w:val="21"/>
-          <w:szCs w:val="21"/>
-        </w:rPr>
-      </w:r>
-      <w:r>
-        <w:rPr>
-          <w:rFonts w:ascii="Times New Roman" w:hAnsi="Times New Roman" w:eastAsia="宋体" w:cs="Times New Roman"/>
-          <w:b w:val="0"/>
-          <w:sz w:val="21"/>
-          <w:szCs w:val="21"/>
-        </w:rPr>
-      </w:r>
-      <w:r>
-        <w:rPr>
-          <w:rFonts w:ascii="Times New Roman" w:hAnsi="Times New Roman" w:eastAsia="宋体" w:cs="Times New Roman"/>
-          <w:b w:val="0"/>
-          <w:sz w:val="21"/>
-          <w:szCs w:val="21"/>
-        </w:rPr>
-      </w:r>
-      <w:r>
-        <w:rPr>
-          <w:rFonts w:ascii="Times New Roman" w:hAnsi="Times New Roman" w:eastAsia="宋体" w:cs="Times New Roman"/>
-          <w:b w:val="0"/>
-          <w:sz w:val="21"/>
-          <w:szCs w:val="21"/>
-        </w:rPr>
-      </w:r>
-      <w:r>
-        <w:rPr>
-          <w:rFonts w:ascii="Times New Roman" w:hAnsi="Times New Roman" w:eastAsia="宋体" w:cs="Times New Roman"/>
-          <w:b w:val="0"/>
-          <w:sz w:val="21"/>
-          <w:szCs w:val="21"/>
-        </w:rPr>
-      </w:r>
-      <w:r>
-        <w:rPr>
-          <w:rFonts w:ascii="Times New Roman" w:hAnsi="Times New Roman" w:eastAsia="宋体" w:cs="Times New Roman"/>
-          <w:b w:val="0"/>
-          <w:sz w:val="21"/>
-          <w:szCs w:val="21"/>
-        </w:rPr>
-      </w:r>
-      <w:r>
-        <w:rPr>
-          <w:rFonts w:ascii="Times New Roman" w:hAnsi="Times New Roman" w:eastAsia="宋体" w:cs="Times New Roman"/>
-          <w:b w:val="0"/>
-          <w:sz w:val="21"/>
-          <w:szCs w:val="21"/>
-        </w:rPr>
-      </w:r>
-      <w:r>
-        <w:rPr>
-          <w:rFonts w:ascii="Times New Roman" w:hAnsi="Times New Roman" w:eastAsia="宋体" w:cs="Times New Roman"/>
-          <w:b w:val="0"/>
-          <w:sz w:val="21"/>
-          <w:szCs w:val="21"/>
-        </w:rPr>
+        <w:t xml:space="preserve">四个维度均设置三个互斥水平：AI能力分为高估、合理和低估，医生角色分为弱化、边界明确和强化，风险认知分为忽视、正视和夸大，人机关系分为替代、协同和排斥。编码依据词簇的主导话语，而非单个关键词。例如，“AI”与“医生”同时出现并不必然表示协同；只有当原评论明确将AI定位为辅助或参考工具，并保留医生把关时，才编码为协同。具体操作规则见表1。</w:t>
       </w:r>
     </w:p>
     <w:p>
@@ -3603,135 +849,7 @@
           <w:sz w:val="21"/>
           <w:szCs w:val="21"/>
         </w:rPr>
-        <w:t>“高估/低估”和“忽视/夸大”相对于人机互补与适当依赖框架，不是对系统临床性能的鉴定。编码者先独立完成四维编码，再按配置与语义归入初步模式；配置相近且逻辑一致者合并，责任逻辑不同者分开。双方互不查看结果，类型归属计Cohen’s κ〔22〕，分歧回看代表词、共现和原评论协商。模式名称在编码后归纳，开始前不预设。</w:t>
-      </w:r>
-      <w:r>
-        <w:rPr>
-          <w:rFonts w:ascii="Times New Roman" w:hAnsi="Times New Roman" w:eastAsia="宋体" w:cs="Times New Roman"/>
-          <w:b w:val="0"/>
-          <w:sz w:val="21"/>
-          <w:szCs w:val="21"/>
-        </w:rPr>
-      </w:r>
-      <w:r>
-        <w:rPr>
-          <w:rFonts w:ascii="Times New Roman" w:hAnsi="Times New Roman" w:eastAsia="宋体" w:cs="Times New Roman"/>
-          <w:b w:val="0"/>
-          <w:sz w:val="21"/>
-          <w:szCs w:val="21"/>
-        </w:rPr>
-      </w:r>
-      <w:r>
-        <w:rPr>
-          <w:rFonts w:ascii="Times New Roman" w:hAnsi="Times New Roman" w:eastAsia="宋体" w:cs="Times New Roman"/>
-          <w:b w:val="0"/>
-          <w:sz w:val="21"/>
-          <w:szCs w:val="21"/>
-        </w:rPr>
-      </w:r>
-      <w:r>
-        <w:rPr>
-          <w:rFonts w:ascii="Times New Roman" w:hAnsi="Times New Roman" w:eastAsia="宋体" w:cs="Times New Roman"/>
-          <w:b w:val="0"/>
-          <w:sz w:val="21"/>
-          <w:szCs w:val="21"/>
-        </w:rPr>
-      </w:r>
-      <w:r>
-        <w:rPr>
-          <w:rFonts w:ascii="Times New Roman" w:hAnsi="Times New Roman" w:eastAsia="宋体" w:cs="Times New Roman"/>
-          <w:b w:val="0"/>
-          <w:sz w:val="21"/>
-          <w:szCs w:val="21"/>
-        </w:rPr>
-      </w:r>
-      <w:r>
-        <w:rPr>
-          <w:rFonts w:ascii="Times New Roman" w:hAnsi="Times New Roman" w:eastAsia="宋体" w:cs="Times New Roman"/>
-          <w:b w:val="0"/>
-          <w:sz w:val="21"/>
-          <w:szCs w:val="21"/>
-        </w:rPr>
-      </w:r>
-      <w:r>
-        <w:rPr>
-          <w:rFonts w:ascii="Times New Roman" w:hAnsi="Times New Roman" w:eastAsia="宋体" w:cs="Times New Roman"/>
-          <w:b w:val="0"/>
-          <w:sz w:val="21"/>
-          <w:szCs w:val="21"/>
-        </w:rPr>
-      </w:r>
-      <w:r>
-        <w:rPr>
-          <w:rFonts w:ascii="Times New Roman" w:hAnsi="Times New Roman" w:eastAsia="宋体" w:cs="Times New Roman"/>
-          <w:b w:val="0"/>
-          <w:sz w:val="21"/>
-          <w:szCs w:val="21"/>
-        </w:rPr>
-      </w:r>
-      <w:r>
-        <w:rPr>
-          <w:rFonts w:ascii="Times New Roman" w:hAnsi="Times New Roman" w:eastAsia="宋体" w:cs="Times New Roman"/>
-          <w:b w:val="0"/>
-          <w:sz w:val="21"/>
-          <w:szCs w:val="21"/>
-        </w:rPr>
-      </w:r>
-      <w:r>
-        <w:rPr>
-          <w:rFonts w:ascii="Times New Roman" w:hAnsi="Times New Roman" w:eastAsia="宋体" w:cs="Times New Roman"/>
-          <w:b w:val="0"/>
-          <w:sz w:val="21"/>
-          <w:szCs w:val="21"/>
-        </w:rPr>
-      </w:r>
-      <w:r>
-        <w:rPr>
-          <w:rFonts w:ascii="Times New Roman" w:hAnsi="Times New Roman" w:eastAsia="宋体" w:cs="Times New Roman"/>
-          <w:b w:val="0"/>
-          <w:sz w:val="21"/>
-          <w:szCs w:val="21"/>
-        </w:rPr>
-      </w:r>
-      <w:r>
-        <w:rPr>
-          <w:rFonts w:ascii="Times New Roman" w:hAnsi="Times New Roman" w:eastAsia="宋体" w:cs="Times New Roman"/>
-          <w:b w:val="0"/>
-          <w:sz w:val="21"/>
-          <w:szCs w:val="21"/>
-        </w:rPr>
-      </w:r>
-      <w:r>
-        <w:rPr>
-          <w:rFonts w:ascii="Times New Roman" w:hAnsi="Times New Roman" w:eastAsia="宋体" w:cs="Times New Roman"/>
-          <w:b w:val="0"/>
-          <w:sz w:val="21"/>
-          <w:szCs w:val="21"/>
-        </w:rPr>
-      </w:r>
-      <w:r>
-        <w:rPr>
-          <w:rFonts w:ascii="Times New Roman" w:hAnsi="Times New Roman" w:eastAsia="宋体" w:cs="Times New Roman"/>
-          <w:b w:val="0"/>
-          <w:sz w:val="21"/>
-          <w:szCs w:val="21"/>
-        </w:rPr>
-      </w:r>
-      <w:r>
-        <w:rPr>
-          <w:rFonts w:ascii="Times New Roman" w:hAnsi="Times New Roman" w:eastAsia="宋体" w:cs="Times New Roman"/>
-          <w:b w:val="0"/>
-          <w:sz w:val="21"/>
-          <w:szCs w:val="21"/>
-        </w:rPr>
-      </w:r>
-      <w:r>
-        <w:rPr>
-          <w:rFonts w:ascii="Times New Roman" w:hAnsi="Times New Roman" w:eastAsia="宋体" w:cs="Times New Roman"/>
-          <w:b w:val="0"/>
-          <w:sz w:val="21"/>
-          <w:szCs w:val="21"/>
-        </w:rPr>
+        <w:t xml:space="preserve">“高估/低估”和“忽视/夸大”均相对于人机互补与适当依赖框架作出解释，不构成对具体系统临床性能的技术鉴定。两名编码者首先独立完成四维编码，再依据配置相似性和语义逻辑归入初步模式；配置相近且解释逻辑一致的词簇予以合并，责任逻辑不同的词簇则分别处理。编码过程中双方互不查看对方结果，以类型归属计算Cohen’s κ〔22〕；出现分歧时，重新核对代表词、共现关系和原始评论并协商确定。模式名称在编码完成后归纳形成，并非事先设定。</w:t>
       </w:r>
     </w:p>
     <w:p>
@@ -3747,103 +865,7 @@
           <w:sz w:val="21"/>
           <w:szCs w:val="21"/>
         </w:rPr>
-        <w:t>模式识别的证据依次为：组内词语与共现、Louvain词簇、四维配置及跨簇归纳。</w:t>
-      </w:r>
-      <w:r>
-        <w:rPr>
-          <w:rFonts w:ascii="Times New Roman" w:hAnsi="Times New Roman" w:eastAsia="宋体" w:cs="Times New Roman"/>
-          <w:b w:val="0"/>
-          <w:sz w:val="21"/>
-          <w:szCs w:val="21"/>
-        </w:rPr>
-      </w:r>
-      <w:r>
-        <w:rPr>
-          <w:rFonts w:ascii="Times New Roman" w:hAnsi="Times New Roman" w:eastAsia="宋体" w:cs="Times New Roman"/>
-          <w:b w:val="0"/>
-          <w:sz w:val="21"/>
-          <w:szCs w:val="21"/>
-        </w:rPr>
-      </w:r>
-      <w:r>
-        <w:rPr>
-          <w:rFonts w:ascii="Times New Roman" w:hAnsi="Times New Roman" w:eastAsia="宋体" w:cs="Times New Roman"/>
-          <w:b w:val="0"/>
-          <w:sz w:val="21"/>
-          <w:szCs w:val="21"/>
-        </w:rPr>
-      </w:r>
-      <w:r>
-        <w:rPr>
-          <w:rFonts w:ascii="Times New Roman" w:hAnsi="Times New Roman" w:eastAsia="宋体" w:cs="Times New Roman"/>
-          <w:b w:val="0"/>
-          <w:sz w:val="21"/>
-          <w:szCs w:val="21"/>
-        </w:rPr>
-      </w:r>
-      <w:r>
-        <w:rPr>
-          <w:rFonts w:ascii="Times New Roman" w:hAnsi="Times New Roman" w:eastAsia="宋体" w:cs="Times New Roman"/>
-          <w:b w:val="0"/>
-          <w:sz w:val="21"/>
-          <w:szCs w:val="21"/>
-        </w:rPr>
-      </w:r>
-      <w:r>
-        <w:rPr>
-          <w:rFonts w:ascii="Times New Roman" w:hAnsi="Times New Roman" w:eastAsia="宋体" w:cs="Times New Roman"/>
-          <w:b w:val="0"/>
-          <w:sz w:val="21"/>
-          <w:szCs w:val="21"/>
-        </w:rPr>
-      </w:r>
-      <w:r>
-        <w:rPr>
-          <w:rFonts w:ascii="Times New Roman" w:hAnsi="Times New Roman" w:eastAsia="宋体" w:cs="Times New Roman"/>
-          <w:b w:val="0"/>
-          <w:sz w:val="21"/>
-          <w:szCs w:val="21"/>
-        </w:rPr>
-      </w:r>
-      <w:r>
-        <w:rPr>
-          <w:rFonts w:ascii="Times New Roman" w:hAnsi="Times New Roman" w:eastAsia="宋体" w:cs="Times New Roman"/>
-          <w:b w:val="0"/>
-          <w:sz w:val="21"/>
-          <w:szCs w:val="21"/>
-        </w:rPr>
-      </w:r>
-      <w:r>
-        <w:rPr>
-          <w:rFonts w:ascii="Times New Roman" w:hAnsi="Times New Roman" w:eastAsia="宋体" w:cs="Times New Roman"/>
-          <w:b w:val="0"/>
-          <w:sz w:val="21"/>
-          <w:szCs w:val="21"/>
-        </w:rPr>
-      </w:r>
-      <w:r>
-        <w:rPr>
-          <w:rFonts w:ascii="Times New Roman" w:hAnsi="Times New Roman" w:eastAsia="宋体" w:cs="Times New Roman"/>
-          <w:b w:val="0"/>
-          <w:sz w:val="21"/>
-          <w:szCs w:val="21"/>
-        </w:rPr>
-      </w:r>
-      <w:r>
-        <w:rPr>
-          <w:rFonts w:ascii="Times New Roman" w:hAnsi="Times New Roman" w:eastAsia="宋体" w:cs="Times New Roman"/>
-          <w:b w:val="0"/>
-          <w:sz w:val="21"/>
-          <w:szCs w:val="21"/>
-        </w:rPr>
-      </w:r>
-      <w:r>
-        <w:rPr>
-          <w:rFonts w:ascii="Times New Roman" w:hAnsi="Times New Roman" w:eastAsia="宋体" w:cs="Times New Roman"/>
-          <w:b w:val="0"/>
-          <w:sz w:val="21"/>
-          <w:szCs w:val="21"/>
-        </w:rPr>
+        <w:t xml:space="preserve">综上，模式识别依次依据组内词语及其共现关系、Louvain词簇、四维认知编码和跨词簇归纳四个层次展开。</w:t>
       </w:r>
     </w:p>
     <w:p>
@@ -4603,39 +1625,7 @@
           <w:sz w:val="21"/>
           <w:szCs w:val="21"/>
         </w:rPr>
-        <w:t>结果按态度分布、认知主题、词共现结构和认知模式报告。</w:t>
-      </w:r>
-      <w:r>
-        <w:rPr>
-          <w:rFonts w:ascii="Times New Roman" w:hAnsi="Times New Roman" w:eastAsia="宋体" w:cs="Times New Roman"/>
-          <w:b w:val="0"/>
-          <w:sz w:val="21"/>
-          <w:szCs w:val="21"/>
-        </w:rPr>
-      </w:r>
-      <w:r>
-        <w:rPr>
-          <w:rFonts w:ascii="Times New Roman" w:hAnsi="Times New Roman" w:eastAsia="宋体" w:cs="Times New Roman"/>
-          <w:b w:val="0"/>
-          <w:sz w:val="21"/>
-          <w:szCs w:val="21"/>
-        </w:rPr>
-      </w:r>
-      <w:r>
-        <w:rPr>
-          <w:rFonts w:ascii="Times New Roman" w:hAnsi="Times New Roman" w:eastAsia="宋体" w:cs="Times New Roman"/>
-          <w:b w:val="0"/>
-          <w:sz w:val="21"/>
-          <w:szCs w:val="21"/>
-        </w:rPr>
-      </w:r>
-      <w:r>
-        <w:rPr>
-          <w:rFonts w:ascii="Times New Roman" w:hAnsi="Times New Roman" w:eastAsia="宋体" w:cs="Times New Roman"/>
-          <w:b w:val="0"/>
-          <w:sz w:val="21"/>
-          <w:szCs w:val="21"/>
-        </w:rPr>
+        <w:t xml:space="preserve">研究结果依次报告样本与态度分布、核心认知主题、词共现结构及认知模式。</w:t>
       </w:r>
     </w:p>
     <w:p>
@@ -4671,247 +1661,7 @@
           <w:sz w:val="21"/>
           <w:szCs w:val="21"/>
         </w:rPr>
-        <w:t>原始评论399,508条，短文本删除和正文去重后保留284,849条；相关103,731条，其中有态度71,886条。清洗后微博占84.6%，抖音、小红书和知乎分别占9.0%、6.0%和0.4%。各平台相关率为37.9%、28.8%、26.6%和43.3%。知乎相关率较高，但仅474条，不作平台比较。见表2、表3。</w:t>
-      </w:r>
-      <w:r>
-        <w:rPr>
-          <w:rFonts w:ascii="Times New Roman" w:hAnsi="Times New Roman" w:eastAsia="宋体" w:cs="Times New Roman"/>
-          <w:b w:val="0"/>
-          <w:sz w:val="21"/>
-          <w:szCs w:val="21"/>
-        </w:rPr>
-      </w:r>
-      <w:r>
-        <w:rPr>
-          <w:rFonts w:ascii="Times New Roman" w:hAnsi="Times New Roman" w:eastAsia="宋体" w:cs="Times New Roman"/>
-          <w:b w:val="0"/>
-          <w:sz w:val="21"/>
-          <w:szCs w:val="21"/>
-        </w:rPr>
-      </w:r>
-      <w:r>
-        <w:rPr>
-          <w:rFonts w:ascii="Times New Roman" w:hAnsi="Times New Roman" w:eastAsia="宋体" w:cs="Times New Roman"/>
-          <w:b w:val="0"/>
-          <w:sz w:val="21"/>
-          <w:szCs w:val="21"/>
-        </w:rPr>
-      </w:r>
-      <w:r>
-        <w:rPr>
-          <w:rFonts w:ascii="Times New Roman" w:hAnsi="Times New Roman" w:eastAsia="宋体" w:cs="Times New Roman"/>
-          <w:b w:val="0"/>
-          <w:sz w:val="21"/>
-          <w:szCs w:val="21"/>
-        </w:rPr>
-      </w:r>
-      <w:r>
-        <w:rPr>
-          <w:rFonts w:ascii="Times New Roman" w:hAnsi="Times New Roman" w:eastAsia="宋体" w:cs="Times New Roman"/>
-          <w:b w:val="0"/>
-          <w:sz w:val="21"/>
-          <w:szCs w:val="21"/>
-        </w:rPr>
-      </w:r>
-      <w:r>
-        <w:rPr>
-          <w:rFonts w:ascii="Times New Roman" w:hAnsi="Times New Roman" w:eastAsia="宋体" w:cs="Times New Roman"/>
-          <w:b w:val="0"/>
-          <w:sz w:val="21"/>
-          <w:szCs w:val="21"/>
-        </w:rPr>
-      </w:r>
-      <w:r>
-        <w:rPr>
-          <w:rFonts w:ascii="Times New Roman" w:hAnsi="Times New Roman" w:eastAsia="宋体" w:cs="Times New Roman"/>
-          <w:b w:val="0"/>
-          <w:sz w:val="21"/>
-          <w:szCs w:val="21"/>
-        </w:rPr>
-      </w:r>
-      <w:r>
-        <w:rPr>
-          <w:rFonts w:ascii="Times New Roman" w:hAnsi="Times New Roman" w:eastAsia="宋体" w:cs="Times New Roman"/>
-          <w:b w:val="0"/>
-          <w:sz w:val="21"/>
-          <w:szCs w:val="21"/>
-        </w:rPr>
-      </w:r>
-      <w:r>
-        <w:rPr>
-          <w:rFonts w:ascii="Times New Roman" w:hAnsi="Times New Roman" w:eastAsia="宋体" w:cs="Times New Roman"/>
-          <w:b w:val="0"/>
-          <w:sz w:val="21"/>
-          <w:szCs w:val="21"/>
-        </w:rPr>
-      </w:r>
-      <w:r>
-        <w:rPr>
-          <w:rFonts w:ascii="Times New Roman" w:hAnsi="Times New Roman" w:eastAsia="宋体" w:cs="Times New Roman"/>
-          <w:b w:val="0"/>
-          <w:sz w:val="21"/>
-          <w:szCs w:val="21"/>
-        </w:rPr>
-      </w:r>
-      <w:r>
-        <w:rPr>
-          <w:rFonts w:ascii="Times New Roman" w:hAnsi="Times New Roman" w:eastAsia="宋体" w:cs="Times New Roman"/>
-          <w:b w:val="0"/>
-          <w:sz w:val="21"/>
-          <w:szCs w:val="21"/>
-        </w:rPr>
-      </w:r>
-      <w:r>
-        <w:rPr>
-          <w:rFonts w:ascii="Times New Roman" w:hAnsi="Times New Roman" w:eastAsia="宋体" w:cs="Times New Roman"/>
-          <w:b w:val="0"/>
-          <w:sz w:val="21"/>
-          <w:szCs w:val="21"/>
-        </w:rPr>
-      </w:r>
-      <w:r>
-        <w:rPr>
-          <w:rFonts w:ascii="Times New Roman" w:hAnsi="Times New Roman" w:eastAsia="宋体" w:cs="Times New Roman"/>
-          <w:b w:val="0"/>
-          <w:sz w:val="21"/>
-          <w:szCs w:val="21"/>
-        </w:rPr>
-      </w:r>
-      <w:r>
-        <w:rPr>
-          <w:rFonts w:ascii="Times New Roman" w:hAnsi="Times New Roman" w:eastAsia="宋体" w:cs="Times New Roman"/>
-          <w:b w:val="0"/>
-          <w:sz w:val="21"/>
-          <w:szCs w:val="21"/>
-        </w:rPr>
-      </w:r>
-      <w:r>
-        <w:rPr>
-          <w:rFonts w:ascii="Times New Roman" w:hAnsi="Times New Roman" w:eastAsia="宋体" w:cs="Times New Roman"/>
-          <w:b w:val="0"/>
-          <w:sz w:val="21"/>
-          <w:szCs w:val="21"/>
-        </w:rPr>
-      </w:r>
-      <w:r>
-        <w:rPr>
-          <w:rFonts w:ascii="Times New Roman" w:hAnsi="Times New Roman" w:eastAsia="宋体" w:cs="Times New Roman"/>
-          <w:b w:val="0"/>
-          <w:sz w:val="21"/>
-          <w:szCs w:val="21"/>
-        </w:rPr>
-      </w:r>
-      <w:r>
-        <w:rPr>
-          <w:rFonts w:ascii="Times New Roman" w:hAnsi="Times New Roman" w:eastAsia="宋体" w:cs="Times New Roman"/>
-          <w:b w:val="0"/>
-          <w:sz w:val="21"/>
-          <w:szCs w:val="21"/>
-        </w:rPr>
-      </w:r>
-      <w:r>
-        <w:rPr>
-          <w:rFonts w:ascii="Times New Roman" w:hAnsi="Times New Roman" w:eastAsia="宋体" w:cs="Times New Roman"/>
-          <w:b w:val="0"/>
-          <w:sz w:val="21"/>
-          <w:szCs w:val="21"/>
-        </w:rPr>
-      </w:r>
-      <w:r>
-        <w:rPr>
-          <w:rFonts w:ascii="Times New Roman" w:hAnsi="Times New Roman" w:eastAsia="宋体" w:cs="Times New Roman"/>
-          <w:b w:val="0"/>
-          <w:sz w:val="21"/>
-          <w:szCs w:val="21"/>
-        </w:rPr>
-      </w:r>
-      <w:r>
-        <w:rPr>
-          <w:rFonts w:ascii="Times New Roman" w:hAnsi="Times New Roman" w:eastAsia="宋体" w:cs="Times New Roman"/>
-          <w:b w:val="0"/>
-          <w:sz w:val="21"/>
-          <w:szCs w:val="21"/>
-        </w:rPr>
-      </w:r>
-      <w:r>
-        <w:rPr>
-          <w:rFonts w:ascii="Times New Roman" w:hAnsi="Times New Roman" w:eastAsia="宋体" w:cs="Times New Roman"/>
-          <w:b w:val="0"/>
-          <w:sz w:val="21"/>
-          <w:szCs w:val="21"/>
-        </w:rPr>
-      </w:r>
-      <w:r>
-        <w:rPr>
-          <w:rFonts w:ascii="Times New Roman" w:hAnsi="Times New Roman" w:eastAsia="宋体" w:cs="Times New Roman"/>
-          <w:b w:val="0"/>
-          <w:sz w:val="21"/>
-          <w:szCs w:val="21"/>
-        </w:rPr>
-      </w:r>
-      <w:r>
-        <w:rPr>
-          <w:rFonts w:ascii="Times New Roman" w:hAnsi="Times New Roman" w:eastAsia="宋体" w:cs="Times New Roman"/>
-          <w:b w:val="0"/>
-          <w:sz w:val="21"/>
-          <w:szCs w:val="21"/>
-        </w:rPr>
-      </w:r>
-      <w:r>
-        <w:rPr>
-          <w:rFonts w:ascii="Times New Roman" w:hAnsi="Times New Roman" w:eastAsia="宋体" w:cs="Times New Roman"/>
-          <w:b w:val="0"/>
-          <w:sz w:val="21"/>
-          <w:szCs w:val="21"/>
-        </w:rPr>
-      </w:r>
-      <w:r>
-        <w:rPr>
-          <w:rFonts w:ascii="Times New Roman" w:hAnsi="Times New Roman" w:eastAsia="宋体" w:cs="Times New Roman"/>
-          <w:b w:val="0"/>
-          <w:sz w:val="21"/>
-          <w:szCs w:val="21"/>
-        </w:rPr>
-      </w:r>
-      <w:r>
-        <w:rPr>
-          <w:rFonts w:ascii="Times New Roman" w:hAnsi="Times New Roman" w:eastAsia="宋体" w:cs="Times New Roman"/>
-          <w:b w:val="0"/>
-          <w:sz w:val="21"/>
-          <w:szCs w:val="21"/>
-        </w:rPr>
-      </w:r>
-      <w:r>
-        <w:rPr>
-          <w:rFonts w:ascii="Times New Roman" w:hAnsi="Times New Roman" w:eastAsia="宋体" w:cs="Times New Roman"/>
-          <w:b w:val="0"/>
-          <w:sz w:val="21"/>
-          <w:szCs w:val="21"/>
-        </w:rPr>
-      </w:r>
-      <w:r>
-        <w:rPr>
-          <w:rFonts w:ascii="Times New Roman" w:hAnsi="Times New Roman" w:eastAsia="宋体" w:cs="Times New Roman"/>
-          <w:b w:val="0"/>
-          <w:sz w:val="21"/>
-          <w:szCs w:val="21"/>
-        </w:rPr>
-      </w:r>
-      <w:r>
-        <w:rPr>
-          <w:rFonts w:ascii="Times New Roman" w:hAnsi="Times New Roman" w:eastAsia="宋体" w:cs="Times New Roman"/>
-          <w:b w:val="0"/>
-          <w:sz w:val="21"/>
-          <w:szCs w:val="21"/>
-        </w:rPr>
-      </w:r>
-      <w:r>
-        <w:rPr>
-          <w:rFonts w:ascii="Times New Roman" w:hAnsi="Times New Roman" w:eastAsia="宋体" w:cs="Times New Roman"/>
-          <w:b w:val="0"/>
-          <w:sz w:val="21"/>
-          <w:szCs w:val="21"/>
-        </w:rPr>
+        <w:t xml:space="preserve">原始数据共包含399,508条评论，经短文本删除和正文去重后保留284,849条，其中103,731条被识别为相关评论，71,886条具有明确态度。清洗后语料中，微博占84.6%，抖音、小红书和知乎分别占9.0%、6.0%和0.4%；各平台相关率依次为37.9%、28.8%、26.6%和43.3%。知乎相关率相对较高，但相关样本仅474条，因此本文不开展平台间比较。样本筛选过程及平台构成见表2和表3。</w:t>
       </w:r>
     </w:p>
     <w:p>
@@ -6334,231 +3084,7 @@
           <w:sz w:val="21"/>
           <w:szCs w:val="21"/>
         </w:rPr>
-        <w:t>103,731条相关评论中，积极54,319条（52.4%），无态度31,845条（30.7%），中立10,773条（10.4%），消极6,794条（6.5%）。以有态度为分母，三者分别为75.6%、15.0%和9.5%。讨论总体偏积极，但此处“积极”是分类标签，不是对独立诊断或临床替代的授权。见表4、图2。</w:t>
-      </w:r>
-      <w:r>
-        <w:rPr>
-          <w:rFonts w:ascii="Times New Roman" w:hAnsi="Times New Roman" w:eastAsia="宋体" w:cs="Times New Roman"/>
-          <w:b w:val="0"/>
-          <w:sz w:val="21"/>
-          <w:szCs w:val="21"/>
-        </w:rPr>
-      </w:r>
-      <w:r>
-        <w:rPr>
-          <w:rFonts w:ascii="Times New Roman" w:hAnsi="Times New Roman" w:eastAsia="宋体" w:cs="Times New Roman"/>
-          <w:b w:val="0"/>
-          <w:sz w:val="21"/>
-          <w:szCs w:val="21"/>
-        </w:rPr>
-      </w:r>
-      <w:r>
-        <w:rPr>
-          <w:rFonts w:ascii="Times New Roman" w:hAnsi="Times New Roman" w:eastAsia="宋体" w:cs="Times New Roman"/>
-          <w:b w:val="0"/>
-          <w:sz w:val="21"/>
-          <w:szCs w:val="21"/>
-        </w:rPr>
-      </w:r>
-      <w:r>
-        <w:rPr>
-          <w:rFonts w:ascii="Times New Roman" w:hAnsi="Times New Roman" w:eastAsia="宋体" w:cs="Times New Roman"/>
-          <w:b w:val="0"/>
-          <w:sz w:val="21"/>
-          <w:szCs w:val="21"/>
-        </w:rPr>
-      </w:r>
-      <w:r>
-        <w:rPr>
-          <w:rFonts w:ascii="Times New Roman" w:hAnsi="Times New Roman" w:eastAsia="宋体" w:cs="Times New Roman"/>
-          <w:b w:val="0"/>
-          <w:sz w:val="21"/>
-          <w:szCs w:val="21"/>
-        </w:rPr>
-      </w:r>
-      <w:r>
-        <w:rPr>
-          <w:rFonts w:ascii="Times New Roman" w:hAnsi="Times New Roman" w:eastAsia="宋体" w:cs="Times New Roman"/>
-          <w:b w:val="0"/>
-          <w:sz w:val="21"/>
-          <w:szCs w:val="21"/>
-        </w:rPr>
-      </w:r>
-      <w:r>
-        <w:rPr>
-          <w:rFonts w:ascii="Times New Roman" w:hAnsi="Times New Roman" w:eastAsia="宋体" w:cs="Times New Roman"/>
-          <w:b w:val="0"/>
-          <w:sz w:val="21"/>
-          <w:szCs w:val="21"/>
-        </w:rPr>
-      </w:r>
-      <w:r>
-        <w:rPr>
-          <w:rFonts w:ascii="Times New Roman" w:hAnsi="Times New Roman" w:eastAsia="宋体" w:cs="Times New Roman"/>
-          <w:b w:val="0"/>
-          <w:sz w:val="21"/>
-          <w:szCs w:val="21"/>
-        </w:rPr>
-      </w:r>
-      <w:r>
-        <w:rPr>
-          <w:rFonts w:ascii="Times New Roman" w:hAnsi="Times New Roman" w:eastAsia="宋体" w:cs="Times New Roman"/>
-          <w:b w:val="0"/>
-          <w:sz w:val="21"/>
-          <w:szCs w:val="21"/>
-        </w:rPr>
-      </w:r>
-      <w:r>
-        <w:rPr>
-          <w:rFonts w:ascii="Times New Roman" w:hAnsi="Times New Roman" w:eastAsia="宋体" w:cs="Times New Roman"/>
-          <w:b w:val="0"/>
-          <w:sz w:val="21"/>
-          <w:szCs w:val="21"/>
-        </w:rPr>
-      </w:r>
-      <w:r>
-        <w:rPr>
-          <w:rFonts w:ascii="Times New Roman" w:hAnsi="Times New Roman" w:eastAsia="宋体" w:cs="Times New Roman"/>
-          <w:b w:val="0"/>
-          <w:sz w:val="21"/>
-          <w:szCs w:val="21"/>
-        </w:rPr>
-      </w:r>
-      <w:r>
-        <w:rPr>
-          <w:rFonts w:ascii="Times New Roman" w:hAnsi="Times New Roman" w:eastAsia="宋体" w:cs="Times New Roman"/>
-          <w:b w:val="0"/>
-          <w:sz w:val="21"/>
-          <w:szCs w:val="21"/>
-        </w:rPr>
-      </w:r>
-      <w:r>
-        <w:rPr>
-          <w:rFonts w:ascii="Times New Roman" w:hAnsi="Times New Roman" w:eastAsia="宋体" w:cs="Times New Roman"/>
-          <w:b w:val="0"/>
-          <w:sz w:val="21"/>
-          <w:szCs w:val="21"/>
-        </w:rPr>
-      </w:r>
-      <w:r>
-        <w:rPr>
-          <w:rFonts w:ascii="Times New Roman" w:hAnsi="Times New Roman" w:eastAsia="宋体" w:cs="Times New Roman"/>
-          <w:b w:val="0"/>
-          <w:sz w:val="21"/>
-          <w:szCs w:val="21"/>
-        </w:rPr>
-      </w:r>
-      <w:r>
-        <w:rPr>
-          <w:rFonts w:ascii="Times New Roman" w:hAnsi="Times New Roman" w:eastAsia="宋体" w:cs="Times New Roman"/>
-          <w:b w:val="0"/>
-          <w:sz w:val="21"/>
-          <w:szCs w:val="21"/>
-        </w:rPr>
-      </w:r>
-      <w:r>
-        <w:rPr>
-          <w:rFonts w:ascii="Times New Roman" w:hAnsi="Times New Roman" w:eastAsia="宋体" w:cs="Times New Roman"/>
-          <w:b w:val="0"/>
-          <w:sz w:val="21"/>
-          <w:szCs w:val="21"/>
-        </w:rPr>
-      </w:r>
-      <w:r>
-        <w:rPr>
-          <w:rFonts w:ascii="Times New Roman" w:hAnsi="Times New Roman" w:eastAsia="宋体" w:cs="Times New Roman"/>
-          <w:b w:val="0"/>
-          <w:sz w:val="21"/>
-          <w:szCs w:val="21"/>
-        </w:rPr>
-      </w:r>
-      <w:r>
-        <w:rPr>
-          <w:rFonts w:ascii="Times New Roman" w:hAnsi="Times New Roman" w:eastAsia="宋体" w:cs="Times New Roman"/>
-          <w:b w:val="0"/>
-          <w:sz w:val="21"/>
-          <w:szCs w:val="21"/>
-        </w:rPr>
-      </w:r>
-      <w:r>
-        <w:rPr>
-          <w:rFonts w:ascii="Times New Roman" w:hAnsi="Times New Roman" w:eastAsia="宋体" w:cs="Times New Roman"/>
-          <w:b w:val="0"/>
-          <w:sz w:val="21"/>
-          <w:szCs w:val="21"/>
-        </w:rPr>
-      </w:r>
-      <w:r>
-        <w:rPr>
-          <w:rFonts w:ascii="Times New Roman" w:hAnsi="Times New Roman" w:eastAsia="宋体" w:cs="Times New Roman"/>
-          <w:b w:val="0"/>
-          <w:sz w:val="21"/>
-          <w:szCs w:val="21"/>
-        </w:rPr>
-      </w:r>
-      <w:r>
-        <w:rPr>
-          <w:rFonts w:ascii="Times New Roman" w:hAnsi="Times New Roman" w:eastAsia="宋体" w:cs="Times New Roman"/>
-          <w:b w:val="0"/>
-          <w:sz w:val="21"/>
-          <w:szCs w:val="21"/>
-        </w:rPr>
-      </w:r>
-      <w:r>
-        <w:rPr>
-          <w:rFonts w:ascii="Times New Roman" w:hAnsi="Times New Roman" w:eastAsia="宋体" w:cs="Times New Roman"/>
-          <w:b w:val="0"/>
-          <w:sz w:val="21"/>
-          <w:szCs w:val="21"/>
-        </w:rPr>
-      </w:r>
-      <w:r>
-        <w:rPr>
-          <w:rFonts w:ascii="Times New Roman" w:hAnsi="Times New Roman" w:eastAsia="宋体" w:cs="Times New Roman"/>
-          <w:b w:val="0"/>
-          <w:sz w:val="21"/>
-          <w:szCs w:val="21"/>
-        </w:rPr>
-      </w:r>
-      <w:r>
-        <w:rPr>
-          <w:rFonts w:ascii="Times New Roman" w:hAnsi="Times New Roman" w:eastAsia="宋体" w:cs="Times New Roman"/>
-          <w:b w:val="0"/>
-          <w:sz w:val="21"/>
-          <w:szCs w:val="21"/>
-        </w:rPr>
-      </w:r>
-      <w:r>
-        <w:rPr>
-          <w:rFonts w:ascii="Times New Roman" w:hAnsi="Times New Roman" w:eastAsia="宋体" w:cs="Times New Roman"/>
-          <w:b w:val="0"/>
-          <w:sz w:val="21"/>
-          <w:szCs w:val="21"/>
-        </w:rPr>
-      </w:r>
-      <w:r>
-        <w:rPr>
-          <w:rFonts w:ascii="Times New Roman" w:hAnsi="Times New Roman" w:eastAsia="宋体" w:cs="Times New Roman"/>
-          <w:b w:val="0"/>
-          <w:sz w:val="21"/>
-          <w:szCs w:val="21"/>
-        </w:rPr>
-      </w:r>
-      <w:r>
-        <w:rPr>
-          <w:rFonts w:ascii="Times New Roman" w:hAnsi="Times New Roman" w:eastAsia="宋体" w:cs="Times New Roman"/>
-          <w:b w:val="0"/>
-          <w:sz w:val="21"/>
-          <w:szCs w:val="21"/>
-        </w:rPr>
-      </w:r>
-      <w:r>
-        <w:rPr>
-          <w:rFonts w:ascii="Times New Roman" w:hAnsi="Times New Roman" w:eastAsia="宋体" w:cs="Times New Roman"/>
-          <w:b w:val="0"/>
-          <w:sz w:val="21"/>
-          <w:szCs w:val="21"/>
-        </w:rPr>
+        <w:t xml:space="preserve">在103,731条相关评论的模型识别结果中，积极54,319条，占52.4%；无态度31,845条，占30.7%；中立10,773条，占10.4%；消极6,794条，占6.5%。若以71,886条有态度评论为分母，积极、中立和消极分别占75.6%、15.0%和9.5%。总体而言，检索范围内的相关评论呈现积极倾向；但“积极”仅表示分类模型识别出的评价方向，不能被解释为公众已经认可AI独立诊断或临床替代。具体结果见表4和图2。</w:t>
       </w:r>
     </w:p>
     <w:p>
@@ -7375,271 +3901,7 @@
           <w:sz w:val="21"/>
           <w:szCs w:val="21"/>
         </w:rPr>
-        <w:t>有态度样本为积极54,319、中立10,773、消极6,794。三组共同高频词是AI、医生、医疗和问题；差异在功能体验、能力边界和信任判断。积极组突出“方便、健康、贴心、买药、问诊、实用”；中立组为“辅助、替代、不能、取代、专业”；消极组为“医院、看病、不会、不能、取代”。中立与消极共享“不能”“医院”“取代”，积极组高频前10没有这些词。见表5。</w:t>
-      </w:r>
-      <w:r>
-        <w:rPr>
-          <w:rFonts w:ascii="Times New Roman" w:hAnsi="Times New Roman" w:eastAsia="宋体" w:cs="Times New Roman"/>
-          <w:b w:val="0"/>
-          <w:sz w:val="21"/>
-          <w:szCs w:val="21"/>
-        </w:rPr>
-      </w:r>
-      <w:r>
-        <w:rPr>
-          <w:rFonts w:ascii="Times New Roman" w:hAnsi="Times New Roman" w:eastAsia="宋体" w:cs="Times New Roman"/>
-          <w:b w:val="0"/>
-          <w:sz w:val="21"/>
-          <w:szCs w:val="21"/>
-        </w:rPr>
-      </w:r>
-      <w:r>
-        <w:rPr>
-          <w:rFonts w:ascii="Times New Roman" w:hAnsi="Times New Roman" w:eastAsia="宋体" w:cs="Times New Roman"/>
-          <w:b w:val="0"/>
-          <w:sz w:val="21"/>
-          <w:szCs w:val="21"/>
-        </w:rPr>
-      </w:r>
-      <w:r>
-        <w:rPr>
-          <w:rFonts w:ascii="Times New Roman" w:hAnsi="Times New Roman" w:eastAsia="宋体" w:cs="Times New Roman"/>
-          <w:b w:val="0"/>
-          <w:sz w:val="21"/>
-          <w:szCs w:val="21"/>
-        </w:rPr>
-      </w:r>
-      <w:r>
-        <w:rPr>
-          <w:rFonts w:ascii="Times New Roman" w:hAnsi="Times New Roman" w:eastAsia="宋体" w:cs="Times New Roman"/>
-          <w:b w:val="0"/>
-          <w:sz w:val="21"/>
-          <w:szCs w:val="21"/>
-        </w:rPr>
-      </w:r>
-      <w:r>
-        <w:rPr>
-          <w:rFonts w:ascii="Times New Roman" w:hAnsi="Times New Roman" w:eastAsia="宋体" w:cs="Times New Roman"/>
-          <w:b w:val="0"/>
-          <w:sz w:val="21"/>
-          <w:szCs w:val="21"/>
-        </w:rPr>
-      </w:r>
-      <w:r>
-        <w:rPr>
-          <w:rFonts w:ascii="Times New Roman" w:hAnsi="Times New Roman" w:eastAsia="宋体" w:cs="Times New Roman"/>
-          <w:b w:val="0"/>
-          <w:sz w:val="21"/>
-          <w:szCs w:val="21"/>
-        </w:rPr>
-      </w:r>
-      <w:r>
-        <w:rPr>
-          <w:rFonts w:ascii="Times New Roman" w:hAnsi="Times New Roman" w:eastAsia="宋体" w:cs="Times New Roman"/>
-          <w:b w:val="0"/>
-          <w:sz w:val="21"/>
-          <w:szCs w:val="21"/>
-        </w:rPr>
-      </w:r>
-      <w:r>
-        <w:rPr>
-          <w:rFonts w:ascii="Times New Roman" w:hAnsi="Times New Roman" w:eastAsia="宋体" w:cs="Times New Roman"/>
-          <w:b w:val="0"/>
-          <w:sz w:val="21"/>
-          <w:szCs w:val="21"/>
-        </w:rPr>
-      </w:r>
-      <w:r>
-        <w:rPr>
-          <w:rFonts w:ascii="Times New Roman" w:hAnsi="Times New Roman" w:eastAsia="宋体" w:cs="Times New Roman"/>
-          <w:b w:val="0"/>
-          <w:sz w:val="21"/>
-          <w:szCs w:val="21"/>
-        </w:rPr>
-      </w:r>
-      <w:r>
-        <w:rPr>
-          <w:rFonts w:ascii="Times New Roman" w:hAnsi="Times New Roman" w:eastAsia="宋体" w:cs="Times New Roman"/>
-          <w:b w:val="0"/>
-          <w:sz w:val="21"/>
-          <w:szCs w:val="21"/>
-        </w:rPr>
-      </w:r>
-      <w:r>
-        <w:rPr>
-          <w:rFonts w:ascii="Times New Roman" w:hAnsi="Times New Roman" w:eastAsia="宋体" w:cs="Times New Roman"/>
-          <w:b w:val="0"/>
-          <w:sz w:val="21"/>
-          <w:szCs w:val="21"/>
-        </w:rPr>
-      </w:r>
-      <w:r>
-        <w:rPr>
-          <w:rFonts w:ascii="Times New Roman" w:hAnsi="Times New Roman" w:eastAsia="宋体" w:cs="Times New Roman"/>
-          <w:b w:val="0"/>
-          <w:sz w:val="21"/>
-          <w:szCs w:val="21"/>
-        </w:rPr>
-      </w:r>
-      <w:r>
-        <w:rPr>
-          <w:rFonts w:ascii="Times New Roman" w:hAnsi="Times New Roman" w:eastAsia="宋体" w:cs="Times New Roman"/>
-          <w:b w:val="0"/>
-          <w:sz w:val="21"/>
-          <w:szCs w:val="21"/>
-        </w:rPr>
-      </w:r>
-      <w:r>
-        <w:rPr>
-          <w:rFonts w:ascii="Times New Roman" w:hAnsi="Times New Roman" w:eastAsia="宋体" w:cs="Times New Roman"/>
-          <w:b w:val="0"/>
-          <w:sz w:val="21"/>
-          <w:szCs w:val="21"/>
-        </w:rPr>
-      </w:r>
-      <w:r>
-        <w:rPr>
-          <w:rFonts w:ascii="Times New Roman" w:hAnsi="Times New Roman" w:eastAsia="宋体" w:cs="Times New Roman"/>
-          <w:b w:val="0"/>
-          <w:sz w:val="21"/>
-          <w:szCs w:val="21"/>
-        </w:rPr>
-      </w:r>
-      <w:r>
-        <w:rPr>
-          <w:rFonts w:ascii="Times New Roman" w:hAnsi="Times New Roman" w:eastAsia="宋体" w:cs="Times New Roman"/>
-          <w:b w:val="0"/>
-          <w:sz w:val="21"/>
-          <w:szCs w:val="21"/>
-        </w:rPr>
-      </w:r>
-      <w:r>
-        <w:rPr>
-          <w:rFonts w:ascii="Times New Roman" w:hAnsi="Times New Roman" w:eastAsia="宋体" w:cs="Times New Roman"/>
-          <w:b w:val="0"/>
-          <w:sz w:val="21"/>
-          <w:szCs w:val="21"/>
-        </w:rPr>
-      </w:r>
-      <w:r>
-        <w:rPr>
-          <w:rFonts w:ascii="Times New Roman" w:hAnsi="Times New Roman" w:eastAsia="宋体" w:cs="Times New Roman"/>
-          <w:b w:val="0"/>
-          <w:sz w:val="21"/>
-          <w:szCs w:val="21"/>
-        </w:rPr>
-      </w:r>
-      <w:r>
-        <w:rPr>
-          <w:rFonts w:ascii="Times New Roman" w:hAnsi="Times New Roman" w:eastAsia="宋体" w:cs="Times New Roman"/>
-          <w:b w:val="0"/>
-          <w:sz w:val="21"/>
-          <w:szCs w:val="21"/>
-        </w:rPr>
-      </w:r>
-      <w:r>
-        <w:rPr>
-          <w:rFonts w:ascii="Times New Roman" w:hAnsi="Times New Roman" w:eastAsia="宋体" w:cs="Times New Roman"/>
-          <w:b w:val="0"/>
-          <w:sz w:val="21"/>
-          <w:szCs w:val="21"/>
-        </w:rPr>
-      </w:r>
-      <w:r>
-        <w:rPr>
-          <w:rFonts w:ascii="Times New Roman" w:hAnsi="Times New Roman" w:eastAsia="宋体" w:cs="Times New Roman"/>
-          <w:b w:val="0"/>
-          <w:sz w:val="21"/>
-          <w:szCs w:val="21"/>
-        </w:rPr>
-      </w:r>
-      <w:r>
-        <w:rPr>
-          <w:rFonts w:ascii="Times New Roman" w:hAnsi="Times New Roman" w:eastAsia="宋体" w:cs="Times New Roman"/>
-          <w:b w:val="0"/>
-          <w:sz w:val="21"/>
-          <w:szCs w:val="21"/>
-        </w:rPr>
-      </w:r>
-      <w:r>
-        <w:rPr>
-          <w:rFonts w:ascii="Times New Roman" w:hAnsi="Times New Roman" w:eastAsia="宋体" w:cs="Times New Roman"/>
-          <w:b w:val="0"/>
-          <w:sz w:val="21"/>
-          <w:szCs w:val="21"/>
-        </w:rPr>
-      </w:r>
-      <w:r>
-        <w:rPr>
-          <w:rFonts w:ascii="Times New Roman" w:hAnsi="Times New Roman" w:eastAsia="宋体" w:cs="Times New Roman"/>
-          <w:b w:val="0"/>
-          <w:sz w:val="21"/>
-          <w:szCs w:val="21"/>
-        </w:rPr>
-      </w:r>
-      <w:r>
-        <w:rPr>
-          <w:rFonts w:ascii="Times New Roman" w:hAnsi="Times New Roman" w:eastAsia="宋体" w:cs="Times New Roman"/>
-          <w:b w:val="0"/>
-          <w:sz w:val="21"/>
-          <w:szCs w:val="21"/>
-        </w:rPr>
-      </w:r>
-      <w:r>
-        <w:rPr>
-          <w:rFonts w:ascii="Times New Roman" w:hAnsi="Times New Roman" w:eastAsia="宋体" w:cs="Times New Roman"/>
-          <w:b w:val="0"/>
-          <w:sz w:val="21"/>
-          <w:szCs w:val="21"/>
-        </w:rPr>
-      </w:r>
-      <w:r>
-        <w:rPr>
-          <w:rFonts w:ascii="Times New Roman" w:hAnsi="Times New Roman" w:eastAsia="宋体" w:cs="Times New Roman"/>
-          <w:b w:val="0"/>
-          <w:sz w:val="21"/>
-          <w:szCs w:val="21"/>
-        </w:rPr>
-      </w:r>
-      <w:r>
-        <w:rPr>
-          <w:rFonts w:ascii="Times New Roman" w:hAnsi="Times New Roman" w:eastAsia="宋体" w:cs="Times New Roman"/>
-          <w:b w:val="0"/>
-          <w:sz w:val="21"/>
-          <w:szCs w:val="21"/>
-        </w:rPr>
-      </w:r>
-      <w:r>
-        <w:rPr>
-          <w:rFonts w:ascii="Times New Roman" w:hAnsi="Times New Roman" w:eastAsia="宋体" w:cs="Times New Roman"/>
-          <w:b w:val="0"/>
-          <w:sz w:val="21"/>
-          <w:szCs w:val="21"/>
-        </w:rPr>
-      </w:r>
-      <w:r>
-        <w:rPr>
-          <w:rFonts w:ascii="Times New Roman" w:hAnsi="Times New Roman" w:eastAsia="宋体" w:cs="Times New Roman"/>
-          <w:b w:val="0"/>
-          <w:sz w:val="21"/>
-          <w:szCs w:val="21"/>
-        </w:rPr>
-      </w:r>
-      <w:r>
-        <w:rPr>
-          <w:rFonts w:ascii="Times New Roman" w:hAnsi="Times New Roman" w:eastAsia="宋体" w:cs="Times New Roman"/>
-          <w:b w:val="0"/>
-          <w:sz w:val="21"/>
-          <w:szCs w:val="21"/>
-        </w:rPr>
-      </w:r>
-      <w:r>
-        <w:rPr>
-          <w:rFonts w:ascii="Times New Roman" w:hAnsi="Times New Roman" w:eastAsia="宋体" w:cs="Times New Roman"/>
-          <w:b w:val="0"/>
-          <w:sz w:val="21"/>
-          <w:szCs w:val="21"/>
-        </w:rPr>
+        <w:t xml:space="preserve">有态度评论包括积极54,319条、中立10,773条和消极6,794条。三个态度组共同出现的高频词为“AI”“医生”“医疗”和“问题”，差异主要体现在功能体验、能力边界和信任判断。积极组突出“方便”“健康”“贴心”“买药”“问诊”和“实用”；中立组突出“辅助”“替代”“不能”“取代”和“专业”；消极组则突出“医院”“看病”“不会”“不能”和“取代”。“不能”“医院”和“取代”同时进入中立组与消极组高频词前十，但未进入积极组前十。具体结果见表5。</w:t>
       </w:r>
     </w:p>
     <w:p>
@@ -7655,135 +3917,7 @@
           <w:sz w:val="21"/>
           <w:szCs w:val="21"/>
         </w:rPr>
-        <w:t>每千条评论中，AI在积极、中立、消极组的密度约为265、703和615，医生约为100、488和309。中立和消极更常并提AI与医生，积极组更常直接写便利。词频只说明可见度，不能单独当作认知模式。</w:t>
-      </w:r>
-      <w:r>
-        <w:rPr>
-          <w:rFonts w:ascii="Times New Roman" w:hAnsi="Times New Roman" w:eastAsia="宋体" w:cs="Times New Roman"/>
-          <w:b w:val="0"/>
-          <w:sz w:val="21"/>
-          <w:szCs w:val="21"/>
-        </w:rPr>
-      </w:r>
-      <w:r>
-        <w:rPr>
-          <w:rFonts w:ascii="Times New Roman" w:hAnsi="Times New Roman" w:eastAsia="宋体" w:cs="Times New Roman"/>
-          <w:b w:val="0"/>
-          <w:sz w:val="21"/>
-          <w:szCs w:val="21"/>
-        </w:rPr>
-      </w:r>
-      <w:r>
-        <w:rPr>
-          <w:rFonts w:ascii="Times New Roman" w:hAnsi="Times New Roman" w:eastAsia="宋体" w:cs="Times New Roman"/>
-          <w:b w:val="0"/>
-          <w:sz w:val="21"/>
-          <w:szCs w:val="21"/>
-        </w:rPr>
-      </w:r>
-      <w:r>
-        <w:rPr>
-          <w:rFonts w:ascii="Times New Roman" w:hAnsi="Times New Roman" w:eastAsia="宋体" w:cs="Times New Roman"/>
-          <w:b w:val="0"/>
-          <w:sz w:val="21"/>
-          <w:szCs w:val="21"/>
-        </w:rPr>
-      </w:r>
-      <w:r>
-        <w:rPr>
-          <w:rFonts w:ascii="Times New Roman" w:hAnsi="Times New Roman" w:eastAsia="宋体" w:cs="Times New Roman"/>
-          <w:b w:val="0"/>
-          <w:sz w:val="21"/>
-          <w:szCs w:val="21"/>
-        </w:rPr>
-      </w:r>
-      <w:r>
-        <w:rPr>
-          <w:rFonts w:ascii="Times New Roman" w:hAnsi="Times New Roman" w:eastAsia="宋体" w:cs="Times New Roman"/>
-          <w:b w:val="0"/>
-          <w:sz w:val="21"/>
-          <w:szCs w:val="21"/>
-        </w:rPr>
-      </w:r>
-      <w:r>
-        <w:rPr>
-          <w:rFonts w:ascii="Times New Roman" w:hAnsi="Times New Roman" w:eastAsia="宋体" w:cs="Times New Roman"/>
-          <w:b w:val="0"/>
-          <w:sz w:val="21"/>
-          <w:szCs w:val="21"/>
-        </w:rPr>
-      </w:r>
-      <w:r>
-        <w:rPr>
-          <w:rFonts w:ascii="Times New Roman" w:hAnsi="Times New Roman" w:eastAsia="宋体" w:cs="Times New Roman"/>
-          <w:b w:val="0"/>
-          <w:sz w:val="21"/>
-          <w:szCs w:val="21"/>
-        </w:rPr>
-      </w:r>
-      <w:r>
-        <w:rPr>
-          <w:rFonts w:ascii="Times New Roman" w:hAnsi="Times New Roman" w:eastAsia="宋体" w:cs="Times New Roman"/>
-          <w:b w:val="0"/>
-          <w:sz w:val="21"/>
-          <w:szCs w:val="21"/>
-        </w:rPr>
-      </w:r>
-      <w:r>
-        <w:rPr>
-          <w:rFonts w:ascii="Times New Roman" w:hAnsi="Times New Roman" w:eastAsia="宋体" w:cs="Times New Roman"/>
-          <w:b w:val="0"/>
-          <w:sz w:val="21"/>
-          <w:szCs w:val="21"/>
-        </w:rPr>
-      </w:r>
-      <w:r>
-        <w:rPr>
-          <w:rFonts w:ascii="Times New Roman" w:hAnsi="Times New Roman" w:eastAsia="宋体" w:cs="Times New Roman"/>
-          <w:b w:val="0"/>
-          <w:sz w:val="21"/>
-          <w:szCs w:val="21"/>
-        </w:rPr>
-      </w:r>
-      <w:r>
-        <w:rPr>
-          <w:rFonts w:ascii="Times New Roman" w:hAnsi="Times New Roman" w:eastAsia="宋体" w:cs="Times New Roman"/>
-          <w:b w:val="0"/>
-          <w:sz w:val="21"/>
-          <w:szCs w:val="21"/>
-        </w:rPr>
-      </w:r>
-      <w:r>
-        <w:rPr>
-          <w:rFonts w:ascii="Times New Roman" w:hAnsi="Times New Roman" w:eastAsia="宋体" w:cs="Times New Roman"/>
-          <w:b w:val="0"/>
-          <w:sz w:val="21"/>
-          <w:szCs w:val="21"/>
-        </w:rPr>
-      </w:r>
-      <w:r>
-        <w:rPr>
-          <w:rFonts w:ascii="Times New Roman" w:hAnsi="Times New Roman" w:eastAsia="宋体" w:cs="Times New Roman"/>
-          <w:b w:val="0"/>
-          <w:sz w:val="21"/>
-          <w:szCs w:val="21"/>
-        </w:rPr>
-      </w:r>
-      <w:r>
-        <w:rPr>
-          <w:rFonts w:ascii="Times New Roman" w:hAnsi="Times New Roman" w:eastAsia="宋体" w:cs="Times New Roman"/>
-          <w:b w:val="0"/>
-          <w:sz w:val="21"/>
-          <w:szCs w:val="21"/>
-        </w:rPr>
-      </w:r>
-      <w:r>
-        <w:rPr>
-          <w:rFonts w:ascii="Times New Roman" w:hAnsi="Times New Roman" w:eastAsia="宋体" w:cs="Times New Roman"/>
-          <w:b w:val="0"/>
-          <w:sz w:val="21"/>
-          <w:szCs w:val="21"/>
-        </w:rPr>
+        <w:t xml:space="preserve">按每千条评论计算，“AI”在积极、中立和消极组中的出现频次约为265、703和615，“医生”约为100、488和309。相较于积极组，中立组和消极组更频繁地同时讨论AI与医生，积极组则更突出便利性表达。词频仅反映词语在各组中的可见程度，不能单独作为认知模式的判定依据。</w:t>
       </w:r>
     </w:p>
     <w:p>
@@ -10318,247 +6452,7 @@
           <w:sz w:val="21"/>
           <w:szCs w:val="21"/>
         </w:rPr>
-        <w:t>平均TF-IDF中，积极组“方便”超过AI居首，“贴心、买药、实用、问诊”进入前十；中立组仍以AI和医生为中心，“辅助、不能、替代、取代、参考”区分度较高；消极组在AI、医生之外主要是“医院、不会、不能、取代、看病、相信”。见表6、图3。</w:t>
-      </w:r>
-      <w:r>
-        <w:rPr>
-          <w:rFonts w:ascii="Times New Roman" w:hAnsi="Times New Roman" w:eastAsia="宋体" w:cs="Times New Roman"/>
-          <w:b w:val="0"/>
-          <w:sz w:val="21"/>
-          <w:szCs w:val="21"/>
-        </w:rPr>
-      </w:r>
-      <w:r>
-        <w:rPr>
-          <w:rFonts w:ascii="Times New Roman" w:hAnsi="Times New Roman" w:eastAsia="宋体" w:cs="Times New Roman"/>
-          <w:b w:val="0"/>
-          <w:sz w:val="21"/>
-          <w:szCs w:val="21"/>
-        </w:rPr>
-      </w:r>
-      <w:r>
-        <w:rPr>
-          <w:rFonts w:ascii="Times New Roman" w:hAnsi="Times New Roman" w:eastAsia="宋体" w:cs="Times New Roman"/>
-          <w:b w:val="0"/>
-          <w:sz w:val="21"/>
-          <w:szCs w:val="21"/>
-        </w:rPr>
-      </w:r>
-      <w:r>
-        <w:rPr>
-          <w:rFonts w:ascii="Times New Roman" w:hAnsi="Times New Roman" w:eastAsia="宋体" w:cs="Times New Roman"/>
-          <w:b w:val="0"/>
-          <w:sz w:val="21"/>
-          <w:szCs w:val="21"/>
-        </w:rPr>
-      </w:r>
-      <w:r>
-        <w:rPr>
-          <w:rFonts w:ascii="Times New Roman" w:hAnsi="Times New Roman" w:eastAsia="宋体" w:cs="Times New Roman"/>
-          <w:b w:val="0"/>
-          <w:sz w:val="21"/>
-          <w:szCs w:val="21"/>
-        </w:rPr>
-      </w:r>
-      <w:r>
-        <w:rPr>
-          <w:rFonts w:ascii="Times New Roman" w:hAnsi="Times New Roman" w:eastAsia="宋体" w:cs="Times New Roman"/>
-          <w:b w:val="0"/>
-          <w:sz w:val="21"/>
-          <w:szCs w:val="21"/>
-        </w:rPr>
-      </w:r>
-      <w:r>
-        <w:rPr>
-          <w:rFonts w:ascii="Times New Roman" w:hAnsi="Times New Roman" w:eastAsia="宋体" w:cs="Times New Roman"/>
-          <w:b w:val="0"/>
-          <w:sz w:val="21"/>
-          <w:szCs w:val="21"/>
-        </w:rPr>
-      </w:r>
-      <w:r>
-        <w:rPr>
-          <w:rFonts w:ascii="Times New Roman" w:hAnsi="Times New Roman" w:eastAsia="宋体" w:cs="Times New Roman"/>
-          <w:b w:val="0"/>
-          <w:sz w:val="21"/>
-          <w:szCs w:val="21"/>
-        </w:rPr>
-      </w:r>
-      <w:r>
-        <w:rPr>
-          <w:rFonts w:ascii="Times New Roman" w:hAnsi="Times New Roman" w:eastAsia="宋体" w:cs="Times New Roman"/>
-          <w:b w:val="0"/>
-          <w:sz w:val="21"/>
-          <w:szCs w:val="21"/>
-        </w:rPr>
-      </w:r>
-      <w:r>
-        <w:rPr>
-          <w:rFonts w:ascii="Times New Roman" w:hAnsi="Times New Roman" w:eastAsia="宋体" w:cs="Times New Roman"/>
-          <w:b w:val="0"/>
-          <w:sz w:val="21"/>
-          <w:szCs w:val="21"/>
-        </w:rPr>
-      </w:r>
-      <w:r>
-        <w:rPr>
-          <w:rFonts w:ascii="Times New Roman" w:hAnsi="Times New Roman" w:eastAsia="宋体" w:cs="Times New Roman"/>
-          <w:b w:val="0"/>
-          <w:sz w:val="21"/>
-          <w:szCs w:val="21"/>
-        </w:rPr>
-      </w:r>
-      <w:r>
-        <w:rPr>
-          <w:rFonts w:ascii="Times New Roman" w:hAnsi="Times New Roman" w:eastAsia="宋体" w:cs="Times New Roman"/>
-          <w:b w:val="0"/>
-          <w:sz w:val="21"/>
-          <w:szCs w:val="21"/>
-        </w:rPr>
-      </w:r>
-      <w:r>
-        <w:rPr>
-          <w:rFonts w:ascii="Times New Roman" w:hAnsi="Times New Roman" w:eastAsia="宋体" w:cs="Times New Roman"/>
-          <w:b w:val="0"/>
-          <w:sz w:val="21"/>
-          <w:szCs w:val="21"/>
-        </w:rPr>
-      </w:r>
-      <w:r>
-        <w:rPr>
-          <w:rFonts w:ascii="Times New Roman" w:hAnsi="Times New Roman" w:eastAsia="宋体" w:cs="Times New Roman"/>
-          <w:b w:val="0"/>
-          <w:sz w:val="21"/>
-          <w:szCs w:val="21"/>
-        </w:rPr>
-      </w:r>
-      <w:r>
-        <w:rPr>
-          <w:rFonts w:ascii="Times New Roman" w:hAnsi="Times New Roman" w:eastAsia="宋体" w:cs="Times New Roman"/>
-          <w:b w:val="0"/>
-          <w:sz w:val="21"/>
-          <w:szCs w:val="21"/>
-        </w:rPr>
-      </w:r>
-      <w:r>
-        <w:rPr>
-          <w:rFonts w:ascii="Times New Roman" w:hAnsi="Times New Roman" w:eastAsia="宋体" w:cs="Times New Roman"/>
-          <w:b w:val="0"/>
-          <w:sz w:val="21"/>
-          <w:szCs w:val="21"/>
-        </w:rPr>
-      </w:r>
-      <w:r>
-        <w:rPr>
-          <w:rFonts w:ascii="Times New Roman" w:hAnsi="Times New Roman" w:eastAsia="宋体" w:cs="Times New Roman"/>
-          <w:b w:val="0"/>
-          <w:sz w:val="21"/>
-          <w:szCs w:val="21"/>
-        </w:rPr>
-      </w:r>
-      <w:r>
-        <w:rPr>
-          <w:rFonts w:ascii="Times New Roman" w:hAnsi="Times New Roman" w:eastAsia="宋体" w:cs="Times New Roman"/>
-          <w:b w:val="0"/>
-          <w:sz w:val="21"/>
-          <w:szCs w:val="21"/>
-        </w:rPr>
-      </w:r>
-      <w:r>
-        <w:rPr>
-          <w:rFonts w:ascii="Times New Roman" w:hAnsi="Times New Roman" w:eastAsia="宋体" w:cs="Times New Roman"/>
-          <w:b w:val="0"/>
-          <w:sz w:val="21"/>
-          <w:szCs w:val="21"/>
-        </w:rPr>
-      </w:r>
-      <w:r>
-        <w:rPr>
-          <w:rFonts w:ascii="Times New Roman" w:hAnsi="Times New Roman" w:eastAsia="宋体" w:cs="Times New Roman"/>
-          <w:b w:val="0"/>
-          <w:sz w:val="21"/>
-          <w:szCs w:val="21"/>
-        </w:rPr>
-      </w:r>
-      <w:r>
-        <w:rPr>
-          <w:rFonts w:ascii="Times New Roman" w:hAnsi="Times New Roman" w:eastAsia="宋体" w:cs="Times New Roman"/>
-          <w:b w:val="0"/>
-          <w:sz w:val="21"/>
-          <w:szCs w:val="21"/>
-        </w:rPr>
-      </w:r>
-      <w:r>
-        <w:rPr>
-          <w:rFonts w:ascii="Times New Roman" w:hAnsi="Times New Roman" w:eastAsia="宋体" w:cs="Times New Roman"/>
-          <w:b w:val="0"/>
-          <w:sz w:val="21"/>
-          <w:szCs w:val="21"/>
-        </w:rPr>
-      </w:r>
-      <w:r>
-        <w:rPr>
-          <w:rFonts w:ascii="Times New Roman" w:hAnsi="Times New Roman" w:eastAsia="宋体" w:cs="Times New Roman"/>
-          <w:b w:val="0"/>
-          <w:sz w:val="21"/>
-          <w:szCs w:val="21"/>
-        </w:rPr>
-      </w:r>
-      <w:r>
-        <w:rPr>
-          <w:rFonts w:ascii="Times New Roman" w:hAnsi="Times New Roman" w:eastAsia="宋体" w:cs="Times New Roman"/>
-          <w:b w:val="0"/>
-          <w:sz w:val="21"/>
-          <w:szCs w:val="21"/>
-        </w:rPr>
-      </w:r>
-      <w:r>
-        <w:rPr>
-          <w:rFonts w:ascii="Times New Roman" w:hAnsi="Times New Roman" w:eastAsia="宋体" w:cs="Times New Roman"/>
-          <w:b w:val="0"/>
-          <w:sz w:val="21"/>
-          <w:szCs w:val="21"/>
-        </w:rPr>
-      </w:r>
-      <w:r>
-        <w:rPr>
-          <w:rFonts w:ascii="Times New Roman" w:hAnsi="Times New Roman" w:eastAsia="宋体" w:cs="Times New Roman"/>
-          <w:b w:val="0"/>
-          <w:sz w:val="21"/>
-          <w:szCs w:val="21"/>
-        </w:rPr>
-      </w:r>
-      <w:r>
-        <w:rPr>
-          <w:rFonts w:ascii="Times New Roman" w:hAnsi="Times New Roman" w:eastAsia="宋体" w:cs="Times New Roman"/>
-          <w:b w:val="0"/>
-          <w:sz w:val="21"/>
-          <w:szCs w:val="21"/>
-        </w:rPr>
-      </w:r>
-      <w:r>
-        <w:rPr>
-          <w:rFonts w:ascii="Times New Roman" w:hAnsi="Times New Roman" w:eastAsia="宋体" w:cs="Times New Roman"/>
-          <w:b w:val="0"/>
-          <w:sz w:val="21"/>
-          <w:szCs w:val="21"/>
-        </w:rPr>
-      </w:r>
-      <w:r>
-        <w:rPr>
-          <w:rFonts w:ascii="Times New Roman" w:hAnsi="Times New Roman" w:eastAsia="宋体" w:cs="Times New Roman"/>
-          <w:b w:val="0"/>
-          <w:sz w:val="21"/>
-          <w:szCs w:val="21"/>
-        </w:rPr>
-      </w:r>
-      <w:r>
-        <w:rPr>
-          <w:rFonts w:ascii="Times New Roman" w:hAnsi="Times New Roman" w:eastAsia="宋体" w:cs="Times New Roman"/>
-          <w:b w:val="0"/>
-          <w:sz w:val="21"/>
-          <w:szCs w:val="21"/>
-        </w:rPr>
+        <w:t xml:space="preserve">平均TF-IDF结果显示，积极组中“方便”超过“AI”位居首位，“贴心”“买药”“实用”和“问诊”进入前十；中立组仍以“AI”和“医生”为中心，“辅助”“不能”“替代”“取代”和“参考”具有较高区分度；消极组除“AI”和“医生”外，主要包括“医院”“不会”“不能”“取代”“看病”和“相信”。具体结果见表6和图3。</w:t>
       </w:r>
     </w:p>
     <w:p>
@@ -13190,119 +9084,7 @@
           <w:sz w:val="21"/>
           <w:szCs w:val="21"/>
         </w:rPr>
-        <w:t>三组权重最高的边都是“AI—医生”。其后连接不同：积极组接健康、方便、买药、问诊；中立组接辅助、不能、替代、取代；消极组接医院、看病、问题、不会。同一条人机关系，在三组里分别落入便利、分工边界和不信任或正规就医。见表7、图4–图6。</w:t>
-      </w:r>
-      <w:r>
-        <w:rPr>
-          <w:rFonts w:ascii="Times New Roman" w:hAnsi="Times New Roman" w:eastAsia="宋体" w:cs="Times New Roman"/>
-          <w:b w:val="0"/>
-          <w:sz w:val="21"/>
-          <w:szCs w:val="21"/>
-        </w:rPr>
-      </w:r>
-      <w:r>
-        <w:rPr>
-          <w:rFonts w:ascii="Times New Roman" w:hAnsi="Times New Roman" w:eastAsia="宋体" w:cs="Times New Roman"/>
-          <w:b w:val="0"/>
-          <w:sz w:val="21"/>
-          <w:szCs w:val="21"/>
-        </w:rPr>
-      </w:r>
-      <w:r>
-        <w:rPr>
-          <w:rFonts w:ascii="Times New Roman" w:hAnsi="Times New Roman" w:eastAsia="宋体" w:cs="Times New Roman"/>
-          <w:b w:val="0"/>
-          <w:sz w:val="21"/>
-          <w:szCs w:val="21"/>
-        </w:rPr>
-      </w:r>
-      <w:r>
-        <w:rPr>
-          <w:rFonts w:ascii="Times New Roman" w:hAnsi="Times New Roman" w:eastAsia="宋体" w:cs="Times New Roman"/>
-          <w:b w:val="0"/>
-          <w:sz w:val="21"/>
-          <w:szCs w:val="21"/>
-        </w:rPr>
-      </w:r>
-      <w:r>
-        <w:rPr>
-          <w:rFonts w:ascii="Times New Roman" w:hAnsi="Times New Roman" w:eastAsia="宋体" w:cs="Times New Roman"/>
-          <w:b w:val="0"/>
-          <w:sz w:val="21"/>
-          <w:szCs w:val="21"/>
-        </w:rPr>
-      </w:r>
-      <w:r>
-        <w:rPr>
-          <w:rFonts w:ascii="Times New Roman" w:hAnsi="Times New Roman" w:eastAsia="宋体" w:cs="Times New Roman"/>
-          <w:b w:val="0"/>
-          <w:sz w:val="21"/>
-          <w:szCs w:val="21"/>
-        </w:rPr>
-      </w:r>
-      <w:r>
-        <w:rPr>
-          <w:rFonts w:ascii="Times New Roman" w:hAnsi="Times New Roman" w:eastAsia="宋体" w:cs="Times New Roman"/>
-          <w:b w:val="0"/>
-          <w:sz w:val="21"/>
-          <w:szCs w:val="21"/>
-        </w:rPr>
-      </w:r>
-      <w:r>
-        <w:rPr>
-          <w:rFonts w:ascii="Times New Roman" w:hAnsi="Times New Roman" w:eastAsia="宋体" w:cs="Times New Roman"/>
-          <w:b w:val="0"/>
-          <w:sz w:val="21"/>
-          <w:szCs w:val="21"/>
-        </w:rPr>
-      </w:r>
-      <w:r>
-        <w:rPr>
-          <w:rFonts w:ascii="Times New Roman" w:hAnsi="Times New Roman" w:eastAsia="宋体" w:cs="Times New Roman"/>
-          <w:b w:val="0"/>
-          <w:sz w:val="21"/>
-          <w:szCs w:val="21"/>
-        </w:rPr>
-      </w:r>
-      <w:r>
-        <w:rPr>
-          <w:rFonts w:ascii="Times New Roman" w:hAnsi="Times New Roman" w:eastAsia="宋体" w:cs="Times New Roman"/>
-          <w:b w:val="0"/>
-          <w:sz w:val="21"/>
-          <w:szCs w:val="21"/>
-        </w:rPr>
-      </w:r>
-      <w:r>
-        <w:rPr>
-          <w:rFonts w:ascii="Times New Roman" w:hAnsi="Times New Roman" w:eastAsia="宋体" w:cs="Times New Roman"/>
-          <w:b w:val="0"/>
-          <w:sz w:val="21"/>
-          <w:szCs w:val="21"/>
-        </w:rPr>
-      </w:r>
-      <w:r>
-        <w:rPr>
-          <w:rFonts w:ascii="Times New Roman" w:hAnsi="Times New Roman" w:eastAsia="宋体" w:cs="Times New Roman"/>
-          <w:b w:val="0"/>
-          <w:sz w:val="21"/>
-          <w:szCs w:val="21"/>
-        </w:rPr>
-      </w:r>
-      <w:r>
-        <w:rPr>
-          <w:rFonts w:ascii="Times New Roman" w:hAnsi="Times New Roman" w:eastAsia="宋体" w:cs="Times New Roman"/>
-          <w:b w:val="0"/>
-          <w:sz w:val="21"/>
-          <w:szCs w:val="21"/>
-        </w:rPr>
-      </w:r>
-      <w:r>
-        <w:rPr>
-          <w:rFonts w:ascii="Times New Roman" w:hAnsi="Times New Roman" w:eastAsia="宋体" w:cs="Times New Roman"/>
-          <w:b w:val="0"/>
-          <w:sz w:val="21"/>
-          <w:szCs w:val="21"/>
-        </w:rPr>
+        <w:t xml:space="preserve">三个态度组中，权重最高的共现边均为“AI—医生”，但该核心关系连接的其他词语有所不同：积极组主要连接“健康”“方便”“买药”和“问诊”，中立组主要连接“辅助”“不能”“替代”和“取代”，消极组主要连接“医院”“看病”“问题”和“不会”。从话语结构看，AI与医生是三组共同关注的核心关系，但其语义分别偏向功能便利、角色边界以及能力怀疑或正规就医。具体结果见表7及图4—图6。</w:t>
       </w:r>
     </w:p>
     <w:p>
@@ -15943,103 +11725,7 @@
           <w:sz w:val="21"/>
           <w:szCs w:val="21"/>
         </w:rPr>
-        <w:t>图4–图6为各组加权度最高的40个节点。积极组中AI与方便、健康、医生同处中心，购药问诊与技术便利分成不同社区；中立组AI与医生贴近，一侧接辅助、参考、工具，一侧接替代、不能、人类；消极组仍以AI—医生为中心，医院看病、替代机器人和误诊负责分成局部结构。</w:t>
-      </w:r>
-      <w:r>
-        <w:rPr>
-          <w:rFonts w:ascii="Times New Roman" w:hAnsi="Times New Roman" w:eastAsia="宋体" w:cs="Times New Roman"/>
-          <w:b w:val="0"/>
-          <w:sz w:val="21"/>
-          <w:szCs w:val="21"/>
-        </w:rPr>
-      </w:r>
-      <w:r>
-        <w:rPr>
-          <w:rFonts w:ascii="Times New Roman" w:hAnsi="Times New Roman" w:eastAsia="宋体" w:cs="Times New Roman"/>
-          <w:b w:val="0"/>
-          <w:sz w:val="21"/>
-          <w:szCs w:val="21"/>
-        </w:rPr>
-      </w:r>
-      <w:r>
-        <w:rPr>
-          <w:rFonts w:ascii="Times New Roman" w:hAnsi="Times New Roman" w:eastAsia="宋体" w:cs="Times New Roman"/>
-          <w:b w:val="0"/>
-          <w:sz w:val="21"/>
-          <w:szCs w:val="21"/>
-        </w:rPr>
-      </w:r>
-      <w:r>
-        <w:rPr>
-          <w:rFonts w:ascii="Times New Roman" w:hAnsi="Times New Roman" w:eastAsia="宋体" w:cs="Times New Roman"/>
-          <w:b w:val="0"/>
-          <w:sz w:val="21"/>
-          <w:szCs w:val="21"/>
-        </w:rPr>
-      </w:r>
-      <w:r>
-        <w:rPr>
-          <w:rFonts w:ascii="Times New Roman" w:hAnsi="Times New Roman" w:eastAsia="宋体" w:cs="Times New Roman"/>
-          <w:b w:val="0"/>
-          <w:sz w:val="21"/>
-          <w:szCs w:val="21"/>
-        </w:rPr>
-      </w:r>
-      <w:r>
-        <w:rPr>
-          <w:rFonts w:ascii="Times New Roman" w:hAnsi="Times New Roman" w:eastAsia="宋体" w:cs="Times New Roman"/>
-          <w:b w:val="0"/>
-          <w:sz w:val="21"/>
-          <w:szCs w:val="21"/>
-        </w:rPr>
-      </w:r>
-      <w:r>
-        <w:rPr>
-          <w:rFonts w:ascii="Times New Roman" w:hAnsi="Times New Roman" w:eastAsia="宋体" w:cs="Times New Roman"/>
-          <w:b w:val="0"/>
-          <w:sz w:val="21"/>
-          <w:szCs w:val="21"/>
-        </w:rPr>
-      </w:r>
-      <w:r>
-        <w:rPr>
-          <w:rFonts w:ascii="Times New Roman" w:hAnsi="Times New Roman" w:eastAsia="宋体" w:cs="Times New Roman"/>
-          <w:b w:val="0"/>
-          <w:sz w:val="21"/>
-          <w:szCs w:val="21"/>
-        </w:rPr>
-      </w:r>
-      <w:r>
-        <w:rPr>
-          <w:rFonts w:ascii="Times New Roman" w:hAnsi="Times New Roman" w:eastAsia="宋体" w:cs="Times New Roman"/>
-          <w:b w:val="0"/>
-          <w:sz w:val="21"/>
-          <w:szCs w:val="21"/>
-        </w:rPr>
-      </w:r>
-      <w:r>
-        <w:rPr>
-          <w:rFonts w:ascii="Times New Roman" w:hAnsi="Times New Roman" w:eastAsia="宋体" w:cs="Times New Roman"/>
-          <w:b w:val="0"/>
-          <w:sz w:val="21"/>
-          <w:szCs w:val="21"/>
-        </w:rPr>
-      </w:r>
-      <w:r>
-        <w:rPr>
-          <w:rFonts w:ascii="Times New Roman" w:hAnsi="Times New Roman" w:eastAsia="宋体" w:cs="Times New Roman"/>
-          <w:b w:val="0"/>
-          <w:sz w:val="21"/>
-          <w:szCs w:val="21"/>
-        </w:rPr>
-      </w:r>
-      <w:r>
-        <w:rPr>
-          <w:rFonts w:ascii="Times New Roman" w:hAnsi="Times New Roman" w:eastAsia="宋体" w:cs="Times New Roman"/>
-          <w:b w:val="0"/>
-          <w:sz w:val="21"/>
-          <w:szCs w:val="21"/>
-        </w:rPr>
+        <w:t xml:space="preserve">图4—图6展示了各组加权度最高的40个节点。积极组中，“AI”与“方便”“健康”“医生”处于网络中心，购药问诊与技术便利形成不同社区；中立组中，“AI”与“医生”位置接近，一侧连接“辅助”“参考”“工具”，另一侧连接“替代”“不能”“人类”；消极组仍以“AI—医生”为核心，并形成医院就医、替代担忧和误诊责任等局部结构。</w:t>
       </w:r>
     </w:p>
     <w:p>
@@ -16055,271 +11741,7 @@
           <w:sz w:val="21"/>
           <w:szCs w:val="21"/>
         </w:rPr>
-        <w:t>Louvain得到14个规模不低于10词的词簇：积极5、中立5、消极4（表8）。积极组为AI能力赞叹、便利就医、实用功能认可、技术前景乐观和健康咨询。赞叹簇以“靠谱、专业、厉害、全面、诊断”为主，如“随时可以得到最专业的诊断”；便利就医连接“方便、买药、问诊、不用出门”，如“京东在线问诊方便不用出门解决流感问题”；其余三簇分别落在助手功能、技术前景和报告解读。</w:t>
-      </w:r>
-      <w:r>
-        <w:rPr>
-          <w:rFonts w:ascii="Times New Roman" w:hAnsi="Times New Roman" w:eastAsia="宋体" w:cs="Times New Roman"/>
-          <w:b w:val="0"/>
-          <w:sz w:val="21"/>
-          <w:szCs w:val="21"/>
-        </w:rPr>
-      </w:r>
-      <w:r>
-        <w:rPr>
-          <w:rFonts w:ascii="Times New Roman" w:hAnsi="Times New Roman" w:eastAsia="宋体" w:cs="Times New Roman"/>
-          <w:b w:val="0"/>
-          <w:sz w:val="21"/>
-          <w:szCs w:val="21"/>
-        </w:rPr>
-      </w:r>
-      <w:r>
-        <w:rPr>
-          <w:rFonts w:ascii="Times New Roman" w:hAnsi="Times New Roman" w:eastAsia="宋体" w:cs="Times New Roman"/>
-          <w:b w:val="0"/>
-          <w:sz w:val="21"/>
-          <w:szCs w:val="21"/>
-        </w:rPr>
-      </w:r>
-      <w:r>
-        <w:rPr>
-          <w:rFonts w:ascii="Times New Roman" w:hAnsi="Times New Roman" w:eastAsia="宋体" w:cs="Times New Roman"/>
-          <w:b w:val="0"/>
-          <w:sz w:val="21"/>
-          <w:szCs w:val="21"/>
-        </w:rPr>
-      </w:r>
-      <w:r>
-        <w:rPr>
-          <w:rFonts w:ascii="Times New Roman" w:hAnsi="Times New Roman" w:eastAsia="宋体" w:cs="Times New Roman"/>
-          <w:b w:val="0"/>
-          <w:sz w:val="21"/>
-          <w:szCs w:val="21"/>
-        </w:rPr>
-      </w:r>
-      <w:r>
-        <w:rPr>
-          <w:rFonts w:ascii="Times New Roman" w:hAnsi="Times New Roman" w:eastAsia="宋体" w:cs="Times New Roman"/>
-          <w:b w:val="0"/>
-          <w:sz w:val="21"/>
-          <w:szCs w:val="21"/>
-        </w:rPr>
-      </w:r>
-      <w:r>
-        <w:rPr>
-          <w:rFonts w:ascii="Times New Roman" w:hAnsi="Times New Roman" w:eastAsia="宋体" w:cs="Times New Roman"/>
-          <w:b w:val="0"/>
-          <w:sz w:val="21"/>
-          <w:szCs w:val="21"/>
-        </w:rPr>
-      </w:r>
-      <w:r>
-        <w:rPr>
-          <w:rFonts w:ascii="Times New Roman" w:hAnsi="Times New Roman" w:eastAsia="宋体" w:cs="Times New Roman"/>
-          <w:b w:val="0"/>
-          <w:sz w:val="21"/>
-          <w:szCs w:val="21"/>
-        </w:rPr>
-      </w:r>
-      <w:r>
-        <w:rPr>
-          <w:rFonts w:ascii="Times New Roman" w:hAnsi="Times New Roman" w:eastAsia="宋体" w:cs="Times New Roman"/>
-          <w:b w:val="0"/>
-          <w:sz w:val="21"/>
-          <w:szCs w:val="21"/>
-        </w:rPr>
-      </w:r>
-      <w:r>
-        <w:rPr>
-          <w:rFonts w:ascii="Times New Roman" w:hAnsi="Times New Roman" w:eastAsia="宋体" w:cs="Times New Roman"/>
-          <w:b w:val="0"/>
-          <w:sz w:val="21"/>
-          <w:szCs w:val="21"/>
-        </w:rPr>
-      </w:r>
-      <w:r>
-        <w:rPr>
-          <w:rFonts w:ascii="Times New Roman" w:hAnsi="Times New Roman" w:eastAsia="宋体" w:cs="Times New Roman"/>
-          <w:b w:val="0"/>
-          <w:sz w:val="21"/>
-          <w:szCs w:val="21"/>
-        </w:rPr>
-      </w:r>
-      <w:r>
-        <w:rPr>
-          <w:rFonts w:ascii="Times New Roman" w:hAnsi="Times New Roman" w:eastAsia="宋体" w:cs="Times New Roman"/>
-          <w:b w:val="0"/>
-          <w:sz w:val="21"/>
-          <w:szCs w:val="21"/>
-        </w:rPr>
-      </w:r>
-      <w:r>
-        <w:rPr>
-          <w:rFonts w:ascii="Times New Roman" w:hAnsi="Times New Roman" w:eastAsia="宋体" w:cs="Times New Roman"/>
-          <w:b w:val="0"/>
-          <w:sz w:val="21"/>
-          <w:szCs w:val="21"/>
-        </w:rPr>
-      </w:r>
-      <w:r>
-        <w:rPr>
-          <w:rFonts w:ascii="Times New Roman" w:hAnsi="Times New Roman" w:eastAsia="宋体" w:cs="Times New Roman"/>
-          <w:b w:val="0"/>
-          <w:sz w:val="21"/>
-          <w:szCs w:val="21"/>
-        </w:rPr>
-      </w:r>
-      <w:r>
-        <w:rPr>
-          <w:rFonts w:ascii="Times New Roman" w:hAnsi="Times New Roman" w:eastAsia="宋体" w:cs="Times New Roman"/>
-          <w:b w:val="0"/>
-          <w:sz w:val="21"/>
-          <w:szCs w:val="21"/>
-        </w:rPr>
-      </w:r>
-      <w:r>
-        <w:rPr>
-          <w:rFonts w:ascii="Times New Roman" w:hAnsi="Times New Roman" w:eastAsia="宋体" w:cs="Times New Roman"/>
-          <w:b w:val="0"/>
-          <w:sz w:val="21"/>
-          <w:szCs w:val="21"/>
-        </w:rPr>
-      </w:r>
-      <w:r>
-        <w:rPr>
-          <w:rFonts w:ascii="Times New Roman" w:hAnsi="Times New Roman" w:eastAsia="宋体" w:cs="Times New Roman"/>
-          <w:b w:val="0"/>
-          <w:sz w:val="21"/>
-          <w:szCs w:val="21"/>
-        </w:rPr>
-      </w:r>
-      <w:r>
-        <w:rPr>
-          <w:rFonts w:ascii="Times New Roman" w:hAnsi="Times New Roman" w:eastAsia="宋体" w:cs="Times New Roman"/>
-          <w:b w:val="0"/>
-          <w:sz w:val="21"/>
-          <w:szCs w:val="21"/>
-        </w:rPr>
-      </w:r>
-      <w:r>
-        <w:rPr>
-          <w:rFonts w:ascii="Times New Roman" w:hAnsi="Times New Roman" w:eastAsia="宋体" w:cs="Times New Roman"/>
-          <w:b w:val="0"/>
-          <w:sz w:val="21"/>
-          <w:szCs w:val="21"/>
-        </w:rPr>
-      </w:r>
-      <w:r>
-        <w:rPr>
-          <w:rFonts w:ascii="Times New Roman" w:hAnsi="Times New Roman" w:eastAsia="宋体" w:cs="Times New Roman"/>
-          <w:b w:val="0"/>
-          <w:sz w:val="21"/>
-          <w:szCs w:val="21"/>
-        </w:rPr>
-      </w:r>
-      <w:r>
-        <w:rPr>
-          <w:rFonts w:ascii="Times New Roman" w:hAnsi="Times New Roman" w:eastAsia="宋体" w:cs="Times New Roman"/>
-          <w:b w:val="0"/>
-          <w:sz w:val="21"/>
-          <w:szCs w:val="21"/>
-        </w:rPr>
-      </w:r>
-      <w:r>
-        <w:rPr>
-          <w:rFonts w:ascii="Times New Roman" w:hAnsi="Times New Roman" w:eastAsia="宋体" w:cs="Times New Roman"/>
-          <w:b w:val="0"/>
-          <w:sz w:val="21"/>
-          <w:szCs w:val="21"/>
-        </w:rPr>
-      </w:r>
-      <w:r>
-        <w:rPr>
-          <w:rFonts w:ascii="Times New Roman" w:hAnsi="Times New Roman" w:eastAsia="宋体" w:cs="Times New Roman"/>
-          <w:b w:val="0"/>
-          <w:sz w:val="21"/>
-          <w:szCs w:val="21"/>
-        </w:rPr>
-      </w:r>
-      <w:r>
-        <w:rPr>
-          <w:rFonts w:ascii="Times New Roman" w:hAnsi="Times New Roman" w:eastAsia="宋体" w:cs="Times New Roman"/>
-          <w:b w:val="0"/>
-          <w:sz w:val="21"/>
-          <w:szCs w:val="21"/>
-        </w:rPr>
-      </w:r>
-      <w:r>
-        <w:rPr>
-          <w:rFonts w:ascii="Times New Roman" w:hAnsi="Times New Roman" w:eastAsia="宋体" w:cs="Times New Roman"/>
-          <w:b w:val="0"/>
-          <w:sz w:val="21"/>
-          <w:szCs w:val="21"/>
-        </w:rPr>
-      </w:r>
-      <w:r>
-        <w:rPr>
-          <w:rFonts w:ascii="Times New Roman" w:hAnsi="Times New Roman" w:eastAsia="宋体" w:cs="Times New Roman"/>
-          <w:b w:val="0"/>
-          <w:sz w:val="21"/>
-          <w:szCs w:val="21"/>
-        </w:rPr>
-      </w:r>
-      <w:r>
-        <w:rPr>
-          <w:rFonts w:ascii="Times New Roman" w:hAnsi="Times New Roman" w:eastAsia="宋体" w:cs="Times New Roman"/>
-          <w:b w:val="0"/>
-          <w:sz w:val="21"/>
-          <w:szCs w:val="21"/>
-        </w:rPr>
-      </w:r>
-      <w:r>
-        <w:rPr>
-          <w:rFonts w:ascii="Times New Roman" w:hAnsi="Times New Roman" w:eastAsia="宋体" w:cs="Times New Roman"/>
-          <w:b w:val="0"/>
-          <w:sz w:val="21"/>
-          <w:szCs w:val="21"/>
-        </w:rPr>
-      </w:r>
-      <w:r>
-        <w:rPr>
-          <w:rFonts w:ascii="Times New Roman" w:hAnsi="Times New Roman" w:eastAsia="宋体" w:cs="Times New Roman"/>
-          <w:b w:val="0"/>
-          <w:sz w:val="21"/>
-          <w:szCs w:val="21"/>
-        </w:rPr>
-      </w:r>
-      <w:r>
-        <w:rPr>
-          <w:rFonts w:ascii="Times New Roman" w:hAnsi="Times New Roman" w:eastAsia="宋体" w:cs="Times New Roman"/>
-          <w:b w:val="0"/>
-          <w:sz w:val="21"/>
-          <w:szCs w:val="21"/>
-        </w:rPr>
-      </w:r>
-      <w:r>
-        <w:rPr>
-          <w:rFonts w:ascii="Times New Roman" w:hAnsi="Times New Roman" w:eastAsia="宋体" w:cs="Times New Roman"/>
-          <w:b w:val="0"/>
-          <w:sz w:val="21"/>
-          <w:szCs w:val="21"/>
-        </w:rPr>
-      </w:r>
-      <w:r>
-        <w:rPr>
-          <w:rFonts w:ascii="Times New Roman" w:hAnsi="Times New Roman" w:eastAsia="宋体" w:cs="Times New Roman"/>
-          <w:b w:val="0"/>
-          <w:sz w:val="21"/>
-          <w:szCs w:val="21"/>
-        </w:rPr>
-      </w:r>
-      <w:r>
-        <w:rPr>
-          <w:rFonts w:ascii="Times New Roman" w:hAnsi="Times New Roman" w:eastAsia="宋体" w:cs="Times New Roman"/>
-          <w:b w:val="0"/>
-          <w:sz w:val="21"/>
-          <w:szCs w:val="21"/>
-        </w:rPr>
+        <w:t xml:space="preserve">Louvain算法共识别出14个包含词语不少于10个的词簇，其中积极组5个、中立组5个、消极组4个（表8）。积极组包括AI能力赞叹、便利就医、实用功能认可、技术前景乐观和健康咨询五个词簇。AI能力赞叹簇以“靠谱”“专业”“厉害”“全面”和“诊断”为代表词，典型表达为“随时可以得到最专业的诊断”；便利就医簇连接“方便”“买药”“问诊”和“不用出门”，典型表达为“京东在线问诊方便，不用出门解决流感问题”；其余三个词簇分别侧重助手功能、技术前景和报告解读。</w:t>
       </w:r>
     </w:p>
     <w:p>
@@ -16335,135 +11757,7 @@
           <w:sz w:val="21"/>
           <w:szCs w:val="21"/>
         </w:rPr>
-        <w:t>中立组为AI辅助应用、诊断场景、能力边界、技术应用效率和辅助参考。主题词不同，共同语义是承认技术价值并限定范围：最大簇写“AI是助手真医生才是关键”；复杂病情仍要专业判断；“数据交给AI，人文关怀还得靠医生”；AI被写成助手、参考或工具。</w:t>
-      </w:r>
-      <w:r>
-        <w:rPr>
-          <w:rFonts w:ascii="Times New Roman" w:hAnsi="Times New Roman" w:eastAsia="宋体" w:cs="Times New Roman"/>
-          <w:b w:val="0"/>
-          <w:sz w:val="21"/>
-          <w:szCs w:val="21"/>
-        </w:rPr>
-      </w:r>
-      <w:r>
-        <w:rPr>
-          <w:rFonts w:ascii="Times New Roman" w:hAnsi="Times New Roman" w:eastAsia="宋体" w:cs="Times New Roman"/>
-          <w:b w:val="0"/>
-          <w:sz w:val="21"/>
-          <w:szCs w:val="21"/>
-        </w:rPr>
-      </w:r>
-      <w:r>
-        <w:rPr>
-          <w:rFonts w:ascii="Times New Roman" w:hAnsi="Times New Roman" w:eastAsia="宋体" w:cs="Times New Roman"/>
-          <w:b w:val="0"/>
-          <w:sz w:val="21"/>
-          <w:szCs w:val="21"/>
-        </w:rPr>
-      </w:r>
-      <w:r>
-        <w:rPr>
-          <w:rFonts w:ascii="Times New Roman" w:hAnsi="Times New Roman" w:eastAsia="宋体" w:cs="Times New Roman"/>
-          <w:b w:val="0"/>
-          <w:sz w:val="21"/>
-          <w:szCs w:val="21"/>
-        </w:rPr>
-      </w:r>
-      <w:r>
-        <w:rPr>
-          <w:rFonts w:ascii="Times New Roman" w:hAnsi="Times New Roman" w:eastAsia="宋体" w:cs="Times New Roman"/>
-          <w:b w:val="0"/>
-          <w:sz w:val="21"/>
-          <w:szCs w:val="21"/>
-        </w:rPr>
-      </w:r>
-      <w:r>
-        <w:rPr>
-          <w:rFonts w:ascii="Times New Roman" w:hAnsi="Times New Roman" w:eastAsia="宋体" w:cs="Times New Roman"/>
-          <w:b w:val="0"/>
-          <w:sz w:val="21"/>
-          <w:szCs w:val="21"/>
-        </w:rPr>
-      </w:r>
-      <w:r>
-        <w:rPr>
-          <w:rFonts w:ascii="Times New Roman" w:hAnsi="Times New Roman" w:eastAsia="宋体" w:cs="Times New Roman"/>
-          <w:b w:val="0"/>
-          <w:sz w:val="21"/>
-          <w:szCs w:val="21"/>
-        </w:rPr>
-      </w:r>
-      <w:r>
-        <w:rPr>
-          <w:rFonts w:ascii="Times New Roman" w:hAnsi="Times New Roman" w:eastAsia="宋体" w:cs="Times New Roman"/>
-          <w:b w:val="0"/>
-          <w:sz w:val="21"/>
-          <w:szCs w:val="21"/>
-        </w:rPr>
-      </w:r>
-      <w:r>
-        <w:rPr>
-          <w:rFonts w:ascii="Times New Roman" w:hAnsi="Times New Roman" w:eastAsia="宋体" w:cs="Times New Roman"/>
-          <w:b w:val="0"/>
-          <w:sz w:val="21"/>
-          <w:szCs w:val="21"/>
-        </w:rPr>
-      </w:r>
-      <w:r>
-        <w:rPr>
-          <w:rFonts w:ascii="Times New Roman" w:hAnsi="Times New Roman" w:eastAsia="宋体" w:cs="Times New Roman"/>
-          <w:b w:val="0"/>
-          <w:sz w:val="21"/>
-          <w:szCs w:val="21"/>
-        </w:rPr>
-      </w:r>
-      <w:r>
-        <w:rPr>
-          <w:rFonts w:ascii="Times New Roman" w:hAnsi="Times New Roman" w:eastAsia="宋体" w:cs="Times New Roman"/>
-          <w:b w:val="0"/>
-          <w:sz w:val="21"/>
-          <w:szCs w:val="21"/>
-        </w:rPr>
-      </w:r>
-      <w:r>
-        <w:rPr>
-          <w:rFonts w:ascii="Times New Roman" w:hAnsi="Times New Roman" w:eastAsia="宋体" w:cs="Times New Roman"/>
-          <w:b w:val="0"/>
-          <w:sz w:val="21"/>
-          <w:szCs w:val="21"/>
-        </w:rPr>
-      </w:r>
-      <w:r>
-        <w:rPr>
-          <w:rFonts w:ascii="Times New Roman" w:hAnsi="Times New Roman" w:eastAsia="宋体" w:cs="Times New Roman"/>
-          <w:b w:val="0"/>
-          <w:sz w:val="21"/>
-          <w:szCs w:val="21"/>
-        </w:rPr>
-      </w:r>
-      <w:r>
-        <w:rPr>
-          <w:rFonts w:ascii="Times New Roman" w:hAnsi="Times New Roman" w:eastAsia="宋体" w:cs="Times New Roman"/>
-          <w:b w:val="0"/>
-          <w:sz w:val="21"/>
-          <w:szCs w:val="21"/>
-        </w:rPr>
-      </w:r>
-      <w:r>
-        <w:rPr>
-          <w:rFonts w:ascii="Times New Roman" w:hAnsi="Times New Roman" w:eastAsia="宋体" w:cs="Times New Roman"/>
-          <w:b w:val="0"/>
-          <w:sz w:val="21"/>
-          <w:szCs w:val="21"/>
-        </w:rPr>
-      </w:r>
-      <w:r>
-        <w:rPr>
-          <w:rFonts w:ascii="Times New Roman" w:hAnsi="Times New Roman" w:eastAsia="宋体" w:cs="Times New Roman"/>
-          <w:b w:val="0"/>
-          <w:sz w:val="21"/>
-          <w:szCs w:val="21"/>
-        </w:rPr>
+        <w:t xml:space="preserve">中立组包含AI辅助应用、诊断场景、能力边界、技术应用效率和辅助参考五个词簇。尽管各词簇的主题词有所不同，其共同语义均表现为承认技术价值并限定应用范围：评论既强调“AI是助手，真正的医生仍是关键”，也指出复杂病情需要专业判断，并区分AI的数据处理优势与医生的人文关怀功能。总体而言，AI在这些词簇中主要被定位为助手、参考或工具。</w:t>
       </w:r>
     </w:p>
     <w:p>
@@ -16482,215 +11776,7 @@
           <w:sz w:val="21"/>
           <w:szCs w:val="21"/>
         </w:rPr>
-        <w:t>消极组为AI能力质疑、医生不可替代、风险责任和替代焦虑。分别围绕“不行、不敢、瞎编”，“医院、网上、正规就诊”，“误诊、背锅、负责”，以及“取代、机器人、无法”。风险责任簇仅28词，但已有“误诊了算谁的？AI能负责吗？”。责任追问不同于一般能力否定；簇的词数不是评论规模，不据此估计人群比例。</w:t>
-      </w:r>
-      <w:r>
-        <w:rPr>
-          <w:rFonts w:ascii="Times New Roman" w:hAnsi="Times New Roman" w:eastAsia="宋体" w:cs="Times New Roman"/>
-          <w:b w:val="0"/>
-          <w:sz w:val="21"/>
-          <w:szCs w:val="21"/>
-        </w:rPr>
-      </w:r>
-      <w:r>
-        <w:rPr>
-          <w:rFonts w:ascii="Times New Roman" w:hAnsi="Times New Roman" w:eastAsia="宋体" w:cs="Times New Roman"/>
-          <w:b w:val="0"/>
-          <w:sz w:val="21"/>
-          <w:szCs w:val="21"/>
-        </w:rPr>
-      </w:r>
-      <w:r>
-        <w:rPr>
-          <w:rFonts w:ascii="Times New Roman" w:hAnsi="Times New Roman" w:eastAsia="宋体" w:cs="Times New Roman"/>
-          <w:b w:val="0"/>
-          <w:sz w:val="21"/>
-          <w:szCs w:val="21"/>
-        </w:rPr>
-      </w:r>
-      <w:r>
-        <w:rPr>
-          <w:rFonts w:ascii="Times New Roman" w:hAnsi="Times New Roman" w:eastAsia="宋体" w:cs="Times New Roman"/>
-          <w:b w:val="0"/>
-          <w:sz w:val="21"/>
-          <w:szCs w:val="21"/>
-        </w:rPr>
-      </w:r>
-      <w:r>
-        <w:rPr>
-          <w:rFonts w:ascii="Times New Roman" w:hAnsi="Times New Roman" w:eastAsia="宋体" w:cs="Times New Roman"/>
-          <w:b w:val="0"/>
-          <w:sz w:val="21"/>
-          <w:szCs w:val="21"/>
-        </w:rPr>
-      </w:r>
-      <w:r>
-        <w:rPr>
-          <w:rFonts w:ascii="Times New Roman" w:hAnsi="Times New Roman" w:eastAsia="宋体" w:cs="Times New Roman"/>
-          <w:b w:val="0"/>
-          <w:sz w:val="21"/>
-          <w:szCs w:val="21"/>
-        </w:rPr>
-      </w:r>
-      <w:r>
-        <w:rPr>
-          <w:rFonts w:ascii="Times New Roman" w:hAnsi="Times New Roman" w:eastAsia="宋体" w:cs="Times New Roman"/>
-          <w:b w:val="0"/>
-          <w:sz w:val="21"/>
-          <w:szCs w:val="21"/>
-        </w:rPr>
-      </w:r>
-      <w:r>
-        <w:rPr>
-          <w:rFonts w:ascii="Times New Roman" w:hAnsi="Times New Roman" w:eastAsia="宋体" w:cs="Times New Roman"/>
-          <w:b w:val="0"/>
-          <w:sz w:val="21"/>
-          <w:szCs w:val="21"/>
-        </w:rPr>
-      </w:r>
-      <w:r>
-        <w:rPr>
-          <w:rFonts w:ascii="Times New Roman" w:hAnsi="Times New Roman" w:eastAsia="宋体" w:cs="Times New Roman"/>
-          <w:b w:val="0"/>
-          <w:sz w:val="21"/>
-          <w:szCs w:val="21"/>
-        </w:rPr>
-      </w:r>
-      <w:r>
-        <w:rPr>
-          <w:rFonts w:ascii="Times New Roman" w:hAnsi="Times New Roman" w:eastAsia="宋体" w:cs="Times New Roman"/>
-          <w:b w:val="0"/>
-          <w:sz w:val="21"/>
-          <w:szCs w:val="21"/>
-        </w:rPr>
-      </w:r>
-      <w:r>
-        <w:rPr>
-          <w:rFonts w:ascii="Times New Roman" w:hAnsi="Times New Roman" w:eastAsia="宋体" w:cs="Times New Roman"/>
-          <w:b w:val="0"/>
-          <w:sz w:val="21"/>
-          <w:szCs w:val="21"/>
-        </w:rPr>
-      </w:r>
-      <w:r>
-        <w:rPr>
-          <w:rFonts w:ascii="Times New Roman" w:hAnsi="Times New Roman" w:eastAsia="宋体" w:cs="Times New Roman"/>
-          <w:b w:val="0"/>
-          <w:sz w:val="21"/>
-          <w:szCs w:val="21"/>
-        </w:rPr>
-      </w:r>
-      <w:r>
-        <w:rPr>
-          <w:rFonts w:ascii="Times New Roman" w:hAnsi="Times New Roman" w:eastAsia="宋体" w:cs="Times New Roman"/>
-          <w:b w:val="0"/>
-          <w:sz w:val="21"/>
-          <w:szCs w:val="21"/>
-        </w:rPr>
-      </w:r>
-      <w:r>
-        <w:rPr>
-          <w:rFonts w:ascii="Times New Roman" w:hAnsi="Times New Roman" w:eastAsia="宋体" w:cs="Times New Roman"/>
-          <w:b w:val="0"/>
-          <w:sz w:val="21"/>
-          <w:szCs w:val="21"/>
-        </w:rPr>
-      </w:r>
-      <w:r>
-        <w:rPr>
-          <w:rFonts w:ascii="Times New Roman" w:hAnsi="Times New Roman" w:eastAsia="宋体" w:cs="Times New Roman"/>
-          <w:b w:val="0"/>
-          <w:sz w:val="21"/>
-          <w:szCs w:val="21"/>
-        </w:rPr>
-      </w:r>
-      <w:r>
-        <w:rPr>
-          <w:rFonts w:ascii="Times New Roman" w:hAnsi="Times New Roman" w:eastAsia="宋体" w:cs="Times New Roman"/>
-          <w:b w:val="0"/>
-          <w:sz w:val="21"/>
-          <w:szCs w:val="21"/>
-        </w:rPr>
-      </w:r>
-      <w:r>
-        <w:rPr>
-          <w:rFonts w:ascii="Times New Roman" w:hAnsi="Times New Roman" w:eastAsia="宋体" w:cs="Times New Roman"/>
-          <w:b w:val="0"/>
-          <w:sz w:val="21"/>
-          <w:szCs w:val="21"/>
-        </w:rPr>
-      </w:r>
-      <w:r>
-        <w:rPr>
-          <w:rFonts w:ascii="Times New Roman" w:hAnsi="Times New Roman" w:eastAsia="宋体" w:cs="Times New Roman"/>
-          <w:b w:val="0"/>
-          <w:sz w:val="21"/>
-          <w:szCs w:val="21"/>
-        </w:rPr>
-      </w:r>
-      <w:r>
-        <w:rPr>
-          <w:rFonts w:ascii="Times New Roman" w:hAnsi="Times New Roman" w:eastAsia="宋体" w:cs="Times New Roman"/>
-          <w:b w:val="0"/>
-          <w:sz w:val="21"/>
-          <w:szCs w:val="21"/>
-        </w:rPr>
-      </w:r>
-      <w:r>
-        <w:rPr>
-          <w:rFonts w:ascii="Times New Roman" w:hAnsi="Times New Roman" w:eastAsia="宋体" w:cs="Times New Roman"/>
-          <w:b w:val="0"/>
-          <w:sz w:val="21"/>
-          <w:szCs w:val="21"/>
-        </w:rPr>
-      </w:r>
-      <w:r>
-        <w:rPr>
-          <w:rFonts w:ascii="Times New Roman" w:hAnsi="Times New Roman" w:eastAsia="宋体" w:cs="Times New Roman"/>
-          <w:b w:val="0"/>
-          <w:sz w:val="21"/>
-          <w:szCs w:val="21"/>
-        </w:rPr>
-      </w:r>
-      <w:r>
-        <w:rPr>
-          <w:rFonts w:ascii="Times New Roman" w:hAnsi="Times New Roman" w:eastAsia="宋体" w:cs="Times New Roman"/>
-          <w:b w:val="0"/>
-          <w:sz w:val="21"/>
-          <w:szCs w:val="21"/>
-        </w:rPr>
-      </w:r>
-      <w:r>
-        <w:rPr>
-          <w:rFonts w:ascii="Times New Roman" w:hAnsi="Times New Roman" w:eastAsia="宋体" w:cs="Times New Roman"/>
-          <w:b w:val="0"/>
-          <w:sz w:val="21"/>
-          <w:szCs w:val="21"/>
-        </w:rPr>
-      </w:r>
-      <w:r>
-        <w:rPr>
-          <w:rFonts w:ascii="Times New Roman" w:hAnsi="Times New Roman" w:eastAsia="宋体" w:cs="Times New Roman"/>
-          <w:b w:val="0"/>
-          <w:sz w:val="21"/>
-          <w:szCs w:val="21"/>
-        </w:rPr>
-      </w:r>
-      <w:r>
-        <w:rPr>
-          <w:rFonts w:ascii="Times New Roman" w:hAnsi="Times New Roman" w:eastAsia="宋体" w:cs="Times New Roman"/>
-          <w:b w:val="0"/>
-          <w:sz w:val="21"/>
-          <w:szCs w:val="21"/>
-        </w:rPr>
-      </w:r>
-      <w:r>
-        <w:rPr>
-          <w:rFonts w:ascii="Times New Roman" w:hAnsi="Times New Roman" w:eastAsia="宋体" w:cs="Times New Roman"/>
-          <w:b w:val="0"/>
-          <w:sz w:val="21"/>
-          <w:szCs w:val="21"/>
-        </w:rPr>
+        <w:t xml:space="preserve">消极组包含AI能力质疑、医生不可替代、风险责任和替代焦虑四个词簇。其代表性表达分别包括“不行”“不敢”“瞎编”，“医院”“网上”“正规就诊”，“误诊”“背锅”“负责”，以及“取代”“机器人”“无法”。其中，风险责任簇仅包含28个词，但“误诊了算谁的？AI能负责吗？”等表达已呈现出明确的责任追问。责任诉求与一般能力否定的解释逻辑不同。需要强调的是，词簇包含的词语数量不代表评论数量，本文不据此估计各类观点在人群中的比例。</w:t>
       </w:r>
     </w:p>
     <w:p>
@@ -19117,183 +14203,7 @@
           <w:sz w:val="21"/>
           <w:szCs w:val="21"/>
         </w:rPr>
-        <w:t>两名编码者依据14个词簇的代表词、共现和原评论独立完成四维编码与模式归属，12簇一致，一致率85.7%，κ为0.797（表9）。分歧在积极簇4“技术前景乐观”和积极簇5“健康咨询”：前者主导表达是技术带来便利而非取代医生，归入务实认可；后者以助手、报告解读和追问为主，归入人机协同。四维编码见图7。</w:t>
-      </w:r>
-      <w:r>
-        <w:rPr>
-          <w:rFonts w:ascii="Times New Roman" w:hAnsi="Times New Roman" w:eastAsia="宋体" w:cs="Times New Roman"/>
-          <w:b w:val="0"/>
-          <w:sz w:val="21"/>
-          <w:szCs w:val="21"/>
-        </w:rPr>
-      </w:r>
-      <w:r>
-        <w:rPr>
-          <w:rFonts w:ascii="Times New Roman" w:hAnsi="Times New Roman" w:eastAsia="宋体" w:cs="Times New Roman"/>
-          <w:b w:val="0"/>
-          <w:sz w:val="21"/>
-          <w:szCs w:val="21"/>
-        </w:rPr>
-      </w:r>
-      <w:r>
-        <w:rPr>
-          <w:rFonts w:ascii="Times New Roman" w:hAnsi="Times New Roman" w:eastAsia="宋体" w:cs="Times New Roman"/>
-          <w:b w:val="0"/>
-          <w:sz w:val="21"/>
-          <w:szCs w:val="21"/>
-        </w:rPr>
-      </w:r>
-      <w:r>
-        <w:rPr>
-          <w:rFonts w:ascii="Times New Roman" w:hAnsi="Times New Roman" w:eastAsia="宋体" w:cs="Times New Roman"/>
-          <w:b w:val="0"/>
-          <w:sz w:val="21"/>
-          <w:szCs w:val="21"/>
-        </w:rPr>
-      </w:r>
-      <w:r>
-        <w:rPr>
-          <w:rFonts w:ascii="Times New Roman" w:hAnsi="Times New Roman" w:eastAsia="宋体" w:cs="Times New Roman"/>
-          <w:b w:val="0"/>
-          <w:sz w:val="21"/>
-          <w:szCs w:val="21"/>
-        </w:rPr>
-      </w:r>
-      <w:r>
-        <w:rPr>
-          <w:rFonts w:ascii="Times New Roman" w:hAnsi="Times New Roman" w:eastAsia="宋体" w:cs="Times New Roman"/>
-          <w:b w:val="0"/>
-          <w:sz w:val="21"/>
-          <w:szCs w:val="21"/>
-        </w:rPr>
-      </w:r>
-      <w:r>
-        <w:rPr>
-          <w:rFonts w:ascii="Times New Roman" w:hAnsi="Times New Roman" w:eastAsia="宋体" w:cs="Times New Roman"/>
-          <w:b w:val="0"/>
-          <w:sz w:val="21"/>
-          <w:szCs w:val="21"/>
-        </w:rPr>
-      </w:r>
-      <w:r>
-        <w:rPr>
-          <w:rFonts w:ascii="Times New Roman" w:hAnsi="Times New Roman" w:eastAsia="宋体" w:cs="Times New Roman"/>
-          <w:b w:val="0"/>
-          <w:sz w:val="21"/>
-          <w:szCs w:val="21"/>
-        </w:rPr>
-      </w:r>
-      <w:r>
-        <w:rPr>
-          <w:rFonts w:ascii="Times New Roman" w:hAnsi="Times New Roman" w:eastAsia="宋体" w:cs="Times New Roman"/>
-          <w:b w:val="0"/>
-          <w:sz w:val="21"/>
-          <w:szCs w:val="21"/>
-        </w:rPr>
-      </w:r>
-      <w:r>
-        <w:rPr>
-          <w:rFonts w:ascii="Times New Roman" w:hAnsi="Times New Roman" w:eastAsia="宋体" w:cs="Times New Roman"/>
-          <w:b w:val="0"/>
-          <w:sz w:val="21"/>
-          <w:szCs w:val="21"/>
-        </w:rPr>
-      </w:r>
-      <w:r>
-        <w:rPr>
-          <w:rFonts w:ascii="Times New Roman" w:hAnsi="Times New Roman" w:eastAsia="宋体" w:cs="Times New Roman"/>
-          <w:b w:val="0"/>
-          <w:sz w:val="21"/>
-          <w:szCs w:val="21"/>
-        </w:rPr>
-      </w:r>
-      <w:r>
-        <w:rPr>
-          <w:rFonts w:ascii="Times New Roman" w:hAnsi="Times New Roman" w:eastAsia="宋体" w:cs="Times New Roman"/>
-          <w:b w:val="0"/>
-          <w:sz w:val="21"/>
-          <w:szCs w:val="21"/>
-        </w:rPr>
-      </w:r>
-      <w:r>
-        <w:rPr>
-          <w:rFonts w:ascii="Times New Roman" w:hAnsi="Times New Roman" w:eastAsia="宋体" w:cs="Times New Roman"/>
-          <w:b w:val="0"/>
-          <w:sz w:val="21"/>
-          <w:szCs w:val="21"/>
-        </w:rPr>
-      </w:r>
-      <w:r>
-        <w:rPr>
-          <w:rFonts w:ascii="Times New Roman" w:hAnsi="Times New Roman" w:eastAsia="宋体" w:cs="Times New Roman"/>
-          <w:b w:val="0"/>
-          <w:sz w:val="21"/>
-          <w:szCs w:val="21"/>
-        </w:rPr>
-      </w:r>
-      <w:r>
-        <w:rPr>
-          <w:rFonts w:ascii="Times New Roman" w:hAnsi="Times New Roman" w:eastAsia="宋体" w:cs="Times New Roman"/>
-          <w:b w:val="0"/>
-          <w:sz w:val="21"/>
-          <w:szCs w:val="21"/>
-        </w:rPr>
-      </w:r>
-      <w:r>
-        <w:rPr>
-          <w:rFonts w:ascii="Times New Roman" w:hAnsi="Times New Roman" w:eastAsia="宋体" w:cs="Times New Roman"/>
-          <w:b w:val="0"/>
-          <w:sz w:val="21"/>
-          <w:szCs w:val="21"/>
-        </w:rPr>
-      </w:r>
-      <w:r>
-        <w:rPr>
-          <w:rFonts w:ascii="Times New Roman" w:hAnsi="Times New Roman" w:eastAsia="宋体" w:cs="Times New Roman"/>
-          <w:b w:val="0"/>
-          <w:sz w:val="21"/>
-          <w:szCs w:val="21"/>
-        </w:rPr>
-      </w:r>
-      <w:r>
-        <w:rPr>
-          <w:rFonts w:ascii="Times New Roman" w:hAnsi="Times New Roman" w:eastAsia="宋体" w:cs="Times New Roman"/>
-          <w:b w:val="0"/>
-          <w:sz w:val="21"/>
-          <w:szCs w:val="21"/>
-        </w:rPr>
-      </w:r>
-      <w:r>
-        <w:rPr>
-          <w:rFonts w:ascii="Times New Roman" w:hAnsi="Times New Roman" w:eastAsia="宋体" w:cs="Times New Roman"/>
-          <w:b w:val="0"/>
-          <w:sz w:val="21"/>
-          <w:szCs w:val="21"/>
-        </w:rPr>
-      </w:r>
-      <w:r>
-        <w:rPr>
-          <w:rFonts w:ascii="Times New Roman" w:hAnsi="Times New Roman" w:eastAsia="宋体" w:cs="Times New Roman"/>
-          <w:b w:val="0"/>
-          <w:sz w:val="21"/>
-          <w:szCs w:val="21"/>
-        </w:rPr>
-      </w:r>
-      <w:r>
-        <w:rPr>
-          <w:rFonts w:ascii="Times New Roman" w:hAnsi="Times New Roman" w:eastAsia="宋体" w:cs="Times New Roman"/>
-          <w:b w:val="0"/>
-          <w:sz w:val="21"/>
-          <w:szCs w:val="21"/>
-        </w:rPr>
-      </w:r>
-      <w:r>
-        <w:rPr>
-          <w:rFonts w:ascii="Times New Roman" w:hAnsi="Times New Roman" w:eastAsia="宋体" w:cs="Times New Roman"/>
-          <w:b w:val="0"/>
-          <w:sz w:val="21"/>
-          <w:szCs w:val="21"/>
-        </w:rPr>
+        <w:t xml:space="preserve">两名编码者依据14个词簇的代表词、共现关系和原始评论，独立完成四维编码与模式归属。双方在12个词簇上的归属一致，一致率为85.7%，Cohen’s κ为0.797（表9）。分歧主要涉及积极簇4“技术前景乐观”和积极簇5“健康咨询”：前者的主导表达侧重技术带来的便利而非医生替代，最终归入务实认可；后者主要涉及助手功能、报告解读和后续追问，最终归入人机协同。14个词簇的四维编码见图7。</w:t>
       </w:r>
     </w:p>
     <w:p>
@@ -19768,191 +14678,7 @@
           <w:sz w:val="21"/>
           <w:szCs w:val="21"/>
         </w:rPr>
-        <w:t>五种模式并非由态度类别直接命名，而是把词簇的四维配置对照算法欣赏、算法厌恶与人机互补归纳（表10）。积极簇1同时呈现能力高估、医生弱化、风险忽视和人机替代，流畅输出被写成独立胜任，对应未校准的算法欣赏，构成技术崇拜型。积极簇2和簇4聚焦问诊购药便利及技术前景，共同弱化医生、较少讨论风险，按现实功能与发展收益评价技术，故归为务实认可型。积极簇3、簇5与中立组五个词簇均将AI写成助手、参考或信息处理工具，并保留医生判断，与人机互补更为接近，构成人机协同型；积极簇较少写风险，中立簇把边界写得更清楚。</w:t>
-      </w:r>
-      <w:r>
-        <w:rPr>
-          <w:rFonts w:ascii="Times New Roman" w:hAnsi="Times New Roman" w:eastAsia="宋体" w:cs="Times New Roman"/>
-          <w:b w:val="0"/>
-          <w:sz w:val="21"/>
-          <w:szCs w:val="21"/>
-        </w:rPr>
-      </w:r>
-      <w:r>
-        <w:rPr>
-          <w:rFonts w:ascii="Times New Roman" w:hAnsi="Times New Roman" w:eastAsia="宋体" w:cs="Times New Roman"/>
-          <w:b w:val="0"/>
-          <w:sz w:val="21"/>
-          <w:szCs w:val="21"/>
-        </w:rPr>
-      </w:r>
-      <w:r>
-        <w:rPr>
-          <w:rFonts w:ascii="Times New Roman" w:hAnsi="Times New Roman" w:eastAsia="宋体" w:cs="Times New Roman"/>
-          <w:b w:val="0"/>
-          <w:sz w:val="21"/>
-          <w:szCs w:val="21"/>
-        </w:rPr>
-      </w:r>
-      <w:r>
-        <w:rPr>
-          <w:rFonts w:ascii="Times New Roman" w:hAnsi="Times New Roman" w:eastAsia="宋体" w:cs="Times New Roman"/>
-          <w:b w:val="0"/>
-          <w:sz w:val="21"/>
-          <w:szCs w:val="21"/>
-        </w:rPr>
-      </w:r>
-      <w:r>
-        <w:rPr>
-          <w:rFonts w:ascii="Times New Roman" w:hAnsi="Times New Roman" w:eastAsia="宋体" w:cs="Times New Roman"/>
-          <w:b w:val="0"/>
-          <w:sz w:val="21"/>
-          <w:szCs w:val="21"/>
-        </w:rPr>
-      </w:r>
-      <w:r>
-        <w:rPr>
-          <w:rFonts w:ascii="Times New Roman" w:hAnsi="Times New Roman" w:eastAsia="宋体" w:cs="Times New Roman"/>
-          <w:b w:val="0"/>
-          <w:sz w:val="21"/>
-          <w:szCs w:val="21"/>
-        </w:rPr>
-      </w:r>
-      <w:r>
-        <w:rPr>
-          <w:rFonts w:ascii="Times New Roman" w:hAnsi="Times New Roman" w:eastAsia="宋体" w:cs="Times New Roman"/>
-          <w:b w:val="0"/>
-          <w:sz w:val="21"/>
-          <w:szCs w:val="21"/>
-        </w:rPr>
-      </w:r>
-      <w:r>
-        <w:rPr>
-          <w:rFonts w:ascii="Times New Roman" w:hAnsi="Times New Roman" w:eastAsia="宋体" w:cs="Times New Roman"/>
-          <w:b w:val="0"/>
-          <w:sz w:val="21"/>
-          <w:szCs w:val="21"/>
-        </w:rPr>
-      </w:r>
-      <w:r>
-        <w:rPr>
-          <w:rFonts w:ascii="Times New Roman" w:hAnsi="Times New Roman" w:eastAsia="宋体" w:cs="Times New Roman"/>
-          <w:b w:val="0"/>
-          <w:sz w:val="21"/>
-          <w:szCs w:val="21"/>
-        </w:rPr>
-      </w:r>
-      <w:r>
-        <w:rPr>
-          <w:rFonts w:ascii="Times New Roman" w:hAnsi="Times New Roman" w:eastAsia="宋体" w:cs="Times New Roman"/>
-          <w:b w:val="0"/>
-          <w:sz w:val="21"/>
-          <w:szCs w:val="21"/>
-        </w:rPr>
-      </w:r>
-      <w:r>
-        <w:rPr>
-          <w:rFonts w:ascii="Times New Roman" w:hAnsi="Times New Roman" w:eastAsia="宋体" w:cs="Times New Roman"/>
-          <w:b w:val="0"/>
-          <w:sz w:val="21"/>
-          <w:szCs w:val="21"/>
-        </w:rPr>
-      </w:r>
-      <w:r>
-        <w:rPr>
-          <w:rFonts w:ascii="Times New Roman" w:hAnsi="Times New Roman" w:eastAsia="宋体" w:cs="Times New Roman"/>
-          <w:b w:val="0"/>
-          <w:sz w:val="21"/>
-          <w:szCs w:val="21"/>
-        </w:rPr>
-      </w:r>
-      <w:r>
-        <w:rPr>
-          <w:rFonts w:ascii="Times New Roman" w:hAnsi="Times New Roman" w:eastAsia="宋体" w:cs="Times New Roman"/>
-          <w:b w:val="0"/>
-          <w:sz w:val="21"/>
-          <w:szCs w:val="21"/>
-        </w:rPr>
-      </w:r>
-      <w:r>
-        <w:rPr>
-          <w:rFonts w:ascii="Times New Roman" w:hAnsi="Times New Roman" w:eastAsia="宋体" w:cs="Times New Roman"/>
-          <w:b w:val="0"/>
-          <w:sz w:val="21"/>
-          <w:szCs w:val="21"/>
-        </w:rPr>
-      </w:r>
-      <w:r>
-        <w:rPr>
-          <w:rFonts w:ascii="Times New Roman" w:hAnsi="Times New Roman" w:eastAsia="宋体" w:cs="Times New Roman"/>
-          <w:b w:val="0"/>
-          <w:sz w:val="21"/>
-          <w:szCs w:val="21"/>
-        </w:rPr>
-      </w:r>
-      <w:r>
-        <w:rPr>
-          <w:rFonts w:ascii="Times New Roman" w:hAnsi="Times New Roman" w:eastAsia="宋体" w:cs="Times New Roman"/>
-          <w:b w:val="0"/>
-          <w:sz w:val="21"/>
-          <w:szCs w:val="21"/>
-        </w:rPr>
-      </w:r>
-      <w:r>
-        <w:rPr>
-          <w:rFonts w:ascii="Times New Roman" w:hAnsi="Times New Roman" w:eastAsia="宋体" w:cs="Times New Roman"/>
-          <w:b w:val="0"/>
-          <w:sz w:val="21"/>
-          <w:szCs w:val="21"/>
-        </w:rPr>
-      </w:r>
-      <w:r>
-        <w:rPr>
-          <w:rFonts w:ascii="Times New Roman" w:hAnsi="Times New Roman" w:eastAsia="宋体" w:cs="Times New Roman"/>
-          <w:b w:val="0"/>
-          <w:sz w:val="21"/>
-          <w:szCs w:val="21"/>
-        </w:rPr>
-      </w:r>
-      <w:r>
-        <w:rPr>
-          <w:rFonts w:ascii="Times New Roman" w:hAnsi="Times New Roman" w:eastAsia="宋体" w:cs="Times New Roman"/>
-          <w:b w:val="0"/>
-          <w:sz w:val="21"/>
-          <w:szCs w:val="21"/>
-        </w:rPr>
-      </w:r>
-      <w:r>
-        <w:rPr>
-          <w:rFonts w:ascii="Times New Roman" w:hAnsi="Times New Roman" w:eastAsia="宋体" w:cs="Times New Roman"/>
-          <w:b w:val="0"/>
-          <w:sz w:val="21"/>
-          <w:szCs w:val="21"/>
-        </w:rPr>
-      </w:r>
-      <w:r>
-        <w:rPr>
-          <w:rFonts w:ascii="Times New Roman" w:hAnsi="Times New Roman" w:eastAsia="宋体" w:cs="Times New Roman"/>
-          <w:b w:val="0"/>
-          <w:sz w:val="21"/>
-          <w:szCs w:val="21"/>
-        </w:rPr>
-      </w:r>
-      <w:r>
-        <w:rPr>
-          <w:rFonts w:ascii="Times New Roman" w:hAnsi="Times New Roman" w:eastAsia="宋体" w:cs="Times New Roman"/>
-          <w:b w:val="0"/>
-          <w:sz w:val="21"/>
-          <w:szCs w:val="21"/>
-        </w:rPr>
-      </w:r>
-      <w:r>
-        <w:rPr>
-          <w:rFonts w:ascii="Times New Roman" w:hAnsi="Times New Roman" w:eastAsia="宋体" w:cs="Times New Roman"/>
-          <w:b w:val="0"/>
-          <w:sz w:val="21"/>
-          <w:szCs w:val="21"/>
-        </w:rPr>
+        <w:t xml:space="preserve">五种模式并非依据态度类别直接命名，而是在比较词簇四维配置的基础上，结合算法欣赏、算法厌恶和人机互补理论归纳形成（表10）。积极簇1同时呈现能力高估、医生弱化、风险忽视和人机替代，其话语将系统的专业性和流畅性进一步推及独立诊疗能力，与未充分校准的算法欣赏相一致，因而归纳为技术崇拜型。积极簇2和簇4主要围绕问诊购药便利与技术前景展开，较少讨论医生角色和潜在风险，评价依据集中于现实功能和发展收益，因此归纳为务实认可型。积极簇3、簇5以及中立组的5个词簇均将AI定位为助手、参考或信息处理工具，并保留医生的判断角色，与人机互补逻辑较为一致，因而归纳为人机协同型；其中积极词簇较少涉及风险，中立词簇则更明确地表达能力边界。</w:t>
       </w:r>
     </w:p>
     <w:p>
@@ -19968,183 +14694,7 @@
           <w:sz w:val="21"/>
           <w:szCs w:val="21"/>
         </w:rPr>
-        <w:t>消极簇1、簇2和簇4以能力低估、医生强化或人机排斥为主，核心是不敢用、不能用或担心被替代，对应算法厌恶，归为技术恐惧型。消极簇3同样低估能力、强化医生、排斥使用，但风险被编码为正视，话语集中于误诊责任和可追溯性，故单列为风险责任型。人机协同型含7个词簇，簇数不是评论占比。五种模式用来比较典型配置，不估计人群规模。</w:t>
-      </w:r>
-      <w:r>
-        <w:rPr>
-          <w:rFonts w:ascii="Times New Roman" w:hAnsi="Times New Roman" w:eastAsia="宋体" w:cs="Times New Roman"/>
-          <w:b w:val="0"/>
-          <w:sz w:val="21"/>
-          <w:szCs w:val="21"/>
-        </w:rPr>
-      </w:r>
-      <w:r>
-        <w:rPr>
-          <w:rFonts w:ascii="Times New Roman" w:hAnsi="Times New Roman" w:eastAsia="宋体" w:cs="Times New Roman"/>
-          <w:b w:val="0"/>
-          <w:sz w:val="21"/>
-          <w:szCs w:val="21"/>
-        </w:rPr>
-      </w:r>
-      <w:r>
-        <w:rPr>
-          <w:rFonts w:ascii="Times New Roman" w:hAnsi="Times New Roman" w:eastAsia="宋体" w:cs="Times New Roman"/>
-          <w:b w:val="0"/>
-          <w:sz w:val="21"/>
-          <w:szCs w:val="21"/>
-        </w:rPr>
-      </w:r>
-      <w:r>
-        <w:rPr>
-          <w:rFonts w:ascii="Times New Roman" w:hAnsi="Times New Roman" w:eastAsia="宋体" w:cs="Times New Roman"/>
-          <w:b w:val="0"/>
-          <w:sz w:val="21"/>
-          <w:szCs w:val="21"/>
-        </w:rPr>
-      </w:r>
-      <w:r>
-        <w:rPr>
-          <w:rFonts w:ascii="Times New Roman" w:hAnsi="Times New Roman" w:eastAsia="宋体" w:cs="Times New Roman"/>
-          <w:b w:val="0"/>
-          <w:sz w:val="21"/>
-          <w:szCs w:val="21"/>
-        </w:rPr>
-      </w:r>
-      <w:r>
-        <w:rPr>
-          <w:rFonts w:ascii="Times New Roman" w:hAnsi="Times New Roman" w:eastAsia="宋体" w:cs="Times New Roman"/>
-          <w:b w:val="0"/>
-          <w:sz w:val="21"/>
-          <w:szCs w:val="21"/>
-        </w:rPr>
-      </w:r>
-      <w:r>
-        <w:rPr>
-          <w:rFonts w:ascii="Times New Roman" w:hAnsi="Times New Roman" w:eastAsia="宋体" w:cs="Times New Roman"/>
-          <w:b w:val="0"/>
-          <w:sz w:val="21"/>
-          <w:szCs w:val="21"/>
-        </w:rPr>
-      </w:r>
-      <w:r>
-        <w:rPr>
-          <w:rFonts w:ascii="Times New Roman" w:hAnsi="Times New Roman" w:eastAsia="宋体" w:cs="Times New Roman"/>
-          <w:b w:val="0"/>
-          <w:sz w:val="21"/>
-          <w:szCs w:val="21"/>
-        </w:rPr>
-      </w:r>
-      <w:r>
-        <w:rPr>
-          <w:rFonts w:ascii="Times New Roman" w:hAnsi="Times New Roman" w:eastAsia="宋体" w:cs="Times New Roman"/>
-          <w:b w:val="0"/>
-          <w:sz w:val="21"/>
-          <w:szCs w:val="21"/>
-        </w:rPr>
-      </w:r>
-      <w:r>
-        <w:rPr>
-          <w:rFonts w:ascii="Times New Roman" w:hAnsi="Times New Roman" w:eastAsia="宋体" w:cs="Times New Roman"/>
-          <w:b w:val="0"/>
-          <w:sz w:val="21"/>
-          <w:szCs w:val="21"/>
-        </w:rPr>
-      </w:r>
-      <w:r>
-        <w:rPr>
-          <w:rFonts w:ascii="Times New Roman" w:hAnsi="Times New Roman" w:eastAsia="宋体" w:cs="Times New Roman"/>
-          <w:b w:val="0"/>
-          <w:sz w:val="21"/>
-          <w:szCs w:val="21"/>
-        </w:rPr>
-      </w:r>
-      <w:r>
-        <w:rPr>
-          <w:rFonts w:ascii="Times New Roman" w:hAnsi="Times New Roman" w:eastAsia="宋体" w:cs="Times New Roman"/>
-          <w:b w:val="0"/>
-          <w:sz w:val="21"/>
-          <w:szCs w:val="21"/>
-        </w:rPr>
-      </w:r>
-      <w:r>
-        <w:rPr>
-          <w:rFonts w:ascii="Times New Roman" w:hAnsi="Times New Roman" w:eastAsia="宋体" w:cs="Times New Roman"/>
-          <w:b w:val="0"/>
-          <w:sz w:val="21"/>
-          <w:szCs w:val="21"/>
-        </w:rPr>
-      </w:r>
-      <w:r>
-        <w:rPr>
-          <w:rFonts w:ascii="Times New Roman" w:hAnsi="Times New Roman" w:eastAsia="宋体" w:cs="Times New Roman"/>
-          <w:b w:val="0"/>
-          <w:sz w:val="21"/>
-          <w:szCs w:val="21"/>
-        </w:rPr>
-      </w:r>
-      <w:r>
-        <w:rPr>
-          <w:rFonts w:ascii="Times New Roman" w:hAnsi="Times New Roman" w:eastAsia="宋体" w:cs="Times New Roman"/>
-          <w:b w:val="0"/>
-          <w:sz w:val="21"/>
-          <w:szCs w:val="21"/>
-        </w:rPr>
-      </w:r>
-      <w:r>
-        <w:rPr>
-          <w:rFonts w:ascii="Times New Roman" w:hAnsi="Times New Roman" w:eastAsia="宋体" w:cs="Times New Roman"/>
-          <w:b w:val="0"/>
-          <w:sz w:val="21"/>
-          <w:szCs w:val="21"/>
-        </w:rPr>
-      </w:r>
-      <w:r>
-        <w:rPr>
-          <w:rFonts w:ascii="Times New Roman" w:hAnsi="Times New Roman" w:eastAsia="宋体" w:cs="Times New Roman"/>
-          <w:b w:val="0"/>
-          <w:sz w:val="21"/>
-          <w:szCs w:val="21"/>
-        </w:rPr>
-      </w:r>
-      <w:r>
-        <w:rPr>
-          <w:rFonts w:ascii="Times New Roman" w:hAnsi="Times New Roman" w:eastAsia="宋体" w:cs="Times New Roman"/>
-          <w:b w:val="0"/>
-          <w:sz w:val="21"/>
-          <w:szCs w:val="21"/>
-        </w:rPr>
-      </w:r>
-      <w:r>
-        <w:rPr>
-          <w:rFonts w:ascii="Times New Roman" w:hAnsi="Times New Roman" w:eastAsia="宋体" w:cs="Times New Roman"/>
-          <w:b w:val="0"/>
-          <w:sz w:val="21"/>
-          <w:szCs w:val="21"/>
-        </w:rPr>
-      </w:r>
-      <w:r>
-        <w:rPr>
-          <w:rFonts w:ascii="Times New Roman" w:hAnsi="Times New Roman" w:eastAsia="宋体" w:cs="Times New Roman"/>
-          <w:b w:val="0"/>
-          <w:sz w:val="21"/>
-          <w:szCs w:val="21"/>
-        </w:rPr>
-      </w:r>
-      <w:r>
-        <w:rPr>
-          <w:rFonts w:ascii="Times New Roman" w:hAnsi="Times New Roman" w:eastAsia="宋体" w:cs="Times New Roman"/>
-          <w:b w:val="0"/>
-          <w:sz w:val="21"/>
-          <w:szCs w:val="21"/>
-        </w:rPr>
-      </w:r>
-      <w:r>
-        <w:rPr>
-          <w:rFonts w:ascii="Times New Roman" w:hAnsi="Times New Roman" w:eastAsia="宋体" w:cs="Times New Roman"/>
-          <w:b w:val="0"/>
-          <w:sz w:val="21"/>
-          <w:szCs w:val="21"/>
-        </w:rPr>
+        <w:t xml:space="preserve">消极簇1、簇2和簇4主要体现能力怀疑、医生角色强化或人机排斥，其核心表达涉及不敢使用、拒绝使用或替代担忧，与算法厌恶所描述的低依赖倾向较为一致，因而归纳为技术恐惧型。消极簇3同样强化医生角色并排斥AI独立决策，但其主导话语集中于误诊责任和可追溯性，因此单独归纳为风险责任型。人机协同型共包含7个词簇，但词簇数量不等同于评论占比。上述五种模式用于比较公共话语中的典型认知配置，不代表五类稳定人群，也不用于估计各模式的社会分布。</w:t>
       </w:r>
     </w:p>
     <w:p>
@@ -21606,15 +16156,7 @@
           <w:sz w:val="21"/>
           <w:szCs w:val="21"/>
         </w:rPr>
-        <w:t>相关评论总体偏积极，极性却盖不住结构：积极可以是崇拜、便利或协作，消极可以是不信任、替代焦虑或问责。</w:t>
-      </w:r>
-      <w:r>
-        <w:rPr>
-          <w:rFonts w:ascii="Times New Roman" w:hAnsi="Times New Roman" w:eastAsia="宋体" w:cs="Times New Roman"/>
-          <w:b w:val="0"/>
-          <w:sz w:val="21"/>
-          <w:szCs w:val="21"/>
-        </w:rPr>
+        <w:t xml:space="preserve">研究结果表明，检索范围内的相关评论总体呈现积极倾向，但态度极性不足以概括其内部认知结构：积极评价可能分别基于能力信赖、功能便利或人机协作，消极评价也可能源于能力怀疑、替代焦虑或责任追问。以下结合算法欣赏、算法厌恶和人机互补理论，对上述差异进行讨论。</w:t>
       </w:r>
     </w:p>
     <w:p>
@@ -21647,71 +16189,7 @@
           <w:sz w:val="21"/>
           <w:szCs w:val="21"/>
         </w:rPr>
-        <w:t>积极态度不是同一种接受。技术崇拜型把流畅、专业、随时响应外推为独立诊疗，算法欣赏偏强，医生监督被弱化，误诊几乎不提。务实认可型停在买药、问诊、信息获取和技术前景，基础是有用和便利，不是临床替代。积极组里的人机协同簇把系统写成报告解读、追问和信息整理助手，是对具体功能的校准。</w:t>
-      </w:r>
-      <w:r>
-        <w:rPr>
-          <w:rFonts w:ascii="Times New Roman" w:hAnsi="Times New Roman" w:eastAsia="宋体" w:cs="Times New Roman"/>
-          <w:b w:val="0"/>
-          <w:sz w:val="21"/>
-          <w:szCs w:val="21"/>
-        </w:rPr>
-      </w:r>
-      <w:r>
-        <w:rPr>
-          <w:rFonts w:ascii="Times New Roman" w:hAnsi="Times New Roman" w:eastAsia="宋体" w:cs="Times New Roman"/>
-          <w:b w:val="0"/>
-          <w:sz w:val="21"/>
-          <w:szCs w:val="21"/>
-        </w:rPr>
-      </w:r>
-      <w:r>
-        <w:rPr>
-          <w:rFonts w:ascii="Times New Roman" w:hAnsi="Times New Roman" w:eastAsia="宋体" w:cs="Times New Roman"/>
-          <w:b w:val="0"/>
-          <w:sz w:val="21"/>
-          <w:szCs w:val="21"/>
-        </w:rPr>
-      </w:r>
-      <w:r>
-        <w:rPr>
-          <w:rFonts w:ascii="Times New Roman" w:hAnsi="Times New Roman" w:eastAsia="宋体" w:cs="Times New Roman"/>
-          <w:b w:val="0"/>
-          <w:sz w:val="21"/>
-          <w:szCs w:val="21"/>
-        </w:rPr>
-      </w:r>
-      <w:r>
-        <w:rPr>
-          <w:rFonts w:ascii="Times New Roman" w:hAnsi="Times New Roman" w:eastAsia="宋体" w:cs="Times New Roman"/>
-          <w:b w:val="0"/>
-          <w:sz w:val="21"/>
-          <w:szCs w:val="21"/>
-        </w:rPr>
-      </w:r>
-      <w:r>
-        <w:rPr>
-          <w:rFonts w:ascii="Times New Roman" w:hAnsi="Times New Roman" w:eastAsia="宋体" w:cs="Times New Roman"/>
-          <w:b w:val="0"/>
-          <w:sz w:val="21"/>
-          <w:szCs w:val="21"/>
-        </w:rPr>
-      </w:r>
-      <w:r>
-        <w:rPr>
-          <w:rFonts w:ascii="Times New Roman" w:hAnsi="Times New Roman" w:eastAsia="宋体" w:cs="Times New Roman"/>
-          <w:b w:val="0"/>
-          <w:sz w:val="21"/>
-          <w:szCs w:val="21"/>
-        </w:rPr>
-      </w:r>
-      <w:r>
-        <w:rPr>
-          <w:rFonts w:ascii="Times New Roman" w:hAnsi="Times New Roman" w:eastAsia="宋体" w:cs="Times New Roman"/>
-          <w:b w:val="0"/>
-          <w:sz w:val="21"/>
-          <w:szCs w:val="21"/>
-        </w:rPr>
+        <w:t xml:space="preserve">积极态度并不对应单一的技术接受方式。技术崇拜型将系统的流畅表达、专业性和随时响应等特征延伸理解为独立诊疗能力，表现出较强的算法欣赏倾向，同时弱化医生监督并较少关注误诊责任。务实认可型主要围绕买药、问诊、信息获取和技术前景展开，其评价基础是感知有用性和便利性，而非对AI临床替代的认可。积极组中的人机协同词簇则将系统定位为报告解读、后续追问和信息整理工具，体现对特定辅助功能的认可。因此，即使具有相同的积极态度，不同词簇对AI能力边界和医生角色的理解仍存在明显差异。</w:t>
       </w:r>
     </w:p>
     <w:p>
@@ -21727,183 +16205,7 @@
           <w:sz w:val="21"/>
           <w:szCs w:val="21"/>
         </w:rPr>
-        <w:t>信息质量可通过感知专业性和认知信任影响独立诊断采纳〔1〕；系统表现也拉动就诊选择，医生在场仍提高信任，AI优先路径接受面窄〔2-3〕。评论里“方便”“实用”停在使用体验；“随时可以得到最专业的诊断”已经把系统写成可独立诊病的一方。便利就医簇语料偏同质，多为在线问诊购药，“方便”的可见度有话语形态因素，不等于诊室里已经建立临床信任。</w:t>
-      </w:r>
-      <w:r>
-        <w:rPr>
-          <w:rFonts w:ascii="Times New Roman" w:hAnsi="Times New Roman" w:eastAsia="宋体" w:cs="Times New Roman"/>
-          <w:b w:val="0"/>
-          <w:sz w:val="21"/>
-          <w:szCs w:val="21"/>
-        </w:rPr>
-      </w:r>
-      <w:r>
-        <w:rPr>
-          <w:rFonts w:ascii="Times New Roman" w:hAnsi="Times New Roman" w:eastAsia="宋体" w:cs="Times New Roman"/>
-          <w:b w:val="0"/>
-          <w:sz w:val="21"/>
-          <w:szCs w:val="21"/>
-        </w:rPr>
-      </w:r>
-      <w:r>
-        <w:rPr>
-          <w:rFonts w:ascii="Times New Roman" w:hAnsi="Times New Roman" w:eastAsia="宋体" w:cs="Times New Roman"/>
-          <w:b w:val="0"/>
-          <w:sz w:val="21"/>
-          <w:szCs w:val="21"/>
-        </w:rPr>
-      </w:r>
-      <w:r>
-        <w:rPr>
-          <w:rFonts w:ascii="Times New Roman" w:hAnsi="Times New Roman" w:eastAsia="宋体" w:cs="Times New Roman"/>
-          <w:b w:val="0"/>
-          <w:sz w:val="21"/>
-          <w:szCs w:val="21"/>
-        </w:rPr>
-      </w:r>
-      <w:r>
-        <w:rPr>
-          <w:rFonts w:ascii="Times New Roman" w:hAnsi="Times New Roman" w:eastAsia="宋体" w:cs="Times New Roman"/>
-          <w:b w:val="0"/>
-          <w:sz w:val="21"/>
-          <w:szCs w:val="21"/>
-        </w:rPr>
-      </w:r>
-      <w:r>
-        <w:rPr>
-          <w:rFonts w:ascii="Times New Roman" w:hAnsi="Times New Roman" w:eastAsia="宋体" w:cs="Times New Roman"/>
-          <w:b w:val="0"/>
-          <w:sz w:val="21"/>
-          <w:szCs w:val="21"/>
-        </w:rPr>
-      </w:r>
-      <w:r>
-        <w:rPr>
-          <w:rFonts w:ascii="Times New Roman" w:hAnsi="Times New Roman" w:eastAsia="宋体" w:cs="Times New Roman"/>
-          <w:b w:val="0"/>
-          <w:sz w:val="21"/>
-          <w:szCs w:val="21"/>
-        </w:rPr>
-      </w:r>
-      <w:r>
-        <w:rPr>
-          <w:rFonts w:ascii="Times New Roman" w:hAnsi="Times New Roman" w:eastAsia="宋体" w:cs="Times New Roman"/>
-          <w:b w:val="0"/>
-          <w:sz w:val="21"/>
-          <w:szCs w:val="21"/>
-        </w:rPr>
-      </w:r>
-      <w:r>
-        <w:rPr>
-          <w:rFonts w:ascii="Times New Roman" w:hAnsi="Times New Roman" w:eastAsia="宋体" w:cs="Times New Roman"/>
-          <w:b w:val="0"/>
-          <w:sz w:val="21"/>
-          <w:szCs w:val="21"/>
-        </w:rPr>
-      </w:r>
-      <w:r>
-        <w:rPr>
-          <w:rFonts w:ascii="Times New Roman" w:hAnsi="Times New Roman" w:eastAsia="宋体" w:cs="Times New Roman"/>
-          <w:b w:val="0"/>
-          <w:sz w:val="21"/>
-          <w:szCs w:val="21"/>
-        </w:rPr>
-      </w:r>
-      <w:r>
-        <w:rPr>
-          <w:rFonts w:ascii="Times New Roman" w:hAnsi="Times New Roman" w:eastAsia="宋体" w:cs="Times New Roman"/>
-          <w:b w:val="0"/>
-          <w:sz w:val="21"/>
-          <w:szCs w:val="21"/>
-        </w:rPr>
-      </w:r>
-      <w:r>
-        <w:rPr>
-          <w:rFonts w:ascii="Times New Roman" w:hAnsi="Times New Roman" w:eastAsia="宋体" w:cs="Times New Roman"/>
-          <w:b w:val="0"/>
-          <w:sz w:val="21"/>
-          <w:szCs w:val="21"/>
-        </w:rPr>
-      </w:r>
-      <w:r>
-        <w:rPr>
-          <w:rFonts w:ascii="Times New Roman" w:hAnsi="Times New Roman" w:eastAsia="宋体" w:cs="Times New Roman"/>
-          <w:b w:val="0"/>
-          <w:sz w:val="21"/>
-          <w:szCs w:val="21"/>
-        </w:rPr>
-      </w:r>
-      <w:r>
-        <w:rPr>
-          <w:rFonts w:ascii="Times New Roman" w:hAnsi="Times New Roman" w:eastAsia="宋体" w:cs="Times New Roman"/>
-          <w:b w:val="0"/>
-          <w:sz w:val="21"/>
-          <w:szCs w:val="21"/>
-        </w:rPr>
-      </w:r>
-      <w:r>
-        <w:rPr>
-          <w:rFonts w:ascii="Times New Roman" w:hAnsi="Times New Roman" w:eastAsia="宋体" w:cs="Times New Roman"/>
-          <w:b w:val="0"/>
-          <w:sz w:val="21"/>
-          <w:szCs w:val="21"/>
-        </w:rPr>
-      </w:r>
-      <w:r>
-        <w:rPr>
-          <w:rFonts w:ascii="Times New Roman" w:hAnsi="Times New Roman" w:eastAsia="宋体" w:cs="Times New Roman"/>
-          <w:b w:val="0"/>
-          <w:sz w:val="21"/>
-          <w:szCs w:val="21"/>
-        </w:rPr>
-      </w:r>
-      <w:r>
-        <w:rPr>
-          <w:rFonts w:ascii="Times New Roman" w:hAnsi="Times New Roman" w:eastAsia="宋体" w:cs="Times New Roman"/>
-          <w:b w:val="0"/>
-          <w:sz w:val="21"/>
-          <w:szCs w:val="21"/>
-        </w:rPr>
-      </w:r>
-      <w:r>
-        <w:rPr>
-          <w:rFonts w:ascii="Times New Roman" w:hAnsi="Times New Roman" w:eastAsia="宋体" w:cs="Times New Roman"/>
-          <w:b w:val="0"/>
-          <w:sz w:val="21"/>
-          <w:szCs w:val="21"/>
-        </w:rPr>
-      </w:r>
-      <w:r>
-        <w:rPr>
-          <w:rFonts w:ascii="Times New Roman" w:hAnsi="Times New Roman" w:eastAsia="宋体" w:cs="Times New Roman"/>
-          <w:b w:val="0"/>
-          <w:sz w:val="21"/>
-          <w:szCs w:val="21"/>
-        </w:rPr>
-      </w:r>
-      <w:r>
-        <w:rPr>
-          <w:rFonts w:ascii="Times New Roman" w:hAnsi="Times New Roman" w:eastAsia="宋体" w:cs="Times New Roman"/>
-          <w:b w:val="0"/>
-          <w:sz w:val="21"/>
-          <w:szCs w:val="21"/>
-        </w:rPr>
-      </w:r>
-      <w:r>
-        <w:rPr>
-          <w:rFonts w:ascii="Times New Roman" w:hAnsi="Times New Roman" w:eastAsia="宋体" w:cs="Times New Roman"/>
-          <w:b w:val="0"/>
-          <w:sz w:val="21"/>
-          <w:szCs w:val="21"/>
-        </w:rPr>
-      </w:r>
-      <w:r>
-        <w:rPr>
-          <w:rFonts w:ascii="Times New Roman" w:hAnsi="Times New Roman" w:eastAsia="宋体" w:cs="Times New Roman"/>
-          <w:b w:val="0"/>
-          <w:sz w:val="21"/>
-          <w:szCs w:val="21"/>
-        </w:rPr>
+        <w:t xml:space="preserve">上述发现进一步细化了既有技术接受研究。已有研究表明，信息质量能够通过感知专业性和认知信任影响独立诊断采纳〔1〕，系统表现也会提高就诊选择概率〔2〕；但医生在场仍能增强信任，公众对AI优先诊断路径的接受程度相对有限〔2-3〕。本文语料中，“方便”“实用”主要指向使用体验，而“随时可以得到最专业的诊断”则将系统理解为能够独立诊疗的主体。便利就医簇中的评论较多涉及在线问诊和购药，因此“方便”的高可见度也可能受到语料构成影响，不能直接视为临床信任已经形成。</w:t>
       </w:r>
     </w:p>
     <w:p>
@@ -21936,121 +16238,7 @@
           <w:sz w:val="21"/>
           <w:szCs w:val="21"/>
         </w:rPr>
-        <w:t>中立五簇分别谈助手与真人把关、复杂病情、能力边界、数据与人文分工、辅助参考，四维却都落到能力有限、医生边界明确、人机协同。这与人机互补一致：技术承担高频信息和标准化任务，医生承担情境化决策、价值权衡、同理沟通和最终责任〔27-28〕。Guo和Chen的诊疗来源实验、Bracic等关于医生在场的结果，也指向“技术参与、医生把关”〔2,6〕。</w:t>
-      </w:r>
-      <w:r>
-        <w:rPr>
-          <w:rFonts w:ascii="Times New Roman" w:hAnsi="Times New Roman" w:eastAsia="宋体" w:cs="Times New Roman"/>
-          <w:b w:val="0"/>
-          <w:sz w:val="21"/>
-          <w:szCs w:val="21"/>
-        </w:rPr>
-      </w:r>
-      <w:r>
-        <w:rPr>
-          <w:rFonts w:ascii="Times New Roman" w:hAnsi="Times New Roman" w:eastAsia="宋体" w:cs="Times New Roman"/>
-          <w:b w:val="0"/>
-          <w:sz w:val="21"/>
-          <w:szCs w:val="21"/>
-        </w:rPr>
-      </w:r>
-      <w:r>
-        <w:rPr>
-          <w:rFonts w:ascii="Times New Roman" w:hAnsi="Times New Roman" w:eastAsia="宋体" w:cs="Times New Roman"/>
-          <w:b w:val="0"/>
-          <w:sz w:val="21"/>
-          <w:szCs w:val="21"/>
-        </w:rPr>
-      </w:r>
-      <w:r>
-        <w:rPr>
-          <w:rFonts w:ascii="Times New Roman" w:hAnsi="Times New Roman" w:eastAsia="宋体" w:cs="Times New Roman"/>
-          <w:b w:val="0"/>
-          <w:sz w:val="21"/>
-          <w:szCs w:val="21"/>
-        </w:rPr>
-      </w:r>
-      <w:r>
-        <w:rPr>
-          <w:rFonts w:ascii="Times New Roman" w:hAnsi="Times New Roman" w:eastAsia="宋体" w:cs="Times New Roman"/>
-          <w:b w:val="0"/>
-          <w:sz w:val="21"/>
-          <w:szCs w:val="21"/>
-        </w:rPr>
-      </w:r>
-      <w:r>
-        <w:rPr>
-          <w:rFonts w:ascii="Times New Roman" w:hAnsi="Times New Roman" w:eastAsia="宋体" w:cs="Times New Roman"/>
-          <w:b w:val="0"/>
-          <w:sz w:val="21"/>
-          <w:szCs w:val="21"/>
-        </w:rPr>
-      </w:r>
-      <w:proofErr w:type="spellStart"/>
-      <w:r>
-        <w:rPr>
-          <w:rFonts w:ascii="Times New Roman" w:hAnsi="Times New Roman" w:eastAsia="宋体" w:cs="Times New Roman"/>
-          <w:b w:val="0"/>
-          <w:sz w:val="21"/>
-          <w:szCs w:val="21"/>
-        </w:rPr>
-      </w:r>
-      <w:proofErr w:type="spellEnd"/>
-      <w:r>
-        <w:rPr>
-          <w:rFonts w:ascii="Times New Roman" w:hAnsi="Times New Roman" w:eastAsia="宋体" w:cs="Times New Roman"/>
-          <w:b w:val="0"/>
-          <w:sz w:val="21"/>
-          <w:szCs w:val="21"/>
-        </w:rPr>
-      </w:r>
-      <w:r>
-        <w:rPr>
-          <w:rFonts w:ascii="Times New Roman" w:hAnsi="Times New Roman" w:eastAsia="宋体" w:cs="Times New Roman"/>
-          <w:b w:val="0"/>
-          <w:sz w:val="21"/>
-          <w:szCs w:val="21"/>
-        </w:rPr>
-      </w:r>
-      <w:r>
-        <w:rPr>
-          <w:rFonts w:ascii="Times New Roman" w:hAnsi="Times New Roman" w:eastAsia="宋体" w:cs="Times New Roman"/>
-          <w:b w:val="0"/>
-          <w:sz w:val="21"/>
-          <w:szCs w:val="21"/>
-        </w:rPr>
-      </w:r>
-      <w:r>
-        <w:rPr>
-          <w:rFonts w:ascii="Times New Roman" w:hAnsi="Times New Roman" w:eastAsia="宋体" w:cs="Times New Roman"/>
-          <w:b w:val="0"/>
-          <w:sz w:val="21"/>
-          <w:szCs w:val="21"/>
-        </w:rPr>
-      </w:r>
-      <w:r>
-        <w:rPr>
-          <w:rFonts w:ascii="Times New Roman" w:hAnsi="Times New Roman" w:eastAsia="宋体" w:cs="Times New Roman"/>
-          <w:b w:val="0"/>
-          <w:sz w:val="21"/>
-          <w:szCs w:val="21"/>
-        </w:rPr>
-      </w:r>
-      <w:r>
-        <w:rPr>
-          <w:rFonts w:ascii="Times New Roman" w:hAnsi="Times New Roman" w:eastAsia="宋体" w:cs="Times New Roman"/>
-          <w:b w:val="0"/>
-          <w:sz w:val="21"/>
-          <w:szCs w:val="21"/>
-        </w:rPr>
-      </w:r>
-      <w:r>
-        <w:rPr>
-          <w:rFonts w:ascii="Times New Roman" w:hAnsi="Times New Roman" w:eastAsia="宋体" w:cs="Times New Roman"/>
-          <w:b w:val="0"/>
-          <w:sz w:val="21"/>
-          <w:szCs w:val="21"/>
-        </w:rPr>
+        <w:t xml:space="preserve">中立组的5个词簇分别涉及助手与医生把关、复杂病情、能力边界、数据与人文分工以及辅助参考，但其四维配置均指向能力有限、医生边界明确和人机协同。这一结果与人机互补的核心判断一致：人工智能适合承担高频信息处理和标准化任务，医生则负责情境化决策、价值权衡、同理沟通和最终责任〔27-28〕。Guo和Chen关于诊疗来源的实验以及Bracic等关于医生在场的发现，也表明公众对医疗AI的接受与医生参与密切相关〔2,6〕。由此可见，人机协同不仅是一种系统设计原则，也构成公众理解医疗AI角色边界的重要话语方式。</w:t>
       </w:r>
     </w:p>
     <w:p>
@@ -22066,47 +16254,7 @@
           <w:sz w:val="21"/>
           <w:szCs w:val="21"/>
         </w:rPr>
-        <w:t>人机协同不等于中立态度，更不是更理性的人群。积极组也有协同簇，只是较少写风险；中立簇把收益和边界写在一起。态度是评价方向，协同是角色配置。此处理性认知指能力、风险与责任是否校准，不是给某种情绪贴优劣标签。</w:t>
-      </w:r>
-      <w:r>
-        <w:rPr>
-          <w:rFonts w:ascii="Times New Roman" w:hAnsi="Times New Roman" w:eastAsia="宋体" w:cs="Times New Roman"/>
-          <w:b w:val="0"/>
-          <w:sz w:val="21"/>
-          <w:szCs w:val="21"/>
-        </w:rPr>
-      </w:r>
-      <w:r>
-        <w:rPr>
-          <w:rFonts w:ascii="Times New Roman" w:hAnsi="Times New Roman" w:eastAsia="宋体" w:cs="Times New Roman"/>
-          <w:b w:val="0"/>
-          <w:sz w:val="21"/>
-          <w:szCs w:val="21"/>
-        </w:rPr>
-      </w:r>
-      <w:r>
-        <w:rPr>
-          <w:rFonts w:ascii="Times New Roman" w:hAnsi="Times New Roman" w:eastAsia="宋体" w:cs="Times New Roman"/>
-          <w:b w:val="0"/>
-          <w:sz w:val="21"/>
-          <w:szCs w:val="21"/>
-        </w:rPr>
-      </w:r>
-      <w:r>
-        <w:rPr>
-          <w:rFonts w:ascii="Times New Roman" w:hAnsi="Times New Roman" w:eastAsia="宋体" w:cs="Times New Roman"/>
-          <w:b w:val="0"/>
-          <w:sz w:val="21"/>
-          <w:szCs w:val="21"/>
-        </w:rPr>
-      </w:r>
-      <w:r>
-        <w:rPr>
-          <w:rFonts w:ascii="Times New Roman" w:hAnsi="Times New Roman" w:eastAsia="宋体" w:cs="Times New Roman"/>
-          <w:b w:val="0"/>
-          <w:sz w:val="21"/>
-          <w:szCs w:val="21"/>
-        </w:rPr>
+        <w:t xml:space="preserve">需要指出的是，人机协同模式并不等同于中立态度，更不能据此将某一态度群体概括为更理性。积极组中同样存在协同词簇，只是其风险讨论相对较少；中立词簇则更明确地同时表达技术收益和应用边界。换言之，态度类别描述评价方向，协同模式描述角色配置，二者属于不同分析层次。本文所称认知校准，是指话语中的能力、风险和责任判断与人机互补框架之间的匹配程度，而非对评论者作价值评价。</w:t>
       </w:r>
     </w:p>
     <w:p>
@@ -22139,135 +16287,7 @@
           <w:sz w:val="21"/>
           <w:szCs w:val="21"/>
         </w:rPr>
-        <w:t>技术恐惧型以“不行、不敢、瞎编、无法取代”为主，是错误可见和高风险后果触发的算法厌恶，既怀疑能力，也担心职业被替代。风险责任型不必否定技术，核心是误诊后谁负责、谁复核、如何救济。“误诊了算谁的？AI能负责吗？”里医生被强化，是因为要有人签字、有人可能背锅。Choi等发现，AI参与不良事件会提高对医院责任、投诉和诉讼的判断，交互式人机协作可减弱这种反应〔7〕。</w:t>
-      </w:r>
-      <w:r>
-        <w:rPr>
-          <w:rFonts w:ascii="Times New Roman" w:hAnsi="Times New Roman" w:eastAsia="宋体" w:cs="Times New Roman"/>
-          <w:b w:val="0"/>
-          <w:sz w:val="21"/>
-          <w:szCs w:val="21"/>
-        </w:rPr>
-      </w:r>
-      <w:r>
-        <w:rPr>
-          <w:rFonts w:ascii="Times New Roman" w:hAnsi="Times New Roman" w:eastAsia="宋体" w:cs="Times New Roman"/>
-          <w:b w:val="0"/>
-          <w:sz w:val="21"/>
-          <w:szCs w:val="21"/>
-        </w:rPr>
-      </w:r>
-      <w:r>
-        <w:rPr>
-          <w:rFonts w:ascii="Times New Roman" w:hAnsi="Times New Roman" w:eastAsia="宋体" w:cs="Times New Roman"/>
-          <w:b w:val="0"/>
-          <w:sz w:val="21"/>
-          <w:szCs w:val="21"/>
-        </w:rPr>
-      </w:r>
-      <w:r>
-        <w:rPr>
-          <w:rFonts w:ascii="Times New Roman" w:hAnsi="Times New Roman" w:eastAsia="宋体" w:cs="Times New Roman"/>
-          <w:b w:val="0"/>
-          <w:sz w:val="21"/>
-          <w:szCs w:val="21"/>
-        </w:rPr>
-      </w:r>
-      <w:r>
-        <w:rPr>
-          <w:rFonts w:ascii="Times New Roman" w:hAnsi="Times New Roman" w:eastAsia="宋体" w:cs="Times New Roman"/>
-          <w:b w:val="0"/>
-          <w:sz w:val="21"/>
-          <w:szCs w:val="21"/>
-        </w:rPr>
-      </w:r>
-      <w:r>
-        <w:rPr>
-          <w:rFonts w:ascii="Times New Roman" w:hAnsi="Times New Roman" w:eastAsia="宋体" w:cs="Times New Roman"/>
-          <w:b w:val="0"/>
-          <w:sz w:val="21"/>
-          <w:szCs w:val="21"/>
-        </w:rPr>
-      </w:r>
-      <w:r>
-        <w:rPr>
-          <w:rFonts w:ascii="Times New Roman" w:hAnsi="Times New Roman" w:eastAsia="宋体" w:cs="Times New Roman"/>
-          <w:b w:val="0"/>
-          <w:sz w:val="21"/>
-          <w:szCs w:val="21"/>
-        </w:rPr>
-      </w:r>
-      <w:r>
-        <w:rPr>
-          <w:rFonts w:ascii="Times New Roman" w:hAnsi="Times New Roman" w:eastAsia="宋体" w:cs="Times New Roman"/>
-          <w:b w:val="0"/>
-          <w:sz w:val="21"/>
-          <w:szCs w:val="21"/>
-        </w:rPr>
-      </w:r>
-      <w:r>
-        <w:rPr>
-          <w:rFonts w:ascii="Times New Roman" w:hAnsi="Times New Roman" w:eastAsia="宋体" w:cs="Times New Roman"/>
-          <w:b w:val="0"/>
-          <w:sz w:val="21"/>
-          <w:szCs w:val="21"/>
-        </w:rPr>
-      </w:r>
-      <w:r>
-        <w:rPr>
-          <w:rFonts w:ascii="Times New Roman" w:hAnsi="Times New Roman" w:eastAsia="宋体" w:cs="Times New Roman"/>
-          <w:b w:val="0"/>
-          <w:sz w:val="21"/>
-          <w:szCs w:val="21"/>
-        </w:rPr>
-      </w:r>
-      <w:r>
-        <w:rPr>
-          <w:rFonts w:ascii="Times New Roman" w:hAnsi="Times New Roman" w:eastAsia="宋体" w:cs="Times New Roman"/>
-          <w:b w:val="0"/>
-          <w:sz w:val="21"/>
-          <w:szCs w:val="21"/>
-        </w:rPr>
-      </w:r>
-      <w:r>
-        <w:rPr>
-          <w:rFonts w:ascii="Times New Roman" w:hAnsi="Times New Roman" w:eastAsia="宋体" w:cs="Times New Roman"/>
-          <w:b w:val="0"/>
-          <w:sz w:val="21"/>
-          <w:szCs w:val="21"/>
-        </w:rPr>
-      </w:r>
-      <w:r>
-        <w:rPr>
-          <w:rFonts w:ascii="Times New Roman" w:hAnsi="Times New Roman" w:eastAsia="宋体" w:cs="Times New Roman"/>
-          <w:b w:val="0"/>
-          <w:sz w:val="21"/>
-          <w:szCs w:val="21"/>
-        </w:rPr>
-      </w:r>
-      <w:r>
-        <w:rPr>
-          <w:rFonts w:ascii="Times New Roman" w:hAnsi="Times New Roman" w:eastAsia="宋体" w:cs="Times New Roman"/>
-          <w:b w:val="0"/>
-          <w:sz w:val="21"/>
-          <w:szCs w:val="21"/>
-        </w:rPr>
-      </w:r>
-      <w:r>
-        <w:rPr>
-          <w:rFonts w:ascii="Times New Roman" w:hAnsi="Times New Roman" w:eastAsia="宋体" w:cs="Times New Roman"/>
-          <w:b w:val="0"/>
-          <w:sz w:val="21"/>
-          <w:szCs w:val="21"/>
-        </w:rPr>
-      </w:r>
-      <w:r>
-        <w:rPr>
-          <w:rFonts w:ascii="Times New Roman" w:hAnsi="Times New Roman" w:eastAsia="宋体" w:cs="Times New Roman"/>
-          <w:b w:val="0"/>
-          <w:sz w:val="21"/>
-          <w:szCs w:val="21"/>
-        </w:rPr>
+        <w:t xml:space="preserve">消极态度内部同样包含不同解释机制。技术恐惧型以“不行”“不敢”“瞎编”“无法取代”等表达为主，其话语特征与高风险情境下的算法厌恶和低依赖倾向较为一致，既包括对系统能力的怀疑，也包括对医生职业被替代的担忧。风险责任型则不必然否定技术的辅助价值，其核心在于追问发生误诊后由谁承担责任、由谁复核以及如何获得救济。在“误诊了算谁的？AI能负责吗？”等评论中，医生角色被强化主要源于对责任主体和复核机制的要求。Choi等发现，AI参与不良事件会提高公众对医院责任、投诉和诉讼的判断，而交互式人机协作能够减弱此类反应〔7〕，为区分一般技术排斥与制度性问责提供了经验支持。</w:t>
       </w:r>
     </w:p>
     <w:p>
@@ -22300,55 +16320,7 @@
           <w:sz w:val="21"/>
           <w:szCs w:val="21"/>
         </w:rPr>
-        <w:t>本文在极性与主题之间加上认知配置，说明同一效价可以由不同的能力、角色、风险和关系判断构成。算法欣赏与算法厌恶也不等于正负态度：欣赏可以是崇拜，也可以是校准使用；负向表达可以是排斥，也可以是问责。人机互补则把协作型认知与替代型、排斥型认知分开，便于后续做成可检验的类型。</w:t>
-      </w:r>
-      <w:r>
-        <w:rPr>
-          <w:rFonts w:ascii="Times New Roman" w:hAnsi="Times New Roman" w:eastAsia="宋体" w:cs="Times New Roman"/>
-          <w:b w:val="0"/>
-          <w:sz w:val="21"/>
-          <w:szCs w:val="21"/>
-        </w:rPr>
-      </w:r>
-      <w:r>
-        <w:rPr>
-          <w:rFonts w:ascii="Times New Roman" w:hAnsi="Times New Roman" w:eastAsia="宋体" w:cs="Times New Roman"/>
-          <w:b w:val="0"/>
-          <w:sz w:val="21"/>
-          <w:szCs w:val="21"/>
-        </w:rPr>
-      </w:r>
-      <w:r>
-        <w:rPr>
-          <w:rFonts w:ascii="Times New Roman" w:hAnsi="Times New Roman" w:eastAsia="宋体" w:cs="Times New Roman"/>
-          <w:b w:val="0"/>
-          <w:sz w:val="21"/>
-          <w:szCs w:val="21"/>
-        </w:rPr>
-      </w:r>
-      <w:r>
-        <w:rPr>
-          <w:rFonts w:ascii="Times New Roman" w:hAnsi="Times New Roman" w:eastAsia="宋体" w:cs="Times New Roman"/>
-          <w:b w:val="0"/>
-          <w:sz w:val="21"/>
-          <w:szCs w:val="21"/>
-        </w:rPr>
-      </w:r>
-      <w:r>
-        <w:rPr>
-          <w:rFonts w:ascii="Times New Roman" w:hAnsi="Times New Roman" w:eastAsia="宋体" w:cs="Times New Roman"/>
-          <w:b w:val="0"/>
-          <w:sz w:val="21"/>
-          <w:szCs w:val="21"/>
-        </w:rPr>
-      </w:r>
-      <w:r>
-        <w:rPr>
-          <w:rFonts w:ascii="Times New Roman" w:hAnsi="Times New Roman" w:eastAsia="宋体" w:cs="Times New Roman"/>
-          <w:b w:val="0"/>
-          <w:sz w:val="21"/>
-          <w:szCs w:val="21"/>
-        </w:rPr>
+        <w:t xml:space="preserve">本文的理论贡献主要体现在三个方面。第一，在态度极性和主题类别之外引入认知配置，说明相同评价效价可能由不同的能力、角色、风险和关系判断构成。第二，将算法欣赏与算法厌恶置于同一社交媒体话语框架中，表明二者不能与正负态度简单对应：积极评价可能表现为能力信赖、功能认可或协作期待，消极表达也可能源于能力怀疑、替代焦虑或制度性问责。第三，借助人机互补理论区分协同、替代和排斥等关系配置，为后续将典型话语模式转化为可检验的测量类型提供基础。</w:t>
       </w:r>
     </w:p>
     <w:p>
@@ -22364,71 +16336,7 @@
           <w:sz w:val="21"/>
           <w:szCs w:val="21"/>
         </w:rPr>
-        <w:t>正面评论占比不能直接当作临床信任。对务实认可，应把健康信息、导诊、购药与诊断决策分开；对技术崇拜，应同时说明适用场景、错误可能和医生复核；对技术恐惧，应具体说明能做什么、不能做什么；对风险责任，应公开审核、责任主体和救济路径。对外表述宜与“AI辅助、医生把关、风险可追溯”一致。</w:t>
-      </w:r>
-      <w:r>
-        <w:rPr>
-          <w:rFonts w:ascii="Times New Roman" w:hAnsi="Times New Roman" w:eastAsia="宋体" w:cs="Times New Roman"/>
-          <w:b w:val="0"/>
-          <w:sz w:val="21"/>
-          <w:szCs w:val="21"/>
-        </w:rPr>
-      </w:r>
-      <w:r>
-        <w:rPr>
-          <w:rFonts w:ascii="Times New Roman" w:hAnsi="Times New Roman" w:eastAsia="宋体" w:cs="Times New Roman"/>
-          <w:b w:val="0"/>
-          <w:sz w:val="21"/>
-          <w:szCs w:val="21"/>
-        </w:rPr>
-      </w:r>
-      <w:r>
-        <w:rPr>
-          <w:rFonts w:ascii="Times New Roman" w:hAnsi="Times New Roman" w:eastAsia="宋体" w:cs="Times New Roman"/>
-          <w:b w:val="0"/>
-          <w:sz w:val="21"/>
-          <w:szCs w:val="21"/>
-        </w:rPr>
-      </w:r>
-      <w:r>
-        <w:rPr>
-          <w:rFonts w:ascii="Times New Roman" w:hAnsi="Times New Roman" w:eastAsia="宋体" w:cs="Times New Roman"/>
-          <w:b w:val="0"/>
-          <w:sz w:val="21"/>
-          <w:szCs w:val="21"/>
-        </w:rPr>
-      </w:r>
-      <w:r>
-        <w:rPr>
-          <w:rFonts w:ascii="Times New Roman" w:hAnsi="Times New Roman" w:eastAsia="宋体" w:cs="Times New Roman"/>
-          <w:b w:val="0"/>
-          <w:sz w:val="21"/>
-          <w:szCs w:val="21"/>
-        </w:rPr>
-      </w:r>
-      <w:r>
-        <w:rPr>
-          <w:rFonts w:ascii="Times New Roman" w:hAnsi="Times New Roman" w:eastAsia="宋体" w:cs="Times New Roman"/>
-          <w:b w:val="0"/>
-          <w:sz w:val="21"/>
-          <w:szCs w:val="21"/>
-        </w:rPr>
-      </w:r>
-      <w:r>
-        <w:rPr>
-          <w:rFonts w:ascii="Times New Roman" w:hAnsi="Times New Roman" w:eastAsia="宋体" w:cs="Times New Roman"/>
-          <w:b w:val="0"/>
-          <w:sz w:val="21"/>
-          <w:szCs w:val="21"/>
-        </w:rPr>
-      </w:r>
-      <w:r>
-        <w:rPr>
-          <w:rFonts w:ascii="Times New Roman" w:hAnsi="Times New Roman" w:eastAsia="宋体" w:cs="Times New Roman"/>
-          <w:b w:val="0"/>
-          <w:sz w:val="21"/>
-          <w:szCs w:val="21"/>
-        </w:rPr>
+        <w:t xml:space="preserve">在管理实践中，医疗机构和平台不宜将正面评论占比直接解释为临床信任。针对务实认可型表达，应明确区分健康信息、导诊和购药等低风险功能与诊断决策；针对技术崇拜型表达，应主动说明模型适用范围、错误可能和医生复核要求；针对技术恐惧型表达，应通过具体场景和证据解释系统能够完成与不能完成的任务；针对风险责任型表达，则应公开数据来源、人工审核、责任主体、异议处理和损害救济机制。总体而言，公共沟通应同时传递“AI辅助、医生把关、风险可追溯”三项信息，避免以笼统的技术宣传替代对能力边界和责任机制的说明。</w:t>
       </w:r>
     </w:p>
     <w:p>
@@ -22481,95 +16389,7 @@
           <w:sz w:val="21"/>
           <w:szCs w:val="21"/>
         </w:rPr>
-        <w:t>相关评论中积极占52.4%，有态度样本中占75.6%。积极内部是技术崇拜、务实认可，并有部分人机协同；中立收敛为协同；消极分为技术恐惧与风险责任。公众认知不能收成接受或拒绝，而是能力、医生角色、风险与人机关系的配置。</w:t>
-      </w:r>
-      <w:r>
-        <w:rPr>
-          <w:rFonts w:ascii="Times New Roman" w:hAnsi="Times New Roman" w:eastAsia="宋体" w:cs="Times New Roman"/>
-          <w:b w:val="0"/>
-          <w:sz w:val="21"/>
-          <w:szCs w:val="21"/>
-        </w:rPr>
-      </w:r>
-      <w:r>
-        <w:rPr>
-          <w:rFonts w:ascii="Times New Roman" w:hAnsi="Times New Roman" w:eastAsia="宋体" w:cs="Times New Roman"/>
-          <w:b w:val="0"/>
-          <w:sz w:val="21"/>
-          <w:szCs w:val="21"/>
-        </w:rPr>
-      </w:r>
-      <w:r>
-        <w:rPr>
-          <w:rFonts w:ascii="Times New Roman" w:hAnsi="Times New Roman" w:eastAsia="宋体" w:cs="Times New Roman"/>
-          <w:b w:val="0"/>
-          <w:sz w:val="21"/>
-          <w:szCs w:val="21"/>
-        </w:rPr>
-      </w:r>
-      <w:r>
-        <w:rPr>
-          <w:rFonts w:ascii="Times New Roman" w:hAnsi="Times New Roman" w:eastAsia="宋体" w:cs="Times New Roman"/>
-          <w:b w:val="0"/>
-          <w:sz w:val="21"/>
-          <w:szCs w:val="21"/>
-        </w:rPr>
-      </w:r>
-      <w:r>
-        <w:rPr>
-          <w:rFonts w:ascii="Times New Roman" w:hAnsi="Times New Roman" w:eastAsia="宋体" w:cs="Times New Roman"/>
-          <w:b w:val="0"/>
-          <w:sz w:val="21"/>
-          <w:szCs w:val="21"/>
-        </w:rPr>
-      </w:r>
-      <w:r>
-        <w:rPr>
-          <w:rFonts w:ascii="Times New Roman" w:hAnsi="Times New Roman" w:eastAsia="宋体" w:cs="Times New Roman"/>
-          <w:b w:val="0"/>
-          <w:sz w:val="21"/>
-          <w:szCs w:val="21"/>
-        </w:rPr>
-      </w:r>
-      <w:r>
-        <w:rPr>
-          <w:rFonts w:ascii="Times New Roman" w:hAnsi="Times New Roman" w:eastAsia="宋体" w:cs="Times New Roman"/>
-          <w:b w:val="0"/>
-          <w:sz w:val="21"/>
-          <w:szCs w:val="21"/>
-        </w:rPr>
-      </w:r>
-      <w:r>
-        <w:rPr>
-          <w:rFonts w:ascii="Times New Roman" w:hAnsi="Times New Roman" w:eastAsia="宋体" w:cs="Times New Roman"/>
-          <w:b w:val="0"/>
-          <w:sz w:val="21"/>
-          <w:szCs w:val="21"/>
-        </w:rPr>
-      </w:r>
-      <w:r>
-        <w:rPr>
-          <w:rFonts w:ascii="Times New Roman" w:hAnsi="Times New Roman" w:eastAsia="宋体" w:cs="Times New Roman"/>
-          <w:b w:val="0"/>
-          <w:sz w:val="21"/>
-          <w:szCs w:val="21"/>
-        </w:rPr>
-      </w:r>
-      <w:r>
-        <w:rPr>
-          <w:rFonts w:ascii="Times New Roman" w:hAnsi="Times New Roman" w:eastAsia="宋体" w:cs="Times New Roman"/>
-          <w:b w:val="0"/>
-          <w:sz w:val="21"/>
-          <w:szCs w:val="21"/>
-        </w:rPr>
-      </w:r>
-      <w:r>
-        <w:rPr>
-          <w:rFonts w:ascii="Times New Roman" w:hAnsi="Times New Roman" w:eastAsia="宋体" w:cs="Times New Roman"/>
-          <w:b w:val="0"/>
-          <w:sz w:val="21"/>
-          <w:szCs w:val="21"/>
-        </w:rPr>
+        <w:t xml:space="preserve">本文基于多平台社交媒体评论，构建了由态度效价、认知主题、词语共现结构到认知配置的分析链条。模型识别结果显示，积极评论占相关评论的52.4%，占有态度评论的75.6%。进一步分析表明，积极态度内部呈现技术崇拜、务实认可和人机协同等不同配置，中立态度主要体现人机协同，消极态度则表现为技术恐惧和风险责任两类配置。因此，公众对生成式人工智能医疗应用相关话语不能被简单概括为接受或拒绝，而应从AI能力、医生角色、风险认知和人机关系的组合加以理解。</w:t>
       </w:r>
     </w:p>
     <w:p>
@@ -22602,231 +16422,7 @@
           <w:sz w:val="21"/>
           <w:szCs w:val="21"/>
         </w:rPr>
-        <w:t>检索词含“在线问诊”“智慧医疗”“辅助诊断”，可能混入传统医疗AI或一般互联网医疗；虽做了相关性识别，但未逐条核验是否生成式，故结果描述的是生成式医疗AI兴起背景下的相关公共话语，不是已核实的生成式使用者评价。数据为2026年春一次性回溯，早期召回不全，微博占84.6%，不能做平台比较，也不能外推到线下患者。评论含营销和热点效应，态度分类测试Macro-F1为0.771。模式以词簇为单位，无评论级占比；四维尚未覆盖隐私、费用、公平等轴。下一步需要生成式特征的人工金标准、平台分层和时间序列，并把五类模式做成量表，在患者样本中检验其对信任、采纳和问责的影响。</w:t>
-      </w:r>
-      <w:r>
-        <w:rPr>
-          <w:rFonts w:ascii="Times New Roman" w:hAnsi="Times New Roman" w:eastAsia="宋体" w:cs="Times New Roman"/>
-          <w:b w:val="0"/>
-          <w:sz w:val="21"/>
-          <w:szCs w:val="21"/>
-        </w:rPr>
-      </w:r>
-      <w:r>
-        <w:rPr>
-          <w:rFonts w:ascii="Times New Roman" w:hAnsi="Times New Roman" w:eastAsia="宋体" w:cs="Times New Roman"/>
-          <w:b w:val="0"/>
-          <w:sz w:val="21"/>
-          <w:szCs w:val="21"/>
-        </w:rPr>
-      </w:r>
-      <w:r>
-        <w:rPr>
-          <w:rFonts w:ascii="Times New Roman" w:hAnsi="Times New Roman" w:eastAsia="宋体" w:cs="Times New Roman"/>
-          <w:b w:val="0"/>
-          <w:sz w:val="21"/>
-          <w:szCs w:val="21"/>
-        </w:rPr>
-      </w:r>
-      <w:r>
-        <w:rPr>
-          <w:rFonts w:ascii="Times New Roman" w:hAnsi="Times New Roman" w:eastAsia="宋体" w:cs="Times New Roman"/>
-          <w:b w:val="0"/>
-          <w:sz w:val="21"/>
-          <w:szCs w:val="21"/>
-        </w:rPr>
-      </w:r>
-      <w:r>
-        <w:rPr>
-          <w:rFonts w:ascii="Times New Roman" w:hAnsi="Times New Roman" w:eastAsia="宋体" w:cs="Times New Roman"/>
-          <w:b w:val="0"/>
-          <w:sz w:val="21"/>
-          <w:szCs w:val="21"/>
-        </w:rPr>
-      </w:r>
-      <w:r>
-        <w:rPr>
-          <w:rFonts w:ascii="Times New Roman" w:hAnsi="Times New Roman" w:eastAsia="宋体" w:cs="Times New Roman"/>
-          <w:b w:val="0"/>
-          <w:sz w:val="21"/>
-          <w:szCs w:val="21"/>
-        </w:rPr>
-      </w:r>
-      <w:r>
-        <w:rPr>
-          <w:rFonts w:ascii="Times New Roman" w:hAnsi="Times New Roman" w:eastAsia="宋体" w:cs="Times New Roman"/>
-          <w:b w:val="0"/>
-          <w:sz w:val="21"/>
-          <w:szCs w:val="21"/>
-        </w:rPr>
-      </w:r>
-      <w:r>
-        <w:rPr>
-          <w:rFonts w:ascii="Times New Roman" w:hAnsi="Times New Roman" w:eastAsia="宋体" w:cs="Times New Roman"/>
-          <w:b w:val="0"/>
-          <w:sz w:val="21"/>
-          <w:szCs w:val="21"/>
-        </w:rPr>
-      </w:r>
-      <w:r>
-        <w:rPr>
-          <w:rFonts w:ascii="Times New Roman" w:hAnsi="Times New Roman" w:eastAsia="宋体" w:cs="Times New Roman"/>
-          <w:b w:val="0"/>
-          <w:sz w:val="21"/>
-          <w:szCs w:val="21"/>
-        </w:rPr>
-      </w:r>
-      <w:r>
-        <w:rPr>
-          <w:rFonts w:ascii="Times New Roman" w:hAnsi="Times New Roman" w:eastAsia="宋体" w:cs="Times New Roman"/>
-          <w:b w:val="0"/>
-          <w:sz w:val="21"/>
-          <w:szCs w:val="21"/>
-        </w:rPr>
-      </w:r>
-      <w:r>
-        <w:rPr>
-          <w:rFonts w:ascii="Times New Roman" w:hAnsi="Times New Roman" w:eastAsia="宋体" w:cs="Times New Roman"/>
-          <w:b w:val="0"/>
-          <w:sz w:val="21"/>
-          <w:szCs w:val="21"/>
-        </w:rPr>
-      </w:r>
-      <w:r>
-        <w:rPr>
-          <w:rFonts w:ascii="Times New Roman" w:hAnsi="Times New Roman" w:eastAsia="宋体" w:cs="Times New Roman"/>
-          <w:b w:val="0"/>
-          <w:sz w:val="21"/>
-          <w:szCs w:val="21"/>
-        </w:rPr>
-      </w:r>
-      <w:r>
-        <w:rPr>
-          <w:rFonts w:ascii="Times New Roman" w:hAnsi="Times New Roman" w:eastAsia="宋体" w:cs="Times New Roman"/>
-          <w:b w:val="0"/>
-          <w:sz w:val="21"/>
-          <w:szCs w:val="21"/>
-        </w:rPr>
-      </w:r>
-      <w:r>
-        <w:rPr>
-          <w:rFonts w:ascii="Times New Roman" w:hAnsi="Times New Roman" w:eastAsia="宋体" w:cs="Times New Roman"/>
-          <w:b w:val="0"/>
-          <w:sz w:val="21"/>
-          <w:szCs w:val="21"/>
-        </w:rPr>
-      </w:r>
-      <w:r>
-        <w:rPr>
-          <w:rFonts w:ascii="Times New Roman" w:hAnsi="Times New Roman" w:eastAsia="宋体" w:cs="Times New Roman"/>
-          <w:b w:val="0"/>
-          <w:sz w:val="21"/>
-          <w:szCs w:val="21"/>
-        </w:rPr>
-      </w:r>
-      <w:r>
-        <w:rPr>
-          <w:rFonts w:ascii="Times New Roman" w:hAnsi="Times New Roman" w:eastAsia="宋体" w:cs="Times New Roman"/>
-          <w:b w:val="0"/>
-          <w:sz w:val="21"/>
-          <w:szCs w:val="21"/>
-        </w:rPr>
-      </w:r>
-      <w:r>
-        <w:rPr>
-          <w:rFonts w:ascii="Times New Roman" w:hAnsi="Times New Roman" w:eastAsia="宋体" w:cs="Times New Roman"/>
-          <w:b w:val="0"/>
-          <w:sz w:val="21"/>
-          <w:szCs w:val="21"/>
-        </w:rPr>
-      </w:r>
-      <w:r>
-        <w:rPr>
-          <w:rFonts w:ascii="Times New Roman" w:hAnsi="Times New Roman" w:eastAsia="宋体" w:cs="Times New Roman"/>
-          <w:b w:val="0"/>
-          <w:sz w:val="21"/>
-          <w:szCs w:val="21"/>
-        </w:rPr>
-      </w:r>
-      <w:r>
-        <w:rPr>
-          <w:rFonts w:ascii="Times New Roman" w:hAnsi="Times New Roman" w:eastAsia="宋体" w:cs="Times New Roman"/>
-          <w:b w:val="0"/>
-          <w:sz w:val="21"/>
-          <w:szCs w:val="21"/>
-        </w:rPr>
-      </w:r>
-      <w:r>
-        <w:rPr>
-          <w:rFonts w:ascii="Times New Roman" w:hAnsi="Times New Roman" w:eastAsia="宋体" w:cs="Times New Roman"/>
-          <w:b w:val="0"/>
-          <w:sz w:val="21"/>
-          <w:szCs w:val="21"/>
-        </w:rPr>
-      </w:r>
-      <w:r>
-        <w:rPr>
-          <w:rFonts w:ascii="Times New Roman" w:hAnsi="Times New Roman" w:eastAsia="宋体" w:cs="Times New Roman"/>
-          <w:b w:val="0"/>
-          <w:sz w:val="21"/>
-          <w:szCs w:val="21"/>
-        </w:rPr>
-      </w:r>
-      <w:r>
-        <w:rPr>
-          <w:rFonts w:ascii="Times New Roman" w:hAnsi="Times New Roman" w:eastAsia="宋体" w:cs="Times New Roman"/>
-          <w:b w:val="0"/>
-          <w:sz w:val="21"/>
-          <w:szCs w:val="21"/>
-        </w:rPr>
-      </w:r>
-      <w:r>
-        <w:rPr>
-          <w:rFonts w:ascii="Times New Roman" w:hAnsi="Times New Roman" w:eastAsia="宋体" w:cs="Times New Roman"/>
-          <w:b w:val="0"/>
-          <w:sz w:val="21"/>
-          <w:szCs w:val="21"/>
-        </w:rPr>
-      </w:r>
-      <w:r>
-        <w:rPr>
-          <w:rFonts w:ascii="Times New Roman" w:hAnsi="Times New Roman" w:eastAsia="宋体" w:cs="Times New Roman"/>
-          <w:b w:val="0"/>
-          <w:sz w:val="21"/>
-          <w:szCs w:val="21"/>
-        </w:rPr>
-      </w:r>
-      <w:r>
-        <w:rPr>
-          <w:rFonts w:ascii="Times New Roman" w:hAnsi="Times New Roman" w:eastAsia="宋体" w:cs="Times New Roman"/>
-          <w:b w:val="0"/>
-          <w:sz w:val="21"/>
-          <w:szCs w:val="21"/>
-        </w:rPr>
-      </w:r>
-      <w:r>
-        <w:rPr>
-          <w:rFonts w:ascii="Times New Roman" w:hAnsi="Times New Roman" w:eastAsia="宋体" w:cs="Times New Roman"/>
-          <w:b w:val="0"/>
-          <w:sz w:val="21"/>
-          <w:szCs w:val="21"/>
-        </w:rPr>
-      </w:r>
-      <w:r>
-        <w:rPr>
-          <w:rFonts w:ascii="Times New Roman" w:hAnsi="Times New Roman" w:eastAsia="宋体" w:cs="Times New Roman"/>
-          <w:b w:val="0"/>
-          <w:sz w:val="21"/>
-          <w:szCs w:val="21"/>
-        </w:rPr>
-      </w:r>
-      <w:r>
-        <w:rPr>
-          <w:rFonts w:ascii="Times New Roman" w:hAnsi="Times New Roman" w:eastAsia="宋体" w:cs="Times New Roman"/>
-          <w:b w:val="0"/>
-          <w:sz w:val="21"/>
-          <w:szCs w:val="21"/>
-        </w:rPr>
+        <w:t xml:space="preserve">本研究仍存在以下局限。第一，检索词包含“在线问诊”“智慧医疗”和“辅助诊断”，可能纳入传统医疗AI或一般互联网医疗内容；虽然设置了相关性识别环节，但未逐条核验所涉产品是否属于生成式模型。因此，本文结果反映的是生成式医疗AI兴起背景下的相关公共话语，而非经逐条验证的生成式AI使用者评价。第二，数据于2026年春通过一次性回溯方式采集，平台早期内容可能召回不全；微博占清洗后语料的84.6%，因而结果不能用于平台间比较，也不能外推至线下患者总体。第三，评论可能受到营销内容、平台机制和热点事件影响，态度分类测试集Macro-F1为0.771，模型误差可能影响类别比例和后续词簇。第四，认知模式以词簇而非单条评论为单位，无法估计各模式所对应的评论或人群比例；现有四维框架也尚未覆盖隐私、费用和公平等议题。未来研究可构建生成式特征的人工金标准，开展平台分层与时间序列分析，并将五种典型配置转化为量表，在患者样本中检验其对信任、采纳和责任判断的影响。</w:t>
       </w:r>
     </w:p>
     <w:p>

--- a/社交媒体视角下公众对生成式人工智能医疗应用的认知模式研究——一项基于文本挖掘的分析.docx
+++ b/社交媒体视角下公众对生成式人工智能医疗应用的认知模式研究——一项基于文本挖掘的分析.docx
@@ -16222,7 +16222,7 @@
           <w:sz w:val="24"/>
           <w:szCs w:val="24"/>
         </w:rPr>
-        <w:t>5.2　人机互补与理性认知的形成</w:t>
+        <w:t>5.2　人机互补与协同认知的形成</w:t>
       </w:r>
     </w:p>
     <w:p>

--- a/社交媒体视角下公众对生成式人工智能医疗应用的认知模式研究——一项基于文本挖掘的分析.docx
+++ b/社交媒体视角下公众对生成式人工智能医疗应用的认知模式研究——一项基于文本挖掘的分析.docx
@@ -57,16 +57,7 @@
           <w:sz w:val="21"/>
           <w:szCs w:val="21"/>
         </w:rPr>
-        <w:t>摘　要：</w:t>
-      </w:r>
-      <w:r>
-        <w:rPr>
-          <w:rFonts w:ascii="Times New Roman" w:hAnsi="Times New Roman" w:eastAsia="楷体" w:cs="Times New Roman"/>
-          <w:b w:val="0"/>
-          <w:sz w:val="21"/>
-          <w:szCs w:val="21"/>
-        </w:rPr>
-        <w:t>我国医疗服务长期面临资源紧张与沟通压力，医患矛盾也难以仅靠扩大供给缓解。以大语言模型为代表的生成式人工智能进入问诊、报告解读和健康咨询，有望分担重复性信息工作；真正阻拦之一，是公众如何看待这类应用，尤其是AI医生：积极还是消极，接受还是不接受，并不清楚。本文回溯采集微博、抖音、小红书与知乎中围绕AI医生、AI问诊和医疗大模型的中文评论，经清洗、相关性识别和态度分类，得到相关评论103,731条、有态度71,886条。在有态度文本上构建评论内词共现网络，以Louvain词簇为分析单位，从AI能力、医生角色、风险认知和人机关系四个维度编码14个词簇。相关评论中积极占52.4%，有态度样本中占75.6%。积极组内部分化出技术崇拜与务实认可，并有部分人机协同；中立组收敛为人机协同；消极组分开为技术恐惧与风险责任。归纳这些模式，是为了把公众认知从接受或拒绝推进到可校准的人机关系：过半积极不等于独立诊断已获授权，误诊问责也不等于不敢使用。</w:t>
+        <w:t xml:space="preserve">摘　要：随着生成式人工智能逐步进入健康咨询、报告解读、患者沟通与临床辅助等医疗场景，公众如何理解其技术能力、医生角色、潜在风险及人机关系，成为影响技术应用的重要因素。既有研究多采用问卷或情景实验测量接受意愿，社交媒体研究则主要关注情感倾向或主题类别，尚不足以揭示同一态度内部的认知差异。本文回溯采集微博、抖音、小红书和知乎中围绕AI医生、AI问诊及医疗大模型的中文评论，经数据清洗、相关性识别和态度分类，获得相关评论103,731条，其中71,886条具有明确态度。在有态度文本中构建评论内词共现网络，以Louvain识别的14个词簇为分析单位，从AI能力、医生角色、风险认知和人机关系四个维度进行编码。结果显示，积极评论占相关评论的52.4%，占有态度评论的75.6%；积极态度内部呈现技术崇拜、务实认可和人机协同等不同配置，中立态度主要体现人机协同，消极态度则表现为技术恐惧和风险责任两类配置。研究将公众态度分析由评价效价推进至多维认知配置，表明积极评价并不等同于认可AI独立诊断，风险问责也不必然意味着拒绝技术，可为医疗机构开展能力边界、医生监督和责任机制沟通提供参考。</w:t>
       </w:r>
     </w:p>
     <w:p>
@@ -140,16 +131,7 @@
           <w:sz w:val="21"/>
           <w:szCs w:val="21"/>
         </w:rPr>
-        <w:t xml:space="preserve">Abstract: </w:t>
-      </w:r>
-      <w:r>
-        <w:rPr>
-          <w:rFonts w:ascii="Times New Roman" w:hAnsi="Times New Roman" w:eastAsia="Times New Roman" w:cs="Times New Roman"/>
-          <w:b w:val="0"/>
-          <w:sz w:val="21"/>
-          <w:szCs w:val="21"/>
-        </w:rPr>
-        <w:t>China’s health system still faces strained supply and doctor–patient communication pressure. Generative AI entering consultation, report interpretation, and health advice may ease repetitive information work, but a key barrier is how the public views such applications—especially AI doctors: positive or negative, accepted or not. This study retrospectively collected Chinese comments on AI doctors, AI consultation, and medical large language models from Weibo, Douyin, Xiaohongshu, and Zhihu. After cleaning, relevance classification, and attitude labeling, 103,731 relevant comments remained, 71,886 of which expressed an explicit attitude. Within-comment word co-occurrence networks were built on attitude-bearing texts; 14 Louvain clusters—the unit of analysis—were coded on AI capability, physician role, risk perception, and the human–AI relationship. Positive comments accounted for 52.4% of relevant comments and 75.6% of attitude-bearing comments. The positive group differentiated into technological worship and pragmatic acceptance, with some human–AI collaboration; the neutral group converged on collaboration; the negative group split into technological fear and risk-accountability. Identifying these patterns is meant to move public cognition from accept-or-reject toward a calibrated human–AI relation: a positive majority is not authorization of independent diagnosis, and accountability after misdiagnosis is not refusal to use the technology.</w:t>
+        <w:t xml:space="preserve">Abstract: As generative artificial intelligence (AI) increasingly enters health consultation, report interpretation, patient communication, and clinical support, public understandings of its capabilities, physicians’ roles, potential risks, and human–AI relationships have become important to its implementation. Existing studies have largely measured acceptance through surveys or scenario experiments, while social media research has mainly examined sentiment or topic categories, leaving variation within the same attitude insufficiently explained. This study retrospectively collected Chinese comments concerning AI doctors, AI consultation, and medical large language models from Weibo, Douyin, Xiaohongshu, and Zhihu. After data cleaning, relevance identification, and attitude classification, 103,731 relevant comments were retained, of which 71,886 expressed an explicit attitude. Within-comment word co-occurrence networks were constructed for attitude-bearing texts. Fourteen Louvain clusters were then coded along four dimensions: AI capability, physician role, risk perception, and the human–AI relationship. Positive comments accounted for 52.4% of all relevant comments and 75.6% of attitude-bearing comments. Positive attitudes comprised distinct configurations of technological worship, pragmatic acceptance, and human–AI collaboration; neutral attitudes mainly reflected collaboration, whereas negative attitudes comprised technological fear and risk-accountability. By moving beyond evaluative valence to multidimensional cognitive configurations, the study shows that positive evaluations do not necessarily authorize independent AI diagnosis and that accountability concerns do not necessarily imply technology rejection. The findings provide a reference for communicating capability boundaries, physician oversight, and accountability mechanisms in healthcare organizations.</w:t>
       </w:r>
     </w:p>
     <w:p>
@@ -212,87 +194,7 @@
           <w:sz w:val="21"/>
           <w:szCs w:val="21"/>
         </w:rPr>
-        <w:t>我国医疗服务需求规模大、供给相对紧张，医患沟通压力长期存在。2024年，全国医疗卫生机构总诊疗人次达到101.5亿，每千人口执业（助理）医师为3.61人〔29〕。在保障质量与安全的前提下提高可及性、减轻重复性负担、改善医患信息沟通，仍是医疗服务管理中的突出问题。以大语言模型为代表的生成式人工智能进入问诊、报告解读、健康咨询和临床信息辅助，有望分担部分信息工作和高频交互，但其输出仍可能不稳定，并伴随错误信息、过度依赖和责任模糊。阻拦之一是公众如何看待这类应用。本文所称生成式人工智能医疗应用，是指以大语言模型等生成式模型为基础，能够通过自然语言交互生成健康信息、解释医学材料或辅助诊疗沟通的应用，主要包括AI问诊、报告解读、健康咨询和临床信息辅助等场景。公众对其是积极还是消极、接受还是不接受，并不能由技术能力和政策文件直接推定。</w:t>
-      </w:r>
-      <w:r>
-        <w:rPr>
-          <w:rFonts w:ascii="Times New Roman" w:hAnsi="Times New Roman" w:eastAsia="宋体" w:cs="Times New Roman"/>
-          <w:b w:val="0"/>
-          <w:sz w:val="21"/>
-          <w:szCs w:val="21"/>
-        </w:rPr>
-      </w:r>
-      <w:r>
-        <w:rPr>
-          <w:rFonts w:ascii="Times New Roman" w:hAnsi="Times New Roman" w:eastAsia="宋体" w:cs="Times New Roman"/>
-          <w:b w:val="0"/>
-          <w:sz w:val="21"/>
-          <w:szCs w:val="21"/>
-        </w:rPr>
-      </w:r>
-      <w:r>
-        <w:rPr>
-          <w:rFonts w:ascii="Times New Roman" w:hAnsi="Times New Roman" w:eastAsia="宋体" w:cs="Times New Roman"/>
-          <w:b w:val="0"/>
-          <w:sz w:val="21"/>
-          <w:szCs w:val="21"/>
-        </w:rPr>
-      </w:r>
-      <w:r>
-        <w:rPr>
-          <w:rFonts w:ascii="Times New Roman" w:hAnsi="Times New Roman" w:eastAsia="宋体" w:cs="Times New Roman"/>
-          <w:b w:val="0"/>
-          <w:sz w:val="21"/>
-          <w:szCs w:val="21"/>
-        </w:rPr>
-      </w:r>
-      <w:r>
-        <w:rPr>
-          <w:rFonts w:ascii="Times New Roman" w:hAnsi="Times New Roman" w:eastAsia="宋体" w:cs="Times New Roman"/>
-          <w:b w:val="0"/>
-          <w:sz w:val="21"/>
-          <w:szCs w:val="21"/>
-        </w:rPr>
-      </w:r>
-      <w:r>
-        <w:rPr>
-          <w:rFonts w:ascii="Times New Roman" w:hAnsi="Times New Roman" w:eastAsia="宋体" w:cs="Times New Roman"/>
-          <w:b w:val="0"/>
-          <w:sz w:val="21"/>
-          <w:szCs w:val="21"/>
-        </w:rPr>
-      </w:r>
-      <w:r>
-        <w:rPr>
-          <w:rFonts w:ascii="Times New Roman" w:hAnsi="Times New Roman" w:eastAsia="宋体" w:cs="Times New Roman"/>
-          <w:b w:val="0"/>
-          <w:sz w:val="21"/>
-          <w:szCs w:val="21"/>
-        </w:rPr>
-      </w:r>
-      <w:r>
-        <w:rPr>
-          <w:rFonts w:ascii="Times New Roman" w:hAnsi="Times New Roman" w:eastAsia="宋体" w:cs="Times New Roman"/>
-          <w:b w:val="0"/>
-          <w:sz w:val="21"/>
-          <w:szCs w:val="21"/>
-        </w:rPr>
-      </w:r>
-      <w:r>
-        <w:rPr>
-          <w:rFonts w:ascii="Times New Roman" w:hAnsi="Times New Roman" w:eastAsia="宋体" w:cs="Times New Roman"/>
-          <w:b w:val="0"/>
-          <w:sz w:val="21"/>
-          <w:szCs w:val="21"/>
-        </w:rPr>
-      </w:r>
-      <w:r>
-        <w:rPr>
-          <w:rFonts w:ascii="Times New Roman" w:hAnsi="Times New Roman" w:eastAsia="宋体" w:cs="Times New Roman"/>
-          <w:b w:val="0"/>
-          <w:sz w:val="21"/>
-          <w:szCs w:val="21"/>
-        </w:rPr>
+        <w:t xml:space="preserve">我国医疗服务需求规模庞大，人口老龄化和高频就医需求持续对服务效率与医患沟通提出更高要求。2024年，全国医疗卫生机构总诊疗人次达到101.5亿，每千人口执业（助理）医师为3.61人〔29〕。因此，如何在保障质量与安全的前提下提高服务可及性、减轻重复性工作负担并改善医患信息沟通，仍是医疗服务管理的重要议题。近年来，以大语言模型为代表的生成式人工智能逐步进入问诊、报告解读、健康咨询和临床信息辅助等场景。本文所称生成式人工智能医疗应用，是指以大语言模型等生成式模型为基础，通过自然语言交互生成健康信息、解释医学材料或辅助诊疗沟通的应用。此类应用具有分担信息处理和高频交互工作的潜力，但其临床应用仍涉及输出可靠性、过度依赖和责任归属等问题。因而，公众是否信任此类应用、在何种条件下愿意接受其参与医疗服务，不能由技术能力或政策推动直接推定。</w:t>
       </w:r>
     </w:p>
     <w:p>
@@ -312,279 +214,7 @@
           <w:sz w:val="21"/>
           <w:szCs w:val="21"/>
         </w:rPr>
-        <w:t>我国相关政策正在形成“一般性规范生成式人工智能”与“专项推动医疗人工智能应用”并行的制度环境。一方面，2023年施行的《生成式人工智能服务管理暂行办法》确立了促进创新发展与实行包容审慎、分类分级监管并重的总体原则〔33〕；另一方面，2024年发布的《卫生健康行业人工智能应用场景参考指引》提出医疗服务管理、基层公共卫生服务、健康产业发展和医学教学科研等4大类13小类84个应用场景〔30〕。2025年，国务院《关于深入实施“人工智能+”行动的意见》进一步提出推广高水平居民健康助手，有序推动人工智能在辅助诊疗、健康管理和医保服务等场景应用〔31〕；五部门随后印发的《关于促进和规范“人工智能+医疗卫生”应用发展的实施意见》，则将基层诊疗辅助、临床专病决策和患者就诊服务列为重点方向，同时强调审核评估、风险预警、数据安全和隐私保护〔32〕。需要指出的是，上述政策构成了生成式人工智能进入医疗场景的制度基础，但其强调的是有序应用、辅助定位和安全治理，并不等同于对人工智能独立诊疗的直接认可。</w:t>
-      </w:r>
-      <w:r>
-        <w:rPr>
-          <w:rFonts w:ascii="Times New Roman" w:hAnsi="Times New Roman" w:eastAsia="宋体" w:cs="Times New Roman"/>
-          <w:b w:val="0"/>
-          <w:sz w:val="21"/>
-          <w:szCs w:val="21"/>
-        </w:rPr>
-      </w:r>
-      <w:r>
-        <w:rPr>
-          <w:rFonts w:ascii="Times New Roman" w:hAnsi="Times New Roman" w:eastAsia="宋体" w:cs="Times New Roman"/>
-          <w:b w:val="0"/>
-          <w:sz w:val="21"/>
-          <w:szCs w:val="21"/>
-        </w:rPr>
-      </w:r>
-      <w:r>
-        <w:rPr>
-          <w:rFonts w:ascii="Times New Roman" w:hAnsi="Times New Roman" w:eastAsia="宋体" w:cs="Times New Roman"/>
-          <w:b w:val="0"/>
-          <w:sz w:val="21"/>
-          <w:szCs w:val="21"/>
-        </w:rPr>
-      </w:r>
-      <w:r>
-        <w:rPr>
-          <w:rFonts w:ascii="Times New Roman" w:hAnsi="Times New Roman" w:eastAsia="宋体" w:cs="Times New Roman"/>
-          <w:b w:val="0"/>
-          <w:sz w:val="21"/>
-          <w:szCs w:val="21"/>
-        </w:rPr>
-      </w:r>
-      <w:r>
-        <w:rPr>
-          <w:rFonts w:ascii="Times New Roman" w:hAnsi="Times New Roman" w:eastAsia="宋体" w:cs="Times New Roman"/>
-          <w:b w:val="0"/>
-          <w:sz w:val="21"/>
-          <w:szCs w:val="21"/>
-        </w:rPr>
-      </w:r>
-      <w:r>
-        <w:rPr>
-          <w:rFonts w:ascii="Times New Roman" w:hAnsi="Times New Roman" w:eastAsia="宋体" w:cs="Times New Roman"/>
-          <w:b w:val="0"/>
-          <w:sz w:val="21"/>
-          <w:szCs w:val="21"/>
-        </w:rPr>
-      </w:r>
-      <w:r>
-        <w:rPr>
-          <w:rFonts w:ascii="Times New Roman" w:hAnsi="Times New Roman" w:eastAsia="宋体" w:cs="Times New Roman"/>
-          <w:b w:val="0"/>
-          <w:sz w:val="21"/>
-          <w:szCs w:val="21"/>
-        </w:rPr>
-      </w:r>
-      <w:r>
-        <w:rPr>
-          <w:rFonts w:ascii="Times New Roman" w:hAnsi="Times New Roman" w:eastAsia="宋体" w:cs="Times New Roman"/>
-          <w:b w:val="0"/>
-          <w:sz w:val="21"/>
-          <w:szCs w:val="21"/>
-        </w:rPr>
-      </w:r>
-      <w:r>
-        <w:rPr>
-          <w:rFonts w:ascii="Times New Roman" w:hAnsi="Times New Roman" w:eastAsia="宋体" w:cs="Times New Roman"/>
-          <w:b w:val="0"/>
-          <w:sz w:val="21"/>
-          <w:szCs w:val="21"/>
-        </w:rPr>
-      </w:r>
-      <w:r>
-        <w:rPr>
-          <w:rFonts w:ascii="Times New Roman" w:hAnsi="Times New Roman" w:eastAsia="宋体" w:cs="Times New Roman"/>
-          <w:b w:val="0"/>
-          <w:sz w:val="21"/>
-          <w:szCs w:val="21"/>
-        </w:rPr>
-      </w:r>
-      <w:r>
-        <w:rPr>
-          <w:rFonts w:ascii="Times New Roman" w:hAnsi="Times New Roman" w:eastAsia="宋体" w:cs="Times New Roman"/>
-          <w:b w:val="0"/>
-          <w:sz w:val="21"/>
-          <w:szCs w:val="21"/>
-        </w:rPr>
-      </w:r>
-      <w:r>
-        <w:rPr>
-          <w:rFonts w:ascii="Times New Roman" w:hAnsi="Times New Roman" w:eastAsia="宋体" w:cs="Times New Roman"/>
-          <w:b w:val="0"/>
-          <w:sz w:val="21"/>
-          <w:szCs w:val="21"/>
-        </w:rPr>
-      </w:r>
-      <w:r>
-        <w:rPr>
-          <w:rFonts w:ascii="Times New Roman" w:hAnsi="Times New Roman" w:eastAsia="宋体" w:cs="Times New Roman"/>
-          <w:b w:val="0"/>
-          <w:sz w:val="21"/>
-          <w:szCs w:val="21"/>
-        </w:rPr>
-      </w:r>
-      <w:r>
-        <w:rPr>
-          <w:rFonts w:ascii="Times New Roman" w:hAnsi="Times New Roman" w:eastAsia="宋体" w:cs="Times New Roman"/>
-          <w:b w:val="0"/>
-          <w:sz w:val="21"/>
-          <w:szCs w:val="21"/>
-        </w:rPr>
-      </w:r>
-      <w:r>
-        <w:rPr>
-          <w:rFonts w:ascii="Times New Roman" w:hAnsi="Times New Roman" w:eastAsia="宋体" w:cs="Times New Roman"/>
-          <w:b w:val="0"/>
-          <w:sz w:val="21"/>
-          <w:szCs w:val="21"/>
-        </w:rPr>
-      </w:r>
-      <w:r>
-        <w:rPr>
-          <w:rFonts w:ascii="Times New Roman" w:hAnsi="Times New Roman" w:eastAsia="宋体" w:cs="Times New Roman"/>
-          <w:b w:val="0"/>
-          <w:sz w:val="21"/>
-          <w:szCs w:val="21"/>
-        </w:rPr>
-      </w:r>
-      <w:r>
-        <w:rPr>
-          <w:rFonts w:ascii="Times New Roman" w:hAnsi="Times New Roman" w:eastAsia="宋体" w:cs="Times New Roman"/>
-          <w:b w:val="0"/>
-          <w:sz w:val="21"/>
-          <w:szCs w:val="21"/>
-        </w:rPr>
-      </w:r>
-      <w:r>
-        <w:rPr>
-          <w:rFonts w:ascii="Times New Roman" w:hAnsi="Times New Roman" w:eastAsia="宋体" w:cs="Times New Roman"/>
-          <w:b w:val="0"/>
-          <w:sz w:val="21"/>
-          <w:szCs w:val="21"/>
-        </w:rPr>
-      </w:r>
-      <w:r>
-        <w:rPr>
-          <w:rFonts w:ascii="Times New Roman" w:hAnsi="Times New Roman" w:eastAsia="宋体" w:cs="Times New Roman"/>
-          <w:b w:val="0"/>
-          <w:sz w:val="21"/>
-          <w:szCs w:val="21"/>
-        </w:rPr>
-      </w:r>
-      <w:r>
-        <w:rPr>
-          <w:rFonts w:ascii="Times New Roman" w:hAnsi="Times New Roman" w:eastAsia="宋体" w:cs="Times New Roman"/>
-          <w:b w:val="0"/>
-          <w:sz w:val="21"/>
-          <w:szCs w:val="21"/>
-        </w:rPr>
-      </w:r>
-      <w:r>
-        <w:rPr>
-          <w:rFonts w:ascii="Times New Roman" w:hAnsi="Times New Roman" w:eastAsia="宋体" w:cs="Times New Roman"/>
-          <w:b w:val="0"/>
-          <w:sz w:val="21"/>
-          <w:szCs w:val="21"/>
-        </w:rPr>
-      </w:r>
-      <w:r>
-        <w:rPr>
-          <w:rFonts w:ascii="Times New Roman" w:hAnsi="Times New Roman" w:eastAsia="宋体" w:cs="Times New Roman"/>
-          <w:b w:val="0"/>
-          <w:sz w:val="21"/>
-          <w:szCs w:val="21"/>
-        </w:rPr>
-      </w:r>
-      <w:r>
-        <w:rPr>
-          <w:rFonts w:ascii="Times New Roman" w:hAnsi="Times New Roman" w:eastAsia="宋体" w:cs="Times New Roman"/>
-          <w:b w:val="0"/>
-          <w:sz w:val="21"/>
-          <w:szCs w:val="21"/>
-        </w:rPr>
-      </w:r>
-      <w:r>
-        <w:rPr>
-          <w:rFonts w:ascii="Times New Roman" w:hAnsi="Times New Roman" w:eastAsia="宋体" w:cs="Times New Roman"/>
-          <w:b w:val="0"/>
-          <w:sz w:val="21"/>
-          <w:szCs w:val="21"/>
-        </w:rPr>
-      </w:r>
-      <w:r>
-        <w:rPr>
-          <w:rFonts w:ascii="Times New Roman" w:hAnsi="Times New Roman" w:eastAsia="宋体" w:cs="Times New Roman"/>
-          <w:b w:val="0"/>
-          <w:sz w:val="21"/>
-          <w:szCs w:val="21"/>
-        </w:rPr>
-      </w:r>
-      <w:r>
-        <w:rPr>
-          <w:rFonts w:ascii="Times New Roman" w:hAnsi="Times New Roman" w:eastAsia="宋体" w:cs="Times New Roman"/>
-          <w:b w:val="0"/>
-          <w:sz w:val="21"/>
-          <w:szCs w:val="21"/>
-        </w:rPr>
-      </w:r>
-      <w:r>
-        <w:rPr>
-          <w:rFonts w:ascii="Times New Roman" w:hAnsi="Times New Roman" w:eastAsia="宋体" w:cs="Times New Roman"/>
-          <w:b w:val="0"/>
-          <w:sz w:val="21"/>
-          <w:szCs w:val="21"/>
-        </w:rPr>
-      </w:r>
-      <w:r>
-        <w:rPr>
-          <w:rFonts w:ascii="Times New Roman" w:hAnsi="Times New Roman" w:eastAsia="宋体" w:cs="Times New Roman"/>
-          <w:b w:val="0"/>
-          <w:sz w:val="21"/>
-          <w:szCs w:val="21"/>
-        </w:rPr>
-      </w:r>
-      <w:r>
-        <w:rPr>
-          <w:rFonts w:ascii="Times New Roman" w:hAnsi="Times New Roman" w:eastAsia="宋体" w:cs="Times New Roman"/>
-          <w:b w:val="0"/>
-          <w:sz w:val="21"/>
-          <w:szCs w:val="21"/>
-        </w:rPr>
-      </w:r>
-      <w:r>
-        <w:rPr>
-          <w:rFonts w:ascii="Times New Roman" w:hAnsi="Times New Roman" w:eastAsia="宋体" w:cs="Times New Roman"/>
-          <w:b w:val="0"/>
-          <w:sz w:val="21"/>
-          <w:szCs w:val="21"/>
-        </w:rPr>
-      </w:r>
-      <w:r>
-        <w:rPr>
-          <w:rFonts w:ascii="Times New Roman" w:hAnsi="Times New Roman" w:eastAsia="宋体" w:cs="Times New Roman"/>
-          <w:b w:val="0"/>
-          <w:sz w:val="21"/>
-          <w:szCs w:val="21"/>
-        </w:rPr>
-      </w:r>
-      <w:r>
-        <w:rPr>
-          <w:rFonts w:ascii="Times New Roman" w:hAnsi="Times New Roman" w:eastAsia="宋体" w:cs="Times New Roman"/>
-          <w:b w:val="0"/>
-          <w:sz w:val="21"/>
-          <w:szCs w:val="21"/>
-        </w:rPr>
-      </w:r>
-      <w:r>
-        <w:rPr>
-          <w:rFonts w:ascii="Times New Roman" w:hAnsi="Times New Roman" w:eastAsia="宋体" w:cs="Times New Roman"/>
-          <w:b w:val="0"/>
-          <w:sz w:val="21"/>
-          <w:szCs w:val="21"/>
-        </w:rPr>
-      </w:r>
-      <w:r>
-        <w:rPr>
-          <w:rFonts w:ascii="Times New Roman" w:hAnsi="Times New Roman" w:eastAsia="宋体" w:cs="Times New Roman"/>
-          <w:b w:val="0"/>
-          <w:sz w:val="21"/>
-          <w:szCs w:val="21"/>
-        </w:rPr>
+        <w:t xml:space="preserve">我国相关政策正在形成“一般性规范生成式人工智能”与“专项推动医疗人工智能应用”并行的制度环境。一方面，2023年施行的《生成式人工智能服务管理暂行办法》确立了促进创新发展与包容审慎、分类分级监管并重的基本原则〔33〕；另一方面，2024年发布的《卫生健康行业人工智能应用场景参考指引》提出医疗服务管理、基层公共卫生服务、健康产业发展和医学教学科研等4大类13小类84个应用场景〔30〕。2025年，国务院《关于深入实施“人工智能+”行动的意见》进一步提出推广高水平居民健康助手，有序推动人工智能在辅助诊疗、健康管理和医保服务等场景的应用〔31〕；五部门随后印发的《关于促进和规范“人工智能+医疗卫生”应用发展的实施意见》，将基层诊疗辅助、临床专病决策和患者就诊服务列为重点方向，同时强调审核评估、风险预警、数据安全和隐私保护〔32〕。上述政策为生成式人工智能进入医疗场景提供了制度基础，但其核心是有序应用、辅助定位与安全治理，并不意味着认可人工智能独立实施诊疗。</w:t>
       </w:r>
     </w:p>
     <w:p>
@@ -604,135 +234,7 @@
           <w:sz w:val="21"/>
           <w:szCs w:val="21"/>
         </w:rPr>
-        <w:t>技术能力和政策推动并不会自动转化为公众信任。医疗决策专业性强、结果敏感、责任链条复杂，公众可能认可生成式人工智能在信息获取和便捷咨询上的价值，却未必接受它独立作出诊疗判断〔1,3,6〕。即便系统表现达到较高水平，医生在场和治理安排仍会改变选择〔2〕。事故发生后，责任还容易被派到医院；医生与系统若是实质性协作，这种追责会减轻〔7〕。社交媒体上的讨论可以总体偏积极，效能期待、替代想象、风险担忧和医生主导的协作却常常同时出现〔4-5〕。Jiang等已用微博数据、主题模型和扎根编码处理中国公众对医疗人工智能的认知、情感及治理期待〔5〕。因此，本文的研究缺口并非“中国社交媒体中的生成式人工智能医疗应用认知尚未得到研究”，而是既有研究多以态度类别或主题类别作为最终结果，较少比较同一态度内部AI能力、医生角色、风险认知和人机关系如何形成差异化配置。同为积极评价，对问诊便利的认可并不等同于对独立诊断的授权；同为消极评价，对模型能力的不信任也不同于对误诊责任的制度性追问。</w:t>
-      </w:r>
-      <w:r>
-        <w:rPr>
-          <w:rFonts w:ascii="Times New Roman" w:hAnsi="Times New Roman" w:eastAsia="宋体" w:cs="Times New Roman"/>
-          <w:b w:val="0"/>
-          <w:sz w:val="21"/>
-          <w:szCs w:val="21"/>
-        </w:rPr>
-      </w:r>
-      <w:r>
-        <w:rPr>
-          <w:rFonts w:ascii="Times New Roman" w:hAnsi="Times New Roman" w:eastAsia="宋体" w:cs="Times New Roman"/>
-          <w:b w:val="0"/>
-          <w:sz w:val="21"/>
-          <w:szCs w:val="21"/>
-        </w:rPr>
-      </w:r>
-      <w:r>
-        <w:rPr>
-          <w:rFonts w:ascii="Times New Roman" w:hAnsi="Times New Roman" w:eastAsia="宋体" w:cs="Times New Roman"/>
-          <w:b w:val="0"/>
-          <w:sz w:val="21"/>
-          <w:szCs w:val="21"/>
-        </w:rPr>
-      </w:r>
-      <w:r>
-        <w:rPr>
-          <w:rFonts w:ascii="Times New Roman" w:hAnsi="Times New Roman" w:eastAsia="宋体" w:cs="Times New Roman"/>
-          <w:b w:val="0"/>
-          <w:sz w:val="21"/>
-          <w:szCs w:val="21"/>
-        </w:rPr>
-      </w:r>
-      <w:r>
-        <w:rPr>
-          <w:rFonts w:ascii="Times New Roman" w:hAnsi="Times New Roman" w:eastAsia="宋体" w:cs="Times New Roman"/>
-          <w:b w:val="0"/>
-          <w:sz w:val="21"/>
-          <w:szCs w:val="21"/>
-        </w:rPr>
-      </w:r>
-      <w:r>
-        <w:rPr>
-          <w:rFonts w:ascii="Times New Roman" w:hAnsi="Times New Roman" w:eastAsia="宋体" w:cs="Times New Roman"/>
-          <w:b w:val="0"/>
-          <w:sz w:val="21"/>
-          <w:szCs w:val="21"/>
-        </w:rPr>
-      </w:r>
-      <w:r>
-        <w:rPr>
-          <w:rFonts w:ascii="Times New Roman" w:hAnsi="Times New Roman" w:eastAsia="宋体" w:cs="Times New Roman"/>
-          <w:b w:val="0"/>
-          <w:sz w:val="21"/>
-          <w:szCs w:val="21"/>
-        </w:rPr>
-      </w:r>
-      <w:r>
-        <w:rPr>
-          <w:rFonts w:ascii="Times New Roman" w:hAnsi="Times New Roman" w:eastAsia="宋体" w:cs="Times New Roman"/>
-          <w:b w:val="0"/>
-          <w:sz w:val="21"/>
-          <w:szCs w:val="21"/>
-        </w:rPr>
-      </w:r>
-      <w:r>
-        <w:rPr>
-          <w:rFonts w:ascii="Times New Roman" w:hAnsi="Times New Roman" w:eastAsia="宋体" w:cs="Times New Roman"/>
-          <w:b w:val="0"/>
-          <w:sz w:val="21"/>
-          <w:szCs w:val="21"/>
-        </w:rPr>
-      </w:r>
-      <w:r>
-        <w:rPr>
-          <w:rFonts w:ascii="Times New Roman" w:hAnsi="Times New Roman" w:eastAsia="宋体" w:cs="Times New Roman"/>
-          <w:b w:val="0"/>
-          <w:sz w:val="21"/>
-          <w:szCs w:val="21"/>
-        </w:rPr>
-      </w:r>
-      <w:r>
-        <w:rPr>
-          <w:rFonts w:ascii="Times New Roman" w:hAnsi="Times New Roman" w:eastAsia="宋体" w:cs="Times New Roman"/>
-          <w:b w:val="0"/>
-          <w:sz w:val="21"/>
-          <w:szCs w:val="21"/>
-        </w:rPr>
-      </w:r>
-      <w:r>
-        <w:rPr>
-          <w:rFonts w:ascii="Times New Roman" w:hAnsi="Times New Roman" w:eastAsia="宋体" w:cs="Times New Roman"/>
-          <w:b w:val="0"/>
-          <w:sz w:val="21"/>
-          <w:szCs w:val="21"/>
-        </w:rPr>
-      </w:r>
-      <w:r>
-        <w:rPr>
-          <w:rFonts w:ascii="Times New Roman" w:hAnsi="Times New Roman" w:eastAsia="宋体" w:cs="Times New Roman"/>
-          <w:b w:val="0"/>
-          <w:sz w:val="21"/>
-          <w:szCs w:val="21"/>
-        </w:rPr>
-      </w:r>
-      <w:r>
-        <w:rPr>
-          <w:rFonts w:ascii="Times New Roman" w:hAnsi="Times New Roman" w:eastAsia="宋体" w:cs="Times New Roman"/>
-          <w:b w:val="0"/>
-          <w:sz w:val="21"/>
-          <w:szCs w:val="21"/>
-        </w:rPr>
-      </w:r>
-      <w:r>
-        <w:rPr>
-          <w:rFonts w:ascii="Times New Roman" w:hAnsi="Times New Roman" w:eastAsia="宋体" w:cs="Times New Roman"/>
-          <w:b w:val="0"/>
-          <w:sz w:val="21"/>
-          <w:szCs w:val="21"/>
-        </w:rPr>
-      </w:r>
-      <w:r>
-        <w:rPr>
-          <w:rFonts w:ascii="Times New Roman" w:hAnsi="Times New Roman" w:eastAsia="宋体" w:cs="Times New Roman"/>
-          <w:b w:val="0"/>
-          <w:sz w:val="21"/>
-          <w:szCs w:val="21"/>
-        </w:rPr>
+        <w:t xml:space="preserve">技术发展和政策推动并不会自动转化为公众信任。医疗决策具有专业性强、结果敏感和责任链条复杂等特征，公众可能认可生成式人工智能在信息获取和便捷咨询方面的价值，却未必接受其独立作出诊疗判断〔1,3,6〕。即使系统具有较高性能，医生在场和治理安排仍会显著影响公众的选择〔2〕。发生不良事件后，AI参与可能提高公众对医疗机构的责任归因、投诉意向和诉讼意向，而实质性的人机协作能够缓和此类反应〔7〕。社交媒体研究发现，相关讨论总体可能呈现积极倾向，但效能期待、替代想象、风险担忧和医生主导的协作诉求往往同时存在〔4-5〕。Jiang等已运用微博数据、主题模型和扎根编码分析中国公众对医疗人工智能的认知、情感及治理期待〔5〕。因此，本文并非主张“中国社交媒体中的医疗人工智能认知尚未得到研究”，而是指出既有研究多以态度类别或主题类别作为分析终点，较少进一步比较同一态度内部AI能力、医生角色、风险认知和人机关系如何形成差异化配置。例如，同为积极评价，对问诊便利性的认可并不等同于授权AI独立诊断；同为消极评价，对模型能力的怀疑也不同于对误诊责任的制度性追问。</w:t>
       </w:r>
     </w:p>
     <w:p>
@@ -752,87 +254,7 @@
           <w:sz w:val="21"/>
           <w:szCs w:val="21"/>
         </w:rPr>
-        <w:t>基于此，本文利用微博、抖音、小红书和知乎中围绕AI医生、AI问诊、医疗大模型及其相邻智能医疗服务的自然生成评论，依次识别相关性与态度，用高频词、TF-IDF和评论内词共现提取不同态度群体的认知词簇，再以技术接受、算法欣赏与算法厌恶以及人机互补为分析依据，从AI能力、医生角色、风险认知和人机关系四个维度编码并归纳认知模式。把公众认知从积极、中立、消极的效价推进到多维配置，是为了说明同一态度内部可以不是同一种理解；多平台自然评论则用来补充问卷和情景实验中预设选项的限制。对医疗机构而言，需要区分功能便利与临床信任、使用回避与责任诉求：过半积极不能读成独立诊断已获授权，误诊问责也不能读成不敢使用。本文描述的是特定检索条件下的公共话语结构，不将社交媒体评论直接等同于全体公众或患者的实际采纳行为。</w:t>
-      </w:r>
-      <w:r>
-        <w:rPr>
-          <w:rFonts w:ascii="Times New Roman" w:hAnsi="Times New Roman" w:eastAsia="宋体" w:cs="Times New Roman"/>
-          <w:b w:val="0"/>
-          <w:sz w:val="21"/>
-          <w:szCs w:val="21"/>
-        </w:rPr>
-      </w:r>
-      <w:r>
-        <w:rPr>
-          <w:rFonts w:ascii="Times New Roman" w:hAnsi="Times New Roman" w:eastAsia="宋体" w:cs="Times New Roman"/>
-          <w:b w:val="0"/>
-          <w:sz w:val="21"/>
-          <w:szCs w:val="21"/>
-        </w:rPr>
-      </w:r>
-      <w:r>
-        <w:rPr>
-          <w:rFonts w:ascii="Times New Roman" w:hAnsi="Times New Roman" w:eastAsia="宋体" w:cs="Times New Roman"/>
-          <w:b w:val="0"/>
-          <w:sz w:val="21"/>
-          <w:szCs w:val="21"/>
-        </w:rPr>
-      </w:r>
-      <w:r>
-        <w:rPr>
-          <w:rFonts w:ascii="Times New Roman" w:hAnsi="Times New Roman" w:eastAsia="宋体" w:cs="Times New Roman"/>
-          <w:b w:val="0"/>
-          <w:sz w:val="21"/>
-          <w:szCs w:val="21"/>
-        </w:rPr>
-      </w:r>
-      <w:r>
-        <w:rPr>
-          <w:rFonts w:ascii="Times New Roman" w:hAnsi="Times New Roman" w:eastAsia="宋体" w:cs="Times New Roman"/>
-          <w:b w:val="0"/>
-          <w:sz w:val="21"/>
-          <w:szCs w:val="21"/>
-        </w:rPr>
-      </w:r>
-      <w:r>
-        <w:rPr>
-          <w:rFonts w:ascii="Times New Roman" w:hAnsi="Times New Roman" w:eastAsia="宋体" w:cs="Times New Roman"/>
-          <w:b w:val="0"/>
-          <w:sz w:val="21"/>
-          <w:szCs w:val="21"/>
-        </w:rPr>
-      </w:r>
-      <w:r>
-        <w:rPr>
-          <w:rFonts w:ascii="Times New Roman" w:hAnsi="Times New Roman" w:eastAsia="宋体" w:cs="Times New Roman"/>
-          <w:b w:val="0"/>
-          <w:sz w:val="21"/>
-          <w:szCs w:val="21"/>
-        </w:rPr>
-      </w:r>
-      <w:r>
-        <w:rPr>
-          <w:rFonts w:ascii="Times New Roman" w:hAnsi="Times New Roman" w:eastAsia="宋体" w:cs="Times New Roman"/>
-          <w:b w:val="0"/>
-          <w:sz w:val="21"/>
-          <w:szCs w:val="21"/>
-        </w:rPr>
-      </w:r>
-      <w:r>
-        <w:rPr>
-          <w:rFonts w:ascii="Times New Roman" w:hAnsi="Times New Roman" w:eastAsia="宋体" w:cs="Times New Roman"/>
-          <w:b w:val="0"/>
-          <w:sz w:val="21"/>
-          <w:szCs w:val="21"/>
-        </w:rPr>
-      </w:r>
-      <w:r>
-        <w:rPr>
-          <w:rFonts w:ascii="Times New Roman" w:hAnsi="Times New Roman" w:eastAsia="宋体" w:cs="Times New Roman"/>
-          <w:b w:val="0"/>
-          <w:sz w:val="21"/>
-          <w:szCs w:val="21"/>
-        </w:rPr>
+        <w:t xml:space="preserve">基于此，本文以微博、抖音、小红书和知乎中围绕AI医生、AI问诊、医疗大模型及相邻智能医疗服务的自然生成评论为研究材料，按照“态度识别—认知主题提取—认知结构分析—认知模式识别”的路径展开分析。研究首先识别评论的相关性和态度类别，继而结合高频词、TF-IDF和评论内词共现网络提取不同态度群体的认知词簇，最后以技术接受、算法欣赏与算法厌恶以及人机互补理论为解释依据，从AI能力、医生角色、风险认知和人机关系四个维度进行编码并归纳典型认知模式。本文的贡献主要体现在三个方面：第一，将公众认知研究由积极、中立和消极的态度效价推进至多维认知配置，揭示同一态度内部可能存在的异质性；第二，利用多平台自然生成评论，补充问卷和情景实验受预设选项限制的不足；第三，区分功能便利与临床信任、使用回避与责任诉求，为医疗机构完善能力边界、医生参与和责任机制的沟通提供参考。本文描述的是特定检索条件下的公共话语结构，不将社交媒体评论直接等同于全体公众或患者的实际采纳行为。</w:t>
       </w:r>
     </w:p>
     <w:p>
@@ -877,7 +299,7 @@
           <w:sz w:val="24"/>
           <w:szCs w:val="24"/>
         </w:rPr>
-        <w:t>2.1　生成式人工智能医疗应用的公众认知与态度</w:t>
+        <w:t xml:space="preserve">2.1　公众对生成式人工智能医疗应用的条件性接受</w:t>
       </w:r>
     </w:p>
     <w:p>
@@ -893,121 +315,7 @@
           <w:sz w:val="21"/>
           <w:szCs w:val="21"/>
         </w:rPr>
-        <w:t>公众对生成式人工智能医疗应用的接受，不能还原为感知有用性。技术接受研究把有用性和易用性视为使用意愿的前因〔23-24〕，但诊疗判断专业性强、出错代价高，有用性会与能否独立决策、医生是否在场、出事由谁负责一并进入权衡。Liu等的情景实验表明，AI医生的信息质量（诊断透明度和论证质量）通过感知专业性和认知信任，影响人们是否打算让系统单独作出诊断〔1〕。信息显得专业，仍不必交出诊断权。Bracic等把属性和选择拆开：拉动就诊选择最大的是系统表现达到或超过专科水平，医生在场和治理认证仍会提高选择概率〔2〕。高表现改变的是选择，不是可以去掉医生。</w:t>
-      </w:r>
-      <w:r>
-        <w:rPr>
-          <w:rFonts w:ascii="Times New Roman" w:hAnsi="Times New Roman" w:eastAsia="宋体" w:cs="Times New Roman"/>
-          <w:b w:val="0"/>
-          <w:sz w:val="21"/>
-          <w:szCs w:val="21"/>
-        </w:rPr>
-      </w:r>
-      <w:r>
-        <w:rPr>
-          <w:rFonts w:ascii="Times New Roman" w:hAnsi="Times New Roman" w:eastAsia="宋体" w:cs="Times New Roman"/>
-          <w:b w:val="0"/>
-          <w:sz w:val="21"/>
-          <w:szCs w:val="21"/>
-        </w:rPr>
-      </w:r>
-      <w:r>
-        <w:rPr>
-          <w:rFonts w:ascii="Times New Roman" w:hAnsi="Times New Roman" w:eastAsia="宋体" w:cs="Times New Roman"/>
-          <w:b w:val="0"/>
-          <w:sz w:val="21"/>
-          <w:szCs w:val="21"/>
-        </w:rPr>
-      </w:r>
-      <w:r>
-        <w:rPr>
-          <w:rFonts w:ascii="Times New Roman" w:hAnsi="Times New Roman" w:eastAsia="宋体" w:cs="Times New Roman"/>
-          <w:b w:val="0"/>
-          <w:sz w:val="21"/>
-          <w:szCs w:val="21"/>
-        </w:rPr>
-      </w:r>
-      <w:r>
-        <w:rPr>
-          <w:rFonts w:ascii="Times New Roman" w:hAnsi="Times New Roman" w:eastAsia="宋体" w:cs="Times New Roman"/>
-          <w:b w:val="0"/>
-          <w:sz w:val="21"/>
-          <w:szCs w:val="21"/>
-        </w:rPr>
-      </w:r>
-      <w:r>
-        <w:rPr>
-          <w:rFonts w:ascii="Times New Roman" w:hAnsi="Times New Roman" w:eastAsia="宋体" w:cs="Times New Roman"/>
-          <w:b w:val="0"/>
-          <w:sz w:val="21"/>
-          <w:szCs w:val="21"/>
-        </w:rPr>
-      </w:r>
-      <w:r>
-        <w:rPr>
-          <w:rFonts w:ascii="Times New Roman" w:hAnsi="Times New Roman" w:eastAsia="宋体" w:cs="Times New Roman"/>
-          <w:b w:val="0"/>
-          <w:sz w:val="21"/>
-          <w:szCs w:val="21"/>
-        </w:rPr>
-      </w:r>
-      <w:r>
-        <w:rPr>
-          <w:rFonts w:ascii="Times New Roman" w:hAnsi="Times New Roman" w:eastAsia="宋体" w:cs="Times New Roman"/>
-          <w:b w:val="0"/>
-          <w:sz w:val="21"/>
-          <w:szCs w:val="21"/>
-        </w:rPr>
-      </w:r>
-      <w:proofErr w:type="spellStart"/>
-      <w:r>
-        <w:rPr>
-          <w:rFonts w:ascii="Times New Roman" w:hAnsi="Times New Roman" w:eastAsia="宋体" w:cs="Times New Roman"/>
-          <w:b w:val="0"/>
-          <w:sz w:val="21"/>
-          <w:szCs w:val="21"/>
-        </w:rPr>
-      </w:r>
-      <w:proofErr w:type="spellEnd"/>
-      <w:r>
-        <w:rPr>
-          <w:rFonts w:ascii="Times New Roman" w:hAnsi="Times New Roman" w:eastAsia="宋体" w:cs="Times New Roman"/>
-          <w:b w:val="0"/>
-          <w:sz w:val="21"/>
-          <w:szCs w:val="21"/>
-        </w:rPr>
-      </w:r>
-      <w:r>
-        <w:rPr>
-          <w:rFonts w:ascii="Times New Roman" w:hAnsi="Times New Roman" w:eastAsia="宋体" w:cs="Times New Roman"/>
-          <w:b w:val="0"/>
-          <w:sz w:val="21"/>
-          <w:szCs w:val="21"/>
-        </w:rPr>
-      </w:r>
-      <w:r>
-        <w:rPr>
-          <w:rFonts w:ascii="Times New Roman" w:hAnsi="Times New Roman" w:eastAsia="宋体" w:cs="Times New Roman"/>
-          <w:b w:val="0"/>
-          <w:sz w:val="21"/>
-          <w:szCs w:val="21"/>
-        </w:rPr>
-      </w:r>
-      <w:r>
-        <w:rPr>
-          <w:rFonts w:ascii="Times New Roman" w:hAnsi="Times New Roman" w:eastAsia="宋体" w:cs="Times New Roman"/>
-          <w:b w:val="0"/>
-          <w:sz w:val="21"/>
-          <w:szCs w:val="21"/>
-        </w:rPr>
-      </w:r>
-      <w:r>
-        <w:rPr>
-          <w:rFonts w:ascii="Times New Roman" w:hAnsi="Times New Roman" w:eastAsia="宋体" w:cs="Times New Roman"/>
-          <w:b w:val="0"/>
-          <w:sz w:val="21"/>
-          <w:szCs w:val="21"/>
-        </w:rPr>
+        <w:t xml:space="preserve">公众对生成式人工智能医疗应用的接受不能被简化为感知有用性。技术接受研究通常将感知有用性和感知易用性视为使用意愿的重要前因〔23-24〕；然而，医疗决策专业性强且错误后果敏感，公众还会综合考虑系统能否独立决策、医生是否参与以及发生不良后果时责任如何承担。Liu等的情景实验表明，AI医生的诊断透明度和诊断论证质量可通过感知专业性与认知信任影响独立诊断采纳意愿〔1〕。这意味着信息质量能够提高采纳意愿，但并不必然消除公众对AI独立诊断的保留。Bracic等通过联合实验进一步发现，系统表现达到或超过专科水平是影响就诊选择的首要属性，而医生在场和治理认证同样能够提高选择概率〔2〕。由此可见，系统性能能够影响公众选择，但不能据此推断其不再需要医生监督。</w:t>
       </w:r>
     </w:p>
     <w:p>
@@ -1023,247 +331,7 @@
           <w:sz w:val="21"/>
           <w:szCs w:val="21"/>
         </w:rPr>
-        <w:t>医生角色和事后责任是另外两道约束。Guo和Chen比较AI单独问诊、有人类医生参与和人类医生三种来源，功能评价上对人类医生诊断的信任更高；解释能改善评价，却没有把取代医生变成可接受的方案〔6〕。Kirchberger调查的是美国公众：多数人最信任医生依据自身经验给出的诊断，接受AI优先路径的比例很低，并普遍担心医生过度依赖系统〔3〕。Choi等观察事故之后：漏诊类不良事件一旦涉及AI，公众更倾向把责任派给医院，投诉和诉讼意向更高；医生与系统若是交互式协作，这种反应会减弱〔7〕。这些研究已经能够分题测量有用性、独立诊断意愿、医生在场和事后问责，因变量仍是分数或选择。自然评论里四个判断如何共现、会不会在同一极性下配成不同结构，实验设计看不到。</w:t>
-      </w:r>
-      <w:r>
-        <w:rPr>
-          <w:rFonts w:ascii="Times New Roman" w:hAnsi="Times New Roman" w:eastAsia="宋体" w:cs="Times New Roman"/>
-          <w:b w:val="0"/>
-          <w:sz w:val="21"/>
-          <w:szCs w:val="21"/>
-        </w:rPr>
-      </w:r>
-      <w:r>
-        <w:rPr>
-          <w:rFonts w:ascii="Times New Roman" w:hAnsi="Times New Roman" w:eastAsia="宋体" w:cs="Times New Roman"/>
-          <w:b w:val="0"/>
-          <w:sz w:val="21"/>
-          <w:szCs w:val="21"/>
-        </w:rPr>
-      </w:r>
-      <w:r>
-        <w:rPr>
-          <w:rFonts w:ascii="Times New Roman" w:hAnsi="Times New Roman" w:eastAsia="宋体" w:cs="Times New Roman"/>
-          <w:b w:val="0"/>
-          <w:sz w:val="21"/>
-          <w:szCs w:val="21"/>
-        </w:rPr>
-      </w:r>
-      <w:r>
-        <w:rPr>
-          <w:rFonts w:ascii="Times New Roman" w:hAnsi="Times New Roman" w:eastAsia="宋体" w:cs="Times New Roman"/>
-          <w:b w:val="0"/>
-          <w:sz w:val="21"/>
-          <w:szCs w:val="21"/>
-        </w:rPr>
-      </w:r>
-      <w:r>
-        <w:rPr>
-          <w:rFonts w:ascii="Times New Roman" w:hAnsi="Times New Roman" w:eastAsia="宋体" w:cs="Times New Roman"/>
-          <w:b w:val="0"/>
-          <w:sz w:val="21"/>
-          <w:szCs w:val="21"/>
-        </w:rPr>
-      </w:r>
-      <w:r>
-        <w:rPr>
-          <w:rFonts w:ascii="Times New Roman" w:hAnsi="Times New Roman" w:eastAsia="宋体" w:cs="Times New Roman"/>
-          <w:b w:val="0"/>
-          <w:sz w:val="21"/>
-          <w:szCs w:val="21"/>
-        </w:rPr>
-      </w:r>
-      <w:r>
-        <w:rPr>
-          <w:rFonts w:ascii="Times New Roman" w:hAnsi="Times New Roman" w:eastAsia="宋体" w:cs="Times New Roman"/>
-          <w:b w:val="0"/>
-          <w:sz w:val="21"/>
-          <w:szCs w:val="21"/>
-        </w:rPr>
-      </w:r>
-      <w:r>
-        <w:rPr>
-          <w:rFonts w:ascii="Times New Roman" w:hAnsi="Times New Roman" w:eastAsia="宋体" w:cs="Times New Roman"/>
-          <w:b w:val="0"/>
-          <w:sz w:val="21"/>
-          <w:szCs w:val="21"/>
-        </w:rPr>
-      </w:r>
-      <w:r>
-        <w:rPr>
-          <w:rFonts w:ascii="Times New Roman" w:hAnsi="Times New Roman" w:eastAsia="宋体" w:cs="Times New Roman"/>
-          <w:b w:val="0"/>
-          <w:sz w:val="21"/>
-          <w:szCs w:val="21"/>
-        </w:rPr>
-      </w:r>
-      <w:r>
-        <w:rPr>
-          <w:rFonts w:ascii="Times New Roman" w:hAnsi="Times New Roman" w:eastAsia="宋体" w:cs="Times New Roman"/>
-          <w:b w:val="0"/>
-          <w:sz w:val="21"/>
-          <w:szCs w:val="21"/>
-        </w:rPr>
-      </w:r>
-      <w:r>
-        <w:rPr>
-          <w:rFonts w:ascii="Times New Roman" w:hAnsi="Times New Roman" w:eastAsia="宋体" w:cs="Times New Roman"/>
-          <w:b w:val="0"/>
-          <w:sz w:val="21"/>
-          <w:szCs w:val="21"/>
-        </w:rPr>
-      </w:r>
-      <w:r>
-        <w:rPr>
-          <w:rFonts w:ascii="Times New Roman" w:hAnsi="Times New Roman" w:eastAsia="宋体" w:cs="Times New Roman"/>
-          <w:b w:val="0"/>
-          <w:sz w:val="21"/>
-          <w:szCs w:val="21"/>
-        </w:rPr>
-      </w:r>
-      <w:r>
-        <w:rPr>
-          <w:rFonts w:ascii="Times New Roman" w:hAnsi="Times New Roman" w:eastAsia="宋体" w:cs="Times New Roman"/>
-          <w:b w:val="0"/>
-          <w:sz w:val="21"/>
-          <w:szCs w:val="21"/>
-        </w:rPr>
-      </w:r>
-      <w:r>
-        <w:rPr>
-          <w:rFonts w:ascii="Times New Roman" w:hAnsi="Times New Roman" w:eastAsia="宋体" w:cs="Times New Roman"/>
-          <w:b w:val="0"/>
-          <w:sz w:val="21"/>
-          <w:szCs w:val="21"/>
-        </w:rPr>
-      </w:r>
-      <w:r>
-        <w:rPr>
-          <w:rFonts w:ascii="Times New Roman" w:hAnsi="Times New Roman" w:eastAsia="宋体" w:cs="Times New Roman"/>
-          <w:b w:val="0"/>
-          <w:sz w:val="21"/>
-          <w:szCs w:val="21"/>
-        </w:rPr>
-      </w:r>
-      <w:r>
-        <w:rPr>
-          <w:rFonts w:ascii="Times New Roman" w:hAnsi="Times New Roman" w:eastAsia="宋体" w:cs="Times New Roman"/>
-          <w:b w:val="0"/>
-          <w:sz w:val="21"/>
-          <w:szCs w:val="21"/>
-        </w:rPr>
-      </w:r>
-      <w:r>
-        <w:rPr>
-          <w:rFonts w:ascii="Times New Roman" w:hAnsi="Times New Roman" w:eastAsia="宋体" w:cs="Times New Roman"/>
-          <w:b w:val="0"/>
-          <w:sz w:val="21"/>
-          <w:szCs w:val="21"/>
-        </w:rPr>
-      </w:r>
-      <w:r>
-        <w:rPr>
-          <w:rFonts w:ascii="Times New Roman" w:hAnsi="Times New Roman" w:eastAsia="宋体" w:cs="Times New Roman"/>
-          <w:b w:val="0"/>
-          <w:sz w:val="21"/>
-          <w:szCs w:val="21"/>
-        </w:rPr>
-      </w:r>
-      <w:r>
-        <w:rPr>
-          <w:rFonts w:ascii="Times New Roman" w:hAnsi="Times New Roman" w:eastAsia="宋体" w:cs="Times New Roman"/>
-          <w:b w:val="0"/>
-          <w:sz w:val="21"/>
-          <w:szCs w:val="21"/>
-        </w:rPr>
-      </w:r>
-      <w:r>
-        <w:rPr>
-          <w:rFonts w:ascii="Times New Roman" w:hAnsi="Times New Roman" w:eastAsia="宋体" w:cs="Times New Roman"/>
-          <w:b w:val="0"/>
-          <w:sz w:val="21"/>
-          <w:szCs w:val="21"/>
-        </w:rPr>
-      </w:r>
-      <w:r>
-        <w:rPr>
-          <w:rFonts w:ascii="Times New Roman" w:hAnsi="Times New Roman" w:eastAsia="宋体" w:cs="Times New Roman"/>
-          <w:b w:val="0"/>
-          <w:sz w:val="21"/>
-          <w:szCs w:val="21"/>
-        </w:rPr>
-      </w:r>
-      <w:r>
-        <w:rPr>
-          <w:rFonts w:ascii="Times New Roman" w:hAnsi="Times New Roman" w:eastAsia="宋体" w:cs="Times New Roman"/>
-          <w:b w:val="0"/>
-          <w:sz w:val="21"/>
-          <w:szCs w:val="21"/>
-        </w:rPr>
-      </w:r>
-      <w:r>
-        <w:rPr>
-          <w:rFonts w:ascii="Times New Roman" w:hAnsi="Times New Roman" w:eastAsia="宋体" w:cs="Times New Roman"/>
-          <w:b w:val="0"/>
-          <w:sz w:val="21"/>
-          <w:szCs w:val="21"/>
-        </w:rPr>
-      </w:r>
-      <w:r>
-        <w:rPr>
-          <w:rFonts w:ascii="Times New Roman" w:hAnsi="Times New Roman" w:eastAsia="宋体" w:cs="Times New Roman"/>
-          <w:b w:val="0"/>
-          <w:sz w:val="21"/>
-          <w:szCs w:val="21"/>
-        </w:rPr>
-      </w:r>
-      <w:r>
-        <w:rPr>
-          <w:rFonts w:ascii="Times New Roman" w:hAnsi="Times New Roman" w:eastAsia="宋体" w:cs="Times New Roman"/>
-          <w:b w:val="0"/>
-          <w:sz w:val="21"/>
-          <w:szCs w:val="21"/>
-        </w:rPr>
-      </w:r>
-      <w:r>
-        <w:rPr>
-          <w:rFonts w:ascii="Times New Roman" w:hAnsi="Times New Roman" w:eastAsia="宋体" w:cs="Times New Roman"/>
-          <w:b w:val="0"/>
-          <w:sz w:val="21"/>
-          <w:szCs w:val="21"/>
-        </w:rPr>
-      </w:r>
-      <w:r>
-        <w:rPr>
-          <w:rFonts w:ascii="Times New Roman" w:hAnsi="Times New Roman" w:eastAsia="宋体" w:cs="Times New Roman"/>
-          <w:b w:val="0"/>
-          <w:sz w:val="21"/>
-          <w:szCs w:val="21"/>
-        </w:rPr>
-      </w:r>
-      <w:r>
-        <w:rPr>
-          <w:rFonts w:ascii="Times New Roman" w:hAnsi="Times New Roman" w:eastAsia="宋体" w:cs="Times New Roman"/>
-          <w:b w:val="0"/>
-          <w:sz w:val="21"/>
-          <w:szCs w:val="21"/>
-        </w:rPr>
-      </w:r>
-      <w:r>
-        <w:rPr>
-          <w:rFonts w:ascii="Times New Roman" w:hAnsi="Times New Roman" w:eastAsia="宋体" w:cs="Times New Roman"/>
-          <w:b w:val="0"/>
-          <w:sz w:val="21"/>
-          <w:szCs w:val="21"/>
-        </w:rPr>
-      </w:r>
-      <w:r>
-        <w:rPr>
-          <w:rFonts w:ascii="Times New Roman" w:hAnsi="Times New Roman" w:eastAsia="宋体" w:cs="Times New Roman"/>
-          <w:b w:val="0"/>
-          <w:sz w:val="21"/>
-          <w:szCs w:val="21"/>
-        </w:rPr>
+        <w:t xml:space="preserve">医生角色与事后责任构成公众接受医疗AI的另外两项重要条件。Guo和Chen比较了AI单独问诊、有人类医生参与和人类医生三种诊疗来源，发现受试者在功能层面更加信任人类医生的诊断；提供诊断解释虽然能够改善评价，但并未使AI取代医生成为更可接受的方案〔6〕。Kirchberger对美国公众的调查同样表明，多数受访者最信任医生基于专业经验作出的诊断，接受AI优先路径的比例较低，并普遍担忧医生过度依赖系统〔3〕。Choi等则考察了不良事件发生后的责任判断，发现AI参与漏诊事件会提高公众对医院的责任归因、投诉意向和诉讼意向，而医生与系统开展交互式协作能够减弱此类反应〔7〕。上述研究已分别测量系统效用、独立诊断意愿、医生参与和事后问责，但其结果仍主要表现为得分或选择概率，难以揭示这些判断在自然话语中如何共同出现并形成不同认知结构。</w:t>
       </w:r>
     </w:p>
     <w:p>
@@ -1279,15 +347,7 @@
           <w:sz w:val="21"/>
           <w:szCs w:val="21"/>
         </w:rPr>
-        <w:t>问卷选项会把回答限制在给定构念上。社交媒体评论里的词是评论者自己排的，适合观察这些判断是否已经进入公共话语，现有处理却多停在情感极性或主题类别。Gao等分析2017年微博上的医疗人工智能讨论，有态度文本以积极为主，同时也出现技术收益、社会风险以及会否取代医生的争议〔4〕。语料早于大语言模型进入日常问诊。积极为主不能写成生成式应用普及后的事实；极性表则会把取代想象和风险担忧记成同一种态度。</w:t>
-      </w:r>
-      <w:r>
-        <w:rPr>
-          <w:rFonts w:ascii="Times New Roman" w:eastAsia="宋体" w:hAnsi="Times New Roman" w:cs="Times New Roman"/>
-          <w:b w:val="0"/>
-          <w:sz w:val="21"/>
-          <w:szCs w:val="21"/>
-        </w:rPr>
+        <w:t xml:space="preserve">问卷调查通过预设构念获取结构化回答，社交媒体评论则能够呈现评论者自主组织的表达，因而更适合观察技术能力、医生角色与风险判断是否同时进入公共话语。然而，现有社交媒体研究多以情感极性或主题类别作为分析终点。Gao等分析2017年微博中的医疗人工智能讨论，发现有明确态度的文本以积极评价为主，同时包含对技术收益、社会风险以及AI能否取代医生的讨论〔4〕。由于其语料形成于大语言模型广泛进入日常医疗咨询之前，该结论不能直接外推至生成式医疗应用普及后的公众态度；同时，单一极性分类也难以区分替代想象、功能认可和风险担忧等不同认知依据。</w:t>
       </w:r>
     </w:p>
     <w:p>
@@ -1303,39 +363,7 @@
           <w:sz w:val="21"/>
           <w:szCs w:val="21"/>
         </w:rPr>
-        <w:t>更接近本文问题的是Jiang等。他们用2022—2024年微博，结合主题模型和扎根编码，在认知—情感—行为框架下描述中国公众对医疗人工智能的话语：认知上强调医疗仍以医生为核心、AI作支持，情绪上惊叹与抵触并存，治理上期待医生主导的协作〔5〕。该框架处理的是态度成分，主题模型处理的是在谈什么。二者都把一篇评论归入类别，并不比较同一态度内部能力、医生、风险和人机关系如何捆绑。惊叹和协作期待都可以落在积极一侧，授权程度却不必相同；抵触可以是不敢用，也可以是追问出事谁负责。“医生”和“替代”能够共现在完全相反的句子里。</w:t>
-      </w:r>
-      <w:r>
-        <w:rPr>
-          <w:rFonts w:ascii="Times New Roman" w:hAnsi="Times New Roman" w:eastAsia="宋体" w:cs="Times New Roman"/>
-          <w:b w:val="0"/>
-          <w:sz w:val="21"/>
-          <w:szCs w:val="21"/>
-        </w:rPr>
-      </w:r>
-      <w:r>
-        <w:rPr>
-          <w:rFonts w:ascii="Times New Roman" w:hAnsi="Times New Roman" w:eastAsia="宋体" w:cs="Times New Roman"/>
-          <w:b w:val="0"/>
-          <w:sz w:val="21"/>
-          <w:szCs w:val="21"/>
-        </w:rPr>
-      </w:r>
-      <w:r>
-        <w:rPr>
-          <w:rFonts w:ascii="Times New Roman" w:hAnsi="Times New Roman" w:eastAsia="宋体" w:cs="Times New Roman"/>
-          <w:b w:val="0"/>
-          <w:sz w:val="21"/>
-          <w:szCs w:val="21"/>
-        </w:rPr>
-      </w:r>
-      <w:r>
-        <w:rPr>
-          <w:rFonts w:ascii="Times New Roman" w:hAnsi="Times New Roman" w:eastAsia="宋体" w:cs="Times New Roman"/>
-          <w:b w:val="0"/>
-          <w:sz w:val="21"/>
-          <w:szCs w:val="21"/>
-        </w:rPr>
+        <w:t xml:space="preserve">Jiang等的研究与本文问题更为接近。该研究使用2022—2024年微博语料，结合主题模型和扎根编码，在认知—情感—行为框架下分析中国公众对医疗人工智能的讨论，发现公众在认知层面强调医生的核心地位与AI的辅助作用，在情感层面同时表现出技术惊叹和抵触，并在治理层面期待医生主导的人机协作〔5〕。不过，该研究主要解释认知、情感和行为之间的关系，主题模型则用于识别公众讨论的主要内容，尚未进一步比较同一态度内部能力判断、医生角色、风险认知和人机关系如何组合。技术惊叹与协作期待均可能表现为积极态度，但二者对AI独立诊断的认可程度并不相同；消极表达也可能分别源于使用回避和责任追问。因此，有必要在态度效价之外考察这些判断的配置差异。</w:t>
       </w:r>
     </w:p>
     <w:p>
@@ -1352,7 +380,7 @@
           <w:sz w:val="24"/>
           <w:szCs w:val="24"/>
         </w:rPr>
-        <w:t>2.2　生成式人工智能医疗应用认知中的算法欣赏与算法厌恶</w:t>
+        <w:t xml:space="preserve">2.2　算法欣赏、算法厌恶与态度极性的差异</w:t>
       </w:r>
     </w:p>
     <w:p>
@@ -1368,15 +396,7 @@
           <w:sz w:val="21"/>
           <w:szCs w:val="21"/>
         </w:rPr>
-        <w:t>算法欣赏与算法厌恶说明，能力判断不会稳定地等于喜欢或不喜欢。算法欣赏是指在特定任务中，个体相较于人类意见更愿意采用算法建议〔26〕；算法厌恶则是观察到算法犯错后，即便总体表现更好，也会迅速降低依赖〔25〕。二者可随任务风险、错误可见性、控制感和专家是否在场而切换。生成式系统以流畅、确定的语言作答，容易抬高专业性知觉；幻觉和不可逆的诊疗后果，又容易把一次可见错误写成不能信。若把欣赏写成积极、把厌恶写成消极，Gao所报告的积极倾向和Jiang所报告的惊叹与抵触就仍停在效价上，看不出积极是把能力抬到可独立诊病，还是只承认问诊方便。</w:t>
-      </w:r>
-      <w:r>
-        <w:rPr>
-          <w:rFonts w:ascii="Times New Roman" w:eastAsia="宋体" w:hAnsi="Times New Roman" w:cs="Times New Roman"/>
-          <w:b w:val="0"/>
-          <w:sz w:val="21"/>
-          <w:szCs w:val="21"/>
-        </w:rPr>
+        <w:t xml:space="preserve">算法欣赏与算法厌恶为解释公众对生成式人工智能能力的差异化判断提供了理论视角。算法欣赏是指在特定判断任务中，个体相较于人类意见更愿意采用算法建议〔26〕；算法厌恶则表现为个体观察到算法发生错误后，即使算法总体表现优于人类，也会显著降低对其依赖〔25〕。二者并非相互排斥的稳定倾向，而可能随任务风险、错误可见性、控制程度和专家参与状况发生变化。在医疗场景中，生成式系统以流畅、确定的语言输出答案，可能提高公众对其专业性的判断；模型幻觉和诊疗错误的潜在后果则可能降低公众对系统的依赖。因而，算法欣赏不能被直接等同于积极态度，算法厌恶也不能被简单等同于消极态度。Gao等报告的积极倾向以及Jiang等观察到的技术惊叹与抵触仍主要属于态度效价，尚不足以区分积极评价究竟源于对独立诊疗能力的高度信赖、对功能便利性的认可，还是对人机协作价值的肯定；同样，消极评价也可能分别源于能力怀疑、替代焦虑或责任诉求。</w:t>
       </w:r>
     </w:p>
     <w:p>
@@ -1393,7 +413,7 @@
           <w:sz w:val="24"/>
           <w:szCs w:val="24"/>
         </w:rPr>
-        <w:t>2.3　人机互补与生成式人工智能医疗应用的理性认知</w:t>
+        <w:t xml:space="preserve">2.3　人机互补与生成式人工智能医疗应用的角色配置</w:t>
       </w:r>
     </w:p>
     <w:p>
@@ -1409,41 +429,7 @@
           <w:sz w:val="21"/>
           <w:szCs w:val="21"/>
         </w:rPr>
-        <w:t>人机互补给出的是合理人机关系的参照，不是对公众已经如何思考的描述。人工智能价值的实现并不要求替代人类，而在于根据双方能力边界进行分工与协作，使组合绩效超过任一主体单独行动〔27-28〕。生成式模型擅长检索、归纳和高频交互；医生承担情境化判断、身体检查、价值权衡、同理沟通和最终责任。什么样的认知更为校准？把流畅表达写成已经可以独立诊病，或把一次错误写成完全不能用，都偏离这一边界。较为校准的生成式人工智能医疗应用认知，是把系统放在有适用范围、有医生把关、责任可追溯的协作结构里。</w:t>
-      </w:r>
-      <w:r>
-        <w:rPr>
-          <w:rFonts w:ascii="Times New Roman" w:hAnsi="Times New Roman" w:eastAsia="宋体" w:cs="Times New Roman"/>
-          <w:b w:val="0"/>
-          <w:sz w:val="21"/>
-          <w:szCs w:val="21"/>
-        </w:rPr>
-      </w:r>
-      <w:r>
-        <w:rPr>
-          <w:rFonts w:ascii="Times New Roman" w:hAnsi="Times New Roman" w:eastAsia="宋体" w:cs="Times New Roman"/>
-          <w:b w:val="0"/>
-          <w:sz w:val="21"/>
-          <w:szCs w:val="21"/>
-        </w:rPr>
-      </w:r>
-      <w:proofErr w:type="spellStart"/>
-      <w:r>
-        <w:rPr>
-          <w:rFonts w:ascii="Times New Roman" w:hAnsi="Times New Roman" w:eastAsia="宋体" w:cs="Times New Roman"/>
-          <w:b w:val="0"/>
-          <w:sz w:val="21"/>
-          <w:szCs w:val="21"/>
-        </w:rPr>
-      </w:r>
-      <w:proofErr w:type="spellEnd"/>
-      <w:r>
-        <w:rPr>
-          <w:rFonts w:ascii="Times New Roman" w:hAnsi="Times New Roman" w:eastAsia="宋体" w:cs="Times New Roman"/>
-          <w:b w:val="0"/>
-          <w:sz w:val="21"/>
-          <w:szCs w:val="21"/>
-        </w:rPr>
+        <w:t xml:space="preserve">人机互补为理解生成式人工智能与医生之间的合理角色配置提供了理论参照，而非对公众实际认知状态的预先判定。该理论认为，人工智能价值的实现并不以完全替代人类为前提，而在于根据双方的能力边界进行任务分工，使组合绩效超过任一主体单独行动〔27-28〕。生成式模型在信息检索、文本生成、模式归纳和高频交互方面具有优势，医生则承担情境化临床判断、身体检查、价值权衡、同理沟通和最终责任。相较于将流畅表达直接理解为独立诊疗能力，或因潜在错误而否定全部辅助价值，更为审慎的认知是将技术置于具有明确适用范围、医生监督和可追溯责任的协作结构之中。</w:t>
       </w:r>
     </w:p>
     <w:p>
@@ -1459,55 +445,7 @@
           <w:sz w:val="21"/>
           <w:szCs w:val="21"/>
         </w:rPr>
-        <w:t>要把实验里分测的构念和社媒里并置的词汇接到这一参照上，本文用四个不可互换的维度刻画认知配置。AI能力关注系统被写成可独立诊疗、有限度辅助还是基本不可用，对应自动化信任是否与能力相校准〔9-10〕；医生角色关注医生被弱化、被明确为把关者还是被强化为唯一可信主体，对应人机功能分配〔11〕；风险认知关注误诊、幻觉、监管和责任在话语中的显著程度，对应外行风险感知〔12〕；人机关系关注替代、协同还是排斥。四个维度不是五种模式的预告。模式在词簇编码之后归纳，研究开始前并不预设类型名单。</w:t>
-      </w:r>
-      <w:r>
-        <w:rPr>
-          <w:rFonts w:ascii="Times New Roman" w:hAnsi="Times New Roman" w:eastAsia="宋体" w:cs="Times New Roman"/>
-          <w:b w:val="0"/>
-          <w:sz w:val="21"/>
-          <w:szCs w:val="21"/>
-        </w:rPr>
-      </w:r>
-      <w:r>
-        <w:rPr>
-          <w:rFonts w:ascii="Times New Roman" w:hAnsi="Times New Roman" w:eastAsia="宋体" w:cs="Times New Roman"/>
-          <w:b w:val="0"/>
-          <w:sz w:val="21"/>
-          <w:szCs w:val="21"/>
-        </w:rPr>
-      </w:r>
-      <w:r>
-        <w:rPr>
-          <w:rFonts w:ascii="Times New Roman" w:hAnsi="Times New Roman" w:eastAsia="宋体" w:cs="Times New Roman"/>
-          <w:b w:val="0"/>
-          <w:sz w:val="21"/>
-          <w:szCs w:val="21"/>
-        </w:rPr>
-      </w:r>
-      <w:r>
-        <w:rPr>
-          <w:rFonts w:ascii="Times New Roman" w:hAnsi="Times New Roman" w:eastAsia="宋体" w:cs="Times New Roman"/>
-          <w:b w:val="0"/>
-          <w:sz w:val="21"/>
-          <w:szCs w:val="21"/>
-        </w:rPr>
-      </w:r>
-      <w:r>
-        <w:rPr>
-          <w:rFonts w:ascii="Times New Roman" w:hAnsi="Times New Roman" w:eastAsia="宋体" w:cs="Times New Roman"/>
-          <w:b w:val="0"/>
-          <w:sz w:val="21"/>
-          <w:szCs w:val="21"/>
-        </w:rPr>
-      </w:r>
-      <w:r>
-        <w:rPr>
-          <w:rFonts w:ascii="Times New Roman" w:hAnsi="Times New Roman" w:eastAsia="宋体" w:cs="Times New Roman"/>
-          <w:b w:val="0"/>
-          <w:sz w:val="21"/>
-          <w:szCs w:val="21"/>
-        </w:rPr>
+        <w:t xml:space="preserve">为将实验研究中分别测量的构念与社交媒体中同时出现的词语关系连接起来，本文从四个相互关联但不可替代的维度刻画认知配置。第一，AI能力认知，关注系统被描述为能够独立诊疗、有限度辅助还是基本不可用，对应自动化信任与系统能力之间是否适当匹配〔9-10〕；第二，医生角色认知，关注医生被弱化、被明确为把关者还是被强化为唯一可信主体，对应人工智能与医生之间的功能分配〔11〕；第三，风险认知，关注误诊、幻觉、监管和责任等议题在话语中的显著程度，对应非专业公众对技术风险的理解〔12〕；第四，人机关系认知，关注AI与医生被理解为替代、协同还是排斥关系。四个维度构成后续编码框架，五种模式则在词簇编码完成后归纳形成，而非研究开始前预设。</w:t>
       </w:r>
     </w:p>
     <w:p>
@@ -1523,71 +461,7 @@
           <w:sz w:val="21"/>
           <w:szCs w:val="21"/>
         </w:rPr>
-        <w:t>据此提出三个问题。RQ1：社交媒体中与生成式人工智能医疗应用相关的评论呈现何种态度分布？RQ2：积极、中立和消极态度群体的核心认知主题及词语共现结构有何差异？RQ3：AI能力、医生角色、风险认知和人机关系在不同认知词簇中如何组合，并可归纳出哪些典型认知模式？后续分析单位是词簇而非单条评论，模式的簇数也不等同于人群比例。</w:t>
-      </w:r>
-      <w:r>
-        <w:rPr>
-          <w:rFonts w:ascii="Times New Roman" w:hAnsi="Times New Roman" w:eastAsia="宋体" w:cs="Times New Roman"/>
-          <w:b w:val="0"/>
-          <w:sz w:val="21"/>
-          <w:szCs w:val="21"/>
-        </w:rPr>
-      </w:r>
-      <w:r>
-        <w:rPr>
-          <w:rFonts w:ascii="Times New Roman" w:hAnsi="Times New Roman" w:eastAsia="宋体" w:cs="Times New Roman"/>
-          <w:b w:val="0"/>
-          <w:sz w:val="21"/>
-          <w:szCs w:val="21"/>
-        </w:rPr>
-      </w:r>
-      <w:r>
-        <w:rPr>
-          <w:rFonts w:ascii="Times New Roman" w:hAnsi="Times New Roman" w:eastAsia="宋体" w:cs="Times New Roman"/>
-          <w:b w:val="0"/>
-          <w:sz w:val="21"/>
-          <w:szCs w:val="21"/>
-        </w:rPr>
-      </w:r>
-      <w:r>
-        <w:rPr>
-          <w:rFonts w:ascii="Times New Roman" w:hAnsi="Times New Roman" w:eastAsia="宋体" w:cs="Times New Roman"/>
-          <w:b w:val="0"/>
-          <w:sz w:val="21"/>
-          <w:szCs w:val="21"/>
-        </w:rPr>
-      </w:r>
-      <w:r>
-        <w:rPr>
-          <w:rFonts w:ascii="Times New Roman" w:hAnsi="Times New Roman" w:eastAsia="宋体" w:cs="Times New Roman"/>
-          <w:b w:val="0"/>
-          <w:sz w:val="21"/>
-          <w:szCs w:val="21"/>
-        </w:rPr>
-      </w:r>
-      <w:r>
-        <w:rPr>
-          <w:rFonts w:ascii="Times New Roman" w:hAnsi="Times New Roman" w:eastAsia="宋体" w:cs="Times New Roman"/>
-          <w:b w:val="0"/>
-          <w:sz w:val="21"/>
-          <w:szCs w:val="21"/>
-        </w:rPr>
-      </w:r>
-      <w:r>
-        <w:rPr>
-          <w:rFonts w:ascii="Times New Roman" w:hAnsi="Times New Roman" w:eastAsia="宋体" w:cs="Times New Roman"/>
-          <w:b w:val="0"/>
-          <w:sz w:val="21"/>
-          <w:szCs w:val="21"/>
-        </w:rPr>
-      </w:r>
-      <w:r>
-        <w:rPr>
-          <w:rFonts w:ascii="Times New Roman" w:hAnsi="Times New Roman" w:eastAsia="宋体" w:cs="Times New Roman"/>
-          <w:b w:val="0"/>
-          <w:sz w:val="21"/>
-          <w:szCs w:val="21"/>
-        </w:rPr>
+        <w:t xml:space="preserve">据此，本文提出以下研究问题：RQ1，社交媒体中与生成式人工智能医疗应用相关的评论呈现何种态度分布？RQ2，积极、中立和消极态度群体的核心认知主题及词语共现结构有何差异？RQ3，AI能力、医生角色、风险认知和人机关系在不同认知词簇中如何组合，并可据此归纳出哪些典型认知模式？需要说明的是，后续模式识别以词簇而非单条评论为分析单位，因此模式包含的词簇数量不代表相应人群比例。</w:t>
       </w:r>
     </w:p>
     <w:p>
@@ -1620,151 +494,7 @@
           <w:sz w:val="21"/>
           <w:szCs w:val="21"/>
         </w:rPr>
-        <w:t>本研究基于微博、抖音、小红书和知乎中关于AI医生、AI问诊和医疗大模型等应用的自然生成评论，按“态度识别—认知主题提取—认知结构分析—认知模式识别”推进。先清洗文本并做相关性识别，再将相关评论分为无态度、积极、中立和消极；在有态度评论中提取高频词与TF-IDF，构建评论内词共现网络并划分社区，得到认知词簇；最后结合算法欣赏、算法厌恶和人机互补理论，对词簇做四维编码并归纳认知模式。流程见图1。</w:t>
-      </w:r>
-      <w:r>
-        <w:rPr>
-          <w:rFonts w:ascii="Times New Roman" w:hAnsi="Times New Roman" w:eastAsia="宋体" w:cs="Times New Roman"/>
-          <w:b w:val="0"/>
-          <w:sz w:val="21"/>
-          <w:szCs w:val="21"/>
-        </w:rPr>
-      </w:r>
-      <w:r>
-        <w:rPr>
-          <w:rFonts w:ascii="Times New Roman" w:hAnsi="Times New Roman" w:eastAsia="宋体" w:cs="Times New Roman"/>
-          <w:b w:val="0"/>
-          <w:sz w:val="21"/>
-          <w:szCs w:val="21"/>
-        </w:rPr>
-      </w:r>
-      <w:r>
-        <w:rPr>
-          <w:rFonts w:ascii="Times New Roman" w:hAnsi="Times New Roman" w:eastAsia="宋体" w:cs="Times New Roman"/>
-          <w:b w:val="0"/>
-          <w:sz w:val="21"/>
-          <w:szCs w:val="21"/>
-        </w:rPr>
-      </w:r>
-      <w:r>
-        <w:rPr>
-          <w:rFonts w:ascii="Times New Roman" w:hAnsi="Times New Roman" w:eastAsia="宋体" w:cs="Times New Roman"/>
-          <w:b w:val="0"/>
-          <w:sz w:val="21"/>
-          <w:szCs w:val="21"/>
-        </w:rPr>
-      </w:r>
-      <w:r>
-        <w:rPr>
-          <w:rFonts w:ascii="Times New Roman" w:hAnsi="Times New Roman" w:eastAsia="宋体" w:cs="Times New Roman"/>
-          <w:b w:val="0"/>
-          <w:sz w:val="21"/>
-          <w:szCs w:val="21"/>
-        </w:rPr>
-      </w:r>
-      <w:r>
-        <w:rPr>
-          <w:rFonts w:ascii="Times New Roman" w:hAnsi="Times New Roman" w:eastAsia="宋体" w:cs="Times New Roman"/>
-          <w:b w:val="0"/>
-          <w:sz w:val="21"/>
-          <w:szCs w:val="21"/>
-        </w:rPr>
-      </w:r>
-      <w:r>
-        <w:rPr>
-          <w:rFonts w:ascii="Times New Roman" w:hAnsi="Times New Roman" w:eastAsia="宋体" w:cs="Times New Roman"/>
-          <w:b w:val="0"/>
-          <w:sz w:val="21"/>
-          <w:szCs w:val="21"/>
-        </w:rPr>
-      </w:r>
-      <w:r>
-        <w:rPr>
-          <w:rFonts w:ascii="Times New Roman" w:hAnsi="Times New Roman" w:eastAsia="宋体" w:cs="Times New Roman"/>
-          <w:b w:val="0"/>
-          <w:sz w:val="21"/>
-          <w:szCs w:val="21"/>
-        </w:rPr>
-      </w:r>
-      <w:r>
-        <w:rPr>
-          <w:rFonts w:ascii="Times New Roman" w:hAnsi="Times New Roman" w:eastAsia="宋体" w:cs="Times New Roman"/>
-          <w:b w:val="0"/>
-          <w:sz w:val="21"/>
-          <w:szCs w:val="21"/>
-        </w:rPr>
-      </w:r>
-      <w:r>
-        <w:rPr>
-          <w:rFonts w:ascii="Times New Roman" w:hAnsi="Times New Roman" w:eastAsia="宋体" w:cs="Times New Roman"/>
-          <w:b w:val="0"/>
-          <w:sz w:val="21"/>
-          <w:szCs w:val="21"/>
-        </w:rPr>
-      </w:r>
-      <w:r>
-        <w:rPr>
-          <w:rFonts w:ascii="Times New Roman" w:hAnsi="Times New Roman" w:eastAsia="宋体" w:cs="Times New Roman"/>
-          <w:b w:val="0"/>
-          <w:sz w:val="21"/>
-          <w:szCs w:val="21"/>
-        </w:rPr>
-      </w:r>
-      <w:r>
-        <w:rPr>
-          <w:rFonts w:ascii="Times New Roman" w:hAnsi="Times New Roman" w:eastAsia="宋体" w:cs="Times New Roman"/>
-          <w:b w:val="0"/>
-          <w:sz w:val="21"/>
-          <w:szCs w:val="21"/>
-        </w:rPr>
-      </w:r>
-      <w:r>
-        <w:rPr>
-          <w:rFonts w:ascii="Times New Roman" w:hAnsi="Times New Roman" w:eastAsia="宋体" w:cs="Times New Roman"/>
-          <w:b w:val="0"/>
-          <w:sz w:val="21"/>
-          <w:szCs w:val="21"/>
-        </w:rPr>
-      </w:r>
-      <w:r>
-        <w:rPr>
-          <w:rFonts w:ascii="Times New Roman" w:hAnsi="Times New Roman" w:eastAsia="宋体" w:cs="Times New Roman"/>
-          <w:b w:val="0"/>
-          <w:sz w:val="21"/>
-          <w:szCs w:val="21"/>
-        </w:rPr>
-      </w:r>
-      <w:r>
-        <w:rPr>
-          <w:rFonts w:ascii="Times New Roman" w:hAnsi="Times New Roman" w:eastAsia="宋体" w:cs="Times New Roman"/>
-          <w:b w:val="0"/>
-          <w:sz w:val="21"/>
-          <w:szCs w:val="21"/>
-        </w:rPr>
-      </w:r>
-      <w:r>
-        <w:rPr>
-          <w:rFonts w:ascii="Times New Roman" w:hAnsi="Times New Roman" w:eastAsia="宋体" w:cs="Times New Roman"/>
-          <w:b w:val="0"/>
-          <w:sz w:val="21"/>
-          <w:szCs w:val="21"/>
-        </w:rPr>
-      </w:r>
-      <w:r>
-        <w:rPr>
-          <w:rFonts w:ascii="Times New Roman" w:hAnsi="Times New Roman" w:eastAsia="宋体" w:cs="Times New Roman"/>
-          <w:b w:val="0"/>
-          <w:sz w:val="21"/>
-          <w:szCs w:val="21"/>
-        </w:rPr>
-      </w:r>
-      <w:r>
-        <w:rPr>
-          <w:rFonts w:ascii="Times New Roman" w:hAnsi="Times New Roman" w:eastAsia="宋体" w:cs="Times New Roman"/>
-          <w:b w:val="0"/>
-          <w:sz w:val="21"/>
-          <w:szCs w:val="21"/>
-        </w:rPr>
+        <w:t xml:space="preserve">本研究以微博、抖音、小红书和知乎中关于AI医生、AI问诊及医疗大模型等应用的自然生成评论为材料，按照“态度识别—认知主题提取—认知结构分析—认知模式识别”的路径展开。首先对文本进行清洗，并依次完成相关性识别和态度分类；其次在有明确态度的评论中提取高频词与TF-IDF特征，构建评论内词共现网络并识别认知词簇；最后结合算法欣赏、算法厌恶和人机互补理论，从四个维度对词簇进行编码并归纳典型认知模式。研究流程见图1。</w:t>
       </w:r>
     </w:p>
     <w:p>
@@ -1876,7 +606,7 @@
           <w:sz w:val="21"/>
           <w:szCs w:val="21"/>
         </w:rPr>
-        <w:t>社交媒体评论不受问卷选项约束，适合观察能力、医生与风险如何被自发并置。用户不等于患者总体，评论还受平台机制、热点和营销影响，故只作公共话语材料，不作民意推断。</w:t>
+        <w:t xml:space="preserve">相较于问卷调查，社交媒体评论较少受到预设选项约束，适合观察公众如何在自然表达中同时讨论技术能力、医生角色和潜在风险。需要强调的是，社交媒体用户不能代表患者总体，评论内容还可能受到平台推荐机制、热点事件和营销信息影响。因此，本文将其作为公共话语材料进行分析，而不据此推断总体民意。</w:t>
       </w:r>
     </w:p>
     <w:p>
@@ -1892,119 +622,7 @@
           <w:sz w:val="21"/>
           <w:szCs w:val="21"/>
         </w:rPr>
-        <w:t>数据由第三方按统一词表回溯采集，平台为微博、抖音、小红书和知乎。检索词：AI医生、AI医疗、AI问诊、医疗大模型、在线问诊、数字医生、智慧医疗、智能问诊、虚拟医生、虚拟诊室、虚拟问诊、辅助诊断。词表同时覆盖生成式指称和相邻对话式医疗服务；四平台词表相同，接口差异导致个别词在部分平台无结果。“在线问诊”“智慧医疗”“辅助诊断”也可能指向非生成式或一般互联网医疗，故后文做相关性识别，概念边界见研究局限。</w:t>
-      </w:r>
-      <w:r>
-        <w:rPr>
-          <w:rFonts w:ascii="Times New Roman" w:hAnsi="Times New Roman" w:eastAsia="宋体" w:cs="Times New Roman"/>
-          <w:b w:val="0"/>
-          <w:sz w:val="21"/>
-          <w:szCs w:val="21"/>
-        </w:rPr>
-      </w:r>
-      <w:r>
-        <w:rPr>
-          <w:rFonts w:ascii="Times New Roman" w:hAnsi="Times New Roman" w:eastAsia="宋体" w:cs="Times New Roman"/>
-          <w:b w:val="0"/>
-          <w:sz w:val="21"/>
-          <w:szCs w:val="21"/>
-        </w:rPr>
-      </w:r>
-      <w:r>
-        <w:rPr>
-          <w:rFonts w:ascii="Times New Roman" w:hAnsi="Times New Roman" w:eastAsia="宋体" w:cs="Times New Roman"/>
-          <w:b w:val="0"/>
-          <w:sz w:val="21"/>
-          <w:szCs w:val="21"/>
-        </w:rPr>
-      </w:r>
-      <w:r>
-        <w:rPr>
-          <w:rFonts w:ascii="Times New Roman" w:hAnsi="Times New Roman" w:eastAsia="宋体" w:cs="Times New Roman"/>
-          <w:b w:val="0"/>
-          <w:sz w:val="21"/>
-          <w:szCs w:val="21"/>
-        </w:rPr>
-      </w:r>
-      <w:r>
-        <w:rPr>
-          <w:rFonts w:ascii="Times New Roman" w:hAnsi="Times New Roman" w:eastAsia="宋体" w:cs="Times New Roman"/>
-          <w:b w:val="0"/>
-          <w:sz w:val="21"/>
-          <w:szCs w:val="21"/>
-        </w:rPr>
-      </w:r>
-      <w:r>
-        <w:rPr>
-          <w:rFonts w:ascii="Times New Roman" w:hAnsi="Times New Roman" w:eastAsia="宋体" w:cs="Times New Roman"/>
-          <w:b w:val="0"/>
-          <w:sz w:val="21"/>
-          <w:szCs w:val="21"/>
-        </w:rPr>
-      </w:r>
-      <w:r>
-        <w:rPr>
-          <w:rFonts w:ascii="Times New Roman" w:hAnsi="Times New Roman" w:eastAsia="宋体" w:cs="Times New Roman"/>
-          <w:b w:val="0"/>
-          <w:sz w:val="21"/>
-          <w:szCs w:val="21"/>
-        </w:rPr>
-      </w:r>
-      <w:r>
-        <w:rPr>
-          <w:rFonts w:ascii="Times New Roman" w:hAnsi="Times New Roman" w:eastAsia="宋体" w:cs="Times New Roman"/>
-          <w:b w:val="0"/>
-          <w:sz w:val="21"/>
-          <w:szCs w:val="21"/>
-        </w:rPr>
-      </w:r>
-      <w:r>
-        <w:rPr>
-          <w:rFonts w:ascii="Times New Roman" w:hAnsi="Times New Roman" w:eastAsia="宋体" w:cs="Times New Roman"/>
-          <w:b w:val="0"/>
-          <w:sz w:val="21"/>
-          <w:szCs w:val="21"/>
-        </w:rPr>
-      </w:r>
-      <w:r>
-        <w:rPr>
-          <w:rFonts w:ascii="Times New Roman" w:hAnsi="Times New Roman" w:eastAsia="宋体" w:cs="Times New Roman"/>
-          <w:b w:val="0"/>
-          <w:sz w:val="21"/>
-          <w:szCs w:val="21"/>
-        </w:rPr>
-      </w:r>
-      <w:r>
-        <w:rPr>
-          <w:rFonts w:ascii="Times New Roman" w:hAnsi="Times New Roman" w:eastAsia="宋体" w:cs="Times New Roman"/>
-          <w:b w:val="0"/>
-          <w:sz w:val="21"/>
-          <w:szCs w:val="21"/>
-        </w:rPr>
-      </w:r>
-      <w:r>
-        <w:rPr>
-          <w:rFonts w:ascii="Times New Roman" w:hAnsi="Times New Roman" w:eastAsia="宋体" w:cs="Times New Roman"/>
-          <w:b w:val="0"/>
-          <w:sz w:val="21"/>
-          <w:szCs w:val="21"/>
-        </w:rPr>
-      </w:r>
-      <w:r>
-        <w:rPr>
-          <w:rFonts w:ascii="Times New Roman" w:hAnsi="Times New Roman" w:eastAsia="宋体" w:cs="Times New Roman"/>
-          <w:b w:val="0"/>
-          <w:sz w:val="21"/>
-          <w:szCs w:val="21"/>
-        </w:rPr>
-      </w:r>
-      <w:r>
-        <w:rPr>
-          <w:rFonts w:ascii="Times New Roman" w:hAnsi="Times New Roman" w:eastAsia="宋体" w:cs="Times New Roman"/>
-          <w:b w:val="0"/>
-          <w:sz w:val="21"/>
-          <w:szCs w:val="21"/>
-        </w:rPr>
+        <w:t xml:space="preserve">数据由第三方机构按照统一检索词表回溯采集，涵盖微博、抖音、小红书和知乎四个平台。检索词包括AI医生、AI医疗、AI问诊、医疗大模型、在线问诊、数字医生、智慧医疗、智能问诊、虚拟医生、虚拟诊室、虚拟问诊和辅助诊断。该词表同时覆盖生成式人工智能指称及相邻对话式医疗服务；四个平台使用相同词表，但受接口差异影响，个别检索词在部分平台未返回结果。“在线问诊”“智慧医疗”和“辅助诊断”也可能指向传统医疗AI或一般互联网医疗，因此后续设置相关性识别环节，相关概念边界在研究局限中进一步说明。</w:t>
       </w:r>
     </w:p>
     <w:p>
@@ -2020,167 +638,7 @@
           <w:sz w:val="21"/>
           <w:szCs w:val="21"/>
         </w:rPr>
-        <w:t>采集于2026年3–4月，一次性回溯，评论时间约2019年12月至2026年3月。记录含帖子标题、评论时间与正文。合并后399,508条；删除正文不足3个字符的记录并按正文去重，保留284,849条。平台早期内容可检索性有限，语料向近年集中。分析不使用用户名等识别信息，例句只用于说明词簇语义。</w:t>
-      </w:r>
-      <w:r>
-        <w:rPr>
-          <w:rFonts w:ascii="Times New Roman" w:hAnsi="Times New Roman" w:eastAsia="宋体" w:cs="Times New Roman"/>
-          <w:b w:val="0"/>
-          <w:sz w:val="21"/>
-          <w:szCs w:val="21"/>
-        </w:rPr>
-      </w:r>
-      <w:r>
-        <w:rPr>
-          <w:rFonts w:ascii="Times New Roman" w:hAnsi="Times New Roman" w:eastAsia="宋体" w:cs="Times New Roman"/>
-          <w:b w:val="0"/>
-          <w:sz w:val="21"/>
-          <w:szCs w:val="21"/>
-        </w:rPr>
-      </w:r>
-      <w:r>
-        <w:rPr>
-          <w:rFonts w:ascii="Times New Roman" w:hAnsi="Times New Roman" w:eastAsia="宋体" w:cs="Times New Roman"/>
-          <w:b w:val="0"/>
-          <w:sz w:val="21"/>
-          <w:szCs w:val="21"/>
-        </w:rPr>
-      </w:r>
-      <w:r>
-        <w:rPr>
-          <w:rFonts w:ascii="Times New Roman" w:hAnsi="Times New Roman" w:eastAsia="宋体" w:cs="Times New Roman"/>
-          <w:b w:val="0"/>
-          <w:sz w:val="21"/>
-          <w:szCs w:val="21"/>
-        </w:rPr>
-      </w:r>
-      <w:r>
-        <w:rPr>
-          <w:rFonts w:ascii="Times New Roman" w:hAnsi="Times New Roman" w:eastAsia="宋体" w:cs="Times New Roman"/>
-          <w:b w:val="0"/>
-          <w:sz w:val="21"/>
-          <w:szCs w:val="21"/>
-        </w:rPr>
-      </w:r>
-      <w:r>
-        <w:rPr>
-          <w:rFonts w:ascii="Times New Roman" w:hAnsi="Times New Roman" w:eastAsia="宋体" w:cs="Times New Roman"/>
-          <w:b w:val="0"/>
-          <w:sz w:val="21"/>
-          <w:szCs w:val="21"/>
-        </w:rPr>
-      </w:r>
-      <w:r>
-        <w:rPr>
-          <w:rFonts w:ascii="Times New Roman" w:hAnsi="Times New Roman" w:eastAsia="宋体" w:cs="Times New Roman"/>
-          <w:b w:val="0"/>
-          <w:sz w:val="21"/>
-          <w:szCs w:val="21"/>
-        </w:rPr>
-      </w:r>
-      <w:r>
-        <w:rPr>
-          <w:rFonts w:ascii="Times New Roman" w:hAnsi="Times New Roman" w:eastAsia="宋体" w:cs="Times New Roman"/>
-          <w:b w:val="0"/>
-          <w:sz w:val="21"/>
-          <w:szCs w:val="21"/>
-        </w:rPr>
-      </w:r>
-      <w:r>
-        <w:rPr>
-          <w:rFonts w:ascii="Times New Roman" w:hAnsi="Times New Roman" w:eastAsia="宋体" w:cs="Times New Roman"/>
-          <w:b w:val="0"/>
-          <w:sz w:val="21"/>
-          <w:szCs w:val="21"/>
-        </w:rPr>
-      </w:r>
-      <w:r>
-        <w:rPr>
-          <w:rFonts w:ascii="Times New Roman" w:hAnsi="Times New Roman" w:eastAsia="宋体" w:cs="Times New Roman"/>
-          <w:b w:val="0"/>
-          <w:sz w:val="21"/>
-          <w:szCs w:val="21"/>
-        </w:rPr>
-      </w:r>
-      <w:r>
-        <w:rPr>
-          <w:rFonts w:ascii="Times New Roman" w:hAnsi="Times New Roman" w:eastAsia="宋体" w:cs="Times New Roman"/>
-          <w:b w:val="0"/>
-          <w:sz w:val="21"/>
-          <w:szCs w:val="21"/>
-        </w:rPr>
-      </w:r>
-      <w:r>
-        <w:rPr>
-          <w:rFonts w:ascii="Times New Roman" w:hAnsi="Times New Roman" w:eastAsia="宋体" w:cs="Times New Roman"/>
-          <w:b w:val="0"/>
-          <w:sz w:val="21"/>
-          <w:szCs w:val="21"/>
-        </w:rPr>
-      </w:r>
-      <w:r>
-        <w:rPr>
-          <w:rFonts w:ascii="Times New Roman" w:hAnsi="Times New Roman" w:eastAsia="宋体" w:cs="Times New Roman"/>
-          <w:b w:val="0"/>
-          <w:sz w:val="21"/>
-          <w:szCs w:val="21"/>
-        </w:rPr>
-      </w:r>
-      <w:r>
-        <w:rPr>
-          <w:rFonts w:ascii="Times New Roman" w:hAnsi="Times New Roman" w:eastAsia="宋体" w:cs="Times New Roman"/>
-          <w:b w:val="0"/>
-          <w:sz w:val="21"/>
-          <w:szCs w:val="21"/>
-        </w:rPr>
-      </w:r>
-      <w:r>
-        <w:rPr>
-          <w:rFonts w:ascii="Times New Roman" w:hAnsi="Times New Roman" w:eastAsia="宋体" w:cs="Times New Roman"/>
-          <w:b w:val="0"/>
-          <w:sz w:val="21"/>
-          <w:szCs w:val="21"/>
-        </w:rPr>
-      </w:r>
-      <w:r>
-        <w:rPr>
-          <w:rFonts w:ascii="Times New Roman" w:hAnsi="Times New Roman" w:eastAsia="宋体" w:cs="Times New Roman"/>
-          <w:b w:val="0"/>
-          <w:sz w:val="21"/>
-          <w:szCs w:val="21"/>
-        </w:rPr>
-      </w:r>
-      <w:r>
-        <w:rPr>
-          <w:rFonts w:ascii="Times New Roman" w:hAnsi="Times New Roman" w:eastAsia="宋体" w:cs="Times New Roman"/>
-          <w:b w:val="0"/>
-          <w:sz w:val="21"/>
-          <w:szCs w:val="21"/>
-        </w:rPr>
-      </w:r>
-      <w:r>
-        <w:rPr>
-          <w:rFonts w:ascii="Times New Roman" w:hAnsi="Times New Roman" w:eastAsia="宋体" w:cs="Times New Roman"/>
-          <w:b w:val="0"/>
-          <w:sz w:val="21"/>
-          <w:szCs w:val="21"/>
-        </w:rPr>
-      </w:r>
-      <w:r>
-        <w:rPr>
-          <w:rFonts w:ascii="Times New Roman" w:hAnsi="Times New Roman" w:eastAsia="宋体" w:cs="Times New Roman"/>
-          <w:b w:val="0"/>
-          <w:sz w:val="21"/>
-          <w:szCs w:val="21"/>
-        </w:rPr>
-      </w:r>
-      <w:r>
-        <w:rPr>
-          <w:rFonts w:ascii="Times New Roman" w:hAnsi="Times New Roman" w:eastAsia="宋体" w:cs="Times New Roman"/>
-          <w:b w:val="0"/>
-          <w:sz w:val="21"/>
-          <w:szCs w:val="21"/>
-        </w:rPr>
+        <w:t xml:space="preserve">数据采集于2026年3—4月，以一次性回溯方式获取约2019年12月至2026年3月发布的评论，记录字段包括帖子标题、评论时间和评论正文。合并后共获得399,508条原始评论；删除正文不足3个字符的记录，并按照评论正文去重后，保留284,849条。由于平台早期内容的可检索性有限，语料主要集中于近年。分析过程不使用用户名等可识别信息，文中例句仅用于说明词簇语义。</w:t>
       </w:r>
     </w:p>
     <w:p>
@@ -2213,39 +671,7 @@
           <w:sz w:val="21"/>
           <w:szCs w:val="21"/>
         </w:rPr>
-        <w:t>宽口径检索后依次做相关性二分类和态度四分类。相关是指评论讨论人工智能、智能或对话式线上医疗，或在相关帖语境下回应上述应用；正文未出现“AI”二字，只要在讨论或回应该帖中的智能、线上医疗，仍计为相关。态度将相关评论标为无态度、积极、中立或消极。无评价的事实陈述、围观和无实质内容为无态度；明确肯定或否定为积极或消极；同时承认应用价值并强调能力边界、医生把关或审慎使用为中立。标题只作语境，判断以正文为准。</w:t>
-      </w:r>
-      <w:r>
-        <w:rPr>
-          <w:rFonts w:ascii="Times New Roman" w:hAnsi="Times New Roman" w:eastAsia="宋体" w:cs="Times New Roman"/>
-          <w:b w:val="0"/>
-          <w:sz w:val="21"/>
-          <w:szCs w:val="21"/>
-        </w:rPr>
-      </w:r>
-      <w:r>
-        <w:rPr>
-          <w:rFonts w:ascii="Times New Roman" w:hAnsi="Times New Roman" w:eastAsia="宋体" w:cs="Times New Roman"/>
-          <w:b w:val="0"/>
-          <w:sz w:val="21"/>
-          <w:szCs w:val="21"/>
-        </w:rPr>
-      </w:r>
-      <w:r>
-        <w:rPr>
-          <w:rFonts w:ascii="Times New Roman" w:hAnsi="Times New Roman" w:eastAsia="宋体" w:cs="Times New Roman"/>
-          <w:b w:val="0"/>
-          <w:sz w:val="21"/>
-          <w:szCs w:val="21"/>
-        </w:rPr>
-      </w:r>
-      <w:r>
-        <w:rPr>
-          <w:rFonts w:ascii="Times New Roman" w:hAnsi="Times New Roman" w:eastAsia="宋体" w:cs="Times New Roman"/>
-          <w:b w:val="0"/>
-          <w:sz w:val="21"/>
-          <w:szCs w:val="21"/>
-        </w:rPr>
+        <w:t xml:space="preserve">完成宽口径检索后，本文依次进行相关性二分类和态度四分类。相关性判断用于识别评论是否讨论人工智能、智能或对话式线上医疗服务，或是否在相关帖子语境中回应上述应用。评论正文即使未出现“AI”，只要明确回应帖子中的智能或线上医疗服务，仍被判定为相关。态度分类将相关评论划分为无态度、积极、中立和消极：无评价的事实陈述、围观表达和无实质内容归为无态度；明确肯定或否定归为积极或消极；同时承认应用价值并强调能力边界、医生把关或审慎使用归为中立。帖子标题仅用于补充语境，最终判断以评论正文为主。</w:t>
       </w:r>
     </w:p>
     <w:p>
@@ -2261,153 +687,7 @@
           <w:sz w:val="21"/>
           <w:szCs w:val="21"/>
         </w:rPr>
-        <w:t>全量人工标注成本高，故采用“大语言模型生成训练集银标准—人工金标准验证与测试—编码器全量推理”。大模型只标训练集，验证和测试由人工标注〔13-15〕。两个任务均用Chinese MacBERT〔16〕，输入为标题与评论正文拼接；按验证集Macro-F1选模。</w:t>
-      </w:r>
-      <w:r>
-        <w:rPr>
-          <w:rFonts w:ascii="Times New Roman" w:hAnsi="Times New Roman" w:eastAsia="宋体" w:cs="Times New Roman"/>
-          <w:b w:val="0"/>
-          <w:sz w:val="21"/>
-          <w:szCs w:val="21"/>
-        </w:rPr>
-      </w:r>
-      <w:r>
-        <w:rPr>
-          <w:rFonts w:ascii="Times New Roman" w:hAnsi="Times New Roman" w:eastAsia="宋体" w:cs="Times New Roman"/>
-          <w:b w:val="0"/>
-          <w:sz w:val="21"/>
-          <w:szCs w:val="21"/>
-        </w:rPr>
-      </w:r>
-      <w:r>
-        <w:rPr>
-          <w:rFonts w:ascii="Times New Roman" w:hAnsi="Times New Roman" w:eastAsia="宋体" w:cs="Times New Roman"/>
-          <w:b w:val="0"/>
-          <w:sz w:val="21"/>
-          <w:szCs w:val="21"/>
-        </w:rPr>
-      </w:r>
-      <w:r>
-        <w:rPr>
-          <w:rFonts w:ascii="Times New Roman" w:hAnsi="Times New Roman" w:eastAsia="宋体" w:cs="Times New Roman"/>
-          <w:b w:val="0"/>
-          <w:sz w:val="21"/>
-          <w:szCs w:val="21"/>
-        </w:rPr>
-      </w:r>
-      <w:r>
-        <w:rPr>
-          <w:rFonts w:ascii="Times New Roman" w:hAnsi="Times New Roman" w:eastAsia="宋体" w:cs="Times New Roman"/>
-          <w:b w:val="0"/>
-          <w:sz w:val="21"/>
-          <w:szCs w:val="21"/>
-        </w:rPr>
-      </w:r>
-      <w:r>
-        <w:rPr>
-          <w:rFonts w:ascii="Times New Roman" w:hAnsi="Times New Roman" w:eastAsia="宋体" w:cs="Times New Roman"/>
-          <w:b w:val="0"/>
-          <w:sz w:val="21"/>
-          <w:szCs w:val="21"/>
-        </w:rPr>
-      </w:r>
-      <w:r>
-        <w:rPr>
-          <w:rFonts w:ascii="Times New Roman" w:hAnsi="Times New Roman" w:eastAsia="宋体" w:cs="Times New Roman"/>
-          <w:b w:val="0"/>
-          <w:sz w:val="21"/>
-          <w:szCs w:val="21"/>
-        </w:rPr>
-      </w:r>
-      <w:r>
-        <w:rPr>
-          <w:rFonts w:ascii="Times New Roman" w:hAnsi="Times New Roman" w:eastAsia="宋体" w:cs="Times New Roman"/>
-          <w:b w:val="0"/>
-          <w:sz w:val="21"/>
-          <w:szCs w:val="21"/>
-        </w:rPr>
-      </w:r>
-      <w:r>
-        <w:rPr>
-          <w:rFonts w:ascii="Times New Roman" w:hAnsi="Times New Roman" w:eastAsia="宋体" w:cs="Times New Roman"/>
-          <w:b w:val="0"/>
-          <w:sz w:val="21"/>
-          <w:szCs w:val="21"/>
-        </w:rPr>
-      </w:r>
-      <w:r>
-        <w:rPr>
-          <w:rFonts w:ascii="Times New Roman" w:hAnsi="Times New Roman" w:eastAsia="宋体" w:cs="Times New Roman"/>
-          <w:b w:val="0"/>
-          <w:sz w:val="21"/>
-          <w:szCs w:val="21"/>
-        </w:rPr>
-      </w:r>
-      <w:r>
-        <w:rPr>
-          <w:rFonts w:ascii="Times New Roman" w:hAnsi="Times New Roman" w:eastAsia="宋体" w:cs="Times New Roman"/>
-          <w:b w:val="0"/>
-          <w:sz w:val="21"/>
-          <w:szCs w:val="21"/>
-        </w:rPr>
-      </w:r>
-      <w:r>
-        <w:rPr>
-          <w:rFonts w:ascii="Times New Roman" w:hAnsi="Times New Roman" w:eastAsia="宋体" w:cs="Times New Roman"/>
-          <w:b w:val="0"/>
-          <w:sz w:val="21"/>
-          <w:szCs w:val="21"/>
-        </w:rPr>
-      </w:r>
-      <w:proofErr w:type="spellStart"/>
-      <w:r>
-        <w:rPr>
-          <w:rFonts w:ascii="Times New Roman" w:hAnsi="Times New Roman" w:eastAsia="宋体" w:cs="Times New Roman"/>
-          <w:b w:val="0"/>
-          <w:sz w:val="21"/>
-          <w:szCs w:val="21"/>
-        </w:rPr>
-      </w:r>
-      <w:proofErr w:type="spellEnd"/>
-      <w:r>
-        <w:rPr>
-          <w:rFonts w:ascii="Times New Roman" w:hAnsi="Times New Roman" w:eastAsia="宋体" w:cs="Times New Roman"/>
-          <w:b w:val="0"/>
-          <w:sz w:val="21"/>
-          <w:szCs w:val="21"/>
-        </w:rPr>
-      </w:r>
-      <w:r>
-        <w:rPr>
-          <w:rFonts w:ascii="Times New Roman" w:hAnsi="Times New Roman" w:eastAsia="宋体" w:cs="Times New Roman"/>
-          <w:b w:val="0"/>
-          <w:sz w:val="21"/>
-          <w:szCs w:val="21"/>
-        </w:rPr>
-      </w:r>
-      <w:r>
-        <w:rPr>
-          <w:rFonts w:ascii="Times New Roman" w:hAnsi="Times New Roman" w:eastAsia="宋体" w:cs="Times New Roman"/>
-          <w:b w:val="0"/>
-          <w:sz w:val="21"/>
-          <w:szCs w:val="21"/>
-        </w:rPr>
-      </w:r>
-      <w:r>
-        <w:rPr>
-          <w:rFonts w:ascii="Times New Roman" w:hAnsi="Times New Roman" w:eastAsia="宋体" w:cs="Times New Roman"/>
-          <w:b w:val="0"/>
-          <w:sz w:val="21"/>
-          <w:szCs w:val="21"/>
-        </w:rPr>
-      </w:r>
-      <w:r>
-        <w:rPr>
-          <w:rFonts w:ascii="Times New Roman" w:hAnsi="Times New Roman" w:eastAsia="宋体" w:cs="Times New Roman"/>
-          <w:b w:val="0"/>
-          <w:sz w:val="21"/>
-          <w:szCs w:val="21"/>
-        </w:rPr>
+        <w:t xml:space="preserve">鉴于全量人工标注成本较高，本文采用“大语言模型生成训练集银标准—人工构建验证集和测试集金标准—编码器完成全量推理”的流程。大语言模型仅用于标注训练集，验证集和测试集均由人工标注〔13-15〕。相关性和态度分类均采用Chinese MacBERT模型〔16〕，输入文本由帖子标题与评论正文拼接构成，并依据验证集Macro-F1选择最优模型。</w:t>
       </w:r>
     </w:p>
     <w:p>
@@ -2423,247 +703,7 @@
           <w:sz w:val="21"/>
           <w:szCs w:val="21"/>
         </w:rPr>
-        <w:t>相关性从清洗后语料随机抽3,000条，按2,400/300/300划分训练、验证和测试。训练集由DeepSeek在温度0时生成银标准，分层抽100条人工盲标，人机一致率92.0%，κ为0.829；验证和测试用人工金标准。类别加权交叉熵训练后，测试集Accuracy为0.867、Macro-F1为0.863，全量推理得相关评论103,731条。该“相关”依上述操作化定义，不表示每条所涉产品均已核验为生成式模型。</w:t>
-      </w:r>
-      <w:r>
-        <w:rPr>
-          <w:rFonts w:ascii="Times New Roman" w:hAnsi="Times New Roman" w:eastAsia="宋体" w:cs="Times New Roman"/>
-          <w:b w:val="0"/>
-          <w:sz w:val="21"/>
-          <w:szCs w:val="21"/>
-        </w:rPr>
-      </w:r>
-      <w:r>
-        <w:rPr>
-          <w:rFonts w:ascii="Times New Roman" w:hAnsi="Times New Roman" w:eastAsia="宋体" w:cs="Times New Roman"/>
-          <w:b w:val="0"/>
-          <w:sz w:val="21"/>
-          <w:szCs w:val="21"/>
-        </w:rPr>
-      </w:r>
-      <w:r>
-        <w:rPr>
-          <w:rFonts w:ascii="Times New Roman" w:hAnsi="Times New Roman" w:eastAsia="宋体" w:cs="Times New Roman"/>
-          <w:b w:val="0"/>
-          <w:sz w:val="21"/>
-          <w:szCs w:val="21"/>
-        </w:rPr>
-      </w:r>
-      <w:r>
-        <w:rPr>
-          <w:rFonts w:ascii="Times New Roman" w:hAnsi="Times New Roman" w:eastAsia="宋体" w:cs="Times New Roman"/>
-          <w:b w:val="0"/>
-          <w:sz w:val="21"/>
-          <w:szCs w:val="21"/>
-        </w:rPr>
-      </w:r>
-      <w:r>
-        <w:rPr>
-          <w:rFonts w:ascii="Times New Roman" w:hAnsi="Times New Roman" w:eastAsia="宋体" w:cs="Times New Roman"/>
-          <w:b w:val="0"/>
-          <w:sz w:val="21"/>
-          <w:szCs w:val="21"/>
-        </w:rPr>
-      </w:r>
-      <w:r>
-        <w:rPr>
-          <w:rFonts w:ascii="Times New Roman" w:hAnsi="Times New Roman" w:eastAsia="宋体" w:cs="Times New Roman"/>
-          <w:b w:val="0"/>
-          <w:sz w:val="21"/>
-          <w:szCs w:val="21"/>
-        </w:rPr>
-      </w:r>
-      <w:r>
-        <w:rPr>
-          <w:rFonts w:ascii="Times New Roman" w:hAnsi="Times New Roman" w:eastAsia="宋体" w:cs="Times New Roman"/>
-          <w:b w:val="0"/>
-          <w:sz w:val="21"/>
-          <w:szCs w:val="21"/>
-        </w:rPr>
-      </w:r>
-      <w:r>
-        <w:rPr>
-          <w:rFonts w:ascii="Times New Roman" w:hAnsi="Times New Roman" w:eastAsia="宋体" w:cs="Times New Roman"/>
-          <w:b w:val="0"/>
-          <w:sz w:val="21"/>
-          <w:szCs w:val="21"/>
-        </w:rPr>
-      </w:r>
-      <w:r>
-        <w:rPr>
-          <w:rFonts w:ascii="Times New Roman" w:hAnsi="Times New Roman" w:eastAsia="宋体" w:cs="Times New Roman"/>
-          <w:b w:val="0"/>
-          <w:sz w:val="21"/>
-          <w:szCs w:val="21"/>
-        </w:rPr>
-      </w:r>
-      <w:r>
-        <w:rPr>
-          <w:rFonts w:ascii="Times New Roman" w:hAnsi="Times New Roman" w:eastAsia="宋体" w:cs="Times New Roman"/>
-          <w:b w:val="0"/>
-          <w:sz w:val="21"/>
-          <w:szCs w:val="21"/>
-        </w:rPr>
-      </w:r>
-      <w:r>
-        <w:rPr>
-          <w:rFonts w:ascii="Times New Roman" w:hAnsi="Times New Roman" w:eastAsia="宋体" w:cs="Times New Roman"/>
-          <w:b w:val="0"/>
-          <w:sz w:val="21"/>
-          <w:szCs w:val="21"/>
-        </w:rPr>
-      </w:r>
-      <w:r>
-        <w:rPr>
-          <w:rFonts w:ascii="Times New Roman" w:hAnsi="Times New Roman" w:eastAsia="宋体" w:cs="Times New Roman"/>
-          <w:b w:val="0"/>
-          <w:sz w:val="21"/>
-          <w:szCs w:val="21"/>
-        </w:rPr>
-      </w:r>
-      <w:r>
-        <w:rPr>
-          <w:rFonts w:ascii="Times New Roman" w:hAnsi="Times New Roman" w:eastAsia="宋体" w:cs="Times New Roman"/>
-          <w:b w:val="0"/>
-          <w:sz w:val="21"/>
-          <w:szCs w:val="21"/>
-        </w:rPr>
-      </w:r>
-      <w:r>
-        <w:rPr>
-          <w:rFonts w:ascii="Times New Roman" w:hAnsi="Times New Roman" w:eastAsia="宋体" w:cs="Times New Roman"/>
-          <w:b w:val="0"/>
-          <w:sz w:val="21"/>
-          <w:szCs w:val="21"/>
-        </w:rPr>
-      </w:r>
-      <w:r>
-        <w:rPr>
-          <w:rFonts w:ascii="Times New Roman" w:hAnsi="Times New Roman" w:eastAsia="宋体" w:cs="Times New Roman"/>
-          <w:b w:val="0"/>
-          <w:sz w:val="21"/>
-          <w:szCs w:val="21"/>
-        </w:rPr>
-      </w:r>
-      <w:r>
-        <w:rPr>
-          <w:rFonts w:ascii="Times New Roman" w:hAnsi="Times New Roman" w:eastAsia="宋体" w:cs="Times New Roman"/>
-          <w:b w:val="0"/>
-          <w:sz w:val="21"/>
-          <w:szCs w:val="21"/>
-        </w:rPr>
-      </w:r>
-      <w:r>
-        <w:rPr>
-          <w:rFonts w:ascii="Times New Roman" w:hAnsi="Times New Roman" w:eastAsia="宋体" w:cs="Times New Roman"/>
-          <w:b w:val="0"/>
-          <w:sz w:val="21"/>
-          <w:szCs w:val="21"/>
-        </w:rPr>
-      </w:r>
-      <w:r>
-        <w:rPr>
-          <w:rFonts w:ascii="Times New Roman" w:hAnsi="Times New Roman" w:eastAsia="宋体" w:cs="Times New Roman"/>
-          <w:b w:val="0"/>
-          <w:sz w:val="21"/>
-          <w:szCs w:val="21"/>
-        </w:rPr>
-      </w:r>
-      <w:r>
-        <w:rPr>
-          <w:rFonts w:ascii="Times New Roman" w:hAnsi="Times New Roman" w:eastAsia="宋体" w:cs="Times New Roman"/>
-          <w:b w:val="0"/>
-          <w:sz w:val="21"/>
-          <w:szCs w:val="21"/>
-        </w:rPr>
-      </w:r>
-      <w:r>
-        <w:rPr>
-          <w:rFonts w:ascii="Times New Roman" w:hAnsi="Times New Roman" w:eastAsia="宋体" w:cs="Times New Roman"/>
-          <w:b w:val="0"/>
-          <w:sz w:val="21"/>
-          <w:szCs w:val="21"/>
-        </w:rPr>
-      </w:r>
-      <w:r>
-        <w:rPr>
-          <w:rFonts w:ascii="Times New Roman" w:hAnsi="Times New Roman" w:eastAsia="宋体" w:cs="Times New Roman"/>
-          <w:b w:val="0"/>
-          <w:sz w:val="21"/>
-          <w:szCs w:val="21"/>
-        </w:rPr>
-      </w:r>
-      <w:r>
-        <w:rPr>
-          <w:rFonts w:ascii="Times New Roman" w:hAnsi="Times New Roman" w:eastAsia="宋体" w:cs="Times New Roman"/>
-          <w:b w:val="0"/>
-          <w:sz w:val="21"/>
-          <w:szCs w:val="21"/>
-        </w:rPr>
-      </w:r>
-      <w:r>
-        <w:rPr>
-          <w:rFonts w:ascii="Times New Roman" w:hAnsi="Times New Roman" w:eastAsia="宋体" w:cs="Times New Roman"/>
-          <w:b w:val="0"/>
-          <w:sz w:val="21"/>
-          <w:szCs w:val="21"/>
-        </w:rPr>
-      </w:r>
-      <w:r>
-        <w:rPr>
-          <w:rFonts w:ascii="Times New Roman" w:hAnsi="Times New Roman" w:eastAsia="宋体" w:cs="Times New Roman"/>
-          <w:b w:val="0"/>
-          <w:sz w:val="21"/>
-          <w:szCs w:val="21"/>
-        </w:rPr>
-      </w:r>
-      <w:r>
-        <w:rPr>
-          <w:rFonts w:ascii="Times New Roman" w:hAnsi="Times New Roman" w:eastAsia="宋体" w:cs="Times New Roman"/>
-          <w:b w:val="0"/>
-          <w:sz w:val="21"/>
-          <w:szCs w:val="21"/>
-        </w:rPr>
-      </w:r>
-      <w:r>
-        <w:rPr>
-          <w:rFonts w:ascii="Times New Roman" w:hAnsi="Times New Roman" w:eastAsia="宋体" w:cs="Times New Roman"/>
-          <w:b w:val="0"/>
-          <w:sz w:val="21"/>
-          <w:szCs w:val="21"/>
-        </w:rPr>
-      </w:r>
-      <w:r>
-        <w:rPr>
-          <w:rFonts w:ascii="Times New Roman" w:hAnsi="Times New Roman" w:eastAsia="宋体" w:cs="Times New Roman"/>
-          <w:b w:val="0"/>
-          <w:sz w:val="21"/>
-          <w:szCs w:val="21"/>
-        </w:rPr>
-      </w:r>
-      <w:r>
-        <w:rPr>
-          <w:rFonts w:ascii="Times New Roman" w:hAnsi="Times New Roman" w:eastAsia="宋体" w:cs="Times New Roman"/>
-          <w:b w:val="0"/>
-          <w:sz w:val="21"/>
-          <w:szCs w:val="21"/>
-        </w:rPr>
-      </w:r>
-      <w:r>
-        <w:rPr>
-          <w:rFonts w:ascii="Times New Roman" w:hAnsi="Times New Roman" w:eastAsia="宋体" w:cs="Times New Roman"/>
-          <w:b w:val="0"/>
-          <w:sz w:val="21"/>
-          <w:szCs w:val="21"/>
-        </w:rPr>
-      </w:r>
-      <w:r>
-        <w:rPr>
-          <w:rFonts w:ascii="Times New Roman" w:hAnsi="Times New Roman" w:eastAsia="宋体" w:cs="Times New Roman"/>
-          <w:b w:val="0"/>
-          <w:sz w:val="21"/>
-          <w:szCs w:val="21"/>
-        </w:rPr>
+        <w:t xml:space="preserve">相关性任务从清洗后语料中随机抽取3,000条评论，按照2,400、300和300条划分训练集、验证集和测试集。训练集由DeepSeek在温度设为0时生成银标准，并从中分层抽取100条进行人工盲标，人机一致率为92.0%，Cohen’s κ为0.829；验证集和测试集采用人工金标准。模型使用类别加权交叉熵训练，测试集Accuracy为0.867、Macro-F1为0.863。经全量推理，共识别相关评论103,731条。这里的“相关”依据上述操作化定义，并不表示每条评论涉及的产品均已核验为生成式模型。</w:t>
       </w:r>
     </w:p>
     <w:p>
@@ -2679,295 +719,7 @@
           <w:sz w:val="21"/>
           <w:szCs w:val="21"/>
         </w:rPr>
-        <w:t>态度任务从相关评论随机抽8,000条，按6,400/800/800划分。训练集同样由DeepSeek生成银标准，100条人工盲标一致率86.0%，κ为0.759；验证和测试用人工金标准，并对中立、消极增补样本，最终测试集962条。模型用Focal Loss〔17〕与类别加权，测试集Accuracy为0.793、Macro-F1为0.771。全量推理后，积极54,319、中立10,773、消极6,794条进入后续分析，无态度31,845条不进入词共现。</w:t>
-      </w:r>
-      <w:r>
-        <w:rPr>
-          <w:rFonts w:ascii="Times New Roman" w:hAnsi="Times New Roman" w:eastAsia="宋体" w:cs="Times New Roman"/>
-          <w:b w:val="0"/>
-          <w:sz w:val="21"/>
-          <w:szCs w:val="21"/>
-        </w:rPr>
-      </w:r>
-      <w:r>
-        <w:rPr>
-          <w:rFonts w:ascii="Times New Roman" w:hAnsi="Times New Roman" w:eastAsia="宋体" w:cs="Times New Roman"/>
-          <w:b w:val="0"/>
-          <w:sz w:val="21"/>
-          <w:szCs w:val="21"/>
-        </w:rPr>
-      </w:r>
-      <w:r>
-        <w:rPr>
-          <w:rFonts w:ascii="Times New Roman" w:hAnsi="Times New Roman" w:eastAsia="宋体" w:cs="Times New Roman"/>
-          <w:b w:val="0"/>
-          <w:sz w:val="21"/>
-          <w:szCs w:val="21"/>
-        </w:rPr>
-      </w:r>
-      <w:r>
-        <w:rPr>
-          <w:rFonts w:ascii="Times New Roman" w:hAnsi="Times New Roman" w:eastAsia="宋体" w:cs="Times New Roman"/>
-          <w:b w:val="0"/>
-          <w:sz w:val="21"/>
-          <w:szCs w:val="21"/>
-        </w:rPr>
-      </w:r>
-      <w:r>
-        <w:rPr>
-          <w:rFonts w:ascii="Times New Roman" w:hAnsi="Times New Roman" w:eastAsia="宋体" w:cs="Times New Roman"/>
-          <w:b w:val="0"/>
-          <w:sz w:val="21"/>
-          <w:szCs w:val="21"/>
-        </w:rPr>
-      </w:r>
-      <w:r>
-        <w:rPr>
-          <w:rFonts w:ascii="Times New Roman" w:hAnsi="Times New Roman" w:eastAsia="宋体" w:cs="Times New Roman"/>
-          <w:b w:val="0"/>
-          <w:sz w:val="21"/>
-          <w:szCs w:val="21"/>
-        </w:rPr>
-      </w:r>
-      <w:r>
-        <w:rPr>
-          <w:rFonts w:ascii="Times New Roman" w:hAnsi="Times New Roman" w:eastAsia="宋体" w:cs="Times New Roman"/>
-          <w:b w:val="0"/>
-          <w:sz w:val="21"/>
-          <w:szCs w:val="21"/>
-        </w:rPr>
-      </w:r>
-      <w:r>
-        <w:rPr>
-          <w:rFonts w:ascii="Times New Roman" w:hAnsi="Times New Roman" w:eastAsia="宋体" w:cs="Times New Roman"/>
-          <w:b w:val="0"/>
-          <w:sz w:val="21"/>
-          <w:szCs w:val="21"/>
-        </w:rPr>
-      </w:r>
-      <w:r>
-        <w:rPr>
-          <w:rFonts w:ascii="Times New Roman" w:hAnsi="Times New Roman" w:eastAsia="宋体" w:cs="Times New Roman"/>
-          <w:b w:val="0"/>
-          <w:sz w:val="21"/>
-          <w:szCs w:val="21"/>
-        </w:rPr>
-      </w:r>
-      <w:r>
-        <w:rPr>
-          <w:rFonts w:ascii="Times New Roman" w:hAnsi="Times New Roman" w:eastAsia="宋体" w:cs="Times New Roman"/>
-          <w:b w:val="0"/>
-          <w:sz w:val="21"/>
-          <w:szCs w:val="21"/>
-        </w:rPr>
-      </w:r>
-      <w:r>
-        <w:rPr>
-          <w:rFonts w:ascii="Times New Roman" w:hAnsi="Times New Roman" w:eastAsia="宋体" w:cs="Times New Roman"/>
-          <w:b w:val="0"/>
-          <w:sz w:val="21"/>
-          <w:szCs w:val="21"/>
-        </w:rPr>
-      </w:r>
-      <w:r>
-        <w:rPr>
-          <w:rFonts w:ascii="Times New Roman" w:hAnsi="Times New Roman" w:eastAsia="宋体" w:cs="Times New Roman"/>
-          <w:b w:val="0"/>
-          <w:sz w:val="21"/>
-          <w:szCs w:val="21"/>
-        </w:rPr>
-      </w:r>
-      <w:r>
-        <w:rPr>
-          <w:rFonts w:ascii="Times New Roman" w:hAnsi="Times New Roman" w:eastAsia="宋体" w:cs="Times New Roman"/>
-          <w:b w:val="0"/>
-          <w:sz w:val="21"/>
-          <w:szCs w:val="21"/>
-        </w:rPr>
-      </w:r>
-      <w:r>
-        <w:rPr>
-          <w:rFonts w:ascii="Times New Roman" w:hAnsi="Times New Roman" w:eastAsia="宋体" w:cs="Times New Roman"/>
-          <w:b w:val="0"/>
-          <w:sz w:val="21"/>
-          <w:szCs w:val="21"/>
-        </w:rPr>
-      </w:r>
-      <w:r>
-        <w:rPr>
-          <w:rFonts w:ascii="Times New Roman" w:hAnsi="Times New Roman" w:eastAsia="宋体" w:cs="Times New Roman"/>
-          <w:b w:val="0"/>
-          <w:sz w:val="21"/>
-          <w:szCs w:val="21"/>
-        </w:rPr>
-      </w:r>
-      <w:r>
-        <w:rPr>
-          <w:rFonts w:ascii="Times New Roman" w:hAnsi="Times New Roman" w:eastAsia="宋体" w:cs="Times New Roman"/>
-          <w:b w:val="0"/>
-          <w:sz w:val="21"/>
-          <w:szCs w:val="21"/>
-        </w:rPr>
-      </w:r>
-      <w:r>
-        <w:rPr>
-          <w:rFonts w:ascii="Times New Roman" w:hAnsi="Times New Roman" w:eastAsia="宋体" w:cs="Times New Roman"/>
-          <w:b w:val="0"/>
-          <w:sz w:val="21"/>
-          <w:szCs w:val="21"/>
-        </w:rPr>
-      </w:r>
-      <w:r>
-        <w:rPr>
-          <w:rFonts w:ascii="Times New Roman" w:hAnsi="Times New Roman" w:eastAsia="宋体" w:cs="Times New Roman"/>
-          <w:b w:val="0"/>
-          <w:sz w:val="21"/>
-          <w:szCs w:val="21"/>
-        </w:rPr>
-      </w:r>
-      <w:r>
-        <w:rPr>
-          <w:rFonts w:ascii="Times New Roman" w:hAnsi="Times New Roman" w:eastAsia="宋体" w:cs="Times New Roman"/>
-          <w:b w:val="0"/>
-          <w:sz w:val="21"/>
-          <w:szCs w:val="21"/>
-        </w:rPr>
-      </w:r>
-      <w:r>
-        <w:rPr>
-          <w:rFonts w:ascii="Times New Roman" w:hAnsi="Times New Roman" w:eastAsia="宋体" w:cs="Times New Roman"/>
-          <w:b w:val="0"/>
-          <w:sz w:val="21"/>
-          <w:szCs w:val="21"/>
-        </w:rPr>
-      </w:r>
-      <w:r>
-        <w:rPr>
-          <w:rFonts w:ascii="Times New Roman" w:hAnsi="Times New Roman" w:eastAsia="宋体" w:cs="Times New Roman"/>
-          <w:b w:val="0"/>
-          <w:sz w:val="21"/>
-          <w:szCs w:val="21"/>
-        </w:rPr>
-      </w:r>
-      <w:r>
-        <w:rPr>
-          <w:rFonts w:ascii="Times New Roman" w:hAnsi="Times New Roman" w:eastAsia="宋体" w:cs="Times New Roman"/>
-          <w:b w:val="0"/>
-          <w:sz w:val="21"/>
-          <w:szCs w:val="21"/>
-        </w:rPr>
-      </w:r>
-      <w:r>
-        <w:rPr>
-          <w:rFonts w:ascii="Times New Roman" w:hAnsi="Times New Roman" w:eastAsia="宋体" w:cs="Times New Roman"/>
-          <w:b w:val="0"/>
-          <w:sz w:val="21"/>
-          <w:szCs w:val="21"/>
-        </w:rPr>
-      </w:r>
-      <w:r>
-        <w:rPr>
-          <w:rFonts w:ascii="Times New Roman" w:hAnsi="Times New Roman" w:eastAsia="宋体" w:cs="Times New Roman"/>
-          <w:b w:val="0"/>
-          <w:sz w:val="21"/>
-          <w:szCs w:val="21"/>
-        </w:rPr>
-      </w:r>
-      <w:r>
-        <w:rPr>
-          <w:rFonts w:ascii="Times New Roman" w:hAnsi="Times New Roman" w:eastAsia="宋体" w:cs="Times New Roman"/>
-          <w:b w:val="0"/>
-          <w:sz w:val="21"/>
-          <w:szCs w:val="21"/>
-        </w:rPr>
-      </w:r>
-      <w:r>
-        <w:rPr>
-          <w:rFonts w:ascii="Times New Roman" w:hAnsi="Times New Roman" w:eastAsia="宋体" w:cs="Times New Roman"/>
-          <w:b w:val="0"/>
-          <w:sz w:val="21"/>
-          <w:szCs w:val="21"/>
-        </w:rPr>
-      </w:r>
-      <w:r>
-        <w:rPr>
-          <w:rFonts w:ascii="Times New Roman" w:hAnsi="Times New Roman" w:eastAsia="宋体" w:cs="Times New Roman"/>
-          <w:b w:val="0"/>
-          <w:sz w:val="21"/>
-          <w:szCs w:val="21"/>
-        </w:rPr>
-      </w:r>
-      <w:r>
-        <w:rPr>
-          <w:rFonts w:ascii="Times New Roman" w:hAnsi="Times New Roman" w:eastAsia="宋体" w:cs="Times New Roman"/>
-          <w:b w:val="0"/>
-          <w:sz w:val="21"/>
-          <w:szCs w:val="21"/>
-        </w:rPr>
-      </w:r>
-      <w:r>
-        <w:rPr>
-          <w:rFonts w:ascii="Times New Roman" w:hAnsi="Times New Roman" w:eastAsia="宋体" w:cs="Times New Roman"/>
-          <w:b w:val="0"/>
-          <w:sz w:val="21"/>
-          <w:szCs w:val="21"/>
-        </w:rPr>
-      </w:r>
-      <w:r>
-        <w:rPr>
-          <w:rFonts w:ascii="Times New Roman" w:hAnsi="Times New Roman" w:eastAsia="宋体" w:cs="Times New Roman"/>
-          <w:b w:val="0"/>
-          <w:sz w:val="21"/>
-          <w:szCs w:val="21"/>
-        </w:rPr>
-      </w:r>
-      <w:r>
-        <w:rPr>
-          <w:rFonts w:ascii="Times New Roman" w:hAnsi="Times New Roman" w:eastAsia="宋体" w:cs="Times New Roman"/>
-          <w:b w:val="0"/>
-          <w:sz w:val="21"/>
-          <w:szCs w:val="21"/>
-        </w:rPr>
-      </w:r>
-      <w:r>
-        <w:rPr>
-          <w:rFonts w:ascii="Times New Roman" w:hAnsi="Times New Roman" w:eastAsia="宋体" w:cs="Times New Roman"/>
-          <w:b w:val="0"/>
-          <w:sz w:val="21"/>
-          <w:szCs w:val="21"/>
-        </w:rPr>
-      </w:r>
-      <w:r>
-        <w:rPr>
-          <w:rFonts w:ascii="Times New Roman" w:hAnsi="Times New Roman" w:eastAsia="宋体" w:cs="Times New Roman"/>
-          <w:b w:val="0"/>
-          <w:sz w:val="21"/>
-          <w:szCs w:val="21"/>
-        </w:rPr>
-      </w:r>
-      <w:r>
-        <w:rPr>
-          <w:rFonts w:ascii="Times New Roman" w:hAnsi="Times New Roman" w:eastAsia="宋体" w:cs="Times New Roman"/>
-          <w:b w:val="0"/>
-          <w:sz w:val="21"/>
-          <w:szCs w:val="21"/>
-        </w:rPr>
-      </w:r>
-      <w:r>
-        <w:rPr>
-          <w:rFonts w:ascii="Times New Roman" w:hAnsi="Times New Roman" w:eastAsia="宋体" w:cs="Times New Roman"/>
-          <w:b w:val="0"/>
-          <w:sz w:val="21"/>
-          <w:szCs w:val="21"/>
-        </w:rPr>
-      </w:r>
-      <w:r>
-        <w:rPr>
-          <w:rFonts w:ascii="Times New Roman" w:hAnsi="Times New Roman" w:eastAsia="宋体" w:cs="Times New Roman"/>
-          <w:b w:val="0"/>
-          <w:sz w:val="21"/>
-          <w:szCs w:val="21"/>
-        </w:rPr>
+        <w:t xml:space="preserve">态度任务从相关评论中随机抽取8,000条，按照6,400、800和800条划分训练集、验证集和初始测试集。训练集同样由DeepSeek生成银标准，其中100条人工盲标的一致率为86.0%，Cohen’s κ为0.759；验证集和测试集采用人工金标准。为提高对少数类别的评估能力，在初始测试集基础上增补中立和消极样本，形成962条扩展测试集。模型结合Focal Loss〔17〕和类别加权进行训练，测试集Accuracy为0.793、Macro-F1为0.771。全量推理结果为积极54,319条、中立10,773条、消极6,794条，上述71,886条有态度评论进入后续分析；31,845条无态度评论不进入词共现分析。</w:t>
       </w:r>
     </w:p>
     <w:p>
@@ -3000,39 +752,7 @@
           <w:sz w:val="21"/>
           <w:szCs w:val="21"/>
         </w:rPr>
-        <w:t>态度只给出评价方向。为看判断如何在同一条评论中并置，先在三组内统计高频词并计算平均TF-IDF，压低各组通见词、突出有区分度的表达〔20〕；再构建评论内词共现网络：节点为词，边为两词同现于一条评论，边权为同现评论数。不跨评论，不用滑动窗口。</w:t>
-      </w:r>
-      <w:r>
-        <w:rPr>
-          <w:rFonts w:ascii="Times New Roman" w:hAnsi="Times New Roman" w:eastAsia="宋体" w:cs="Times New Roman"/>
-          <w:b w:val="0"/>
-          <w:sz w:val="21"/>
-          <w:szCs w:val="21"/>
-        </w:rPr>
-      </w:r>
-      <w:r>
-        <w:rPr>
-          <w:rFonts w:ascii="Times New Roman" w:hAnsi="Times New Roman" w:eastAsia="宋体" w:cs="Times New Roman"/>
-          <w:b w:val="0"/>
-          <w:sz w:val="21"/>
-          <w:szCs w:val="21"/>
-        </w:rPr>
-      </w:r>
-      <w:r>
-        <w:rPr>
-          <w:rFonts w:ascii="Times New Roman" w:hAnsi="Times New Roman" w:eastAsia="宋体" w:cs="Times New Roman"/>
-          <w:b w:val="0"/>
-          <w:sz w:val="21"/>
-          <w:szCs w:val="21"/>
-        </w:rPr>
-      </w:r>
-      <w:r>
-        <w:rPr>
-          <w:rFonts w:ascii="Times New Roman" w:hAnsi="Times New Roman" w:eastAsia="宋体" w:cs="Times New Roman"/>
-          <w:b w:val="0"/>
-          <w:sz w:val="21"/>
-          <w:szCs w:val="21"/>
-        </w:rPr>
+        <w:t xml:space="preserve">态度分类只能反映评价方向。为进一步考察不同判断如何在同一评论中共同出现，本文首先在三个态度组内统计高频词并计算平均TF-IDF，以降低组内常见词的权重，突出具有区分度的表达〔20〕；随后构建评论内词共现网络，其中节点代表词语，边表示两个词出现在同一条评论中，边权为两词共同出现的评论数量。共现关系不跨越评论，也不采用滑动窗口。</w:t>
       </w:r>
     </w:p>
     <w:p>
@@ -3048,151 +768,7 @@
           <w:sz w:val="21"/>
           <w:szCs w:val="21"/>
         </w:rPr>
-        <w:t>共词分析用于揭示概念关联〔18-19〕，Louvain按模块度划分社区〔21〕。本文将社区视为认知词簇，即自然表达中稳定共现的一组概念，不是预设理论类型。此后分析单位是词簇，不是单条评论。</w:t>
-      </w:r>
-      <w:r>
-        <w:rPr>
-          <w:rFonts w:ascii="Times New Roman" w:hAnsi="Times New Roman" w:eastAsia="宋体" w:cs="Times New Roman"/>
-          <w:b w:val="0"/>
-          <w:sz w:val="21"/>
-          <w:szCs w:val="21"/>
-        </w:rPr>
-      </w:r>
-      <w:r>
-        <w:rPr>
-          <w:rFonts w:ascii="Times New Roman" w:hAnsi="Times New Roman" w:eastAsia="宋体" w:cs="Times New Roman"/>
-          <w:b w:val="0"/>
-          <w:sz w:val="21"/>
-          <w:szCs w:val="21"/>
-        </w:rPr>
-      </w:r>
-      <w:r>
-        <w:rPr>
-          <w:rFonts w:ascii="Times New Roman" w:hAnsi="Times New Roman" w:eastAsia="宋体" w:cs="Times New Roman"/>
-          <w:b w:val="0"/>
-          <w:sz w:val="21"/>
-          <w:szCs w:val="21"/>
-        </w:rPr>
-      </w:r>
-      <w:r>
-        <w:rPr>
-          <w:rFonts w:ascii="Times New Roman" w:hAnsi="Times New Roman" w:eastAsia="宋体" w:cs="Times New Roman"/>
-          <w:b w:val="0"/>
-          <w:sz w:val="21"/>
-          <w:szCs w:val="21"/>
-        </w:rPr>
-      </w:r>
-      <w:r>
-        <w:rPr>
-          <w:rFonts w:ascii="Times New Roman" w:hAnsi="Times New Roman" w:eastAsia="宋体" w:cs="Times New Roman"/>
-          <w:b w:val="0"/>
-          <w:sz w:val="21"/>
-          <w:szCs w:val="21"/>
-        </w:rPr>
-      </w:r>
-      <w:r>
-        <w:rPr>
-          <w:rFonts w:ascii="Times New Roman" w:hAnsi="Times New Roman" w:eastAsia="宋体" w:cs="Times New Roman"/>
-          <w:b w:val="0"/>
-          <w:sz w:val="21"/>
-          <w:szCs w:val="21"/>
-        </w:rPr>
-      </w:r>
-      <w:r>
-        <w:rPr>
-          <w:rFonts w:ascii="Times New Roman" w:hAnsi="Times New Roman" w:eastAsia="宋体" w:cs="Times New Roman"/>
-          <w:b w:val="0"/>
-          <w:sz w:val="21"/>
-          <w:szCs w:val="21"/>
-        </w:rPr>
-      </w:r>
-      <w:r>
-        <w:rPr>
-          <w:rFonts w:ascii="Times New Roman" w:hAnsi="Times New Roman" w:eastAsia="宋体" w:cs="Times New Roman"/>
-          <w:b w:val="0"/>
-          <w:sz w:val="21"/>
-          <w:szCs w:val="21"/>
-        </w:rPr>
-      </w:r>
-      <w:r>
-        <w:rPr>
-          <w:rFonts w:ascii="Times New Roman" w:hAnsi="Times New Roman" w:eastAsia="宋体" w:cs="Times New Roman"/>
-          <w:b w:val="0"/>
-          <w:sz w:val="21"/>
-          <w:szCs w:val="21"/>
-        </w:rPr>
-      </w:r>
-      <w:r>
-        <w:rPr>
-          <w:rFonts w:ascii="Times New Roman" w:hAnsi="Times New Roman" w:eastAsia="宋体" w:cs="Times New Roman"/>
-          <w:b w:val="0"/>
-          <w:sz w:val="21"/>
-          <w:szCs w:val="21"/>
-        </w:rPr>
-      </w:r>
-      <w:r>
-        <w:rPr>
-          <w:rFonts w:ascii="Times New Roman" w:hAnsi="Times New Roman" w:eastAsia="宋体" w:cs="Times New Roman"/>
-          <w:b w:val="0"/>
-          <w:sz w:val="21"/>
-          <w:szCs w:val="21"/>
-        </w:rPr>
-      </w:r>
-      <w:r>
-        <w:rPr>
-          <w:rFonts w:ascii="Times New Roman" w:hAnsi="Times New Roman" w:eastAsia="宋体" w:cs="Times New Roman"/>
-          <w:b w:val="0"/>
-          <w:sz w:val="21"/>
-          <w:szCs w:val="21"/>
-        </w:rPr>
-      </w:r>
-      <w:r>
-        <w:rPr>
-          <w:rFonts w:ascii="Times New Roman" w:hAnsi="Times New Roman" w:eastAsia="宋体" w:cs="Times New Roman"/>
-          <w:b w:val="0"/>
-          <w:sz w:val="21"/>
-          <w:szCs w:val="21"/>
-        </w:rPr>
-      </w:r>
-      <w:r>
-        <w:rPr>
-          <w:rFonts w:ascii="Times New Roman" w:hAnsi="Times New Roman" w:eastAsia="宋体" w:cs="Times New Roman"/>
-          <w:b w:val="0"/>
-          <w:sz w:val="21"/>
-          <w:szCs w:val="21"/>
-        </w:rPr>
-      </w:r>
-      <w:r>
-        <w:rPr>
-          <w:rFonts w:ascii="Times New Roman" w:hAnsi="Times New Roman" w:eastAsia="宋体" w:cs="Times New Roman"/>
-          <w:b w:val="0"/>
-          <w:sz w:val="21"/>
-          <w:szCs w:val="21"/>
-        </w:rPr>
-      </w:r>
-      <w:r>
-        <w:rPr>
-          <w:rFonts w:ascii="Times New Roman" w:hAnsi="Times New Roman" w:eastAsia="宋体" w:cs="Times New Roman"/>
-          <w:b w:val="0"/>
-          <w:sz w:val="21"/>
-          <w:szCs w:val="21"/>
-        </w:rPr>
-      </w:r>
-      <w:r>
-        <w:rPr>
-          <w:rFonts w:ascii="Times New Roman" w:hAnsi="Times New Roman" w:eastAsia="宋体" w:cs="Times New Roman"/>
-          <w:b w:val="0"/>
-          <w:sz w:val="21"/>
-          <w:szCs w:val="21"/>
-        </w:rPr>
-      </w:r>
-      <w:r>
-        <w:rPr>
-          <w:rFonts w:ascii="Times New Roman" w:hAnsi="Times New Roman" w:eastAsia="宋体" w:cs="Times New Roman"/>
-          <w:b w:val="0"/>
-          <w:sz w:val="21"/>
-          <w:szCs w:val="21"/>
-        </w:rPr>
+        <w:t xml:space="preserve">共词分析可用于揭示概念之间的关联结构〔18-19〕，Louvain算法则依据模块度识别网络社区〔21〕。本文将识别出的社区视为认知词簇，即自然表达中相对稳定地共同出现的一组概念，而非预先设定的理论类型。此后结构分析以词簇为单位，不将其直接等同于单条评论或特定人群。</w:t>
       </w:r>
     </w:p>
     <w:p>
@@ -3208,129 +784,7 @@
           <w:sz w:val="21"/>
           <w:szCs w:val="21"/>
         </w:rPr>
-        <w:t>分词用jieba，领域词入词典并合并AI变体；删除功能词、品牌名和平台名，强制保留医生、问诊、取代、辅助等词。各组保留词频不低于20、边权不低于10的节点与边，Louvain随机种子为42，删除不足10词的社区。三组用同一绝对阈值；因样本量相差大，只比较关键词、关联对象和词簇语义，不比较共现次数和社区规模的组间绝对值。簇名依据代表词和原评论，非算法自动输出。</w:t>
-      </w:r>
-      <w:proofErr w:type="spellStart"/>
-      <w:r>
-        <w:rPr>
-          <w:rFonts w:ascii="Times New Roman" w:hAnsi="Times New Roman" w:eastAsia="宋体" w:cs="Times New Roman"/>
-          <w:b w:val="0"/>
-          <w:sz w:val="21"/>
-          <w:szCs w:val="21"/>
-        </w:rPr>
-      </w:r>
-      <w:proofErr w:type="spellEnd"/>
-      <w:r>
-        <w:rPr>
-          <w:rFonts w:ascii="Times New Roman" w:hAnsi="Times New Roman" w:eastAsia="宋体" w:cs="Times New Roman"/>
-          <w:b w:val="0"/>
-          <w:sz w:val="21"/>
-          <w:szCs w:val="21"/>
-        </w:rPr>
-      </w:r>
-      <w:r>
-        <w:rPr>
-          <w:rFonts w:ascii="Times New Roman" w:hAnsi="Times New Roman" w:eastAsia="宋体" w:cs="Times New Roman"/>
-          <w:b w:val="0"/>
-          <w:sz w:val="21"/>
-          <w:szCs w:val="21"/>
-        </w:rPr>
-      </w:r>
-      <w:r>
-        <w:rPr>
-          <w:rFonts w:ascii="Times New Roman" w:hAnsi="Times New Roman" w:eastAsia="宋体" w:cs="Times New Roman"/>
-          <w:b w:val="0"/>
-          <w:sz w:val="21"/>
-          <w:szCs w:val="21"/>
-        </w:rPr>
-      </w:r>
-      <w:r>
-        <w:rPr>
-          <w:rFonts w:ascii="Times New Roman" w:hAnsi="Times New Roman" w:eastAsia="宋体" w:cs="Times New Roman"/>
-          <w:b w:val="0"/>
-          <w:sz w:val="21"/>
-          <w:szCs w:val="21"/>
-        </w:rPr>
-      </w:r>
-      <w:r>
-        <w:rPr>
-          <w:rFonts w:ascii="Times New Roman" w:hAnsi="Times New Roman" w:eastAsia="宋体" w:cs="Times New Roman"/>
-          <w:b w:val="0"/>
-          <w:sz w:val="21"/>
-          <w:szCs w:val="21"/>
-        </w:rPr>
-      </w:r>
-      <w:r>
-        <w:rPr>
-          <w:rFonts w:ascii="Times New Roman" w:hAnsi="Times New Roman" w:eastAsia="宋体" w:cs="Times New Roman"/>
-          <w:b w:val="0"/>
-          <w:sz w:val="21"/>
-          <w:szCs w:val="21"/>
-        </w:rPr>
-      </w:r>
-      <w:r>
-        <w:rPr>
-          <w:rFonts w:ascii="Times New Roman" w:hAnsi="Times New Roman" w:eastAsia="宋体" w:cs="Times New Roman"/>
-          <w:b w:val="0"/>
-          <w:sz w:val="21"/>
-          <w:szCs w:val="21"/>
-        </w:rPr>
-      </w:r>
-      <w:r>
-        <w:rPr>
-          <w:rFonts w:ascii="Times New Roman" w:hAnsi="Times New Roman" w:eastAsia="宋体" w:cs="Times New Roman"/>
-          <w:b w:val="0"/>
-          <w:sz w:val="21"/>
-          <w:szCs w:val="21"/>
-        </w:rPr>
-      </w:r>
-      <w:r>
-        <w:rPr>
-          <w:rFonts w:ascii="Times New Roman" w:hAnsi="Times New Roman" w:eastAsia="宋体" w:cs="Times New Roman"/>
-          <w:b w:val="0"/>
-          <w:sz w:val="21"/>
-          <w:szCs w:val="21"/>
-        </w:rPr>
-      </w:r>
-      <w:r>
-        <w:rPr>
-          <w:rFonts w:ascii="Times New Roman" w:hAnsi="Times New Roman" w:eastAsia="宋体" w:cs="Times New Roman"/>
-          <w:b w:val="0"/>
-          <w:sz w:val="21"/>
-          <w:szCs w:val="21"/>
-        </w:rPr>
-      </w:r>
-      <w:r>
-        <w:rPr>
-          <w:rFonts w:ascii="Times New Roman" w:hAnsi="Times New Roman" w:eastAsia="宋体" w:cs="Times New Roman"/>
-          <w:b w:val="0"/>
-          <w:sz w:val="21"/>
-          <w:szCs w:val="21"/>
-        </w:rPr>
-      </w:r>
-      <w:r>
-        <w:rPr>
-          <w:rFonts w:ascii="Times New Roman" w:hAnsi="Times New Roman" w:eastAsia="宋体" w:cs="Times New Roman"/>
-          <w:b w:val="0"/>
-          <w:sz w:val="21"/>
-          <w:szCs w:val="21"/>
-        </w:rPr>
-      </w:r>
-      <w:r>
-        <w:rPr>
-          <w:rFonts w:ascii="Times New Roman" w:hAnsi="Times New Roman" w:eastAsia="宋体" w:cs="Times New Roman"/>
-          <w:b w:val="0"/>
-          <w:sz w:val="21"/>
-          <w:szCs w:val="21"/>
-        </w:rPr>
-      </w:r>
-      <w:r>
-        <w:rPr>
-          <w:rFonts w:ascii="Times New Roman" w:hAnsi="Times New Roman" w:eastAsia="宋体" w:cs="Times New Roman"/>
-          <w:b w:val="0"/>
-          <w:sz w:val="21"/>
-          <w:szCs w:val="21"/>
-        </w:rPr>
+        <w:t xml:space="preserve">文本分词采用jieba，并将领域词加入自定义词典，同时合并AI的不同书写形式；预处理过程中删除功能词、品牌名和平台名，并保留“医生”“问诊”“取代”“辅助”等研究相关词语。各组保留词频不低于20的节点和边权不低于10的边，Louvain随机种子设为42，并删除包含词语不足10个的社区。三个态度组使用相同绝对阈值。考虑到组间样本量差异较大，本文仅比较关键词、关联对象和词簇语义，不比较共现次数与社区规模的绝对值。词簇名称依据代表词及其对应原始评论确定，并非算法自动生成。</w:t>
       </w:r>
     </w:p>
     <w:p>
@@ -3363,119 +817,7 @@
           <w:sz w:val="21"/>
           <w:szCs w:val="21"/>
         </w:rPr>
-        <w:t>词簇给出经验结构，理论含义需另编码。采用导向性内容分析〔8〕，以未合并的14个词簇为分析单位。两名编码者结合各簇词频前10代表词、主要共现和含这些词的原评论，分别编码AI能力、医生角色、风险认知和人机关系。先得词簇，再作理论解释，不用预设类型反筛材料。</w:t>
-      </w:r>
-      <w:r>
-        <w:rPr>
-          <w:rFonts w:ascii="Times New Roman" w:hAnsi="Times New Roman" w:eastAsia="宋体" w:cs="Times New Roman"/>
-          <w:b w:val="0"/>
-          <w:sz w:val="21"/>
-          <w:szCs w:val="21"/>
-        </w:rPr>
-      </w:r>
-      <w:r>
-        <w:rPr>
-          <w:rFonts w:ascii="Times New Roman" w:hAnsi="Times New Roman" w:eastAsia="宋体" w:cs="Times New Roman"/>
-          <w:b w:val="0"/>
-          <w:sz w:val="21"/>
-          <w:szCs w:val="21"/>
-        </w:rPr>
-      </w:r>
-      <w:r>
-        <w:rPr>
-          <w:rFonts w:ascii="Times New Roman" w:hAnsi="Times New Roman" w:eastAsia="宋体" w:cs="Times New Roman"/>
-          <w:b w:val="0"/>
-          <w:sz w:val="21"/>
-          <w:szCs w:val="21"/>
-        </w:rPr>
-      </w:r>
-      <w:r>
-        <w:rPr>
-          <w:rFonts w:ascii="Times New Roman" w:hAnsi="Times New Roman" w:eastAsia="宋体" w:cs="Times New Roman"/>
-          <w:b w:val="0"/>
-          <w:sz w:val="21"/>
-          <w:szCs w:val="21"/>
-        </w:rPr>
-      </w:r>
-      <w:r>
-        <w:rPr>
-          <w:rFonts w:ascii="Times New Roman" w:hAnsi="Times New Roman" w:eastAsia="宋体" w:cs="Times New Roman"/>
-          <w:b w:val="0"/>
-          <w:sz w:val="21"/>
-          <w:szCs w:val="21"/>
-        </w:rPr>
-      </w:r>
-      <w:r>
-        <w:rPr>
-          <w:rFonts w:ascii="Times New Roman" w:hAnsi="Times New Roman" w:eastAsia="宋体" w:cs="Times New Roman"/>
-          <w:b w:val="0"/>
-          <w:sz w:val="21"/>
-          <w:szCs w:val="21"/>
-        </w:rPr>
-      </w:r>
-      <w:r>
-        <w:rPr>
-          <w:rFonts w:ascii="Times New Roman" w:hAnsi="Times New Roman" w:eastAsia="宋体" w:cs="Times New Roman"/>
-          <w:b w:val="0"/>
-          <w:sz w:val="21"/>
-          <w:szCs w:val="21"/>
-        </w:rPr>
-      </w:r>
-      <w:r>
-        <w:rPr>
-          <w:rFonts w:ascii="Times New Roman" w:hAnsi="Times New Roman" w:eastAsia="宋体" w:cs="Times New Roman"/>
-          <w:b w:val="0"/>
-          <w:sz w:val="21"/>
-          <w:szCs w:val="21"/>
-        </w:rPr>
-      </w:r>
-      <w:r>
-        <w:rPr>
-          <w:rFonts w:ascii="Times New Roman" w:hAnsi="Times New Roman" w:eastAsia="宋体" w:cs="Times New Roman"/>
-          <w:b w:val="0"/>
-          <w:sz w:val="21"/>
-          <w:szCs w:val="21"/>
-        </w:rPr>
-      </w:r>
-      <w:r>
-        <w:rPr>
-          <w:rFonts w:ascii="Times New Roman" w:hAnsi="Times New Roman" w:eastAsia="宋体" w:cs="Times New Roman"/>
-          <w:b w:val="0"/>
-          <w:sz w:val="21"/>
-          <w:szCs w:val="21"/>
-        </w:rPr>
-      </w:r>
-      <w:r>
-        <w:rPr>
-          <w:rFonts w:ascii="Times New Roman" w:hAnsi="Times New Roman" w:eastAsia="宋体" w:cs="Times New Roman"/>
-          <w:b w:val="0"/>
-          <w:sz w:val="21"/>
-          <w:szCs w:val="21"/>
-        </w:rPr>
-      </w:r>
-      <w:r>
-        <w:rPr>
-          <w:rFonts w:ascii="Times New Roman" w:hAnsi="Times New Roman" w:eastAsia="宋体" w:cs="Times New Roman"/>
-          <w:b w:val="0"/>
-          <w:sz w:val="21"/>
-          <w:szCs w:val="21"/>
-        </w:rPr>
-      </w:r>
-      <w:r>
-        <w:rPr>
-          <w:rFonts w:ascii="Times New Roman" w:hAnsi="Times New Roman" w:eastAsia="宋体" w:cs="Times New Roman"/>
-          <w:b w:val="0"/>
-          <w:sz w:val="21"/>
-          <w:szCs w:val="21"/>
-        </w:rPr>
-      </w:r>
-      <w:r>
-        <w:rPr>
-          <w:rFonts w:ascii="Times New Roman" w:hAnsi="Times New Roman" w:eastAsia="宋体" w:cs="Times New Roman"/>
-          <w:b w:val="0"/>
-          <w:sz w:val="21"/>
-          <w:szCs w:val="21"/>
-        </w:rPr>
+        <w:t xml:space="preserve">词簇揭示经验性话语结构，其理论含义仍需进一步编码。本文采用导向性内容分析方法〔8〕，以尚未合并的14个词簇为分析单位。两名编码者分别结合各词簇中词频最高的10个代表词、主要共现关系及相应原始评论，从AI能力、医生角色、风险认知和人机关系四个维度进行编码。分析遵循“先识别经验词簇、再进行理论解释”的顺序，不以预设类型反向筛选材料。</w:t>
       </w:r>
     </w:p>
     <w:p>
@@ -3491,103 +833,7 @@
           <w:sz w:val="21"/>
           <w:szCs w:val="21"/>
         </w:rPr>
-        <w:t>四个维度各三个互斥水平：能力为高估、合理、低估；医生角色为弱化、边界明确、强化；风险为忽视、正视、夸大；人机关系为替代、协同、排斥。编码看词簇主导话语，不凭单关键词。同时出现“AI”与“医生”并不等于协同，原评论把AI写成辅助、参考并由医生把关时才标协同。操作规则见表1。</w:t>
-      </w:r>
-      <w:r>
-        <w:rPr>
-          <w:rFonts w:ascii="Times New Roman" w:hAnsi="Times New Roman" w:eastAsia="宋体" w:cs="Times New Roman"/>
-          <w:b w:val="0"/>
-          <w:sz w:val="21"/>
-          <w:szCs w:val="21"/>
-        </w:rPr>
-      </w:r>
-      <w:r>
-        <w:rPr>
-          <w:rFonts w:ascii="Times New Roman" w:hAnsi="Times New Roman" w:eastAsia="宋体" w:cs="Times New Roman"/>
-          <w:b w:val="0"/>
-          <w:sz w:val="21"/>
-          <w:szCs w:val="21"/>
-        </w:rPr>
-      </w:r>
-      <w:r>
-        <w:rPr>
-          <w:rFonts w:ascii="Times New Roman" w:hAnsi="Times New Roman" w:eastAsia="宋体" w:cs="Times New Roman"/>
-          <w:b w:val="0"/>
-          <w:sz w:val="21"/>
-          <w:szCs w:val="21"/>
-        </w:rPr>
-      </w:r>
-      <w:r>
-        <w:rPr>
-          <w:rFonts w:ascii="Times New Roman" w:hAnsi="Times New Roman" w:eastAsia="宋体" w:cs="Times New Roman"/>
-          <w:b w:val="0"/>
-          <w:sz w:val="21"/>
-          <w:szCs w:val="21"/>
-        </w:rPr>
-      </w:r>
-      <w:r>
-        <w:rPr>
-          <w:rFonts w:ascii="Times New Roman" w:hAnsi="Times New Roman" w:eastAsia="宋体" w:cs="Times New Roman"/>
-          <w:b w:val="0"/>
-          <w:sz w:val="21"/>
-          <w:szCs w:val="21"/>
-        </w:rPr>
-      </w:r>
-      <w:r>
-        <w:rPr>
-          <w:rFonts w:ascii="Times New Roman" w:hAnsi="Times New Roman" w:eastAsia="宋体" w:cs="Times New Roman"/>
-          <w:b w:val="0"/>
-          <w:sz w:val="21"/>
-          <w:szCs w:val="21"/>
-        </w:rPr>
-      </w:r>
-      <w:r>
-        <w:rPr>
-          <w:rFonts w:ascii="Times New Roman" w:hAnsi="Times New Roman" w:eastAsia="宋体" w:cs="Times New Roman"/>
-          <w:b w:val="0"/>
-          <w:sz w:val="21"/>
-          <w:szCs w:val="21"/>
-        </w:rPr>
-      </w:r>
-      <w:r>
-        <w:rPr>
-          <w:rFonts w:ascii="Times New Roman" w:hAnsi="Times New Roman" w:eastAsia="宋体" w:cs="Times New Roman"/>
-          <w:b w:val="0"/>
-          <w:sz w:val="21"/>
-          <w:szCs w:val="21"/>
-        </w:rPr>
-      </w:r>
-      <w:r>
-        <w:rPr>
-          <w:rFonts w:ascii="Times New Roman" w:hAnsi="Times New Roman" w:eastAsia="宋体" w:cs="Times New Roman"/>
-          <w:b w:val="0"/>
-          <w:sz w:val="21"/>
-          <w:szCs w:val="21"/>
-        </w:rPr>
-      </w:r>
-      <w:r>
-        <w:rPr>
-          <w:rFonts w:ascii="Times New Roman" w:hAnsi="Times New Roman" w:eastAsia="宋体" w:cs="Times New Roman"/>
-          <w:b w:val="0"/>
-          <w:sz w:val="21"/>
-          <w:szCs w:val="21"/>
-        </w:rPr>
-      </w:r>
-      <w:r>
-        <w:rPr>
-          <w:rFonts w:ascii="Times New Roman" w:hAnsi="Times New Roman" w:eastAsia="宋体" w:cs="Times New Roman"/>
-          <w:b w:val="0"/>
-          <w:sz w:val="21"/>
-          <w:szCs w:val="21"/>
-        </w:rPr>
-      </w:r>
-      <w:r>
-        <w:rPr>
-          <w:rFonts w:ascii="Times New Roman" w:hAnsi="Times New Roman" w:eastAsia="宋体" w:cs="Times New Roman"/>
-          <w:b w:val="0"/>
-          <w:sz w:val="21"/>
-          <w:szCs w:val="21"/>
-        </w:rPr>
+        <w:t xml:space="preserve">四个维度均设置三个互斥水平：AI能力分为高估、合理和低估，医生角色分为弱化、边界明确和强化，风险认知分为忽视、正视和夸大，人机关系分为替代、协同和排斥。编码依据词簇的主导话语，而非单个关键词。例如，“AI”与“医生”同时出现并不必然表示协同；只有当原评论明确将AI定位为辅助或参考工具，并保留医生把关时，才编码为协同。具体操作规则见表1。</w:t>
       </w:r>
     </w:p>
     <w:p>
@@ -3603,135 +849,7 @@
           <w:sz w:val="21"/>
           <w:szCs w:val="21"/>
         </w:rPr>
-        <w:t>“高估/低估”和“忽视/夸大”相对于人机互补与适当依赖框架，不是对系统临床性能的鉴定。编码者先独立完成四维编码，再按配置与语义归入初步模式；配置相近且逻辑一致者合并，责任逻辑不同者分开。双方互不查看结果，类型归属计Cohen’s κ〔22〕，分歧回看代表词、共现和原评论协商。模式名称在编码后归纳，开始前不预设。</w:t>
-      </w:r>
-      <w:r>
-        <w:rPr>
-          <w:rFonts w:ascii="Times New Roman" w:hAnsi="Times New Roman" w:eastAsia="宋体" w:cs="Times New Roman"/>
-          <w:b w:val="0"/>
-          <w:sz w:val="21"/>
-          <w:szCs w:val="21"/>
-        </w:rPr>
-      </w:r>
-      <w:r>
-        <w:rPr>
-          <w:rFonts w:ascii="Times New Roman" w:hAnsi="Times New Roman" w:eastAsia="宋体" w:cs="Times New Roman"/>
-          <w:b w:val="0"/>
-          <w:sz w:val="21"/>
-          <w:szCs w:val="21"/>
-        </w:rPr>
-      </w:r>
-      <w:r>
-        <w:rPr>
-          <w:rFonts w:ascii="Times New Roman" w:hAnsi="Times New Roman" w:eastAsia="宋体" w:cs="Times New Roman"/>
-          <w:b w:val="0"/>
-          <w:sz w:val="21"/>
-          <w:szCs w:val="21"/>
-        </w:rPr>
-      </w:r>
-      <w:r>
-        <w:rPr>
-          <w:rFonts w:ascii="Times New Roman" w:hAnsi="Times New Roman" w:eastAsia="宋体" w:cs="Times New Roman"/>
-          <w:b w:val="0"/>
-          <w:sz w:val="21"/>
-          <w:szCs w:val="21"/>
-        </w:rPr>
-      </w:r>
-      <w:r>
-        <w:rPr>
-          <w:rFonts w:ascii="Times New Roman" w:hAnsi="Times New Roman" w:eastAsia="宋体" w:cs="Times New Roman"/>
-          <w:b w:val="0"/>
-          <w:sz w:val="21"/>
-          <w:szCs w:val="21"/>
-        </w:rPr>
-      </w:r>
-      <w:r>
-        <w:rPr>
-          <w:rFonts w:ascii="Times New Roman" w:hAnsi="Times New Roman" w:eastAsia="宋体" w:cs="Times New Roman"/>
-          <w:b w:val="0"/>
-          <w:sz w:val="21"/>
-          <w:szCs w:val="21"/>
-        </w:rPr>
-      </w:r>
-      <w:r>
-        <w:rPr>
-          <w:rFonts w:ascii="Times New Roman" w:hAnsi="Times New Roman" w:eastAsia="宋体" w:cs="Times New Roman"/>
-          <w:b w:val="0"/>
-          <w:sz w:val="21"/>
-          <w:szCs w:val="21"/>
-        </w:rPr>
-      </w:r>
-      <w:r>
-        <w:rPr>
-          <w:rFonts w:ascii="Times New Roman" w:hAnsi="Times New Roman" w:eastAsia="宋体" w:cs="Times New Roman"/>
-          <w:b w:val="0"/>
-          <w:sz w:val="21"/>
-          <w:szCs w:val="21"/>
-        </w:rPr>
-      </w:r>
-      <w:r>
-        <w:rPr>
-          <w:rFonts w:ascii="Times New Roman" w:hAnsi="Times New Roman" w:eastAsia="宋体" w:cs="Times New Roman"/>
-          <w:b w:val="0"/>
-          <w:sz w:val="21"/>
-          <w:szCs w:val="21"/>
-        </w:rPr>
-      </w:r>
-      <w:r>
-        <w:rPr>
-          <w:rFonts w:ascii="Times New Roman" w:hAnsi="Times New Roman" w:eastAsia="宋体" w:cs="Times New Roman"/>
-          <w:b w:val="0"/>
-          <w:sz w:val="21"/>
-          <w:szCs w:val="21"/>
-        </w:rPr>
-      </w:r>
-      <w:r>
-        <w:rPr>
-          <w:rFonts w:ascii="Times New Roman" w:hAnsi="Times New Roman" w:eastAsia="宋体" w:cs="Times New Roman"/>
-          <w:b w:val="0"/>
-          <w:sz w:val="21"/>
-          <w:szCs w:val="21"/>
-        </w:rPr>
-      </w:r>
-      <w:r>
-        <w:rPr>
-          <w:rFonts w:ascii="Times New Roman" w:hAnsi="Times New Roman" w:eastAsia="宋体" w:cs="Times New Roman"/>
-          <w:b w:val="0"/>
-          <w:sz w:val="21"/>
-          <w:szCs w:val="21"/>
-        </w:rPr>
-      </w:r>
-      <w:r>
-        <w:rPr>
-          <w:rFonts w:ascii="Times New Roman" w:hAnsi="Times New Roman" w:eastAsia="宋体" w:cs="Times New Roman"/>
-          <w:b w:val="0"/>
-          <w:sz w:val="21"/>
-          <w:szCs w:val="21"/>
-        </w:rPr>
-      </w:r>
-      <w:r>
-        <w:rPr>
-          <w:rFonts w:ascii="Times New Roman" w:hAnsi="Times New Roman" w:eastAsia="宋体" w:cs="Times New Roman"/>
-          <w:b w:val="0"/>
-          <w:sz w:val="21"/>
-          <w:szCs w:val="21"/>
-        </w:rPr>
-      </w:r>
-      <w:r>
-        <w:rPr>
-          <w:rFonts w:ascii="Times New Roman" w:hAnsi="Times New Roman" w:eastAsia="宋体" w:cs="Times New Roman"/>
-          <w:b w:val="0"/>
-          <w:sz w:val="21"/>
-          <w:szCs w:val="21"/>
-        </w:rPr>
-      </w:r>
-      <w:r>
-        <w:rPr>
-          <w:rFonts w:ascii="Times New Roman" w:hAnsi="Times New Roman" w:eastAsia="宋体" w:cs="Times New Roman"/>
-          <w:b w:val="0"/>
-          <w:sz w:val="21"/>
-          <w:szCs w:val="21"/>
-        </w:rPr>
+        <w:t xml:space="preserve">“高估/低估”和“忽视/夸大”均相对于人机互补与适当依赖框架作出解释，不构成对具体系统临床性能的技术鉴定。两名编码者首先独立完成四维编码，再依据配置相似性和语义逻辑归入初步模式；配置相近且解释逻辑一致的词簇予以合并，责任逻辑不同的词簇则分别处理。编码过程中双方互不查看对方结果，以类型归属计算Cohen’s κ〔22〕；出现分歧时，重新核对代表词、共现关系和原始评论并协商确定。模式名称在编码完成后归纳形成，并非事先设定。</w:t>
       </w:r>
     </w:p>
     <w:p>
@@ -3747,103 +865,7 @@
           <w:sz w:val="21"/>
           <w:szCs w:val="21"/>
         </w:rPr>
-        <w:t>模式识别的证据依次为：组内词语与共现、Louvain词簇、四维配置及跨簇归纳。</w:t>
-      </w:r>
-      <w:r>
-        <w:rPr>
-          <w:rFonts w:ascii="Times New Roman" w:hAnsi="Times New Roman" w:eastAsia="宋体" w:cs="Times New Roman"/>
-          <w:b w:val="0"/>
-          <w:sz w:val="21"/>
-          <w:szCs w:val="21"/>
-        </w:rPr>
-      </w:r>
-      <w:r>
-        <w:rPr>
-          <w:rFonts w:ascii="Times New Roman" w:hAnsi="Times New Roman" w:eastAsia="宋体" w:cs="Times New Roman"/>
-          <w:b w:val="0"/>
-          <w:sz w:val="21"/>
-          <w:szCs w:val="21"/>
-        </w:rPr>
-      </w:r>
-      <w:r>
-        <w:rPr>
-          <w:rFonts w:ascii="Times New Roman" w:hAnsi="Times New Roman" w:eastAsia="宋体" w:cs="Times New Roman"/>
-          <w:b w:val="0"/>
-          <w:sz w:val="21"/>
-          <w:szCs w:val="21"/>
-        </w:rPr>
-      </w:r>
-      <w:r>
-        <w:rPr>
-          <w:rFonts w:ascii="Times New Roman" w:hAnsi="Times New Roman" w:eastAsia="宋体" w:cs="Times New Roman"/>
-          <w:b w:val="0"/>
-          <w:sz w:val="21"/>
-          <w:szCs w:val="21"/>
-        </w:rPr>
-      </w:r>
-      <w:r>
-        <w:rPr>
-          <w:rFonts w:ascii="Times New Roman" w:hAnsi="Times New Roman" w:eastAsia="宋体" w:cs="Times New Roman"/>
-          <w:b w:val="0"/>
-          <w:sz w:val="21"/>
-          <w:szCs w:val="21"/>
-        </w:rPr>
-      </w:r>
-      <w:r>
-        <w:rPr>
-          <w:rFonts w:ascii="Times New Roman" w:hAnsi="Times New Roman" w:eastAsia="宋体" w:cs="Times New Roman"/>
-          <w:b w:val="0"/>
-          <w:sz w:val="21"/>
-          <w:szCs w:val="21"/>
-        </w:rPr>
-      </w:r>
-      <w:r>
-        <w:rPr>
-          <w:rFonts w:ascii="Times New Roman" w:hAnsi="Times New Roman" w:eastAsia="宋体" w:cs="Times New Roman"/>
-          <w:b w:val="0"/>
-          <w:sz w:val="21"/>
-          <w:szCs w:val="21"/>
-        </w:rPr>
-      </w:r>
-      <w:r>
-        <w:rPr>
-          <w:rFonts w:ascii="Times New Roman" w:hAnsi="Times New Roman" w:eastAsia="宋体" w:cs="Times New Roman"/>
-          <w:b w:val="0"/>
-          <w:sz w:val="21"/>
-          <w:szCs w:val="21"/>
-        </w:rPr>
-      </w:r>
-      <w:r>
-        <w:rPr>
-          <w:rFonts w:ascii="Times New Roman" w:hAnsi="Times New Roman" w:eastAsia="宋体" w:cs="Times New Roman"/>
-          <w:b w:val="0"/>
-          <w:sz w:val="21"/>
-          <w:szCs w:val="21"/>
-        </w:rPr>
-      </w:r>
-      <w:r>
-        <w:rPr>
-          <w:rFonts w:ascii="Times New Roman" w:hAnsi="Times New Roman" w:eastAsia="宋体" w:cs="Times New Roman"/>
-          <w:b w:val="0"/>
-          <w:sz w:val="21"/>
-          <w:szCs w:val="21"/>
-        </w:rPr>
-      </w:r>
-      <w:r>
-        <w:rPr>
-          <w:rFonts w:ascii="Times New Roman" w:hAnsi="Times New Roman" w:eastAsia="宋体" w:cs="Times New Roman"/>
-          <w:b w:val="0"/>
-          <w:sz w:val="21"/>
-          <w:szCs w:val="21"/>
-        </w:rPr>
-      </w:r>
-      <w:r>
-        <w:rPr>
-          <w:rFonts w:ascii="Times New Roman" w:hAnsi="Times New Roman" w:eastAsia="宋体" w:cs="Times New Roman"/>
-          <w:b w:val="0"/>
-          <w:sz w:val="21"/>
-          <w:szCs w:val="21"/>
-        </w:rPr>
+        <w:t xml:space="preserve">综上，模式识别依次依据组内词语及其共现关系、Louvain词簇、四维认知编码和跨词簇归纳四个层次展开。</w:t>
       </w:r>
     </w:p>
     <w:p>
@@ -4603,39 +1625,7 @@
           <w:sz w:val="21"/>
           <w:szCs w:val="21"/>
         </w:rPr>
-        <w:t>结果按态度分布、认知主题、词共现结构和认知模式报告。</w:t>
-      </w:r>
-      <w:r>
-        <w:rPr>
-          <w:rFonts w:ascii="Times New Roman" w:hAnsi="Times New Roman" w:eastAsia="宋体" w:cs="Times New Roman"/>
-          <w:b w:val="0"/>
-          <w:sz w:val="21"/>
-          <w:szCs w:val="21"/>
-        </w:rPr>
-      </w:r>
-      <w:r>
-        <w:rPr>
-          <w:rFonts w:ascii="Times New Roman" w:hAnsi="Times New Roman" w:eastAsia="宋体" w:cs="Times New Roman"/>
-          <w:b w:val="0"/>
-          <w:sz w:val="21"/>
-          <w:szCs w:val="21"/>
-        </w:rPr>
-      </w:r>
-      <w:r>
-        <w:rPr>
-          <w:rFonts w:ascii="Times New Roman" w:hAnsi="Times New Roman" w:eastAsia="宋体" w:cs="Times New Roman"/>
-          <w:b w:val="0"/>
-          <w:sz w:val="21"/>
-          <w:szCs w:val="21"/>
-        </w:rPr>
-      </w:r>
-      <w:r>
-        <w:rPr>
-          <w:rFonts w:ascii="Times New Roman" w:hAnsi="Times New Roman" w:eastAsia="宋体" w:cs="Times New Roman"/>
-          <w:b w:val="0"/>
-          <w:sz w:val="21"/>
-          <w:szCs w:val="21"/>
-        </w:rPr>
+        <w:t xml:space="preserve">研究结果依次报告样本与态度分布、核心认知主题、词共现结构及认知模式。</w:t>
       </w:r>
     </w:p>
     <w:p>
@@ -4671,247 +1661,7 @@
           <w:sz w:val="21"/>
           <w:szCs w:val="21"/>
         </w:rPr>
-        <w:t>原始评论399,508条，短文本删除和正文去重后保留284,849条；相关103,731条，其中有态度71,886条。清洗后微博占84.6%，抖音、小红书和知乎分别占9.0%、6.0%和0.4%。各平台相关率为37.9%、28.8%、26.6%和43.3%。知乎相关率较高，但仅474条，不作平台比较。见表2、表3。</w:t>
-      </w:r>
-      <w:r>
-        <w:rPr>
-          <w:rFonts w:ascii="Times New Roman" w:hAnsi="Times New Roman" w:eastAsia="宋体" w:cs="Times New Roman"/>
-          <w:b w:val="0"/>
-          <w:sz w:val="21"/>
-          <w:szCs w:val="21"/>
-        </w:rPr>
-      </w:r>
-      <w:r>
-        <w:rPr>
-          <w:rFonts w:ascii="Times New Roman" w:hAnsi="Times New Roman" w:eastAsia="宋体" w:cs="Times New Roman"/>
-          <w:b w:val="0"/>
-          <w:sz w:val="21"/>
-          <w:szCs w:val="21"/>
-        </w:rPr>
-      </w:r>
-      <w:r>
-        <w:rPr>
-          <w:rFonts w:ascii="Times New Roman" w:hAnsi="Times New Roman" w:eastAsia="宋体" w:cs="Times New Roman"/>
-          <w:b w:val="0"/>
-          <w:sz w:val="21"/>
-          <w:szCs w:val="21"/>
-        </w:rPr>
-      </w:r>
-      <w:r>
-        <w:rPr>
-          <w:rFonts w:ascii="Times New Roman" w:hAnsi="Times New Roman" w:eastAsia="宋体" w:cs="Times New Roman"/>
-          <w:b w:val="0"/>
-          <w:sz w:val="21"/>
-          <w:szCs w:val="21"/>
-        </w:rPr>
-      </w:r>
-      <w:r>
-        <w:rPr>
-          <w:rFonts w:ascii="Times New Roman" w:hAnsi="Times New Roman" w:eastAsia="宋体" w:cs="Times New Roman"/>
-          <w:b w:val="0"/>
-          <w:sz w:val="21"/>
-          <w:szCs w:val="21"/>
-        </w:rPr>
-      </w:r>
-      <w:r>
-        <w:rPr>
-          <w:rFonts w:ascii="Times New Roman" w:hAnsi="Times New Roman" w:eastAsia="宋体" w:cs="Times New Roman"/>
-          <w:b w:val="0"/>
-          <w:sz w:val="21"/>
-          <w:szCs w:val="21"/>
-        </w:rPr>
-      </w:r>
-      <w:r>
-        <w:rPr>
-          <w:rFonts w:ascii="Times New Roman" w:hAnsi="Times New Roman" w:eastAsia="宋体" w:cs="Times New Roman"/>
-          <w:b w:val="0"/>
-          <w:sz w:val="21"/>
-          <w:szCs w:val="21"/>
-        </w:rPr>
-      </w:r>
-      <w:r>
-        <w:rPr>
-          <w:rFonts w:ascii="Times New Roman" w:hAnsi="Times New Roman" w:eastAsia="宋体" w:cs="Times New Roman"/>
-          <w:b w:val="0"/>
-          <w:sz w:val="21"/>
-          <w:szCs w:val="21"/>
-        </w:rPr>
-      </w:r>
-      <w:r>
-        <w:rPr>
-          <w:rFonts w:ascii="Times New Roman" w:hAnsi="Times New Roman" w:eastAsia="宋体" w:cs="Times New Roman"/>
-          <w:b w:val="0"/>
-          <w:sz w:val="21"/>
-          <w:szCs w:val="21"/>
-        </w:rPr>
-      </w:r>
-      <w:r>
-        <w:rPr>
-          <w:rFonts w:ascii="Times New Roman" w:hAnsi="Times New Roman" w:eastAsia="宋体" w:cs="Times New Roman"/>
-          <w:b w:val="0"/>
-          <w:sz w:val="21"/>
-          <w:szCs w:val="21"/>
-        </w:rPr>
-      </w:r>
-      <w:r>
-        <w:rPr>
-          <w:rFonts w:ascii="Times New Roman" w:hAnsi="Times New Roman" w:eastAsia="宋体" w:cs="Times New Roman"/>
-          <w:b w:val="0"/>
-          <w:sz w:val="21"/>
-          <w:szCs w:val="21"/>
-        </w:rPr>
-      </w:r>
-      <w:r>
-        <w:rPr>
-          <w:rFonts w:ascii="Times New Roman" w:hAnsi="Times New Roman" w:eastAsia="宋体" w:cs="Times New Roman"/>
-          <w:b w:val="0"/>
-          <w:sz w:val="21"/>
-          <w:szCs w:val="21"/>
-        </w:rPr>
-      </w:r>
-      <w:r>
-        <w:rPr>
-          <w:rFonts w:ascii="Times New Roman" w:hAnsi="Times New Roman" w:eastAsia="宋体" w:cs="Times New Roman"/>
-          <w:b w:val="0"/>
-          <w:sz w:val="21"/>
-          <w:szCs w:val="21"/>
-        </w:rPr>
-      </w:r>
-      <w:r>
-        <w:rPr>
-          <w:rFonts w:ascii="Times New Roman" w:hAnsi="Times New Roman" w:eastAsia="宋体" w:cs="Times New Roman"/>
-          <w:b w:val="0"/>
-          <w:sz w:val="21"/>
-          <w:szCs w:val="21"/>
-        </w:rPr>
-      </w:r>
-      <w:r>
-        <w:rPr>
-          <w:rFonts w:ascii="Times New Roman" w:hAnsi="Times New Roman" w:eastAsia="宋体" w:cs="Times New Roman"/>
-          <w:b w:val="0"/>
-          <w:sz w:val="21"/>
-          <w:szCs w:val="21"/>
-        </w:rPr>
-      </w:r>
-      <w:r>
-        <w:rPr>
-          <w:rFonts w:ascii="Times New Roman" w:hAnsi="Times New Roman" w:eastAsia="宋体" w:cs="Times New Roman"/>
-          <w:b w:val="0"/>
-          <w:sz w:val="21"/>
-          <w:szCs w:val="21"/>
-        </w:rPr>
-      </w:r>
-      <w:r>
-        <w:rPr>
-          <w:rFonts w:ascii="Times New Roman" w:hAnsi="Times New Roman" w:eastAsia="宋体" w:cs="Times New Roman"/>
-          <w:b w:val="0"/>
-          <w:sz w:val="21"/>
-          <w:szCs w:val="21"/>
-        </w:rPr>
-      </w:r>
-      <w:r>
-        <w:rPr>
-          <w:rFonts w:ascii="Times New Roman" w:hAnsi="Times New Roman" w:eastAsia="宋体" w:cs="Times New Roman"/>
-          <w:b w:val="0"/>
-          <w:sz w:val="21"/>
-          <w:szCs w:val="21"/>
-        </w:rPr>
-      </w:r>
-      <w:r>
-        <w:rPr>
-          <w:rFonts w:ascii="Times New Roman" w:hAnsi="Times New Roman" w:eastAsia="宋体" w:cs="Times New Roman"/>
-          <w:b w:val="0"/>
-          <w:sz w:val="21"/>
-          <w:szCs w:val="21"/>
-        </w:rPr>
-      </w:r>
-      <w:r>
-        <w:rPr>
-          <w:rFonts w:ascii="Times New Roman" w:hAnsi="Times New Roman" w:eastAsia="宋体" w:cs="Times New Roman"/>
-          <w:b w:val="0"/>
-          <w:sz w:val="21"/>
-          <w:szCs w:val="21"/>
-        </w:rPr>
-      </w:r>
-      <w:r>
-        <w:rPr>
-          <w:rFonts w:ascii="Times New Roman" w:hAnsi="Times New Roman" w:eastAsia="宋体" w:cs="Times New Roman"/>
-          <w:b w:val="0"/>
-          <w:sz w:val="21"/>
-          <w:szCs w:val="21"/>
-        </w:rPr>
-      </w:r>
-      <w:r>
-        <w:rPr>
-          <w:rFonts w:ascii="Times New Roman" w:hAnsi="Times New Roman" w:eastAsia="宋体" w:cs="Times New Roman"/>
-          <w:b w:val="0"/>
-          <w:sz w:val="21"/>
-          <w:szCs w:val="21"/>
-        </w:rPr>
-      </w:r>
-      <w:r>
-        <w:rPr>
-          <w:rFonts w:ascii="Times New Roman" w:hAnsi="Times New Roman" w:eastAsia="宋体" w:cs="Times New Roman"/>
-          <w:b w:val="0"/>
-          <w:sz w:val="21"/>
-          <w:szCs w:val="21"/>
-        </w:rPr>
-      </w:r>
-      <w:r>
-        <w:rPr>
-          <w:rFonts w:ascii="Times New Roman" w:hAnsi="Times New Roman" w:eastAsia="宋体" w:cs="Times New Roman"/>
-          <w:b w:val="0"/>
-          <w:sz w:val="21"/>
-          <w:szCs w:val="21"/>
-        </w:rPr>
-      </w:r>
-      <w:r>
-        <w:rPr>
-          <w:rFonts w:ascii="Times New Roman" w:hAnsi="Times New Roman" w:eastAsia="宋体" w:cs="Times New Roman"/>
-          <w:b w:val="0"/>
-          <w:sz w:val="21"/>
-          <w:szCs w:val="21"/>
-        </w:rPr>
-      </w:r>
-      <w:r>
-        <w:rPr>
-          <w:rFonts w:ascii="Times New Roman" w:hAnsi="Times New Roman" w:eastAsia="宋体" w:cs="Times New Roman"/>
-          <w:b w:val="0"/>
-          <w:sz w:val="21"/>
-          <w:szCs w:val="21"/>
-        </w:rPr>
-      </w:r>
-      <w:r>
-        <w:rPr>
-          <w:rFonts w:ascii="Times New Roman" w:hAnsi="Times New Roman" w:eastAsia="宋体" w:cs="Times New Roman"/>
-          <w:b w:val="0"/>
-          <w:sz w:val="21"/>
-          <w:szCs w:val="21"/>
-        </w:rPr>
-      </w:r>
-      <w:r>
-        <w:rPr>
-          <w:rFonts w:ascii="Times New Roman" w:hAnsi="Times New Roman" w:eastAsia="宋体" w:cs="Times New Roman"/>
-          <w:b w:val="0"/>
-          <w:sz w:val="21"/>
-          <w:szCs w:val="21"/>
-        </w:rPr>
-      </w:r>
-      <w:r>
-        <w:rPr>
-          <w:rFonts w:ascii="Times New Roman" w:hAnsi="Times New Roman" w:eastAsia="宋体" w:cs="Times New Roman"/>
-          <w:b w:val="0"/>
-          <w:sz w:val="21"/>
-          <w:szCs w:val="21"/>
-        </w:rPr>
-      </w:r>
-      <w:r>
-        <w:rPr>
-          <w:rFonts w:ascii="Times New Roman" w:hAnsi="Times New Roman" w:eastAsia="宋体" w:cs="Times New Roman"/>
-          <w:b w:val="0"/>
-          <w:sz w:val="21"/>
-          <w:szCs w:val="21"/>
-        </w:rPr>
+        <w:t xml:space="preserve">原始数据共包含399,508条评论，经短文本删除和正文去重后保留284,849条，其中103,731条被识别为相关评论，71,886条具有明确态度。清洗后语料中，微博占84.6%，抖音、小红书和知乎分别占9.0%、6.0%和0.4%；各平台相关率依次为37.9%、28.8%、26.6%和43.3%。知乎相关率相对较高，但相关样本仅474条，因此本文不开展平台间比较。样本筛选过程及平台构成见表2和表3。</w:t>
       </w:r>
     </w:p>
     <w:p>
@@ -6334,231 +3084,7 @@
           <w:sz w:val="21"/>
           <w:szCs w:val="21"/>
         </w:rPr>
-        <w:t>103,731条相关评论中，积极54,319条（52.4%），无态度31,845条（30.7%），中立10,773条（10.4%），消极6,794条（6.5%）。以有态度为分母，三者分别为75.6%、15.0%和9.5%。讨论总体偏积极，但此处“积极”是分类标签，不是对独立诊断或临床替代的授权。见表4、图2。</w:t>
-      </w:r>
-      <w:r>
-        <w:rPr>
-          <w:rFonts w:ascii="Times New Roman" w:hAnsi="Times New Roman" w:eastAsia="宋体" w:cs="Times New Roman"/>
-          <w:b w:val="0"/>
-          <w:sz w:val="21"/>
-          <w:szCs w:val="21"/>
-        </w:rPr>
-      </w:r>
-      <w:r>
-        <w:rPr>
-          <w:rFonts w:ascii="Times New Roman" w:hAnsi="Times New Roman" w:eastAsia="宋体" w:cs="Times New Roman"/>
-          <w:b w:val="0"/>
-          <w:sz w:val="21"/>
-          <w:szCs w:val="21"/>
-        </w:rPr>
-      </w:r>
-      <w:r>
-        <w:rPr>
-          <w:rFonts w:ascii="Times New Roman" w:hAnsi="Times New Roman" w:eastAsia="宋体" w:cs="Times New Roman"/>
-          <w:b w:val="0"/>
-          <w:sz w:val="21"/>
-          <w:szCs w:val="21"/>
-        </w:rPr>
-      </w:r>
-      <w:r>
-        <w:rPr>
-          <w:rFonts w:ascii="Times New Roman" w:hAnsi="Times New Roman" w:eastAsia="宋体" w:cs="Times New Roman"/>
-          <w:b w:val="0"/>
-          <w:sz w:val="21"/>
-          <w:szCs w:val="21"/>
-        </w:rPr>
-      </w:r>
-      <w:r>
-        <w:rPr>
-          <w:rFonts w:ascii="Times New Roman" w:hAnsi="Times New Roman" w:eastAsia="宋体" w:cs="Times New Roman"/>
-          <w:b w:val="0"/>
-          <w:sz w:val="21"/>
-          <w:szCs w:val="21"/>
-        </w:rPr>
-      </w:r>
-      <w:r>
-        <w:rPr>
-          <w:rFonts w:ascii="Times New Roman" w:hAnsi="Times New Roman" w:eastAsia="宋体" w:cs="Times New Roman"/>
-          <w:b w:val="0"/>
-          <w:sz w:val="21"/>
-          <w:szCs w:val="21"/>
-        </w:rPr>
-      </w:r>
-      <w:r>
-        <w:rPr>
-          <w:rFonts w:ascii="Times New Roman" w:hAnsi="Times New Roman" w:eastAsia="宋体" w:cs="Times New Roman"/>
-          <w:b w:val="0"/>
-          <w:sz w:val="21"/>
-          <w:szCs w:val="21"/>
-        </w:rPr>
-      </w:r>
-      <w:r>
-        <w:rPr>
-          <w:rFonts w:ascii="Times New Roman" w:hAnsi="Times New Roman" w:eastAsia="宋体" w:cs="Times New Roman"/>
-          <w:b w:val="0"/>
-          <w:sz w:val="21"/>
-          <w:szCs w:val="21"/>
-        </w:rPr>
-      </w:r>
-      <w:r>
-        <w:rPr>
-          <w:rFonts w:ascii="Times New Roman" w:hAnsi="Times New Roman" w:eastAsia="宋体" w:cs="Times New Roman"/>
-          <w:b w:val="0"/>
-          <w:sz w:val="21"/>
-          <w:szCs w:val="21"/>
-        </w:rPr>
-      </w:r>
-      <w:r>
-        <w:rPr>
-          <w:rFonts w:ascii="Times New Roman" w:hAnsi="Times New Roman" w:eastAsia="宋体" w:cs="Times New Roman"/>
-          <w:b w:val="0"/>
-          <w:sz w:val="21"/>
-          <w:szCs w:val="21"/>
-        </w:rPr>
-      </w:r>
-      <w:r>
-        <w:rPr>
-          <w:rFonts w:ascii="Times New Roman" w:hAnsi="Times New Roman" w:eastAsia="宋体" w:cs="Times New Roman"/>
-          <w:b w:val="0"/>
-          <w:sz w:val="21"/>
-          <w:szCs w:val="21"/>
-        </w:rPr>
-      </w:r>
-      <w:r>
-        <w:rPr>
-          <w:rFonts w:ascii="Times New Roman" w:hAnsi="Times New Roman" w:eastAsia="宋体" w:cs="Times New Roman"/>
-          <w:b w:val="0"/>
-          <w:sz w:val="21"/>
-          <w:szCs w:val="21"/>
-        </w:rPr>
-      </w:r>
-      <w:r>
-        <w:rPr>
-          <w:rFonts w:ascii="Times New Roman" w:hAnsi="Times New Roman" w:eastAsia="宋体" w:cs="Times New Roman"/>
-          <w:b w:val="0"/>
-          <w:sz w:val="21"/>
-          <w:szCs w:val="21"/>
-        </w:rPr>
-      </w:r>
-      <w:r>
-        <w:rPr>
-          <w:rFonts w:ascii="Times New Roman" w:hAnsi="Times New Roman" w:eastAsia="宋体" w:cs="Times New Roman"/>
-          <w:b w:val="0"/>
-          <w:sz w:val="21"/>
-          <w:szCs w:val="21"/>
-        </w:rPr>
-      </w:r>
-      <w:r>
-        <w:rPr>
-          <w:rFonts w:ascii="Times New Roman" w:hAnsi="Times New Roman" w:eastAsia="宋体" w:cs="Times New Roman"/>
-          <w:b w:val="0"/>
-          <w:sz w:val="21"/>
-          <w:szCs w:val="21"/>
-        </w:rPr>
-      </w:r>
-      <w:r>
-        <w:rPr>
-          <w:rFonts w:ascii="Times New Roman" w:hAnsi="Times New Roman" w:eastAsia="宋体" w:cs="Times New Roman"/>
-          <w:b w:val="0"/>
-          <w:sz w:val="21"/>
-          <w:szCs w:val="21"/>
-        </w:rPr>
-      </w:r>
-      <w:r>
-        <w:rPr>
-          <w:rFonts w:ascii="Times New Roman" w:hAnsi="Times New Roman" w:eastAsia="宋体" w:cs="Times New Roman"/>
-          <w:b w:val="0"/>
-          <w:sz w:val="21"/>
-          <w:szCs w:val="21"/>
-        </w:rPr>
-      </w:r>
-      <w:r>
-        <w:rPr>
-          <w:rFonts w:ascii="Times New Roman" w:hAnsi="Times New Roman" w:eastAsia="宋体" w:cs="Times New Roman"/>
-          <w:b w:val="0"/>
-          <w:sz w:val="21"/>
-          <w:szCs w:val="21"/>
-        </w:rPr>
-      </w:r>
-      <w:r>
-        <w:rPr>
-          <w:rFonts w:ascii="Times New Roman" w:hAnsi="Times New Roman" w:eastAsia="宋体" w:cs="Times New Roman"/>
-          <w:b w:val="0"/>
-          <w:sz w:val="21"/>
-          <w:szCs w:val="21"/>
-        </w:rPr>
-      </w:r>
-      <w:r>
-        <w:rPr>
-          <w:rFonts w:ascii="Times New Roman" w:hAnsi="Times New Roman" w:eastAsia="宋体" w:cs="Times New Roman"/>
-          <w:b w:val="0"/>
-          <w:sz w:val="21"/>
-          <w:szCs w:val="21"/>
-        </w:rPr>
-      </w:r>
-      <w:r>
-        <w:rPr>
-          <w:rFonts w:ascii="Times New Roman" w:hAnsi="Times New Roman" w:eastAsia="宋体" w:cs="Times New Roman"/>
-          <w:b w:val="0"/>
-          <w:sz w:val="21"/>
-          <w:szCs w:val="21"/>
-        </w:rPr>
-      </w:r>
-      <w:r>
-        <w:rPr>
-          <w:rFonts w:ascii="Times New Roman" w:hAnsi="Times New Roman" w:eastAsia="宋体" w:cs="Times New Roman"/>
-          <w:b w:val="0"/>
-          <w:sz w:val="21"/>
-          <w:szCs w:val="21"/>
-        </w:rPr>
-      </w:r>
-      <w:r>
-        <w:rPr>
-          <w:rFonts w:ascii="Times New Roman" w:hAnsi="Times New Roman" w:eastAsia="宋体" w:cs="Times New Roman"/>
-          <w:b w:val="0"/>
-          <w:sz w:val="21"/>
-          <w:szCs w:val="21"/>
-        </w:rPr>
-      </w:r>
-      <w:r>
-        <w:rPr>
-          <w:rFonts w:ascii="Times New Roman" w:hAnsi="Times New Roman" w:eastAsia="宋体" w:cs="Times New Roman"/>
-          <w:b w:val="0"/>
-          <w:sz w:val="21"/>
-          <w:szCs w:val="21"/>
-        </w:rPr>
-      </w:r>
-      <w:r>
-        <w:rPr>
-          <w:rFonts w:ascii="Times New Roman" w:hAnsi="Times New Roman" w:eastAsia="宋体" w:cs="Times New Roman"/>
-          <w:b w:val="0"/>
-          <w:sz w:val="21"/>
-          <w:szCs w:val="21"/>
-        </w:rPr>
-      </w:r>
-      <w:r>
-        <w:rPr>
-          <w:rFonts w:ascii="Times New Roman" w:hAnsi="Times New Roman" w:eastAsia="宋体" w:cs="Times New Roman"/>
-          <w:b w:val="0"/>
-          <w:sz w:val="21"/>
-          <w:szCs w:val="21"/>
-        </w:rPr>
-      </w:r>
-      <w:r>
-        <w:rPr>
-          <w:rFonts w:ascii="Times New Roman" w:hAnsi="Times New Roman" w:eastAsia="宋体" w:cs="Times New Roman"/>
-          <w:b w:val="0"/>
-          <w:sz w:val="21"/>
-          <w:szCs w:val="21"/>
-        </w:rPr>
-      </w:r>
-      <w:r>
-        <w:rPr>
-          <w:rFonts w:ascii="Times New Roman" w:hAnsi="Times New Roman" w:eastAsia="宋体" w:cs="Times New Roman"/>
-          <w:b w:val="0"/>
-          <w:sz w:val="21"/>
-          <w:szCs w:val="21"/>
-        </w:rPr>
+        <w:t xml:space="preserve">在103,731条相关评论的模型识别结果中，积极54,319条，占52.4%；无态度31,845条，占30.7%；中立10,773条，占10.4%；消极6,794条，占6.5%。若以71,886条有态度评论为分母，积极、中立和消极分别占75.6%、15.0%和9.5%。总体而言，检索范围内的相关评论呈现积极倾向；但“积极”仅表示分类模型识别出的评价方向，不能被解释为公众已经认可AI独立诊断或临床替代。具体结果见表4和图2。</w:t>
       </w:r>
     </w:p>
     <w:p>
@@ -7375,271 +3901,7 @@
           <w:sz w:val="21"/>
           <w:szCs w:val="21"/>
         </w:rPr>
-        <w:t>有态度样本为积极54,319、中立10,773、消极6,794。三组共同高频词是AI、医生、医疗和问题；差异在功能体验、能力边界和信任判断。积极组突出“方便、健康、贴心、买药、问诊、实用”；中立组为“辅助、替代、不能、取代、专业”；消极组为“医院、看病、不会、不能、取代”。中立与消极共享“不能”“医院”“取代”，积极组高频前10没有这些词。见表5。</w:t>
-      </w:r>
-      <w:r>
-        <w:rPr>
-          <w:rFonts w:ascii="Times New Roman" w:hAnsi="Times New Roman" w:eastAsia="宋体" w:cs="Times New Roman"/>
-          <w:b w:val="0"/>
-          <w:sz w:val="21"/>
-          <w:szCs w:val="21"/>
-        </w:rPr>
-      </w:r>
-      <w:r>
-        <w:rPr>
-          <w:rFonts w:ascii="Times New Roman" w:hAnsi="Times New Roman" w:eastAsia="宋体" w:cs="Times New Roman"/>
-          <w:b w:val="0"/>
-          <w:sz w:val="21"/>
-          <w:szCs w:val="21"/>
-        </w:rPr>
-      </w:r>
-      <w:r>
-        <w:rPr>
-          <w:rFonts w:ascii="Times New Roman" w:hAnsi="Times New Roman" w:eastAsia="宋体" w:cs="Times New Roman"/>
-          <w:b w:val="0"/>
-          <w:sz w:val="21"/>
-          <w:szCs w:val="21"/>
-        </w:rPr>
-      </w:r>
-      <w:r>
-        <w:rPr>
-          <w:rFonts w:ascii="Times New Roman" w:hAnsi="Times New Roman" w:eastAsia="宋体" w:cs="Times New Roman"/>
-          <w:b w:val="0"/>
-          <w:sz w:val="21"/>
-          <w:szCs w:val="21"/>
-        </w:rPr>
-      </w:r>
-      <w:r>
-        <w:rPr>
-          <w:rFonts w:ascii="Times New Roman" w:hAnsi="Times New Roman" w:eastAsia="宋体" w:cs="Times New Roman"/>
-          <w:b w:val="0"/>
-          <w:sz w:val="21"/>
-          <w:szCs w:val="21"/>
-        </w:rPr>
-      </w:r>
-      <w:r>
-        <w:rPr>
-          <w:rFonts w:ascii="Times New Roman" w:hAnsi="Times New Roman" w:eastAsia="宋体" w:cs="Times New Roman"/>
-          <w:b w:val="0"/>
-          <w:sz w:val="21"/>
-          <w:szCs w:val="21"/>
-        </w:rPr>
-      </w:r>
-      <w:r>
-        <w:rPr>
-          <w:rFonts w:ascii="Times New Roman" w:hAnsi="Times New Roman" w:eastAsia="宋体" w:cs="Times New Roman"/>
-          <w:b w:val="0"/>
-          <w:sz w:val="21"/>
-          <w:szCs w:val="21"/>
-        </w:rPr>
-      </w:r>
-      <w:r>
-        <w:rPr>
-          <w:rFonts w:ascii="Times New Roman" w:hAnsi="Times New Roman" w:eastAsia="宋体" w:cs="Times New Roman"/>
-          <w:b w:val="0"/>
-          <w:sz w:val="21"/>
-          <w:szCs w:val="21"/>
-        </w:rPr>
-      </w:r>
-      <w:r>
-        <w:rPr>
-          <w:rFonts w:ascii="Times New Roman" w:hAnsi="Times New Roman" w:eastAsia="宋体" w:cs="Times New Roman"/>
-          <w:b w:val="0"/>
-          <w:sz w:val="21"/>
-          <w:szCs w:val="21"/>
-        </w:rPr>
-      </w:r>
-      <w:r>
-        <w:rPr>
-          <w:rFonts w:ascii="Times New Roman" w:hAnsi="Times New Roman" w:eastAsia="宋体" w:cs="Times New Roman"/>
-          <w:b w:val="0"/>
-          <w:sz w:val="21"/>
-          <w:szCs w:val="21"/>
-        </w:rPr>
-      </w:r>
-      <w:r>
-        <w:rPr>
-          <w:rFonts w:ascii="Times New Roman" w:hAnsi="Times New Roman" w:eastAsia="宋体" w:cs="Times New Roman"/>
-          <w:b w:val="0"/>
-          <w:sz w:val="21"/>
-          <w:szCs w:val="21"/>
-        </w:rPr>
-      </w:r>
-      <w:r>
-        <w:rPr>
-          <w:rFonts w:ascii="Times New Roman" w:hAnsi="Times New Roman" w:eastAsia="宋体" w:cs="Times New Roman"/>
-          <w:b w:val="0"/>
-          <w:sz w:val="21"/>
-          <w:szCs w:val="21"/>
-        </w:rPr>
-      </w:r>
-      <w:r>
-        <w:rPr>
-          <w:rFonts w:ascii="Times New Roman" w:hAnsi="Times New Roman" w:eastAsia="宋体" w:cs="Times New Roman"/>
-          <w:b w:val="0"/>
-          <w:sz w:val="21"/>
-          <w:szCs w:val="21"/>
-        </w:rPr>
-      </w:r>
-      <w:r>
-        <w:rPr>
-          <w:rFonts w:ascii="Times New Roman" w:hAnsi="Times New Roman" w:eastAsia="宋体" w:cs="Times New Roman"/>
-          <w:b w:val="0"/>
-          <w:sz w:val="21"/>
-          <w:szCs w:val="21"/>
-        </w:rPr>
-      </w:r>
-      <w:r>
-        <w:rPr>
-          <w:rFonts w:ascii="Times New Roman" w:hAnsi="Times New Roman" w:eastAsia="宋体" w:cs="Times New Roman"/>
-          <w:b w:val="0"/>
-          <w:sz w:val="21"/>
-          <w:szCs w:val="21"/>
-        </w:rPr>
-      </w:r>
-      <w:r>
-        <w:rPr>
-          <w:rFonts w:ascii="Times New Roman" w:hAnsi="Times New Roman" w:eastAsia="宋体" w:cs="Times New Roman"/>
-          <w:b w:val="0"/>
-          <w:sz w:val="21"/>
-          <w:szCs w:val="21"/>
-        </w:rPr>
-      </w:r>
-      <w:r>
-        <w:rPr>
-          <w:rFonts w:ascii="Times New Roman" w:hAnsi="Times New Roman" w:eastAsia="宋体" w:cs="Times New Roman"/>
-          <w:b w:val="0"/>
-          <w:sz w:val="21"/>
-          <w:szCs w:val="21"/>
-        </w:rPr>
-      </w:r>
-      <w:r>
-        <w:rPr>
-          <w:rFonts w:ascii="Times New Roman" w:hAnsi="Times New Roman" w:eastAsia="宋体" w:cs="Times New Roman"/>
-          <w:b w:val="0"/>
-          <w:sz w:val="21"/>
-          <w:szCs w:val="21"/>
-        </w:rPr>
-      </w:r>
-      <w:r>
-        <w:rPr>
-          <w:rFonts w:ascii="Times New Roman" w:hAnsi="Times New Roman" w:eastAsia="宋体" w:cs="Times New Roman"/>
-          <w:b w:val="0"/>
-          <w:sz w:val="21"/>
-          <w:szCs w:val="21"/>
-        </w:rPr>
-      </w:r>
-      <w:r>
-        <w:rPr>
-          <w:rFonts w:ascii="Times New Roman" w:hAnsi="Times New Roman" w:eastAsia="宋体" w:cs="Times New Roman"/>
-          <w:b w:val="0"/>
-          <w:sz w:val="21"/>
-          <w:szCs w:val="21"/>
-        </w:rPr>
-      </w:r>
-      <w:r>
-        <w:rPr>
-          <w:rFonts w:ascii="Times New Roman" w:hAnsi="Times New Roman" w:eastAsia="宋体" w:cs="Times New Roman"/>
-          <w:b w:val="0"/>
-          <w:sz w:val="21"/>
-          <w:szCs w:val="21"/>
-        </w:rPr>
-      </w:r>
-      <w:r>
-        <w:rPr>
-          <w:rFonts w:ascii="Times New Roman" w:hAnsi="Times New Roman" w:eastAsia="宋体" w:cs="Times New Roman"/>
-          <w:b w:val="0"/>
-          <w:sz w:val="21"/>
-          <w:szCs w:val="21"/>
-        </w:rPr>
-      </w:r>
-      <w:r>
-        <w:rPr>
-          <w:rFonts w:ascii="Times New Roman" w:hAnsi="Times New Roman" w:eastAsia="宋体" w:cs="Times New Roman"/>
-          <w:b w:val="0"/>
-          <w:sz w:val="21"/>
-          <w:szCs w:val="21"/>
-        </w:rPr>
-      </w:r>
-      <w:r>
-        <w:rPr>
-          <w:rFonts w:ascii="Times New Roman" w:hAnsi="Times New Roman" w:eastAsia="宋体" w:cs="Times New Roman"/>
-          <w:b w:val="0"/>
-          <w:sz w:val="21"/>
-          <w:szCs w:val="21"/>
-        </w:rPr>
-      </w:r>
-      <w:r>
-        <w:rPr>
-          <w:rFonts w:ascii="Times New Roman" w:hAnsi="Times New Roman" w:eastAsia="宋体" w:cs="Times New Roman"/>
-          <w:b w:val="0"/>
-          <w:sz w:val="21"/>
-          <w:szCs w:val="21"/>
-        </w:rPr>
-      </w:r>
-      <w:r>
-        <w:rPr>
-          <w:rFonts w:ascii="Times New Roman" w:hAnsi="Times New Roman" w:eastAsia="宋体" w:cs="Times New Roman"/>
-          <w:b w:val="0"/>
-          <w:sz w:val="21"/>
-          <w:szCs w:val="21"/>
-        </w:rPr>
-      </w:r>
-      <w:r>
-        <w:rPr>
-          <w:rFonts w:ascii="Times New Roman" w:hAnsi="Times New Roman" w:eastAsia="宋体" w:cs="Times New Roman"/>
-          <w:b w:val="0"/>
-          <w:sz w:val="21"/>
-          <w:szCs w:val="21"/>
-        </w:rPr>
-      </w:r>
-      <w:r>
-        <w:rPr>
-          <w:rFonts w:ascii="Times New Roman" w:hAnsi="Times New Roman" w:eastAsia="宋体" w:cs="Times New Roman"/>
-          <w:b w:val="0"/>
-          <w:sz w:val="21"/>
-          <w:szCs w:val="21"/>
-        </w:rPr>
-      </w:r>
-      <w:r>
-        <w:rPr>
-          <w:rFonts w:ascii="Times New Roman" w:hAnsi="Times New Roman" w:eastAsia="宋体" w:cs="Times New Roman"/>
-          <w:b w:val="0"/>
-          <w:sz w:val="21"/>
-          <w:szCs w:val="21"/>
-        </w:rPr>
-      </w:r>
-      <w:r>
-        <w:rPr>
-          <w:rFonts w:ascii="Times New Roman" w:hAnsi="Times New Roman" w:eastAsia="宋体" w:cs="Times New Roman"/>
-          <w:b w:val="0"/>
-          <w:sz w:val="21"/>
-          <w:szCs w:val="21"/>
-        </w:rPr>
-      </w:r>
-      <w:r>
-        <w:rPr>
-          <w:rFonts w:ascii="Times New Roman" w:hAnsi="Times New Roman" w:eastAsia="宋体" w:cs="Times New Roman"/>
-          <w:b w:val="0"/>
-          <w:sz w:val="21"/>
-          <w:szCs w:val="21"/>
-        </w:rPr>
-      </w:r>
-      <w:r>
-        <w:rPr>
-          <w:rFonts w:ascii="Times New Roman" w:hAnsi="Times New Roman" w:eastAsia="宋体" w:cs="Times New Roman"/>
-          <w:b w:val="0"/>
-          <w:sz w:val="21"/>
-          <w:szCs w:val="21"/>
-        </w:rPr>
-      </w:r>
-      <w:r>
-        <w:rPr>
-          <w:rFonts w:ascii="Times New Roman" w:hAnsi="Times New Roman" w:eastAsia="宋体" w:cs="Times New Roman"/>
-          <w:b w:val="0"/>
-          <w:sz w:val="21"/>
-          <w:szCs w:val="21"/>
-        </w:rPr>
+        <w:t xml:space="preserve">有态度评论包括积极54,319条、中立10,773条和消极6,794条。三个态度组共同出现的高频词为“AI”“医生”“医疗”和“问题”，差异主要体现在功能体验、能力边界和信任判断。积极组突出“方便”“健康”“贴心”“买药”“问诊”和“实用”；中立组突出“辅助”“替代”“不能”“取代”和“专业”；消极组则突出“医院”“看病”“不会”“不能”和“取代”。“不能”“医院”和“取代”同时进入中立组与消极组高频词前十，但未进入积极组前十。具体结果见表5。</w:t>
       </w:r>
     </w:p>
     <w:p>
@@ -7655,135 +3917,7 @@
           <w:sz w:val="21"/>
           <w:szCs w:val="21"/>
         </w:rPr>
-        <w:t>每千条评论中，AI在积极、中立、消极组的密度约为265、703和615，医生约为100、488和309。中立和消极更常并提AI与医生，积极组更常直接写便利。词频只说明可见度，不能单独当作认知模式。</w:t>
-      </w:r>
-      <w:r>
-        <w:rPr>
-          <w:rFonts w:ascii="Times New Roman" w:hAnsi="Times New Roman" w:eastAsia="宋体" w:cs="Times New Roman"/>
-          <w:b w:val="0"/>
-          <w:sz w:val="21"/>
-          <w:szCs w:val="21"/>
-        </w:rPr>
-      </w:r>
-      <w:r>
-        <w:rPr>
-          <w:rFonts w:ascii="Times New Roman" w:hAnsi="Times New Roman" w:eastAsia="宋体" w:cs="Times New Roman"/>
-          <w:b w:val="0"/>
-          <w:sz w:val="21"/>
-          <w:szCs w:val="21"/>
-        </w:rPr>
-      </w:r>
-      <w:r>
-        <w:rPr>
-          <w:rFonts w:ascii="Times New Roman" w:hAnsi="Times New Roman" w:eastAsia="宋体" w:cs="Times New Roman"/>
-          <w:b w:val="0"/>
-          <w:sz w:val="21"/>
-          <w:szCs w:val="21"/>
-        </w:rPr>
-      </w:r>
-      <w:r>
-        <w:rPr>
-          <w:rFonts w:ascii="Times New Roman" w:hAnsi="Times New Roman" w:eastAsia="宋体" w:cs="Times New Roman"/>
-          <w:b w:val="0"/>
-          <w:sz w:val="21"/>
-          <w:szCs w:val="21"/>
-        </w:rPr>
-      </w:r>
-      <w:r>
-        <w:rPr>
-          <w:rFonts w:ascii="Times New Roman" w:hAnsi="Times New Roman" w:eastAsia="宋体" w:cs="Times New Roman"/>
-          <w:b w:val="0"/>
-          <w:sz w:val="21"/>
-          <w:szCs w:val="21"/>
-        </w:rPr>
-      </w:r>
-      <w:r>
-        <w:rPr>
-          <w:rFonts w:ascii="Times New Roman" w:hAnsi="Times New Roman" w:eastAsia="宋体" w:cs="Times New Roman"/>
-          <w:b w:val="0"/>
-          <w:sz w:val="21"/>
-          <w:szCs w:val="21"/>
-        </w:rPr>
-      </w:r>
-      <w:r>
-        <w:rPr>
-          <w:rFonts w:ascii="Times New Roman" w:hAnsi="Times New Roman" w:eastAsia="宋体" w:cs="Times New Roman"/>
-          <w:b w:val="0"/>
-          <w:sz w:val="21"/>
-          <w:szCs w:val="21"/>
-        </w:rPr>
-      </w:r>
-      <w:r>
-        <w:rPr>
-          <w:rFonts w:ascii="Times New Roman" w:hAnsi="Times New Roman" w:eastAsia="宋体" w:cs="Times New Roman"/>
-          <w:b w:val="0"/>
-          <w:sz w:val="21"/>
-          <w:szCs w:val="21"/>
-        </w:rPr>
-      </w:r>
-      <w:r>
-        <w:rPr>
-          <w:rFonts w:ascii="Times New Roman" w:hAnsi="Times New Roman" w:eastAsia="宋体" w:cs="Times New Roman"/>
-          <w:b w:val="0"/>
-          <w:sz w:val="21"/>
-          <w:szCs w:val="21"/>
-        </w:rPr>
-      </w:r>
-      <w:r>
-        <w:rPr>
-          <w:rFonts w:ascii="Times New Roman" w:hAnsi="Times New Roman" w:eastAsia="宋体" w:cs="Times New Roman"/>
-          <w:b w:val="0"/>
-          <w:sz w:val="21"/>
-          <w:szCs w:val="21"/>
-        </w:rPr>
-      </w:r>
-      <w:r>
-        <w:rPr>
-          <w:rFonts w:ascii="Times New Roman" w:hAnsi="Times New Roman" w:eastAsia="宋体" w:cs="Times New Roman"/>
-          <w:b w:val="0"/>
-          <w:sz w:val="21"/>
-          <w:szCs w:val="21"/>
-        </w:rPr>
-      </w:r>
-      <w:r>
-        <w:rPr>
-          <w:rFonts w:ascii="Times New Roman" w:hAnsi="Times New Roman" w:eastAsia="宋体" w:cs="Times New Roman"/>
-          <w:b w:val="0"/>
-          <w:sz w:val="21"/>
-          <w:szCs w:val="21"/>
-        </w:rPr>
-      </w:r>
-      <w:r>
-        <w:rPr>
-          <w:rFonts w:ascii="Times New Roman" w:hAnsi="Times New Roman" w:eastAsia="宋体" w:cs="Times New Roman"/>
-          <w:b w:val="0"/>
-          <w:sz w:val="21"/>
-          <w:szCs w:val="21"/>
-        </w:rPr>
-      </w:r>
-      <w:r>
-        <w:rPr>
-          <w:rFonts w:ascii="Times New Roman" w:hAnsi="Times New Roman" w:eastAsia="宋体" w:cs="Times New Roman"/>
-          <w:b w:val="0"/>
-          <w:sz w:val="21"/>
-          <w:szCs w:val="21"/>
-        </w:rPr>
-      </w:r>
-      <w:r>
-        <w:rPr>
-          <w:rFonts w:ascii="Times New Roman" w:hAnsi="Times New Roman" w:eastAsia="宋体" w:cs="Times New Roman"/>
-          <w:b w:val="0"/>
-          <w:sz w:val="21"/>
-          <w:szCs w:val="21"/>
-        </w:rPr>
-      </w:r>
-      <w:r>
-        <w:rPr>
-          <w:rFonts w:ascii="Times New Roman" w:hAnsi="Times New Roman" w:eastAsia="宋体" w:cs="Times New Roman"/>
-          <w:b w:val="0"/>
-          <w:sz w:val="21"/>
-          <w:szCs w:val="21"/>
-        </w:rPr>
+        <w:t xml:space="preserve">按每千条评论计算，“AI”在积极、中立和消极组中的出现频次约为265、703和615，“医生”约为100、488和309。相较于积极组，中立组和消极组更频繁地同时讨论AI与医生，积极组则更突出便利性表达。词频仅反映词语在各组中的可见程度，不能单独作为认知模式的判定依据。</w:t>
       </w:r>
     </w:p>
     <w:p>
@@ -10318,247 +6452,7 @@
           <w:sz w:val="21"/>
           <w:szCs w:val="21"/>
         </w:rPr>
-        <w:t>平均TF-IDF中，积极组“方便”超过AI居首，“贴心、买药、实用、问诊”进入前十；中立组仍以AI和医生为中心，“辅助、不能、替代、取代、参考”区分度较高；消极组在AI、医生之外主要是“医院、不会、不能、取代、看病、相信”。见表6、图3。</w:t>
-      </w:r>
-      <w:r>
-        <w:rPr>
-          <w:rFonts w:ascii="Times New Roman" w:hAnsi="Times New Roman" w:eastAsia="宋体" w:cs="Times New Roman"/>
-          <w:b w:val="0"/>
-          <w:sz w:val="21"/>
-          <w:szCs w:val="21"/>
-        </w:rPr>
-      </w:r>
-      <w:r>
-        <w:rPr>
-          <w:rFonts w:ascii="Times New Roman" w:hAnsi="Times New Roman" w:eastAsia="宋体" w:cs="Times New Roman"/>
-          <w:b w:val="0"/>
-          <w:sz w:val="21"/>
-          <w:szCs w:val="21"/>
-        </w:rPr>
-      </w:r>
-      <w:r>
-        <w:rPr>
-          <w:rFonts w:ascii="Times New Roman" w:hAnsi="Times New Roman" w:eastAsia="宋体" w:cs="Times New Roman"/>
-          <w:b w:val="0"/>
-          <w:sz w:val="21"/>
-          <w:szCs w:val="21"/>
-        </w:rPr>
-      </w:r>
-      <w:r>
-        <w:rPr>
-          <w:rFonts w:ascii="Times New Roman" w:hAnsi="Times New Roman" w:eastAsia="宋体" w:cs="Times New Roman"/>
-          <w:b w:val="0"/>
-          <w:sz w:val="21"/>
-          <w:szCs w:val="21"/>
-        </w:rPr>
-      </w:r>
-      <w:r>
-        <w:rPr>
-          <w:rFonts w:ascii="Times New Roman" w:hAnsi="Times New Roman" w:eastAsia="宋体" w:cs="Times New Roman"/>
-          <w:b w:val="0"/>
-          <w:sz w:val="21"/>
-          <w:szCs w:val="21"/>
-        </w:rPr>
-      </w:r>
-      <w:r>
-        <w:rPr>
-          <w:rFonts w:ascii="Times New Roman" w:hAnsi="Times New Roman" w:eastAsia="宋体" w:cs="Times New Roman"/>
-          <w:b w:val="0"/>
-          <w:sz w:val="21"/>
-          <w:szCs w:val="21"/>
-        </w:rPr>
-      </w:r>
-      <w:r>
-        <w:rPr>
-          <w:rFonts w:ascii="Times New Roman" w:hAnsi="Times New Roman" w:eastAsia="宋体" w:cs="Times New Roman"/>
-          <w:b w:val="0"/>
-          <w:sz w:val="21"/>
-          <w:szCs w:val="21"/>
-        </w:rPr>
-      </w:r>
-      <w:r>
-        <w:rPr>
-          <w:rFonts w:ascii="Times New Roman" w:hAnsi="Times New Roman" w:eastAsia="宋体" w:cs="Times New Roman"/>
-          <w:b w:val="0"/>
-          <w:sz w:val="21"/>
-          <w:szCs w:val="21"/>
-        </w:rPr>
-      </w:r>
-      <w:r>
-        <w:rPr>
-          <w:rFonts w:ascii="Times New Roman" w:hAnsi="Times New Roman" w:eastAsia="宋体" w:cs="Times New Roman"/>
-          <w:b w:val="0"/>
-          <w:sz w:val="21"/>
-          <w:szCs w:val="21"/>
-        </w:rPr>
-      </w:r>
-      <w:r>
-        <w:rPr>
-          <w:rFonts w:ascii="Times New Roman" w:hAnsi="Times New Roman" w:eastAsia="宋体" w:cs="Times New Roman"/>
-          <w:b w:val="0"/>
-          <w:sz w:val="21"/>
-          <w:szCs w:val="21"/>
-        </w:rPr>
-      </w:r>
-      <w:r>
-        <w:rPr>
-          <w:rFonts w:ascii="Times New Roman" w:hAnsi="Times New Roman" w:eastAsia="宋体" w:cs="Times New Roman"/>
-          <w:b w:val="0"/>
-          <w:sz w:val="21"/>
-          <w:szCs w:val="21"/>
-        </w:rPr>
-      </w:r>
-      <w:r>
-        <w:rPr>
-          <w:rFonts w:ascii="Times New Roman" w:hAnsi="Times New Roman" w:eastAsia="宋体" w:cs="Times New Roman"/>
-          <w:b w:val="0"/>
-          <w:sz w:val="21"/>
-          <w:szCs w:val="21"/>
-        </w:rPr>
-      </w:r>
-      <w:r>
-        <w:rPr>
-          <w:rFonts w:ascii="Times New Roman" w:hAnsi="Times New Roman" w:eastAsia="宋体" w:cs="Times New Roman"/>
-          <w:b w:val="0"/>
-          <w:sz w:val="21"/>
-          <w:szCs w:val="21"/>
-        </w:rPr>
-      </w:r>
-      <w:r>
-        <w:rPr>
-          <w:rFonts w:ascii="Times New Roman" w:hAnsi="Times New Roman" w:eastAsia="宋体" w:cs="Times New Roman"/>
-          <w:b w:val="0"/>
-          <w:sz w:val="21"/>
-          <w:szCs w:val="21"/>
-        </w:rPr>
-      </w:r>
-      <w:r>
-        <w:rPr>
-          <w:rFonts w:ascii="Times New Roman" w:hAnsi="Times New Roman" w:eastAsia="宋体" w:cs="Times New Roman"/>
-          <w:b w:val="0"/>
-          <w:sz w:val="21"/>
-          <w:szCs w:val="21"/>
-        </w:rPr>
-      </w:r>
-      <w:r>
-        <w:rPr>
-          <w:rFonts w:ascii="Times New Roman" w:hAnsi="Times New Roman" w:eastAsia="宋体" w:cs="Times New Roman"/>
-          <w:b w:val="0"/>
-          <w:sz w:val="21"/>
-          <w:szCs w:val="21"/>
-        </w:rPr>
-      </w:r>
-      <w:r>
-        <w:rPr>
-          <w:rFonts w:ascii="Times New Roman" w:hAnsi="Times New Roman" w:eastAsia="宋体" w:cs="Times New Roman"/>
-          <w:b w:val="0"/>
-          <w:sz w:val="21"/>
-          <w:szCs w:val="21"/>
-        </w:rPr>
-      </w:r>
-      <w:r>
-        <w:rPr>
-          <w:rFonts w:ascii="Times New Roman" w:hAnsi="Times New Roman" w:eastAsia="宋体" w:cs="Times New Roman"/>
-          <w:b w:val="0"/>
-          <w:sz w:val="21"/>
-          <w:szCs w:val="21"/>
-        </w:rPr>
-      </w:r>
-      <w:r>
-        <w:rPr>
-          <w:rFonts w:ascii="Times New Roman" w:hAnsi="Times New Roman" w:eastAsia="宋体" w:cs="Times New Roman"/>
-          <w:b w:val="0"/>
-          <w:sz w:val="21"/>
-          <w:szCs w:val="21"/>
-        </w:rPr>
-      </w:r>
-      <w:r>
-        <w:rPr>
-          <w:rFonts w:ascii="Times New Roman" w:hAnsi="Times New Roman" w:eastAsia="宋体" w:cs="Times New Roman"/>
-          <w:b w:val="0"/>
-          <w:sz w:val="21"/>
-          <w:szCs w:val="21"/>
-        </w:rPr>
-      </w:r>
-      <w:r>
-        <w:rPr>
-          <w:rFonts w:ascii="Times New Roman" w:hAnsi="Times New Roman" w:eastAsia="宋体" w:cs="Times New Roman"/>
-          <w:b w:val="0"/>
-          <w:sz w:val="21"/>
-          <w:szCs w:val="21"/>
-        </w:rPr>
-      </w:r>
-      <w:r>
-        <w:rPr>
-          <w:rFonts w:ascii="Times New Roman" w:hAnsi="Times New Roman" w:eastAsia="宋体" w:cs="Times New Roman"/>
-          <w:b w:val="0"/>
-          <w:sz w:val="21"/>
-          <w:szCs w:val="21"/>
-        </w:rPr>
-      </w:r>
-      <w:r>
-        <w:rPr>
-          <w:rFonts w:ascii="Times New Roman" w:hAnsi="Times New Roman" w:eastAsia="宋体" w:cs="Times New Roman"/>
-          <w:b w:val="0"/>
-          <w:sz w:val="21"/>
-          <w:szCs w:val="21"/>
-        </w:rPr>
-      </w:r>
-      <w:r>
-        <w:rPr>
-          <w:rFonts w:ascii="Times New Roman" w:hAnsi="Times New Roman" w:eastAsia="宋体" w:cs="Times New Roman"/>
-          <w:b w:val="0"/>
-          <w:sz w:val="21"/>
-          <w:szCs w:val="21"/>
-        </w:rPr>
-      </w:r>
-      <w:r>
-        <w:rPr>
-          <w:rFonts w:ascii="Times New Roman" w:hAnsi="Times New Roman" w:eastAsia="宋体" w:cs="Times New Roman"/>
-          <w:b w:val="0"/>
-          <w:sz w:val="21"/>
-          <w:szCs w:val="21"/>
-        </w:rPr>
-      </w:r>
-      <w:r>
-        <w:rPr>
-          <w:rFonts w:ascii="Times New Roman" w:hAnsi="Times New Roman" w:eastAsia="宋体" w:cs="Times New Roman"/>
-          <w:b w:val="0"/>
-          <w:sz w:val="21"/>
-          <w:szCs w:val="21"/>
-        </w:rPr>
-      </w:r>
-      <w:r>
-        <w:rPr>
-          <w:rFonts w:ascii="Times New Roman" w:hAnsi="Times New Roman" w:eastAsia="宋体" w:cs="Times New Roman"/>
-          <w:b w:val="0"/>
-          <w:sz w:val="21"/>
-          <w:szCs w:val="21"/>
-        </w:rPr>
-      </w:r>
-      <w:r>
-        <w:rPr>
-          <w:rFonts w:ascii="Times New Roman" w:hAnsi="Times New Roman" w:eastAsia="宋体" w:cs="Times New Roman"/>
-          <w:b w:val="0"/>
-          <w:sz w:val="21"/>
-          <w:szCs w:val="21"/>
-        </w:rPr>
-      </w:r>
-      <w:r>
-        <w:rPr>
-          <w:rFonts w:ascii="Times New Roman" w:hAnsi="Times New Roman" w:eastAsia="宋体" w:cs="Times New Roman"/>
-          <w:b w:val="0"/>
-          <w:sz w:val="21"/>
-          <w:szCs w:val="21"/>
-        </w:rPr>
-      </w:r>
-      <w:r>
-        <w:rPr>
-          <w:rFonts w:ascii="Times New Roman" w:hAnsi="Times New Roman" w:eastAsia="宋体" w:cs="Times New Roman"/>
-          <w:b w:val="0"/>
-          <w:sz w:val="21"/>
-          <w:szCs w:val="21"/>
-        </w:rPr>
+        <w:t xml:space="preserve">平均TF-IDF结果显示，积极组中“方便”超过“AI”位居首位，“贴心”“买药”“实用”和“问诊”进入前十；中立组仍以“AI”和“医生”为中心，“辅助”“不能”“替代”“取代”和“参考”具有较高区分度；消极组除“AI”和“医生”外，主要包括“医院”“不会”“不能”“取代”“看病”和“相信”。具体结果见表6和图3。</w:t>
       </w:r>
     </w:p>
     <w:p>
@@ -13190,119 +9084,7 @@
           <w:sz w:val="21"/>
           <w:szCs w:val="21"/>
         </w:rPr>
-        <w:t>三组权重最高的边都是“AI—医生”。其后连接不同：积极组接健康、方便、买药、问诊；中立组接辅助、不能、替代、取代；消极组接医院、看病、问题、不会。同一条人机关系，在三组里分别落入便利、分工边界和不信任或正规就医。见表7、图4–图6。</w:t>
-      </w:r>
-      <w:r>
-        <w:rPr>
-          <w:rFonts w:ascii="Times New Roman" w:hAnsi="Times New Roman" w:eastAsia="宋体" w:cs="Times New Roman"/>
-          <w:b w:val="0"/>
-          <w:sz w:val="21"/>
-          <w:szCs w:val="21"/>
-        </w:rPr>
-      </w:r>
-      <w:r>
-        <w:rPr>
-          <w:rFonts w:ascii="Times New Roman" w:hAnsi="Times New Roman" w:eastAsia="宋体" w:cs="Times New Roman"/>
-          <w:b w:val="0"/>
-          <w:sz w:val="21"/>
-          <w:szCs w:val="21"/>
-        </w:rPr>
-      </w:r>
-      <w:r>
-        <w:rPr>
-          <w:rFonts w:ascii="Times New Roman" w:hAnsi="Times New Roman" w:eastAsia="宋体" w:cs="Times New Roman"/>
-          <w:b w:val="0"/>
-          <w:sz w:val="21"/>
-          <w:szCs w:val="21"/>
-        </w:rPr>
-      </w:r>
-      <w:r>
-        <w:rPr>
-          <w:rFonts w:ascii="Times New Roman" w:hAnsi="Times New Roman" w:eastAsia="宋体" w:cs="Times New Roman"/>
-          <w:b w:val="0"/>
-          <w:sz w:val="21"/>
-          <w:szCs w:val="21"/>
-        </w:rPr>
-      </w:r>
-      <w:r>
-        <w:rPr>
-          <w:rFonts w:ascii="Times New Roman" w:hAnsi="Times New Roman" w:eastAsia="宋体" w:cs="Times New Roman"/>
-          <w:b w:val="0"/>
-          <w:sz w:val="21"/>
-          <w:szCs w:val="21"/>
-        </w:rPr>
-      </w:r>
-      <w:r>
-        <w:rPr>
-          <w:rFonts w:ascii="Times New Roman" w:hAnsi="Times New Roman" w:eastAsia="宋体" w:cs="Times New Roman"/>
-          <w:b w:val="0"/>
-          <w:sz w:val="21"/>
-          <w:szCs w:val="21"/>
-        </w:rPr>
-      </w:r>
-      <w:r>
-        <w:rPr>
-          <w:rFonts w:ascii="Times New Roman" w:hAnsi="Times New Roman" w:eastAsia="宋体" w:cs="Times New Roman"/>
-          <w:b w:val="0"/>
-          <w:sz w:val="21"/>
-          <w:szCs w:val="21"/>
-        </w:rPr>
-      </w:r>
-      <w:r>
-        <w:rPr>
-          <w:rFonts w:ascii="Times New Roman" w:hAnsi="Times New Roman" w:eastAsia="宋体" w:cs="Times New Roman"/>
-          <w:b w:val="0"/>
-          <w:sz w:val="21"/>
-          <w:szCs w:val="21"/>
-        </w:rPr>
-      </w:r>
-      <w:r>
-        <w:rPr>
-          <w:rFonts w:ascii="Times New Roman" w:hAnsi="Times New Roman" w:eastAsia="宋体" w:cs="Times New Roman"/>
-          <w:b w:val="0"/>
-          <w:sz w:val="21"/>
-          <w:szCs w:val="21"/>
-        </w:rPr>
-      </w:r>
-      <w:r>
-        <w:rPr>
-          <w:rFonts w:ascii="Times New Roman" w:hAnsi="Times New Roman" w:eastAsia="宋体" w:cs="Times New Roman"/>
-          <w:b w:val="0"/>
-          <w:sz w:val="21"/>
-          <w:szCs w:val="21"/>
-        </w:rPr>
-      </w:r>
-      <w:r>
-        <w:rPr>
-          <w:rFonts w:ascii="Times New Roman" w:hAnsi="Times New Roman" w:eastAsia="宋体" w:cs="Times New Roman"/>
-          <w:b w:val="0"/>
-          <w:sz w:val="21"/>
-          <w:szCs w:val="21"/>
-        </w:rPr>
-      </w:r>
-      <w:r>
-        <w:rPr>
-          <w:rFonts w:ascii="Times New Roman" w:hAnsi="Times New Roman" w:eastAsia="宋体" w:cs="Times New Roman"/>
-          <w:b w:val="0"/>
-          <w:sz w:val="21"/>
-          <w:szCs w:val="21"/>
-        </w:rPr>
-      </w:r>
-      <w:r>
-        <w:rPr>
-          <w:rFonts w:ascii="Times New Roman" w:hAnsi="Times New Roman" w:eastAsia="宋体" w:cs="Times New Roman"/>
-          <w:b w:val="0"/>
-          <w:sz w:val="21"/>
-          <w:szCs w:val="21"/>
-        </w:rPr>
-      </w:r>
-      <w:r>
-        <w:rPr>
-          <w:rFonts w:ascii="Times New Roman" w:hAnsi="Times New Roman" w:eastAsia="宋体" w:cs="Times New Roman"/>
-          <w:b w:val="0"/>
-          <w:sz w:val="21"/>
-          <w:szCs w:val="21"/>
-        </w:rPr>
+        <w:t xml:space="preserve">三个态度组中，权重最高的共现边均为“AI—医生”，但该核心关系连接的其他词语有所不同：积极组主要连接“健康”“方便”“买药”和“问诊”，中立组主要连接“辅助”“不能”“替代”和“取代”，消极组主要连接“医院”“看病”“问题”和“不会”。从话语结构看，AI与医生是三组共同关注的核心关系，但其语义分别偏向功能便利、角色边界以及能力怀疑或正规就医。具体结果见表7及图4—图6。</w:t>
       </w:r>
     </w:p>
     <w:p>
@@ -15943,103 +11725,7 @@
           <w:sz w:val="21"/>
           <w:szCs w:val="21"/>
         </w:rPr>
-        <w:t>图4–图6为各组加权度最高的40个节点。积极组中AI与方便、健康、医生同处中心，购药问诊与技术便利分成不同社区；中立组AI与医生贴近，一侧接辅助、参考、工具，一侧接替代、不能、人类；消极组仍以AI—医生为中心，医院看病、替代机器人和误诊负责分成局部结构。</w:t>
-      </w:r>
-      <w:r>
-        <w:rPr>
-          <w:rFonts w:ascii="Times New Roman" w:hAnsi="Times New Roman" w:eastAsia="宋体" w:cs="Times New Roman"/>
-          <w:b w:val="0"/>
-          <w:sz w:val="21"/>
-          <w:szCs w:val="21"/>
-        </w:rPr>
-      </w:r>
-      <w:r>
-        <w:rPr>
-          <w:rFonts w:ascii="Times New Roman" w:hAnsi="Times New Roman" w:eastAsia="宋体" w:cs="Times New Roman"/>
-          <w:b w:val="0"/>
-          <w:sz w:val="21"/>
-          <w:szCs w:val="21"/>
-        </w:rPr>
-      </w:r>
-      <w:r>
-        <w:rPr>
-          <w:rFonts w:ascii="Times New Roman" w:hAnsi="Times New Roman" w:eastAsia="宋体" w:cs="Times New Roman"/>
-          <w:b w:val="0"/>
-          <w:sz w:val="21"/>
-          <w:szCs w:val="21"/>
-        </w:rPr>
-      </w:r>
-      <w:r>
-        <w:rPr>
-          <w:rFonts w:ascii="Times New Roman" w:hAnsi="Times New Roman" w:eastAsia="宋体" w:cs="Times New Roman"/>
-          <w:b w:val="0"/>
-          <w:sz w:val="21"/>
-          <w:szCs w:val="21"/>
-        </w:rPr>
-      </w:r>
-      <w:r>
-        <w:rPr>
-          <w:rFonts w:ascii="Times New Roman" w:hAnsi="Times New Roman" w:eastAsia="宋体" w:cs="Times New Roman"/>
-          <w:b w:val="0"/>
-          <w:sz w:val="21"/>
-          <w:szCs w:val="21"/>
-        </w:rPr>
-      </w:r>
-      <w:r>
-        <w:rPr>
-          <w:rFonts w:ascii="Times New Roman" w:hAnsi="Times New Roman" w:eastAsia="宋体" w:cs="Times New Roman"/>
-          <w:b w:val="0"/>
-          <w:sz w:val="21"/>
-          <w:szCs w:val="21"/>
-        </w:rPr>
-      </w:r>
-      <w:r>
-        <w:rPr>
-          <w:rFonts w:ascii="Times New Roman" w:hAnsi="Times New Roman" w:eastAsia="宋体" w:cs="Times New Roman"/>
-          <w:b w:val="0"/>
-          <w:sz w:val="21"/>
-          <w:szCs w:val="21"/>
-        </w:rPr>
-      </w:r>
-      <w:r>
-        <w:rPr>
-          <w:rFonts w:ascii="Times New Roman" w:hAnsi="Times New Roman" w:eastAsia="宋体" w:cs="Times New Roman"/>
-          <w:b w:val="0"/>
-          <w:sz w:val="21"/>
-          <w:szCs w:val="21"/>
-        </w:rPr>
-      </w:r>
-      <w:r>
-        <w:rPr>
-          <w:rFonts w:ascii="Times New Roman" w:hAnsi="Times New Roman" w:eastAsia="宋体" w:cs="Times New Roman"/>
-          <w:b w:val="0"/>
-          <w:sz w:val="21"/>
-          <w:szCs w:val="21"/>
-        </w:rPr>
-      </w:r>
-      <w:r>
-        <w:rPr>
-          <w:rFonts w:ascii="Times New Roman" w:hAnsi="Times New Roman" w:eastAsia="宋体" w:cs="Times New Roman"/>
-          <w:b w:val="0"/>
-          <w:sz w:val="21"/>
-          <w:szCs w:val="21"/>
-        </w:rPr>
-      </w:r>
-      <w:r>
-        <w:rPr>
-          <w:rFonts w:ascii="Times New Roman" w:hAnsi="Times New Roman" w:eastAsia="宋体" w:cs="Times New Roman"/>
-          <w:b w:val="0"/>
-          <w:sz w:val="21"/>
-          <w:szCs w:val="21"/>
-        </w:rPr>
-      </w:r>
-      <w:r>
-        <w:rPr>
-          <w:rFonts w:ascii="Times New Roman" w:hAnsi="Times New Roman" w:eastAsia="宋体" w:cs="Times New Roman"/>
-          <w:b w:val="0"/>
-          <w:sz w:val="21"/>
-          <w:szCs w:val="21"/>
-        </w:rPr>
+        <w:t xml:space="preserve">图4—图6展示了各组加权度最高的40个节点。积极组中，“AI”与“方便”“健康”“医生”处于网络中心，购药问诊与技术便利形成不同社区；中立组中，“AI”与“医生”位置接近，一侧连接“辅助”“参考”“工具”，另一侧连接“替代”“不能”“人类”；消极组仍以“AI—医生”为核心，并形成医院就医、替代担忧和误诊责任等局部结构。</w:t>
       </w:r>
     </w:p>
     <w:p>
@@ -16055,271 +11741,7 @@
           <w:sz w:val="21"/>
           <w:szCs w:val="21"/>
         </w:rPr>
-        <w:t>Louvain得到14个规模不低于10词的词簇：积极5、中立5、消极4（表8）。积极组为AI能力赞叹、便利就医、实用功能认可、技术前景乐观和健康咨询。赞叹簇以“靠谱、专业、厉害、全面、诊断”为主，如“随时可以得到最专业的诊断”；便利就医连接“方便、买药、问诊、不用出门”，如“京东在线问诊方便不用出门解决流感问题”；其余三簇分别落在助手功能、技术前景和报告解读。</w:t>
-      </w:r>
-      <w:r>
-        <w:rPr>
-          <w:rFonts w:ascii="Times New Roman" w:hAnsi="Times New Roman" w:eastAsia="宋体" w:cs="Times New Roman"/>
-          <w:b w:val="0"/>
-          <w:sz w:val="21"/>
-          <w:szCs w:val="21"/>
-        </w:rPr>
-      </w:r>
-      <w:r>
-        <w:rPr>
-          <w:rFonts w:ascii="Times New Roman" w:hAnsi="Times New Roman" w:eastAsia="宋体" w:cs="Times New Roman"/>
-          <w:b w:val="0"/>
-          <w:sz w:val="21"/>
-          <w:szCs w:val="21"/>
-        </w:rPr>
-      </w:r>
-      <w:r>
-        <w:rPr>
-          <w:rFonts w:ascii="Times New Roman" w:hAnsi="Times New Roman" w:eastAsia="宋体" w:cs="Times New Roman"/>
-          <w:b w:val="0"/>
-          <w:sz w:val="21"/>
-          <w:szCs w:val="21"/>
-        </w:rPr>
-      </w:r>
-      <w:r>
-        <w:rPr>
-          <w:rFonts w:ascii="Times New Roman" w:hAnsi="Times New Roman" w:eastAsia="宋体" w:cs="Times New Roman"/>
-          <w:b w:val="0"/>
-          <w:sz w:val="21"/>
-          <w:szCs w:val="21"/>
-        </w:rPr>
-      </w:r>
-      <w:r>
-        <w:rPr>
-          <w:rFonts w:ascii="Times New Roman" w:hAnsi="Times New Roman" w:eastAsia="宋体" w:cs="Times New Roman"/>
-          <w:b w:val="0"/>
-          <w:sz w:val="21"/>
-          <w:szCs w:val="21"/>
-        </w:rPr>
-      </w:r>
-      <w:r>
-        <w:rPr>
-          <w:rFonts w:ascii="Times New Roman" w:hAnsi="Times New Roman" w:eastAsia="宋体" w:cs="Times New Roman"/>
-          <w:b w:val="0"/>
-          <w:sz w:val="21"/>
-          <w:szCs w:val="21"/>
-        </w:rPr>
-      </w:r>
-      <w:r>
-        <w:rPr>
-          <w:rFonts w:ascii="Times New Roman" w:hAnsi="Times New Roman" w:eastAsia="宋体" w:cs="Times New Roman"/>
-          <w:b w:val="0"/>
-          <w:sz w:val="21"/>
-          <w:szCs w:val="21"/>
-        </w:rPr>
-      </w:r>
-      <w:r>
-        <w:rPr>
-          <w:rFonts w:ascii="Times New Roman" w:hAnsi="Times New Roman" w:eastAsia="宋体" w:cs="Times New Roman"/>
-          <w:b w:val="0"/>
-          <w:sz w:val="21"/>
-          <w:szCs w:val="21"/>
-        </w:rPr>
-      </w:r>
-      <w:r>
-        <w:rPr>
-          <w:rFonts w:ascii="Times New Roman" w:hAnsi="Times New Roman" w:eastAsia="宋体" w:cs="Times New Roman"/>
-          <w:b w:val="0"/>
-          <w:sz w:val="21"/>
-          <w:szCs w:val="21"/>
-        </w:rPr>
-      </w:r>
-      <w:r>
-        <w:rPr>
-          <w:rFonts w:ascii="Times New Roman" w:hAnsi="Times New Roman" w:eastAsia="宋体" w:cs="Times New Roman"/>
-          <w:b w:val="0"/>
-          <w:sz w:val="21"/>
-          <w:szCs w:val="21"/>
-        </w:rPr>
-      </w:r>
-      <w:r>
-        <w:rPr>
-          <w:rFonts w:ascii="Times New Roman" w:hAnsi="Times New Roman" w:eastAsia="宋体" w:cs="Times New Roman"/>
-          <w:b w:val="0"/>
-          <w:sz w:val="21"/>
-          <w:szCs w:val="21"/>
-        </w:rPr>
-      </w:r>
-      <w:r>
-        <w:rPr>
-          <w:rFonts w:ascii="Times New Roman" w:hAnsi="Times New Roman" w:eastAsia="宋体" w:cs="Times New Roman"/>
-          <w:b w:val="0"/>
-          <w:sz w:val="21"/>
-          <w:szCs w:val="21"/>
-        </w:rPr>
-      </w:r>
-      <w:r>
-        <w:rPr>
-          <w:rFonts w:ascii="Times New Roman" w:hAnsi="Times New Roman" w:eastAsia="宋体" w:cs="Times New Roman"/>
-          <w:b w:val="0"/>
-          <w:sz w:val="21"/>
-          <w:szCs w:val="21"/>
-        </w:rPr>
-      </w:r>
-      <w:r>
-        <w:rPr>
-          <w:rFonts w:ascii="Times New Roman" w:hAnsi="Times New Roman" w:eastAsia="宋体" w:cs="Times New Roman"/>
-          <w:b w:val="0"/>
-          <w:sz w:val="21"/>
-          <w:szCs w:val="21"/>
-        </w:rPr>
-      </w:r>
-      <w:r>
-        <w:rPr>
-          <w:rFonts w:ascii="Times New Roman" w:hAnsi="Times New Roman" w:eastAsia="宋体" w:cs="Times New Roman"/>
-          <w:b w:val="0"/>
-          <w:sz w:val="21"/>
-          <w:szCs w:val="21"/>
-        </w:rPr>
-      </w:r>
-      <w:r>
-        <w:rPr>
-          <w:rFonts w:ascii="Times New Roman" w:hAnsi="Times New Roman" w:eastAsia="宋体" w:cs="Times New Roman"/>
-          <w:b w:val="0"/>
-          <w:sz w:val="21"/>
-          <w:szCs w:val="21"/>
-        </w:rPr>
-      </w:r>
-      <w:r>
-        <w:rPr>
-          <w:rFonts w:ascii="Times New Roman" w:hAnsi="Times New Roman" w:eastAsia="宋体" w:cs="Times New Roman"/>
-          <w:b w:val="0"/>
-          <w:sz w:val="21"/>
-          <w:szCs w:val="21"/>
-        </w:rPr>
-      </w:r>
-      <w:r>
-        <w:rPr>
-          <w:rFonts w:ascii="Times New Roman" w:hAnsi="Times New Roman" w:eastAsia="宋体" w:cs="Times New Roman"/>
-          <w:b w:val="0"/>
-          <w:sz w:val="21"/>
-          <w:szCs w:val="21"/>
-        </w:rPr>
-      </w:r>
-      <w:r>
-        <w:rPr>
-          <w:rFonts w:ascii="Times New Roman" w:hAnsi="Times New Roman" w:eastAsia="宋体" w:cs="Times New Roman"/>
-          <w:b w:val="0"/>
-          <w:sz w:val="21"/>
-          <w:szCs w:val="21"/>
-        </w:rPr>
-      </w:r>
-      <w:r>
-        <w:rPr>
-          <w:rFonts w:ascii="Times New Roman" w:hAnsi="Times New Roman" w:eastAsia="宋体" w:cs="Times New Roman"/>
-          <w:b w:val="0"/>
-          <w:sz w:val="21"/>
-          <w:szCs w:val="21"/>
-        </w:rPr>
-      </w:r>
-      <w:r>
-        <w:rPr>
-          <w:rFonts w:ascii="Times New Roman" w:hAnsi="Times New Roman" w:eastAsia="宋体" w:cs="Times New Roman"/>
-          <w:b w:val="0"/>
-          <w:sz w:val="21"/>
-          <w:szCs w:val="21"/>
-        </w:rPr>
-      </w:r>
-      <w:r>
-        <w:rPr>
-          <w:rFonts w:ascii="Times New Roman" w:hAnsi="Times New Roman" w:eastAsia="宋体" w:cs="Times New Roman"/>
-          <w:b w:val="0"/>
-          <w:sz w:val="21"/>
-          <w:szCs w:val="21"/>
-        </w:rPr>
-      </w:r>
-      <w:r>
-        <w:rPr>
-          <w:rFonts w:ascii="Times New Roman" w:hAnsi="Times New Roman" w:eastAsia="宋体" w:cs="Times New Roman"/>
-          <w:b w:val="0"/>
-          <w:sz w:val="21"/>
-          <w:szCs w:val="21"/>
-        </w:rPr>
-      </w:r>
-      <w:r>
-        <w:rPr>
-          <w:rFonts w:ascii="Times New Roman" w:hAnsi="Times New Roman" w:eastAsia="宋体" w:cs="Times New Roman"/>
-          <w:b w:val="0"/>
-          <w:sz w:val="21"/>
-          <w:szCs w:val="21"/>
-        </w:rPr>
-      </w:r>
-      <w:r>
-        <w:rPr>
-          <w:rFonts w:ascii="Times New Roman" w:hAnsi="Times New Roman" w:eastAsia="宋体" w:cs="Times New Roman"/>
-          <w:b w:val="0"/>
-          <w:sz w:val="21"/>
-          <w:szCs w:val="21"/>
-        </w:rPr>
-      </w:r>
-      <w:r>
-        <w:rPr>
-          <w:rFonts w:ascii="Times New Roman" w:hAnsi="Times New Roman" w:eastAsia="宋体" w:cs="Times New Roman"/>
-          <w:b w:val="0"/>
-          <w:sz w:val="21"/>
-          <w:szCs w:val="21"/>
-        </w:rPr>
-      </w:r>
-      <w:r>
-        <w:rPr>
-          <w:rFonts w:ascii="Times New Roman" w:hAnsi="Times New Roman" w:eastAsia="宋体" w:cs="Times New Roman"/>
-          <w:b w:val="0"/>
-          <w:sz w:val="21"/>
-          <w:szCs w:val="21"/>
-        </w:rPr>
-      </w:r>
-      <w:r>
-        <w:rPr>
-          <w:rFonts w:ascii="Times New Roman" w:hAnsi="Times New Roman" w:eastAsia="宋体" w:cs="Times New Roman"/>
-          <w:b w:val="0"/>
-          <w:sz w:val="21"/>
-          <w:szCs w:val="21"/>
-        </w:rPr>
-      </w:r>
-      <w:r>
-        <w:rPr>
-          <w:rFonts w:ascii="Times New Roman" w:hAnsi="Times New Roman" w:eastAsia="宋体" w:cs="Times New Roman"/>
-          <w:b w:val="0"/>
-          <w:sz w:val="21"/>
-          <w:szCs w:val="21"/>
-        </w:rPr>
-      </w:r>
-      <w:r>
-        <w:rPr>
-          <w:rFonts w:ascii="Times New Roman" w:hAnsi="Times New Roman" w:eastAsia="宋体" w:cs="Times New Roman"/>
-          <w:b w:val="0"/>
-          <w:sz w:val="21"/>
-          <w:szCs w:val="21"/>
-        </w:rPr>
-      </w:r>
-      <w:r>
-        <w:rPr>
-          <w:rFonts w:ascii="Times New Roman" w:hAnsi="Times New Roman" w:eastAsia="宋体" w:cs="Times New Roman"/>
-          <w:b w:val="0"/>
-          <w:sz w:val="21"/>
-          <w:szCs w:val="21"/>
-        </w:rPr>
-      </w:r>
-      <w:r>
-        <w:rPr>
-          <w:rFonts w:ascii="Times New Roman" w:hAnsi="Times New Roman" w:eastAsia="宋体" w:cs="Times New Roman"/>
-          <w:b w:val="0"/>
-          <w:sz w:val="21"/>
-          <w:szCs w:val="21"/>
-        </w:rPr>
-      </w:r>
-      <w:r>
-        <w:rPr>
-          <w:rFonts w:ascii="Times New Roman" w:hAnsi="Times New Roman" w:eastAsia="宋体" w:cs="Times New Roman"/>
-          <w:b w:val="0"/>
-          <w:sz w:val="21"/>
-          <w:szCs w:val="21"/>
-        </w:rPr>
+        <w:t xml:space="preserve">Louvain算法共识别出14个包含词语不少于10个的词簇，其中积极组5个、中立组5个、消极组4个（表8）。积极组包括AI能力赞叹、便利就医、实用功能认可、技术前景乐观和健康咨询五个词簇。AI能力赞叹簇以“靠谱”“专业”“厉害”“全面”和“诊断”为代表词，典型表达为“随时可以得到最专业的诊断”；便利就医簇连接“方便”“买药”“问诊”和“不用出门”，典型表达为“京东在线问诊方便，不用出门解决流感问题”；其余三个词簇分别侧重助手功能、技术前景和报告解读。</w:t>
       </w:r>
     </w:p>
     <w:p>
@@ -16335,135 +11757,7 @@
           <w:sz w:val="21"/>
           <w:szCs w:val="21"/>
         </w:rPr>
-        <w:t>中立组为AI辅助应用、诊断场景、能力边界、技术应用效率和辅助参考。主题词不同，共同语义是承认技术价值并限定范围：最大簇写“AI是助手真医生才是关键”；复杂病情仍要专业判断；“数据交给AI，人文关怀还得靠医生”；AI被写成助手、参考或工具。</w:t>
-      </w:r>
-      <w:r>
-        <w:rPr>
-          <w:rFonts w:ascii="Times New Roman" w:hAnsi="Times New Roman" w:eastAsia="宋体" w:cs="Times New Roman"/>
-          <w:b w:val="0"/>
-          <w:sz w:val="21"/>
-          <w:szCs w:val="21"/>
-        </w:rPr>
-      </w:r>
-      <w:r>
-        <w:rPr>
-          <w:rFonts w:ascii="Times New Roman" w:hAnsi="Times New Roman" w:eastAsia="宋体" w:cs="Times New Roman"/>
-          <w:b w:val="0"/>
-          <w:sz w:val="21"/>
-          <w:szCs w:val="21"/>
-        </w:rPr>
-      </w:r>
-      <w:r>
-        <w:rPr>
-          <w:rFonts w:ascii="Times New Roman" w:hAnsi="Times New Roman" w:eastAsia="宋体" w:cs="Times New Roman"/>
-          <w:b w:val="0"/>
-          <w:sz w:val="21"/>
-          <w:szCs w:val="21"/>
-        </w:rPr>
-      </w:r>
-      <w:r>
-        <w:rPr>
-          <w:rFonts w:ascii="Times New Roman" w:hAnsi="Times New Roman" w:eastAsia="宋体" w:cs="Times New Roman"/>
-          <w:b w:val="0"/>
-          <w:sz w:val="21"/>
-          <w:szCs w:val="21"/>
-        </w:rPr>
-      </w:r>
-      <w:r>
-        <w:rPr>
-          <w:rFonts w:ascii="Times New Roman" w:hAnsi="Times New Roman" w:eastAsia="宋体" w:cs="Times New Roman"/>
-          <w:b w:val="0"/>
-          <w:sz w:val="21"/>
-          <w:szCs w:val="21"/>
-        </w:rPr>
-      </w:r>
-      <w:r>
-        <w:rPr>
-          <w:rFonts w:ascii="Times New Roman" w:hAnsi="Times New Roman" w:eastAsia="宋体" w:cs="Times New Roman"/>
-          <w:b w:val="0"/>
-          <w:sz w:val="21"/>
-          <w:szCs w:val="21"/>
-        </w:rPr>
-      </w:r>
-      <w:r>
-        <w:rPr>
-          <w:rFonts w:ascii="Times New Roman" w:hAnsi="Times New Roman" w:eastAsia="宋体" w:cs="Times New Roman"/>
-          <w:b w:val="0"/>
-          <w:sz w:val="21"/>
-          <w:szCs w:val="21"/>
-        </w:rPr>
-      </w:r>
-      <w:r>
-        <w:rPr>
-          <w:rFonts w:ascii="Times New Roman" w:hAnsi="Times New Roman" w:eastAsia="宋体" w:cs="Times New Roman"/>
-          <w:b w:val="0"/>
-          <w:sz w:val="21"/>
-          <w:szCs w:val="21"/>
-        </w:rPr>
-      </w:r>
-      <w:r>
-        <w:rPr>
-          <w:rFonts w:ascii="Times New Roman" w:hAnsi="Times New Roman" w:eastAsia="宋体" w:cs="Times New Roman"/>
-          <w:b w:val="0"/>
-          <w:sz w:val="21"/>
-          <w:szCs w:val="21"/>
-        </w:rPr>
-      </w:r>
-      <w:r>
-        <w:rPr>
-          <w:rFonts w:ascii="Times New Roman" w:hAnsi="Times New Roman" w:eastAsia="宋体" w:cs="Times New Roman"/>
-          <w:b w:val="0"/>
-          <w:sz w:val="21"/>
-          <w:szCs w:val="21"/>
-        </w:rPr>
-      </w:r>
-      <w:r>
-        <w:rPr>
-          <w:rFonts w:ascii="Times New Roman" w:hAnsi="Times New Roman" w:eastAsia="宋体" w:cs="Times New Roman"/>
-          <w:b w:val="0"/>
-          <w:sz w:val="21"/>
-          <w:szCs w:val="21"/>
-        </w:rPr>
-      </w:r>
-      <w:r>
-        <w:rPr>
-          <w:rFonts w:ascii="Times New Roman" w:hAnsi="Times New Roman" w:eastAsia="宋体" w:cs="Times New Roman"/>
-          <w:b w:val="0"/>
-          <w:sz w:val="21"/>
-          <w:szCs w:val="21"/>
-        </w:rPr>
-      </w:r>
-      <w:r>
-        <w:rPr>
-          <w:rFonts w:ascii="Times New Roman" w:hAnsi="Times New Roman" w:eastAsia="宋体" w:cs="Times New Roman"/>
-          <w:b w:val="0"/>
-          <w:sz w:val="21"/>
-          <w:szCs w:val="21"/>
-        </w:rPr>
-      </w:r>
-      <w:r>
-        <w:rPr>
-          <w:rFonts w:ascii="Times New Roman" w:hAnsi="Times New Roman" w:eastAsia="宋体" w:cs="Times New Roman"/>
-          <w:b w:val="0"/>
-          <w:sz w:val="21"/>
-          <w:szCs w:val="21"/>
-        </w:rPr>
-      </w:r>
-      <w:r>
-        <w:rPr>
-          <w:rFonts w:ascii="Times New Roman" w:hAnsi="Times New Roman" w:eastAsia="宋体" w:cs="Times New Roman"/>
-          <w:b w:val="0"/>
-          <w:sz w:val="21"/>
-          <w:szCs w:val="21"/>
-        </w:rPr>
-      </w:r>
-      <w:r>
-        <w:rPr>
-          <w:rFonts w:ascii="Times New Roman" w:hAnsi="Times New Roman" w:eastAsia="宋体" w:cs="Times New Roman"/>
-          <w:b w:val="0"/>
-          <w:sz w:val="21"/>
-          <w:szCs w:val="21"/>
-        </w:rPr>
+        <w:t xml:space="preserve">中立组包含AI辅助应用、诊断场景、能力边界、技术应用效率和辅助参考五个词簇。尽管各词簇的主题词有所不同，其共同语义均表现为承认技术价值并限定应用范围：评论既强调“AI是助手，真正的医生仍是关键”，也指出复杂病情需要专业判断，并区分AI的数据处理优势与医生的人文关怀功能。总体而言，AI在这些词簇中主要被定位为助手、参考或工具。</w:t>
       </w:r>
     </w:p>
     <w:p>
@@ -16482,215 +11776,7 @@
           <w:sz w:val="21"/>
           <w:szCs w:val="21"/>
         </w:rPr>
-        <w:t>消极组为AI能力质疑、医生不可替代、风险责任和替代焦虑。分别围绕“不行、不敢、瞎编”，“医院、网上、正规就诊”，“误诊、背锅、负责”，以及“取代、机器人、无法”。风险责任簇仅28词，但已有“误诊了算谁的？AI能负责吗？”。责任追问不同于一般能力否定；簇的词数不是评论规模，不据此估计人群比例。</w:t>
-      </w:r>
-      <w:r>
-        <w:rPr>
-          <w:rFonts w:ascii="Times New Roman" w:hAnsi="Times New Roman" w:eastAsia="宋体" w:cs="Times New Roman"/>
-          <w:b w:val="0"/>
-          <w:sz w:val="21"/>
-          <w:szCs w:val="21"/>
-        </w:rPr>
-      </w:r>
-      <w:r>
-        <w:rPr>
-          <w:rFonts w:ascii="Times New Roman" w:hAnsi="Times New Roman" w:eastAsia="宋体" w:cs="Times New Roman"/>
-          <w:b w:val="0"/>
-          <w:sz w:val="21"/>
-          <w:szCs w:val="21"/>
-        </w:rPr>
-      </w:r>
-      <w:r>
-        <w:rPr>
-          <w:rFonts w:ascii="Times New Roman" w:hAnsi="Times New Roman" w:eastAsia="宋体" w:cs="Times New Roman"/>
-          <w:b w:val="0"/>
-          <w:sz w:val="21"/>
-          <w:szCs w:val="21"/>
-        </w:rPr>
-      </w:r>
-      <w:r>
-        <w:rPr>
-          <w:rFonts w:ascii="Times New Roman" w:hAnsi="Times New Roman" w:eastAsia="宋体" w:cs="Times New Roman"/>
-          <w:b w:val="0"/>
-          <w:sz w:val="21"/>
-          <w:szCs w:val="21"/>
-        </w:rPr>
-      </w:r>
-      <w:r>
-        <w:rPr>
-          <w:rFonts w:ascii="Times New Roman" w:hAnsi="Times New Roman" w:eastAsia="宋体" w:cs="Times New Roman"/>
-          <w:b w:val="0"/>
-          <w:sz w:val="21"/>
-          <w:szCs w:val="21"/>
-        </w:rPr>
-      </w:r>
-      <w:r>
-        <w:rPr>
-          <w:rFonts w:ascii="Times New Roman" w:hAnsi="Times New Roman" w:eastAsia="宋体" w:cs="Times New Roman"/>
-          <w:b w:val="0"/>
-          <w:sz w:val="21"/>
-          <w:szCs w:val="21"/>
-        </w:rPr>
-      </w:r>
-      <w:r>
-        <w:rPr>
-          <w:rFonts w:ascii="Times New Roman" w:hAnsi="Times New Roman" w:eastAsia="宋体" w:cs="Times New Roman"/>
-          <w:b w:val="0"/>
-          <w:sz w:val="21"/>
-          <w:szCs w:val="21"/>
-        </w:rPr>
-      </w:r>
-      <w:r>
-        <w:rPr>
-          <w:rFonts w:ascii="Times New Roman" w:hAnsi="Times New Roman" w:eastAsia="宋体" w:cs="Times New Roman"/>
-          <w:b w:val="0"/>
-          <w:sz w:val="21"/>
-          <w:szCs w:val="21"/>
-        </w:rPr>
-      </w:r>
-      <w:r>
-        <w:rPr>
-          <w:rFonts w:ascii="Times New Roman" w:hAnsi="Times New Roman" w:eastAsia="宋体" w:cs="Times New Roman"/>
-          <w:b w:val="0"/>
-          <w:sz w:val="21"/>
-          <w:szCs w:val="21"/>
-        </w:rPr>
-      </w:r>
-      <w:r>
-        <w:rPr>
-          <w:rFonts w:ascii="Times New Roman" w:hAnsi="Times New Roman" w:eastAsia="宋体" w:cs="Times New Roman"/>
-          <w:b w:val="0"/>
-          <w:sz w:val="21"/>
-          <w:szCs w:val="21"/>
-        </w:rPr>
-      </w:r>
-      <w:r>
-        <w:rPr>
-          <w:rFonts w:ascii="Times New Roman" w:hAnsi="Times New Roman" w:eastAsia="宋体" w:cs="Times New Roman"/>
-          <w:b w:val="0"/>
-          <w:sz w:val="21"/>
-          <w:szCs w:val="21"/>
-        </w:rPr>
-      </w:r>
-      <w:r>
-        <w:rPr>
-          <w:rFonts w:ascii="Times New Roman" w:hAnsi="Times New Roman" w:eastAsia="宋体" w:cs="Times New Roman"/>
-          <w:b w:val="0"/>
-          <w:sz w:val="21"/>
-          <w:szCs w:val="21"/>
-        </w:rPr>
-      </w:r>
-      <w:r>
-        <w:rPr>
-          <w:rFonts w:ascii="Times New Roman" w:hAnsi="Times New Roman" w:eastAsia="宋体" w:cs="Times New Roman"/>
-          <w:b w:val="0"/>
-          <w:sz w:val="21"/>
-          <w:szCs w:val="21"/>
-        </w:rPr>
-      </w:r>
-      <w:r>
-        <w:rPr>
-          <w:rFonts w:ascii="Times New Roman" w:hAnsi="Times New Roman" w:eastAsia="宋体" w:cs="Times New Roman"/>
-          <w:b w:val="0"/>
-          <w:sz w:val="21"/>
-          <w:szCs w:val="21"/>
-        </w:rPr>
-      </w:r>
-      <w:r>
-        <w:rPr>
-          <w:rFonts w:ascii="Times New Roman" w:hAnsi="Times New Roman" w:eastAsia="宋体" w:cs="Times New Roman"/>
-          <w:b w:val="0"/>
-          <w:sz w:val="21"/>
-          <w:szCs w:val="21"/>
-        </w:rPr>
-      </w:r>
-      <w:r>
-        <w:rPr>
-          <w:rFonts w:ascii="Times New Roman" w:hAnsi="Times New Roman" w:eastAsia="宋体" w:cs="Times New Roman"/>
-          <w:b w:val="0"/>
-          <w:sz w:val="21"/>
-          <w:szCs w:val="21"/>
-        </w:rPr>
-      </w:r>
-      <w:r>
-        <w:rPr>
-          <w:rFonts w:ascii="Times New Roman" w:hAnsi="Times New Roman" w:eastAsia="宋体" w:cs="Times New Roman"/>
-          <w:b w:val="0"/>
-          <w:sz w:val="21"/>
-          <w:szCs w:val="21"/>
-        </w:rPr>
-      </w:r>
-      <w:r>
-        <w:rPr>
-          <w:rFonts w:ascii="Times New Roman" w:hAnsi="Times New Roman" w:eastAsia="宋体" w:cs="Times New Roman"/>
-          <w:b w:val="0"/>
-          <w:sz w:val="21"/>
-          <w:szCs w:val="21"/>
-        </w:rPr>
-      </w:r>
-      <w:r>
-        <w:rPr>
-          <w:rFonts w:ascii="Times New Roman" w:hAnsi="Times New Roman" w:eastAsia="宋体" w:cs="Times New Roman"/>
-          <w:b w:val="0"/>
-          <w:sz w:val="21"/>
-          <w:szCs w:val="21"/>
-        </w:rPr>
-      </w:r>
-      <w:r>
-        <w:rPr>
-          <w:rFonts w:ascii="Times New Roman" w:hAnsi="Times New Roman" w:eastAsia="宋体" w:cs="Times New Roman"/>
-          <w:b w:val="0"/>
-          <w:sz w:val="21"/>
-          <w:szCs w:val="21"/>
-        </w:rPr>
-      </w:r>
-      <w:r>
-        <w:rPr>
-          <w:rFonts w:ascii="Times New Roman" w:hAnsi="Times New Roman" w:eastAsia="宋体" w:cs="Times New Roman"/>
-          <w:b w:val="0"/>
-          <w:sz w:val="21"/>
-          <w:szCs w:val="21"/>
-        </w:rPr>
-      </w:r>
-      <w:r>
-        <w:rPr>
-          <w:rFonts w:ascii="Times New Roman" w:hAnsi="Times New Roman" w:eastAsia="宋体" w:cs="Times New Roman"/>
-          <w:b w:val="0"/>
-          <w:sz w:val="21"/>
-          <w:szCs w:val="21"/>
-        </w:rPr>
-      </w:r>
-      <w:r>
-        <w:rPr>
-          <w:rFonts w:ascii="Times New Roman" w:hAnsi="Times New Roman" w:eastAsia="宋体" w:cs="Times New Roman"/>
-          <w:b w:val="0"/>
-          <w:sz w:val="21"/>
-          <w:szCs w:val="21"/>
-        </w:rPr>
-      </w:r>
-      <w:r>
-        <w:rPr>
-          <w:rFonts w:ascii="Times New Roman" w:hAnsi="Times New Roman" w:eastAsia="宋体" w:cs="Times New Roman"/>
-          <w:b w:val="0"/>
-          <w:sz w:val="21"/>
-          <w:szCs w:val="21"/>
-        </w:rPr>
-      </w:r>
-      <w:r>
-        <w:rPr>
-          <w:rFonts w:ascii="Times New Roman" w:hAnsi="Times New Roman" w:eastAsia="宋体" w:cs="Times New Roman"/>
-          <w:b w:val="0"/>
-          <w:sz w:val="21"/>
-          <w:szCs w:val="21"/>
-        </w:rPr>
-      </w:r>
-      <w:r>
-        <w:rPr>
-          <w:rFonts w:ascii="Times New Roman" w:hAnsi="Times New Roman" w:eastAsia="宋体" w:cs="Times New Roman"/>
-          <w:b w:val="0"/>
-          <w:sz w:val="21"/>
-          <w:szCs w:val="21"/>
-        </w:rPr>
+        <w:t xml:space="preserve">消极组包含AI能力质疑、医生不可替代、风险责任和替代焦虑四个词簇。其代表性表达分别包括“不行”“不敢”“瞎编”，“医院”“网上”“正规就诊”，“误诊”“背锅”“负责”，以及“取代”“机器人”“无法”。其中，风险责任簇仅包含28个词，但“误诊了算谁的？AI能负责吗？”等表达已呈现出明确的责任追问。责任诉求与一般能力否定的解释逻辑不同。需要强调的是，词簇包含的词语数量不代表评论数量，本文不据此估计各类观点在人群中的比例。</w:t>
       </w:r>
     </w:p>
     <w:p>
@@ -19117,183 +14203,7 @@
           <w:sz w:val="21"/>
           <w:szCs w:val="21"/>
         </w:rPr>
-        <w:t>两名编码者依据14个词簇的代表词、共现和原评论独立完成四维编码与模式归属，12簇一致，一致率85.7%，κ为0.797（表9）。分歧在积极簇4“技术前景乐观”和积极簇5“健康咨询”：前者主导表达是技术带来便利而非取代医生，归入务实认可；后者以助手、报告解读和追问为主，归入人机协同。四维编码见图7。</w:t>
-      </w:r>
-      <w:r>
-        <w:rPr>
-          <w:rFonts w:ascii="Times New Roman" w:hAnsi="Times New Roman" w:eastAsia="宋体" w:cs="Times New Roman"/>
-          <w:b w:val="0"/>
-          <w:sz w:val="21"/>
-          <w:szCs w:val="21"/>
-        </w:rPr>
-      </w:r>
-      <w:r>
-        <w:rPr>
-          <w:rFonts w:ascii="Times New Roman" w:hAnsi="Times New Roman" w:eastAsia="宋体" w:cs="Times New Roman"/>
-          <w:b w:val="0"/>
-          <w:sz w:val="21"/>
-          <w:szCs w:val="21"/>
-        </w:rPr>
-      </w:r>
-      <w:r>
-        <w:rPr>
-          <w:rFonts w:ascii="Times New Roman" w:hAnsi="Times New Roman" w:eastAsia="宋体" w:cs="Times New Roman"/>
-          <w:b w:val="0"/>
-          <w:sz w:val="21"/>
-          <w:szCs w:val="21"/>
-        </w:rPr>
-      </w:r>
-      <w:r>
-        <w:rPr>
-          <w:rFonts w:ascii="Times New Roman" w:hAnsi="Times New Roman" w:eastAsia="宋体" w:cs="Times New Roman"/>
-          <w:b w:val="0"/>
-          <w:sz w:val="21"/>
-          <w:szCs w:val="21"/>
-        </w:rPr>
-      </w:r>
-      <w:r>
-        <w:rPr>
-          <w:rFonts w:ascii="Times New Roman" w:hAnsi="Times New Roman" w:eastAsia="宋体" w:cs="Times New Roman"/>
-          <w:b w:val="0"/>
-          <w:sz w:val="21"/>
-          <w:szCs w:val="21"/>
-        </w:rPr>
-      </w:r>
-      <w:r>
-        <w:rPr>
-          <w:rFonts w:ascii="Times New Roman" w:hAnsi="Times New Roman" w:eastAsia="宋体" w:cs="Times New Roman"/>
-          <w:b w:val="0"/>
-          <w:sz w:val="21"/>
-          <w:szCs w:val="21"/>
-        </w:rPr>
-      </w:r>
-      <w:r>
-        <w:rPr>
-          <w:rFonts w:ascii="Times New Roman" w:hAnsi="Times New Roman" w:eastAsia="宋体" w:cs="Times New Roman"/>
-          <w:b w:val="0"/>
-          <w:sz w:val="21"/>
-          <w:szCs w:val="21"/>
-        </w:rPr>
-      </w:r>
-      <w:r>
-        <w:rPr>
-          <w:rFonts w:ascii="Times New Roman" w:hAnsi="Times New Roman" w:eastAsia="宋体" w:cs="Times New Roman"/>
-          <w:b w:val="0"/>
-          <w:sz w:val="21"/>
-          <w:szCs w:val="21"/>
-        </w:rPr>
-      </w:r>
-      <w:r>
-        <w:rPr>
-          <w:rFonts w:ascii="Times New Roman" w:hAnsi="Times New Roman" w:eastAsia="宋体" w:cs="Times New Roman"/>
-          <w:b w:val="0"/>
-          <w:sz w:val="21"/>
-          <w:szCs w:val="21"/>
-        </w:rPr>
-      </w:r>
-      <w:r>
-        <w:rPr>
-          <w:rFonts w:ascii="Times New Roman" w:hAnsi="Times New Roman" w:eastAsia="宋体" w:cs="Times New Roman"/>
-          <w:b w:val="0"/>
-          <w:sz w:val="21"/>
-          <w:szCs w:val="21"/>
-        </w:rPr>
-      </w:r>
-      <w:r>
-        <w:rPr>
-          <w:rFonts w:ascii="Times New Roman" w:hAnsi="Times New Roman" w:eastAsia="宋体" w:cs="Times New Roman"/>
-          <w:b w:val="0"/>
-          <w:sz w:val="21"/>
-          <w:szCs w:val="21"/>
-        </w:rPr>
-      </w:r>
-      <w:r>
-        <w:rPr>
-          <w:rFonts w:ascii="Times New Roman" w:hAnsi="Times New Roman" w:eastAsia="宋体" w:cs="Times New Roman"/>
-          <w:b w:val="0"/>
-          <w:sz w:val="21"/>
-          <w:szCs w:val="21"/>
-        </w:rPr>
-      </w:r>
-      <w:r>
-        <w:rPr>
-          <w:rFonts w:ascii="Times New Roman" w:hAnsi="Times New Roman" w:eastAsia="宋体" w:cs="Times New Roman"/>
-          <w:b w:val="0"/>
-          <w:sz w:val="21"/>
-          <w:szCs w:val="21"/>
-        </w:rPr>
-      </w:r>
-      <w:r>
-        <w:rPr>
-          <w:rFonts w:ascii="Times New Roman" w:hAnsi="Times New Roman" w:eastAsia="宋体" w:cs="Times New Roman"/>
-          <w:b w:val="0"/>
-          <w:sz w:val="21"/>
-          <w:szCs w:val="21"/>
-        </w:rPr>
-      </w:r>
-      <w:r>
-        <w:rPr>
-          <w:rFonts w:ascii="Times New Roman" w:hAnsi="Times New Roman" w:eastAsia="宋体" w:cs="Times New Roman"/>
-          <w:b w:val="0"/>
-          <w:sz w:val="21"/>
-          <w:szCs w:val="21"/>
-        </w:rPr>
-      </w:r>
-      <w:r>
-        <w:rPr>
-          <w:rFonts w:ascii="Times New Roman" w:hAnsi="Times New Roman" w:eastAsia="宋体" w:cs="Times New Roman"/>
-          <w:b w:val="0"/>
-          <w:sz w:val="21"/>
-          <w:szCs w:val="21"/>
-        </w:rPr>
-      </w:r>
-      <w:r>
-        <w:rPr>
-          <w:rFonts w:ascii="Times New Roman" w:hAnsi="Times New Roman" w:eastAsia="宋体" w:cs="Times New Roman"/>
-          <w:b w:val="0"/>
-          <w:sz w:val="21"/>
-          <w:szCs w:val="21"/>
-        </w:rPr>
-      </w:r>
-      <w:r>
-        <w:rPr>
-          <w:rFonts w:ascii="Times New Roman" w:hAnsi="Times New Roman" w:eastAsia="宋体" w:cs="Times New Roman"/>
-          <w:b w:val="0"/>
-          <w:sz w:val="21"/>
-          <w:szCs w:val="21"/>
-        </w:rPr>
-      </w:r>
-      <w:r>
-        <w:rPr>
-          <w:rFonts w:ascii="Times New Roman" w:hAnsi="Times New Roman" w:eastAsia="宋体" w:cs="Times New Roman"/>
-          <w:b w:val="0"/>
-          <w:sz w:val="21"/>
-          <w:szCs w:val="21"/>
-        </w:rPr>
-      </w:r>
-      <w:r>
-        <w:rPr>
-          <w:rFonts w:ascii="Times New Roman" w:hAnsi="Times New Roman" w:eastAsia="宋体" w:cs="Times New Roman"/>
-          <w:b w:val="0"/>
-          <w:sz w:val="21"/>
-          <w:szCs w:val="21"/>
-        </w:rPr>
-      </w:r>
-      <w:r>
-        <w:rPr>
-          <w:rFonts w:ascii="Times New Roman" w:hAnsi="Times New Roman" w:eastAsia="宋体" w:cs="Times New Roman"/>
-          <w:b w:val="0"/>
-          <w:sz w:val="21"/>
-          <w:szCs w:val="21"/>
-        </w:rPr>
-      </w:r>
-      <w:r>
-        <w:rPr>
-          <w:rFonts w:ascii="Times New Roman" w:hAnsi="Times New Roman" w:eastAsia="宋体" w:cs="Times New Roman"/>
-          <w:b w:val="0"/>
-          <w:sz w:val="21"/>
-          <w:szCs w:val="21"/>
-        </w:rPr>
+        <w:t xml:space="preserve">两名编码者依据14个词簇的代表词、共现关系和原始评论，独立完成四维编码与模式归属。双方在12个词簇上的归属一致，一致率为85.7%，Cohen’s κ为0.797（表9）。分歧主要涉及积极簇4“技术前景乐观”和积极簇5“健康咨询”：前者的主导表达侧重技术带来的便利而非医生替代，最终归入务实认可；后者主要涉及助手功能、报告解读和后续追问，最终归入人机协同。14个词簇的四维编码见图7。</w:t>
       </w:r>
     </w:p>
     <w:p>
@@ -19768,191 +14678,7 @@
           <w:sz w:val="21"/>
           <w:szCs w:val="21"/>
         </w:rPr>
-        <w:t>五种模式并非由态度类别直接命名，而是把词簇的四维配置对照算法欣赏、算法厌恶与人机互补归纳（表10）。积极簇1同时呈现能力高估、医生弱化、风险忽视和人机替代，流畅输出被写成独立胜任，对应未校准的算法欣赏，构成技术崇拜型。积极簇2和簇4聚焦问诊购药便利及技术前景，共同弱化医生、较少讨论风险，按现实功能与发展收益评价技术，故归为务实认可型。积极簇3、簇5与中立组五个词簇均将AI写成助手、参考或信息处理工具，并保留医生判断，与人机互补更为接近，构成人机协同型；积极簇较少写风险，中立簇把边界写得更清楚。</w:t>
-      </w:r>
-      <w:r>
-        <w:rPr>
-          <w:rFonts w:ascii="Times New Roman" w:hAnsi="Times New Roman" w:eastAsia="宋体" w:cs="Times New Roman"/>
-          <w:b w:val="0"/>
-          <w:sz w:val="21"/>
-          <w:szCs w:val="21"/>
-        </w:rPr>
-      </w:r>
-      <w:r>
-        <w:rPr>
-          <w:rFonts w:ascii="Times New Roman" w:hAnsi="Times New Roman" w:eastAsia="宋体" w:cs="Times New Roman"/>
-          <w:b w:val="0"/>
-          <w:sz w:val="21"/>
-          <w:szCs w:val="21"/>
-        </w:rPr>
-      </w:r>
-      <w:r>
-        <w:rPr>
-          <w:rFonts w:ascii="Times New Roman" w:hAnsi="Times New Roman" w:eastAsia="宋体" w:cs="Times New Roman"/>
-          <w:b w:val="0"/>
-          <w:sz w:val="21"/>
-          <w:szCs w:val="21"/>
-        </w:rPr>
-      </w:r>
-      <w:r>
-        <w:rPr>
-          <w:rFonts w:ascii="Times New Roman" w:hAnsi="Times New Roman" w:eastAsia="宋体" w:cs="Times New Roman"/>
-          <w:b w:val="0"/>
-          <w:sz w:val="21"/>
-          <w:szCs w:val="21"/>
-        </w:rPr>
-      </w:r>
-      <w:r>
-        <w:rPr>
-          <w:rFonts w:ascii="Times New Roman" w:hAnsi="Times New Roman" w:eastAsia="宋体" w:cs="Times New Roman"/>
-          <w:b w:val="0"/>
-          <w:sz w:val="21"/>
-          <w:szCs w:val="21"/>
-        </w:rPr>
-      </w:r>
-      <w:r>
-        <w:rPr>
-          <w:rFonts w:ascii="Times New Roman" w:hAnsi="Times New Roman" w:eastAsia="宋体" w:cs="Times New Roman"/>
-          <w:b w:val="0"/>
-          <w:sz w:val="21"/>
-          <w:szCs w:val="21"/>
-        </w:rPr>
-      </w:r>
-      <w:r>
-        <w:rPr>
-          <w:rFonts w:ascii="Times New Roman" w:hAnsi="Times New Roman" w:eastAsia="宋体" w:cs="Times New Roman"/>
-          <w:b w:val="0"/>
-          <w:sz w:val="21"/>
-          <w:szCs w:val="21"/>
-        </w:rPr>
-      </w:r>
-      <w:r>
-        <w:rPr>
-          <w:rFonts w:ascii="Times New Roman" w:hAnsi="Times New Roman" w:eastAsia="宋体" w:cs="Times New Roman"/>
-          <w:b w:val="0"/>
-          <w:sz w:val="21"/>
-          <w:szCs w:val="21"/>
-        </w:rPr>
-      </w:r>
-      <w:r>
-        <w:rPr>
-          <w:rFonts w:ascii="Times New Roman" w:hAnsi="Times New Roman" w:eastAsia="宋体" w:cs="Times New Roman"/>
-          <w:b w:val="0"/>
-          <w:sz w:val="21"/>
-          <w:szCs w:val="21"/>
-        </w:rPr>
-      </w:r>
-      <w:r>
-        <w:rPr>
-          <w:rFonts w:ascii="Times New Roman" w:hAnsi="Times New Roman" w:eastAsia="宋体" w:cs="Times New Roman"/>
-          <w:b w:val="0"/>
-          <w:sz w:val="21"/>
-          <w:szCs w:val="21"/>
-        </w:rPr>
-      </w:r>
-      <w:r>
-        <w:rPr>
-          <w:rFonts w:ascii="Times New Roman" w:hAnsi="Times New Roman" w:eastAsia="宋体" w:cs="Times New Roman"/>
-          <w:b w:val="0"/>
-          <w:sz w:val="21"/>
-          <w:szCs w:val="21"/>
-        </w:rPr>
-      </w:r>
-      <w:r>
-        <w:rPr>
-          <w:rFonts w:ascii="Times New Roman" w:hAnsi="Times New Roman" w:eastAsia="宋体" w:cs="Times New Roman"/>
-          <w:b w:val="0"/>
-          <w:sz w:val="21"/>
-          <w:szCs w:val="21"/>
-        </w:rPr>
-      </w:r>
-      <w:r>
-        <w:rPr>
-          <w:rFonts w:ascii="Times New Roman" w:hAnsi="Times New Roman" w:eastAsia="宋体" w:cs="Times New Roman"/>
-          <w:b w:val="0"/>
-          <w:sz w:val="21"/>
-          <w:szCs w:val="21"/>
-        </w:rPr>
-      </w:r>
-      <w:r>
-        <w:rPr>
-          <w:rFonts w:ascii="Times New Roman" w:hAnsi="Times New Roman" w:eastAsia="宋体" w:cs="Times New Roman"/>
-          <w:b w:val="0"/>
-          <w:sz w:val="21"/>
-          <w:szCs w:val="21"/>
-        </w:rPr>
-      </w:r>
-      <w:r>
-        <w:rPr>
-          <w:rFonts w:ascii="Times New Roman" w:hAnsi="Times New Roman" w:eastAsia="宋体" w:cs="Times New Roman"/>
-          <w:b w:val="0"/>
-          <w:sz w:val="21"/>
-          <w:szCs w:val="21"/>
-        </w:rPr>
-      </w:r>
-      <w:r>
-        <w:rPr>
-          <w:rFonts w:ascii="Times New Roman" w:hAnsi="Times New Roman" w:eastAsia="宋体" w:cs="Times New Roman"/>
-          <w:b w:val="0"/>
-          <w:sz w:val="21"/>
-          <w:szCs w:val="21"/>
-        </w:rPr>
-      </w:r>
-      <w:r>
-        <w:rPr>
-          <w:rFonts w:ascii="Times New Roman" w:hAnsi="Times New Roman" w:eastAsia="宋体" w:cs="Times New Roman"/>
-          <w:b w:val="0"/>
-          <w:sz w:val="21"/>
-          <w:szCs w:val="21"/>
-        </w:rPr>
-      </w:r>
-      <w:r>
-        <w:rPr>
-          <w:rFonts w:ascii="Times New Roman" w:hAnsi="Times New Roman" w:eastAsia="宋体" w:cs="Times New Roman"/>
-          <w:b w:val="0"/>
-          <w:sz w:val="21"/>
-          <w:szCs w:val="21"/>
-        </w:rPr>
-      </w:r>
-      <w:r>
-        <w:rPr>
-          <w:rFonts w:ascii="Times New Roman" w:hAnsi="Times New Roman" w:eastAsia="宋体" w:cs="Times New Roman"/>
-          <w:b w:val="0"/>
-          <w:sz w:val="21"/>
-          <w:szCs w:val="21"/>
-        </w:rPr>
-      </w:r>
-      <w:r>
-        <w:rPr>
-          <w:rFonts w:ascii="Times New Roman" w:hAnsi="Times New Roman" w:eastAsia="宋体" w:cs="Times New Roman"/>
-          <w:b w:val="0"/>
-          <w:sz w:val="21"/>
-          <w:szCs w:val="21"/>
-        </w:rPr>
-      </w:r>
-      <w:r>
-        <w:rPr>
-          <w:rFonts w:ascii="Times New Roman" w:hAnsi="Times New Roman" w:eastAsia="宋体" w:cs="Times New Roman"/>
-          <w:b w:val="0"/>
-          <w:sz w:val="21"/>
-          <w:szCs w:val="21"/>
-        </w:rPr>
-      </w:r>
-      <w:r>
-        <w:rPr>
-          <w:rFonts w:ascii="Times New Roman" w:hAnsi="Times New Roman" w:eastAsia="宋体" w:cs="Times New Roman"/>
-          <w:b w:val="0"/>
-          <w:sz w:val="21"/>
-          <w:szCs w:val="21"/>
-        </w:rPr>
-      </w:r>
-      <w:r>
-        <w:rPr>
-          <w:rFonts w:ascii="Times New Roman" w:hAnsi="Times New Roman" w:eastAsia="宋体" w:cs="Times New Roman"/>
-          <w:b w:val="0"/>
-          <w:sz w:val="21"/>
-          <w:szCs w:val="21"/>
-        </w:rPr>
+        <w:t xml:space="preserve">五种模式并非依据态度类别直接命名，而是在比较词簇四维配置的基础上，结合算法欣赏、算法厌恶和人机互补理论归纳形成（表10）。积极簇1同时呈现能力高估、医生弱化、风险忽视和人机替代，其话语将系统的专业性和流畅性进一步推及独立诊疗能力，与未充分校准的算法欣赏相一致，因而归纳为技术崇拜型。积极簇2和簇4主要围绕问诊购药便利与技术前景展开，较少讨论医生角色和潜在风险，评价依据集中于现实功能和发展收益，因此归纳为务实认可型。积极簇3、簇5以及中立组的5个词簇均将AI定位为助手、参考或信息处理工具，并保留医生的判断角色，与人机互补逻辑较为一致，因而归纳为人机协同型；其中积极词簇较少涉及风险，中立词簇则更明确地表达能力边界。</w:t>
       </w:r>
     </w:p>
     <w:p>
@@ -19968,183 +14694,7 @@
           <w:sz w:val="21"/>
           <w:szCs w:val="21"/>
         </w:rPr>
-        <w:t>消极簇1、簇2和簇4以能力低估、医生强化或人机排斥为主，核心是不敢用、不能用或担心被替代，对应算法厌恶，归为技术恐惧型。消极簇3同样低估能力、强化医生、排斥使用，但风险被编码为正视，话语集中于误诊责任和可追溯性，故单列为风险责任型。人机协同型含7个词簇，簇数不是评论占比。五种模式用来比较典型配置，不估计人群规模。</w:t>
-      </w:r>
-      <w:r>
-        <w:rPr>
-          <w:rFonts w:ascii="Times New Roman" w:hAnsi="Times New Roman" w:eastAsia="宋体" w:cs="Times New Roman"/>
-          <w:b w:val="0"/>
-          <w:sz w:val="21"/>
-          <w:szCs w:val="21"/>
-        </w:rPr>
-      </w:r>
-      <w:r>
-        <w:rPr>
-          <w:rFonts w:ascii="Times New Roman" w:hAnsi="Times New Roman" w:eastAsia="宋体" w:cs="Times New Roman"/>
-          <w:b w:val="0"/>
-          <w:sz w:val="21"/>
-          <w:szCs w:val="21"/>
-        </w:rPr>
-      </w:r>
-      <w:r>
-        <w:rPr>
-          <w:rFonts w:ascii="Times New Roman" w:hAnsi="Times New Roman" w:eastAsia="宋体" w:cs="Times New Roman"/>
-          <w:b w:val="0"/>
-          <w:sz w:val="21"/>
-          <w:szCs w:val="21"/>
-        </w:rPr>
-      </w:r>
-      <w:r>
-        <w:rPr>
-          <w:rFonts w:ascii="Times New Roman" w:hAnsi="Times New Roman" w:eastAsia="宋体" w:cs="Times New Roman"/>
-          <w:b w:val="0"/>
-          <w:sz w:val="21"/>
-          <w:szCs w:val="21"/>
-        </w:rPr>
-      </w:r>
-      <w:r>
-        <w:rPr>
-          <w:rFonts w:ascii="Times New Roman" w:hAnsi="Times New Roman" w:eastAsia="宋体" w:cs="Times New Roman"/>
-          <w:b w:val="0"/>
-          <w:sz w:val="21"/>
-          <w:szCs w:val="21"/>
-        </w:rPr>
-      </w:r>
-      <w:r>
-        <w:rPr>
-          <w:rFonts w:ascii="Times New Roman" w:hAnsi="Times New Roman" w:eastAsia="宋体" w:cs="Times New Roman"/>
-          <w:b w:val="0"/>
-          <w:sz w:val="21"/>
-          <w:szCs w:val="21"/>
-        </w:rPr>
-      </w:r>
-      <w:r>
-        <w:rPr>
-          <w:rFonts w:ascii="Times New Roman" w:hAnsi="Times New Roman" w:eastAsia="宋体" w:cs="Times New Roman"/>
-          <w:b w:val="0"/>
-          <w:sz w:val="21"/>
-          <w:szCs w:val="21"/>
-        </w:rPr>
-      </w:r>
-      <w:r>
-        <w:rPr>
-          <w:rFonts w:ascii="Times New Roman" w:hAnsi="Times New Roman" w:eastAsia="宋体" w:cs="Times New Roman"/>
-          <w:b w:val="0"/>
-          <w:sz w:val="21"/>
-          <w:szCs w:val="21"/>
-        </w:rPr>
-      </w:r>
-      <w:r>
-        <w:rPr>
-          <w:rFonts w:ascii="Times New Roman" w:hAnsi="Times New Roman" w:eastAsia="宋体" w:cs="Times New Roman"/>
-          <w:b w:val="0"/>
-          <w:sz w:val="21"/>
-          <w:szCs w:val="21"/>
-        </w:rPr>
-      </w:r>
-      <w:r>
-        <w:rPr>
-          <w:rFonts w:ascii="Times New Roman" w:hAnsi="Times New Roman" w:eastAsia="宋体" w:cs="Times New Roman"/>
-          <w:b w:val="0"/>
-          <w:sz w:val="21"/>
-          <w:szCs w:val="21"/>
-        </w:rPr>
-      </w:r>
-      <w:r>
-        <w:rPr>
-          <w:rFonts w:ascii="Times New Roman" w:hAnsi="Times New Roman" w:eastAsia="宋体" w:cs="Times New Roman"/>
-          <w:b w:val="0"/>
-          <w:sz w:val="21"/>
-          <w:szCs w:val="21"/>
-        </w:rPr>
-      </w:r>
-      <w:r>
-        <w:rPr>
-          <w:rFonts w:ascii="Times New Roman" w:hAnsi="Times New Roman" w:eastAsia="宋体" w:cs="Times New Roman"/>
-          <w:b w:val="0"/>
-          <w:sz w:val="21"/>
-          <w:szCs w:val="21"/>
-        </w:rPr>
-      </w:r>
-      <w:r>
-        <w:rPr>
-          <w:rFonts w:ascii="Times New Roman" w:hAnsi="Times New Roman" w:eastAsia="宋体" w:cs="Times New Roman"/>
-          <w:b w:val="0"/>
-          <w:sz w:val="21"/>
-          <w:szCs w:val="21"/>
-        </w:rPr>
-      </w:r>
-      <w:r>
-        <w:rPr>
-          <w:rFonts w:ascii="Times New Roman" w:hAnsi="Times New Roman" w:eastAsia="宋体" w:cs="Times New Roman"/>
-          <w:b w:val="0"/>
-          <w:sz w:val="21"/>
-          <w:szCs w:val="21"/>
-        </w:rPr>
-      </w:r>
-      <w:r>
-        <w:rPr>
-          <w:rFonts w:ascii="Times New Roman" w:hAnsi="Times New Roman" w:eastAsia="宋体" w:cs="Times New Roman"/>
-          <w:b w:val="0"/>
-          <w:sz w:val="21"/>
-          <w:szCs w:val="21"/>
-        </w:rPr>
-      </w:r>
-      <w:r>
-        <w:rPr>
-          <w:rFonts w:ascii="Times New Roman" w:hAnsi="Times New Roman" w:eastAsia="宋体" w:cs="Times New Roman"/>
-          <w:b w:val="0"/>
-          <w:sz w:val="21"/>
-          <w:szCs w:val="21"/>
-        </w:rPr>
-      </w:r>
-      <w:r>
-        <w:rPr>
-          <w:rFonts w:ascii="Times New Roman" w:hAnsi="Times New Roman" w:eastAsia="宋体" w:cs="Times New Roman"/>
-          <w:b w:val="0"/>
-          <w:sz w:val="21"/>
-          <w:szCs w:val="21"/>
-        </w:rPr>
-      </w:r>
-      <w:r>
-        <w:rPr>
-          <w:rFonts w:ascii="Times New Roman" w:hAnsi="Times New Roman" w:eastAsia="宋体" w:cs="Times New Roman"/>
-          <w:b w:val="0"/>
-          <w:sz w:val="21"/>
-          <w:szCs w:val="21"/>
-        </w:rPr>
-      </w:r>
-      <w:r>
-        <w:rPr>
-          <w:rFonts w:ascii="Times New Roman" w:hAnsi="Times New Roman" w:eastAsia="宋体" w:cs="Times New Roman"/>
-          <w:b w:val="0"/>
-          <w:sz w:val="21"/>
-          <w:szCs w:val="21"/>
-        </w:rPr>
-      </w:r>
-      <w:r>
-        <w:rPr>
-          <w:rFonts w:ascii="Times New Roman" w:hAnsi="Times New Roman" w:eastAsia="宋体" w:cs="Times New Roman"/>
-          <w:b w:val="0"/>
-          <w:sz w:val="21"/>
-          <w:szCs w:val="21"/>
-        </w:rPr>
-      </w:r>
-      <w:r>
-        <w:rPr>
-          <w:rFonts w:ascii="Times New Roman" w:hAnsi="Times New Roman" w:eastAsia="宋体" w:cs="Times New Roman"/>
-          <w:b w:val="0"/>
-          <w:sz w:val="21"/>
-          <w:szCs w:val="21"/>
-        </w:rPr>
-      </w:r>
-      <w:r>
-        <w:rPr>
-          <w:rFonts w:ascii="Times New Roman" w:hAnsi="Times New Roman" w:eastAsia="宋体" w:cs="Times New Roman"/>
-          <w:b w:val="0"/>
-          <w:sz w:val="21"/>
-          <w:szCs w:val="21"/>
-        </w:rPr>
+        <w:t xml:space="preserve">消极簇1、簇2和簇4主要体现能力怀疑、医生角色强化或人机排斥，其核心表达涉及不敢使用、拒绝使用或替代担忧，与算法厌恶所描述的低依赖倾向较为一致，因而归纳为技术恐惧型。消极簇3同样强化医生角色并排斥AI独立决策，但其主导话语集中于误诊责任和可追溯性，因此单独归纳为风险责任型。人机协同型共包含7个词簇，但词簇数量不等同于评论占比。上述五种模式用于比较公共话语中的典型认知配置，不代表五类稳定人群，也不用于估计各模式的社会分布。</w:t>
       </w:r>
     </w:p>
     <w:p>
@@ -21606,15 +16156,7 @@
           <w:sz w:val="21"/>
           <w:szCs w:val="21"/>
         </w:rPr>
-        <w:t>相关评论总体偏积极，极性却盖不住结构：积极可以是崇拜、便利或协作，消极可以是不信任、替代焦虑或问责。</w:t>
-      </w:r>
-      <w:r>
-        <w:rPr>
-          <w:rFonts w:ascii="Times New Roman" w:hAnsi="Times New Roman" w:eastAsia="宋体" w:cs="Times New Roman"/>
-          <w:b w:val="0"/>
-          <w:sz w:val="21"/>
-          <w:szCs w:val="21"/>
-        </w:rPr>
+        <w:t xml:space="preserve">研究结果表明，检索范围内的相关评论总体呈现积极倾向，但态度极性不足以概括其内部认知结构：积极评价可能分别基于能力信赖、功能便利或人机协作，消极评价也可能源于能力怀疑、替代焦虑或责任追问。以下结合算法欣赏、算法厌恶和人机互补理论，对上述差异进行讨论。</w:t>
       </w:r>
     </w:p>
     <w:p>
@@ -21647,71 +16189,7 @@
           <w:sz w:val="21"/>
           <w:szCs w:val="21"/>
         </w:rPr>
-        <w:t>积极态度不是同一种接受。技术崇拜型把流畅、专业、随时响应外推为独立诊疗，算法欣赏偏强，医生监督被弱化，误诊几乎不提。务实认可型停在买药、问诊、信息获取和技术前景，基础是有用和便利，不是临床替代。积极组里的人机协同簇把系统写成报告解读、追问和信息整理助手，是对具体功能的校准。</w:t>
-      </w:r>
-      <w:r>
-        <w:rPr>
-          <w:rFonts w:ascii="Times New Roman" w:hAnsi="Times New Roman" w:eastAsia="宋体" w:cs="Times New Roman"/>
-          <w:b w:val="0"/>
-          <w:sz w:val="21"/>
-          <w:szCs w:val="21"/>
-        </w:rPr>
-      </w:r>
-      <w:r>
-        <w:rPr>
-          <w:rFonts w:ascii="Times New Roman" w:hAnsi="Times New Roman" w:eastAsia="宋体" w:cs="Times New Roman"/>
-          <w:b w:val="0"/>
-          <w:sz w:val="21"/>
-          <w:szCs w:val="21"/>
-        </w:rPr>
-      </w:r>
-      <w:r>
-        <w:rPr>
-          <w:rFonts w:ascii="Times New Roman" w:hAnsi="Times New Roman" w:eastAsia="宋体" w:cs="Times New Roman"/>
-          <w:b w:val="0"/>
-          <w:sz w:val="21"/>
-          <w:szCs w:val="21"/>
-        </w:rPr>
-      </w:r>
-      <w:r>
-        <w:rPr>
-          <w:rFonts w:ascii="Times New Roman" w:hAnsi="Times New Roman" w:eastAsia="宋体" w:cs="Times New Roman"/>
-          <w:b w:val="0"/>
-          <w:sz w:val="21"/>
-          <w:szCs w:val="21"/>
-        </w:rPr>
-      </w:r>
-      <w:r>
-        <w:rPr>
-          <w:rFonts w:ascii="Times New Roman" w:hAnsi="Times New Roman" w:eastAsia="宋体" w:cs="Times New Roman"/>
-          <w:b w:val="0"/>
-          <w:sz w:val="21"/>
-          <w:szCs w:val="21"/>
-        </w:rPr>
-      </w:r>
-      <w:r>
-        <w:rPr>
-          <w:rFonts w:ascii="Times New Roman" w:hAnsi="Times New Roman" w:eastAsia="宋体" w:cs="Times New Roman"/>
-          <w:b w:val="0"/>
-          <w:sz w:val="21"/>
-          <w:szCs w:val="21"/>
-        </w:rPr>
-      </w:r>
-      <w:r>
-        <w:rPr>
-          <w:rFonts w:ascii="Times New Roman" w:hAnsi="Times New Roman" w:eastAsia="宋体" w:cs="Times New Roman"/>
-          <w:b w:val="0"/>
-          <w:sz w:val="21"/>
-          <w:szCs w:val="21"/>
-        </w:rPr>
-      </w:r>
-      <w:r>
-        <w:rPr>
-          <w:rFonts w:ascii="Times New Roman" w:hAnsi="Times New Roman" w:eastAsia="宋体" w:cs="Times New Roman"/>
-          <w:b w:val="0"/>
-          <w:sz w:val="21"/>
-          <w:szCs w:val="21"/>
-        </w:rPr>
+        <w:t xml:space="preserve">积极态度并不对应单一的技术接受方式。技术崇拜型将系统的流畅表达、专业性和随时响应等特征延伸理解为独立诊疗能力，表现出较强的算法欣赏倾向，同时弱化医生监督并较少关注误诊责任。务实认可型主要围绕买药、问诊、信息获取和技术前景展开，其评价基础是感知有用性和便利性，而非对AI临床替代的认可。积极组中的人机协同词簇则将系统定位为报告解读、后续追问和信息整理工具，体现对特定辅助功能的认可。因此，即使具有相同的积极态度，不同词簇对AI能力边界和医生角色的理解仍存在明显差异。</w:t>
       </w:r>
     </w:p>
     <w:p>
@@ -21727,183 +16205,7 @@
           <w:sz w:val="21"/>
           <w:szCs w:val="21"/>
         </w:rPr>
-        <w:t>信息质量可通过感知专业性和认知信任影响独立诊断采纳〔1〕；系统表现也拉动就诊选择，医生在场仍提高信任，AI优先路径接受面窄〔2-3〕。评论里“方便”“实用”停在使用体验；“随时可以得到最专业的诊断”已经把系统写成可独立诊病的一方。便利就医簇语料偏同质，多为在线问诊购药，“方便”的可见度有话语形态因素，不等于诊室里已经建立临床信任。</w:t>
-      </w:r>
-      <w:r>
-        <w:rPr>
-          <w:rFonts w:ascii="Times New Roman" w:hAnsi="Times New Roman" w:eastAsia="宋体" w:cs="Times New Roman"/>
-          <w:b w:val="0"/>
-          <w:sz w:val="21"/>
-          <w:szCs w:val="21"/>
-        </w:rPr>
-      </w:r>
-      <w:r>
-        <w:rPr>
-          <w:rFonts w:ascii="Times New Roman" w:hAnsi="Times New Roman" w:eastAsia="宋体" w:cs="Times New Roman"/>
-          <w:b w:val="0"/>
-          <w:sz w:val="21"/>
-          <w:szCs w:val="21"/>
-        </w:rPr>
-      </w:r>
-      <w:r>
-        <w:rPr>
-          <w:rFonts w:ascii="Times New Roman" w:hAnsi="Times New Roman" w:eastAsia="宋体" w:cs="Times New Roman"/>
-          <w:b w:val="0"/>
-          <w:sz w:val="21"/>
-          <w:szCs w:val="21"/>
-        </w:rPr>
-      </w:r>
-      <w:r>
-        <w:rPr>
-          <w:rFonts w:ascii="Times New Roman" w:hAnsi="Times New Roman" w:eastAsia="宋体" w:cs="Times New Roman"/>
-          <w:b w:val="0"/>
-          <w:sz w:val="21"/>
-          <w:szCs w:val="21"/>
-        </w:rPr>
-      </w:r>
-      <w:r>
-        <w:rPr>
-          <w:rFonts w:ascii="Times New Roman" w:hAnsi="Times New Roman" w:eastAsia="宋体" w:cs="Times New Roman"/>
-          <w:b w:val="0"/>
-          <w:sz w:val="21"/>
-          <w:szCs w:val="21"/>
-        </w:rPr>
-      </w:r>
-      <w:r>
-        <w:rPr>
-          <w:rFonts w:ascii="Times New Roman" w:hAnsi="Times New Roman" w:eastAsia="宋体" w:cs="Times New Roman"/>
-          <w:b w:val="0"/>
-          <w:sz w:val="21"/>
-          <w:szCs w:val="21"/>
-        </w:rPr>
-      </w:r>
-      <w:r>
-        <w:rPr>
-          <w:rFonts w:ascii="Times New Roman" w:hAnsi="Times New Roman" w:eastAsia="宋体" w:cs="Times New Roman"/>
-          <w:b w:val="0"/>
-          <w:sz w:val="21"/>
-          <w:szCs w:val="21"/>
-        </w:rPr>
-      </w:r>
-      <w:r>
-        <w:rPr>
-          <w:rFonts w:ascii="Times New Roman" w:hAnsi="Times New Roman" w:eastAsia="宋体" w:cs="Times New Roman"/>
-          <w:b w:val="0"/>
-          <w:sz w:val="21"/>
-          <w:szCs w:val="21"/>
-        </w:rPr>
-      </w:r>
-      <w:r>
-        <w:rPr>
-          <w:rFonts w:ascii="Times New Roman" w:hAnsi="Times New Roman" w:eastAsia="宋体" w:cs="Times New Roman"/>
-          <w:b w:val="0"/>
-          <w:sz w:val="21"/>
-          <w:szCs w:val="21"/>
-        </w:rPr>
-      </w:r>
-      <w:r>
-        <w:rPr>
-          <w:rFonts w:ascii="Times New Roman" w:hAnsi="Times New Roman" w:eastAsia="宋体" w:cs="Times New Roman"/>
-          <w:b w:val="0"/>
-          <w:sz w:val="21"/>
-          <w:szCs w:val="21"/>
-        </w:rPr>
-      </w:r>
-      <w:r>
-        <w:rPr>
-          <w:rFonts w:ascii="Times New Roman" w:hAnsi="Times New Roman" w:eastAsia="宋体" w:cs="Times New Roman"/>
-          <w:b w:val="0"/>
-          <w:sz w:val="21"/>
-          <w:szCs w:val="21"/>
-        </w:rPr>
-      </w:r>
-      <w:r>
-        <w:rPr>
-          <w:rFonts w:ascii="Times New Roman" w:hAnsi="Times New Roman" w:eastAsia="宋体" w:cs="Times New Roman"/>
-          <w:b w:val="0"/>
-          <w:sz w:val="21"/>
-          <w:szCs w:val="21"/>
-        </w:rPr>
-      </w:r>
-      <w:r>
-        <w:rPr>
-          <w:rFonts w:ascii="Times New Roman" w:hAnsi="Times New Roman" w:eastAsia="宋体" w:cs="Times New Roman"/>
-          <w:b w:val="0"/>
-          <w:sz w:val="21"/>
-          <w:szCs w:val="21"/>
-        </w:rPr>
-      </w:r>
-      <w:r>
-        <w:rPr>
-          <w:rFonts w:ascii="Times New Roman" w:hAnsi="Times New Roman" w:eastAsia="宋体" w:cs="Times New Roman"/>
-          <w:b w:val="0"/>
-          <w:sz w:val="21"/>
-          <w:szCs w:val="21"/>
-        </w:rPr>
-      </w:r>
-      <w:r>
-        <w:rPr>
-          <w:rFonts w:ascii="Times New Roman" w:hAnsi="Times New Roman" w:eastAsia="宋体" w:cs="Times New Roman"/>
-          <w:b w:val="0"/>
-          <w:sz w:val="21"/>
-          <w:szCs w:val="21"/>
-        </w:rPr>
-      </w:r>
-      <w:r>
-        <w:rPr>
-          <w:rFonts w:ascii="Times New Roman" w:hAnsi="Times New Roman" w:eastAsia="宋体" w:cs="Times New Roman"/>
-          <w:b w:val="0"/>
-          <w:sz w:val="21"/>
-          <w:szCs w:val="21"/>
-        </w:rPr>
-      </w:r>
-      <w:r>
-        <w:rPr>
-          <w:rFonts w:ascii="Times New Roman" w:hAnsi="Times New Roman" w:eastAsia="宋体" w:cs="Times New Roman"/>
-          <w:b w:val="0"/>
-          <w:sz w:val="21"/>
-          <w:szCs w:val="21"/>
-        </w:rPr>
-      </w:r>
-      <w:r>
-        <w:rPr>
-          <w:rFonts w:ascii="Times New Roman" w:hAnsi="Times New Roman" w:eastAsia="宋体" w:cs="Times New Roman"/>
-          <w:b w:val="0"/>
-          <w:sz w:val="21"/>
-          <w:szCs w:val="21"/>
-        </w:rPr>
-      </w:r>
-      <w:r>
-        <w:rPr>
-          <w:rFonts w:ascii="Times New Roman" w:hAnsi="Times New Roman" w:eastAsia="宋体" w:cs="Times New Roman"/>
-          <w:b w:val="0"/>
-          <w:sz w:val="21"/>
-          <w:szCs w:val="21"/>
-        </w:rPr>
-      </w:r>
-      <w:r>
-        <w:rPr>
-          <w:rFonts w:ascii="Times New Roman" w:hAnsi="Times New Roman" w:eastAsia="宋体" w:cs="Times New Roman"/>
-          <w:b w:val="0"/>
-          <w:sz w:val="21"/>
-          <w:szCs w:val="21"/>
-        </w:rPr>
-      </w:r>
-      <w:r>
-        <w:rPr>
-          <w:rFonts w:ascii="Times New Roman" w:hAnsi="Times New Roman" w:eastAsia="宋体" w:cs="Times New Roman"/>
-          <w:b w:val="0"/>
-          <w:sz w:val="21"/>
-          <w:szCs w:val="21"/>
-        </w:rPr>
-      </w:r>
-      <w:r>
-        <w:rPr>
-          <w:rFonts w:ascii="Times New Roman" w:hAnsi="Times New Roman" w:eastAsia="宋体" w:cs="Times New Roman"/>
-          <w:b w:val="0"/>
-          <w:sz w:val="21"/>
-          <w:szCs w:val="21"/>
-        </w:rPr>
+        <w:t xml:space="preserve">上述发现进一步细化了既有技术接受研究。已有研究表明，信息质量能够通过感知专业性和认知信任影响独立诊断采纳〔1〕，系统表现也会提高就诊选择概率〔2〕；但医生在场仍能增强信任，公众对AI优先诊断路径的接受程度相对有限〔2-3〕。本文语料中，“方便”“实用”主要指向使用体验，而“随时可以得到最专业的诊断”则将系统理解为能够独立诊疗的主体。便利就医簇中的评论较多涉及在线问诊和购药，因此“方便”的高可见度也可能受到语料构成影响，不能直接视为临床信任已经形成。</w:t>
       </w:r>
     </w:p>
     <w:p>
@@ -21920,7 +16222,7 @@
           <w:sz w:val="24"/>
           <w:szCs w:val="24"/>
         </w:rPr>
-        <w:t>5.2　人机互补与理性认知的形成</w:t>
+        <w:t>5.2　人机互补与协同认知的形成</w:t>
       </w:r>
     </w:p>
     <w:p>
@@ -21936,121 +16238,7 @@
           <w:sz w:val="21"/>
           <w:szCs w:val="21"/>
         </w:rPr>
-        <w:t>中立五簇分别谈助手与真人把关、复杂病情、能力边界、数据与人文分工、辅助参考，四维却都落到能力有限、医生边界明确、人机协同。这与人机互补一致：技术承担高频信息和标准化任务，医生承担情境化决策、价值权衡、同理沟通和最终责任〔27-28〕。Guo和Chen的诊疗来源实验、Bracic等关于医生在场的结果，也指向“技术参与、医生把关”〔2,6〕。</w:t>
-      </w:r>
-      <w:r>
-        <w:rPr>
-          <w:rFonts w:ascii="Times New Roman" w:hAnsi="Times New Roman" w:eastAsia="宋体" w:cs="Times New Roman"/>
-          <w:b w:val="0"/>
-          <w:sz w:val="21"/>
-          <w:szCs w:val="21"/>
-        </w:rPr>
-      </w:r>
-      <w:r>
-        <w:rPr>
-          <w:rFonts w:ascii="Times New Roman" w:hAnsi="Times New Roman" w:eastAsia="宋体" w:cs="Times New Roman"/>
-          <w:b w:val="0"/>
-          <w:sz w:val="21"/>
-          <w:szCs w:val="21"/>
-        </w:rPr>
-      </w:r>
-      <w:r>
-        <w:rPr>
-          <w:rFonts w:ascii="Times New Roman" w:hAnsi="Times New Roman" w:eastAsia="宋体" w:cs="Times New Roman"/>
-          <w:b w:val="0"/>
-          <w:sz w:val="21"/>
-          <w:szCs w:val="21"/>
-        </w:rPr>
-      </w:r>
-      <w:r>
-        <w:rPr>
-          <w:rFonts w:ascii="Times New Roman" w:hAnsi="Times New Roman" w:eastAsia="宋体" w:cs="Times New Roman"/>
-          <w:b w:val="0"/>
-          <w:sz w:val="21"/>
-          <w:szCs w:val="21"/>
-        </w:rPr>
-      </w:r>
-      <w:r>
-        <w:rPr>
-          <w:rFonts w:ascii="Times New Roman" w:hAnsi="Times New Roman" w:eastAsia="宋体" w:cs="Times New Roman"/>
-          <w:b w:val="0"/>
-          <w:sz w:val="21"/>
-          <w:szCs w:val="21"/>
-        </w:rPr>
-      </w:r>
-      <w:r>
-        <w:rPr>
-          <w:rFonts w:ascii="Times New Roman" w:hAnsi="Times New Roman" w:eastAsia="宋体" w:cs="Times New Roman"/>
-          <w:b w:val="0"/>
-          <w:sz w:val="21"/>
-          <w:szCs w:val="21"/>
-        </w:rPr>
-      </w:r>
-      <w:proofErr w:type="spellStart"/>
-      <w:r>
-        <w:rPr>
-          <w:rFonts w:ascii="Times New Roman" w:hAnsi="Times New Roman" w:eastAsia="宋体" w:cs="Times New Roman"/>
-          <w:b w:val="0"/>
-          <w:sz w:val="21"/>
-          <w:szCs w:val="21"/>
-        </w:rPr>
-      </w:r>
-      <w:proofErr w:type="spellEnd"/>
-      <w:r>
-        <w:rPr>
-          <w:rFonts w:ascii="Times New Roman" w:hAnsi="Times New Roman" w:eastAsia="宋体" w:cs="Times New Roman"/>
-          <w:b w:val="0"/>
-          <w:sz w:val="21"/>
-          <w:szCs w:val="21"/>
-        </w:rPr>
-      </w:r>
-      <w:r>
-        <w:rPr>
-          <w:rFonts w:ascii="Times New Roman" w:hAnsi="Times New Roman" w:eastAsia="宋体" w:cs="Times New Roman"/>
-          <w:b w:val="0"/>
-          <w:sz w:val="21"/>
-          <w:szCs w:val="21"/>
-        </w:rPr>
-      </w:r>
-      <w:r>
-        <w:rPr>
-          <w:rFonts w:ascii="Times New Roman" w:hAnsi="Times New Roman" w:eastAsia="宋体" w:cs="Times New Roman"/>
-          <w:b w:val="0"/>
-          <w:sz w:val="21"/>
-          <w:szCs w:val="21"/>
-        </w:rPr>
-      </w:r>
-      <w:r>
-        <w:rPr>
-          <w:rFonts w:ascii="Times New Roman" w:hAnsi="Times New Roman" w:eastAsia="宋体" w:cs="Times New Roman"/>
-          <w:b w:val="0"/>
-          <w:sz w:val="21"/>
-          <w:szCs w:val="21"/>
-        </w:rPr>
-      </w:r>
-      <w:r>
-        <w:rPr>
-          <w:rFonts w:ascii="Times New Roman" w:hAnsi="Times New Roman" w:eastAsia="宋体" w:cs="Times New Roman"/>
-          <w:b w:val="0"/>
-          <w:sz w:val="21"/>
-          <w:szCs w:val="21"/>
-        </w:rPr>
-      </w:r>
-      <w:r>
-        <w:rPr>
-          <w:rFonts w:ascii="Times New Roman" w:hAnsi="Times New Roman" w:eastAsia="宋体" w:cs="Times New Roman"/>
-          <w:b w:val="0"/>
-          <w:sz w:val="21"/>
-          <w:szCs w:val="21"/>
-        </w:rPr>
-      </w:r>
-      <w:r>
-        <w:rPr>
-          <w:rFonts w:ascii="Times New Roman" w:hAnsi="Times New Roman" w:eastAsia="宋体" w:cs="Times New Roman"/>
-          <w:b w:val="0"/>
-          <w:sz w:val="21"/>
-          <w:szCs w:val="21"/>
-        </w:rPr>
+        <w:t xml:space="preserve">中立组的5个词簇分别涉及助手与医生把关、复杂病情、能力边界、数据与人文分工以及辅助参考，但其四维配置均指向能力有限、医生边界明确和人机协同。这一结果与人机互补的核心判断一致：人工智能适合承担高频信息处理和标准化任务，医生则负责情境化决策、价值权衡、同理沟通和最终责任〔27-28〕。Guo和Chen关于诊疗来源的实验以及Bracic等关于医生在场的发现，也表明公众对医疗AI的接受与医生参与密切相关〔2,6〕。由此可见，人机协同不仅是一种系统设计原则，也构成公众理解医疗AI角色边界的重要话语方式。</w:t>
       </w:r>
     </w:p>
     <w:p>
@@ -22066,47 +16254,7 @@
           <w:sz w:val="21"/>
           <w:szCs w:val="21"/>
         </w:rPr>
-        <w:t>人机协同不等于中立态度，更不是更理性的人群。积极组也有协同簇，只是较少写风险；中立簇把收益和边界写在一起。态度是评价方向，协同是角色配置。此处理性认知指能力、风险与责任是否校准，不是给某种情绪贴优劣标签。</w:t>
-      </w:r>
-      <w:r>
-        <w:rPr>
-          <w:rFonts w:ascii="Times New Roman" w:hAnsi="Times New Roman" w:eastAsia="宋体" w:cs="Times New Roman"/>
-          <w:b w:val="0"/>
-          <w:sz w:val="21"/>
-          <w:szCs w:val="21"/>
-        </w:rPr>
-      </w:r>
-      <w:r>
-        <w:rPr>
-          <w:rFonts w:ascii="Times New Roman" w:hAnsi="Times New Roman" w:eastAsia="宋体" w:cs="Times New Roman"/>
-          <w:b w:val="0"/>
-          <w:sz w:val="21"/>
-          <w:szCs w:val="21"/>
-        </w:rPr>
-      </w:r>
-      <w:r>
-        <w:rPr>
-          <w:rFonts w:ascii="Times New Roman" w:hAnsi="Times New Roman" w:eastAsia="宋体" w:cs="Times New Roman"/>
-          <w:b w:val="0"/>
-          <w:sz w:val="21"/>
-          <w:szCs w:val="21"/>
-        </w:rPr>
-      </w:r>
-      <w:r>
-        <w:rPr>
-          <w:rFonts w:ascii="Times New Roman" w:hAnsi="Times New Roman" w:eastAsia="宋体" w:cs="Times New Roman"/>
-          <w:b w:val="0"/>
-          <w:sz w:val="21"/>
-          <w:szCs w:val="21"/>
-        </w:rPr>
-      </w:r>
-      <w:r>
-        <w:rPr>
-          <w:rFonts w:ascii="Times New Roman" w:hAnsi="Times New Roman" w:eastAsia="宋体" w:cs="Times New Roman"/>
-          <w:b w:val="0"/>
-          <w:sz w:val="21"/>
-          <w:szCs w:val="21"/>
-        </w:rPr>
+        <w:t xml:space="preserve">需要指出的是，人机协同模式并不等同于中立态度，更不能据此将某一态度群体概括为更理性。积极组中同样存在协同词簇，只是其风险讨论相对较少；中立词簇则更明确地同时表达技术收益和应用边界。换言之，态度类别描述评价方向，协同模式描述角色配置，二者属于不同分析层次。本文所称认知校准，是指话语中的能力、风险和责任判断与人机互补框架之间的匹配程度，而非对评论者作价值评价。</w:t>
       </w:r>
     </w:p>
     <w:p>
@@ -22139,135 +16287,7 @@
           <w:sz w:val="21"/>
           <w:szCs w:val="21"/>
         </w:rPr>
-        <w:t>技术恐惧型以“不行、不敢、瞎编、无法取代”为主，是错误可见和高风险后果触发的算法厌恶，既怀疑能力，也担心职业被替代。风险责任型不必否定技术，核心是误诊后谁负责、谁复核、如何救济。“误诊了算谁的？AI能负责吗？”里医生被强化，是因为要有人签字、有人可能背锅。Choi等发现，AI参与不良事件会提高对医院责任、投诉和诉讼的判断，交互式人机协作可减弱这种反应〔7〕。</w:t>
-      </w:r>
-      <w:r>
-        <w:rPr>
-          <w:rFonts w:ascii="Times New Roman" w:hAnsi="Times New Roman" w:eastAsia="宋体" w:cs="Times New Roman"/>
-          <w:b w:val="0"/>
-          <w:sz w:val="21"/>
-          <w:szCs w:val="21"/>
-        </w:rPr>
-      </w:r>
-      <w:r>
-        <w:rPr>
-          <w:rFonts w:ascii="Times New Roman" w:hAnsi="Times New Roman" w:eastAsia="宋体" w:cs="Times New Roman"/>
-          <w:b w:val="0"/>
-          <w:sz w:val="21"/>
-          <w:szCs w:val="21"/>
-        </w:rPr>
-      </w:r>
-      <w:r>
-        <w:rPr>
-          <w:rFonts w:ascii="Times New Roman" w:hAnsi="Times New Roman" w:eastAsia="宋体" w:cs="Times New Roman"/>
-          <w:b w:val="0"/>
-          <w:sz w:val="21"/>
-          <w:szCs w:val="21"/>
-        </w:rPr>
-      </w:r>
-      <w:r>
-        <w:rPr>
-          <w:rFonts w:ascii="Times New Roman" w:hAnsi="Times New Roman" w:eastAsia="宋体" w:cs="Times New Roman"/>
-          <w:b w:val="0"/>
-          <w:sz w:val="21"/>
-          <w:szCs w:val="21"/>
-        </w:rPr>
-      </w:r>
-      <w:r>
-        <w:rPr>
-          <w:rFonts w:ascii="Times New Roman" w:hAnsi="Times New Roman" w:eastAsia="宋体" w:cs="Times New Roman"/>
-          <w:b w:val="0"/>
-          <w:sz w:val="21"/>
-          <w:szCs w:val="21"/>
-        </w:rPr>
-      </w:r>
-      <w:r>
-        <w:rPr>
-          <w:rFonts w:ascii="Times New Roman" w:hAnsi="Times New Roman" w:eastAsia="宋体" w:cs="Times New Roman"/>
-          <w:b w:val="0"/>
-          <w:sz w:val="21"/>
-          <w:szCs w:val="21"/>
-        </w:rPr>
-      </w:r>
-      <w:r>
-        <w:rPr>
-          <w:rFonts w:ascii="Times New Roman" w:hAnsi="Times New Roman" w:eastAsia="宋体" w:cs="Times New Roman"/>
-          <w:b w:val="0"/>
-          <w:sz w:val="21"/>
-          <w:szCs w:val="21"/>
-        </w:rPr>
-      </w:r>
-      <w:r>
-        <w:rPr>
-          <w:rFonts w:ascii="Times New Roman" w:hAnsi="Times New Roman" w:eastAsia="宋体" w:cs="Times New Roman"/>
-          <w:b w:val="0"/>
-          <w:sz w:val="21"/>
-          <w:szCs w:val="21"/>
-        </w:rPr>
-      </w:r>
-      <w:r>
-        <w:rPr>
-          <w:rFonts w:ascii="Times New Roman" w:hAnsi="Times New Roman" w:eastAsia="宋体" w:cs="Times New Roman"/>
-          <w:b w:val="0"/>
-          <w:sz w:val="21"/>
-          <w:szCs w:val="21"/>
-        </w:rPr>
-      </w:r>
-      <w:r>
-        <w:rPr>
-          <w:rFonts w:ascii="Times New Roman" w:hAnsi="Times New Roman" w:eastAsia="宋体" w:cs="Times New Roman"/>
-          <w:b w:val="0"/>
-          <w:sz w:val="21"/>
-          <w:szCs w:val="21"/>
-        </w:rPr>
-      </w:r>
-      <w:r>
-        <w:rPr>
-          <w:rFonts w:ascii="Times New Roman" w:hAnsi="Times New Roman" w:eastAsia="宋体" w:cs="Times New Roman"/>
-          <w:b w:val="0"/>
-          <w:sz w:val="21"/>
-          <w:szCs w:val="21"/>
-        </w:rPr>
-      </w:r>
-      <w:r>
-        <w:rPr>
-          <w:rFonts w:ascii="Times New Roman" w:hAnsi="Times New Roman" w:eastAsia="宋体" w:cs="Times New Roman"/>
-          <w:b w:val="0"/>
-          <w:sz w:val="21"/>
-          <w:szCs w:val="21"/>
-        </w:rPr>
-      </w:r>
-      <w:r>
-        <w:rPr>
-          <w:rFonts w:ascii="Times New Roman" w:hAnsi="Times New Roman" w:eastAsia="宋体" w:cs="Times New Roman"/>
-          <w:b w:val="0"/>
-          <w:sz w:val="21"/>
-          <w:szCs w:val="21"/>
-        </w:rPr>
-      </w:r>
-      <w:r>
-        <w:rPr>
-          <w:rFonts w:ascii="Times New Roman" w:hAnsi="Times New Roman" w:eastAsia="宋体" w:cs="Times New Roman"/>
-          <w:b w:val="0"/>
-          <w:sz w:val="21"/>
-          <w:szCs w:val="21"/>
-        </w:rPr>
-      </w:r>
-      <w:r>
-        <w:rPr>
-          <w:rFonts w:ascii="Times New Roman" w:hAnsi="Times New Roman" w:eastAsia="宋体" w:cs="Times New Roman"/>
-          <w:b w:val="0"/>
-          <w:sz w:val="21"/>
-          <w:szCs w:val="21"/>
-        </w:rPr>
-      </w:r>
-      <w:r>
-        <w:rPr>
-          <w:rFonts w:ascii="Times New Roman" w:hAnsi="Times New Roman" w:eastAsia="宋体" w:cs="Times New Roman"/>
-          <w:b w:val="0"/>
-          <w:sz w:val="21"/>
-          <w:szCs w:val="21"/>
-        </w:rPr>
+        <w:t xml:space="preserve">消极态度内部同样包含不同解释机制。技术恐惧型以“不行”“不敢”“瞎编”“无法取代”等表达为主，其话语特征与高风险情境下的算法厌恶和低依赖倾向较为一致，既包括对系统能力的怀疑，也包括对医生职业被替代的担忧。风险责任型则不必然否定技术的辅助价值，其核心在于追问发生误诊后由谁承担责任、由谁复核以及如何获得救济。在“误诊了算谁的？AI能负责吗？”等评论中，医生角色被强化主要源于对责任主体和复核机制的要求。Choi等发现，AI参与不良事件会提高公众对医院责任、投诉和诉讼的判断，而交互式人机协作能够减弱此类反应〔7〕，为区分一般技术排斥与制度性问责提供了经验支持。</w:t>
       </w:r>
     </w:p>
     <w:p>
@@ -22300,55 +16320,7 @@
           <w:sz w:val="21"/>
           <w:szCs w:val="21"/>
         </w:rPr>
-        <w:t>本文在极性与主题之间加上认知配置，说明同一效价可以由不同的能力、角色、风险和关系判断构成。算法欣赏与算法厌恶也不等于正负态度：欣赏可以是崇拜，也可以是校准使用；负向表达可以是排斥，也可以是问责。人机互补则把协作型认知与替代型、排斥型认知分开，便于后续做成可检验的类型。</w:t>
-      </w:r>
-      <w:r>
-        <w:rPr>
-          <w:rFonts w:ascii="Times New Roman" w:hAnsi="Times New Roman" w:eastAsia="宋体" w:cs="Times New Roman"/>
-          <w:b w:val="0"/>
-          <w:sz w:val="21"/>
-          <w:szCs w:val="21"/>
-        </w:rPr>
-      </w:r>
-      <w:r>
-        <w:rPr>
-          <w:rFonts w:ascii="Times New Roman" w:hAnsi="Times New Roman" w:eastAsia="宋体" w:cs="Times New Roman"/>
-          <w:b w:val="0"/>
-          <w:sz w:val="21"/>
-          <w:szCs w:val="21"/>
-        </w:rPr>
-      </w:r>
-      <w:r>
-        <w:rPr>
-          <w:rFonts w:ascii="Times New Roman" w:hAnsi="Times New Roman" w:eastAsia="宋体" w:cs="Times New Roman"/>
-          <w:b w:val="0"/>
-          <w:sz w:val="21"/>
-          <w:szCs w:val="21"/>
-        </w:rPr>
-      </w:r>
-      <w:r>
-        <w:rPr>
-          <w:rFonts w:ascii="Times New Roman" w:hAnsi="Times New Roman" w:eastAsia="宋体" w:cs="Times New Roman"/>
-          <w:b w:val="0"/>
-          <w:sz w:val="21"/>
-          <w:szCs w:val="21"/>
-        </w:rPr>
-      </w:r>
-      <w:r>
-        <w:rPr>
-          <w:rFonts w:ascii="Times New Roman" w:hAnsi="Times New Roman" w:eastAsia="宋体" w:cs="Times New Roman"/>
-          <w:b w:val="0"/>
-          <w:sz w:val="21"/>
-          <w:szCs w:val="21"/>
-        </w:rPr>
-      </w:r>
-      <w:r>
-        <w:rPr>
-          <w:rFonts w:ascii="Times New Roman" w:hAnsi="Times New Roman" w:eastAsia="宋体" w:cs="Times New Roman"/>
-          <w:b w:val="0"/>
-          <w:sz w:val="21"/>
-          <w:szCs w:val="21"/>
-        </w:rPr>
+        <w:t xml:space="preserve">本文的理论贡献主要体现在三个方面。第一，在态度极性和主题类别之外引入认知配置，说明相同评价效价可能由不同的能力、角色、风险和关系判断构成。第二，将算法欣赏与算法厌恶置于同一社交媒体话语框架中，表明二者不能与正负态度简单对应：积极评价可能表现为能力信赖、功能认可或协作期待，消极表达也可能源于能力怀疑、替代焦虑或制度性问责。第三，借助人机互补理论区分协同、替代和排斥等关系配置，为后续将典型话语模式转化为可检验的测量类型提供基础。</w:t>
       </w:r>
     </w:p>
     <w:p>
@@ -22364,71 +16336,7 @@
           <w:sz w:val="21"/>
           <w:szCs w:val="21"/>
         </w:rPr>
-        <w:t>正面评论占比不能直接当作临床信任。对务实认可，应把健康信息、导诊、购药与诊断决策分开；对技术崇拜，应同时说明适用场景、错误可能和医生复核；对技术恐惧，应具体说明能做什么、不能做什么；对风险责任，应公开审核、责任主体和救济路径。对外表述宜与“AI辅助、医生把关、风险可追溯”一致。</w:t>
-      </w:r>
-      <w:r>
-        <w:rPr>
-          <w:rFonts w:ascii="Times New Roman" w:hAnsi="Times New Roman" w:eastAsia="宋体" w:cs="Times New Roman"/>
-          <w:b w:val="0"/>
-          <w:sz w:val="21"/>
-          <w:szCs w:val="21"/>
-        </w:rPr>
-      </w:r>
-      <w:r>
-        <w:rPr>
-          <w:rFonts w:ascii="Times New Roman" w:hAnsi="Times New Roman" w:eastAsia="宋体" w:cs="Times New Roman"/>
-          <w:b w:val="0"/>
-          <w:sz w:val="21"/>
-          <w:szCs w:val="21"/>
-        </w:rPr>
-      </w:r>
-      <w:r>
-        <w:rPr>
-          <w:rFonts w:ascii="Times New Roman" w:hAnsi="Times New Roman" w:eastAsia="宋体" w:cs="Times New Roman"/>
-          <w:b w:val="0"/>
-          <w:sz w:val="21"/>
-          <w:szCs w:val="21"/>
-        </w:rPr>
-      </w:r>
-      <w:r>
-        <w:rPr>
-          <w:rFonts w:ascii="Times New Roman" w:hAnsi="Times New Roman" w:eastAsia="宋体" w:cs="Times New Roman"/>
-          <w:b w:val="0"/>
-          <w:sz w:val="21"/>
-          <w:szCs w:val="21"/>
-        </w:rPr>
-      </w:r>
-      <w:r>
-        <w:rPr>
-          <w:rFonts w:ascii="Times New Roman" w:hAnsi="Times New Roman" w:eastAsia="宋体" w:cs="Times New Roman"/>
-          <w:b w:val="0"/>
-          <w:sz w:val="21"/>
-          <w:szCs w:val="21"/>
-        </w:rPr>
-      </w:r>
-      <w:r>
-        <w:rPr>
-          <w:rFonts w:ascii="Times New Roman" w:hAnsi="Times New Roman" w:eastAsia="宋体" w:cs="Times New Roman"/>
-          <w:b w:val="0"/>
-          <w:sz w:val="21"/>
-          <w:szCs w:val="21"/>
-        </w:rPr>
-      </w:r>
-      <w:r>
-        <w:rPr>
-          <w:rFonts w:ascii="Times New Roman" w:hAnsi="Times New Roman" w:eastAsia="宋体" w:cs="Times New Roman"/>
-          <w:b w:val="0"/>
-          <w:sz w:val="21"/>
-          <w:szCs w:val="21"/>
-        </w:rPr>
-      </w:r>
-      <w:r>
-        <w:rPr>
-          <w:rFonts w:ascii="Times New Roman" w:hAnsi="Times New Roman" w:eastAsia="宋体" w:cs="Times New Roman"/>
-          <w:b w:val="0"/>
-          <w:sz w:val="21"/>
-          <w:szCs w:val="21"/>
-        </w:rPr>
+        <w:t xml:space="preserve">在管理实践中，医疗机构和平台不宜将正面评论占比直接解释为临床信任。针对务实认可型表达，应明确区分健康信息、导诊和购药等低风险功能与诊断决策；针对技术崇拜型表达，应主动说明模型适用范围、错误可能和医生复核要求；针对技术恐惧型表达，应通过具体场景和证据解释系统能够完成与不能完成的任务；针对风险责任型表达，则应公开数据来源、人工审核、责任主体、异议处理和损害救济机制。总体而言，公共沟通应同时传递“AI辅助、医生把关、风险可追溯”三项信息，避免以笼统的技术宣传替代对能力边界和责任机制的说明。</w:t>
       </w:r>
     </w:p>
     <w:p>
@@ -22481,95 +16389,7 @@
           <w:sz w:val="21"/>
           <w:szCs w:val="21"/>
         </w:rPr>
-        <w:t>相关评论中积极占52.4%，有态度样本中占75.6%。积极内部是技术崇拜、务实认可，并有部分人机协同；中立收敛为协同；消极分为技术恐惧与风险责任。公众认知不能收成接受或拒绝，而是能力、医生角色、风险与人机关系的配置。</w:t>
-      </w:r>
-      <w:r>
-        <w:rPr>
-          <w:rFonts w:ascii="Times New Roman" w:hAnsi="Times New Roman" w:eastAsia="宋体" w:cs="Times New Roman"/>
-          <w:b w:val="0"/>
-          <w:sz w:val="21"/>
-          <w:szCs w:val="21"/>
-        </w:rPr>
-      </w:r>
-      <w:r>
-        <w:rPr>
-          <w:rFonts w:ascii="Times New Roman" w:hAnsi="Times New Roman" w:eastAsia="宋体" w:cs="Times New Roman"/>
-          <w:b w:val="0"/>
-          <w:sz w:val="21"/>
-          <w:szCs w:val="21"/>
-        </w:rPr>
-      </w:r>
-      <w:r>
-        <w:rPr>
-          <w:rFonts w:ascii="Times New Roman" w:hAnsi="Times New Roman" w:eastAsia="宋体" w:cs="Times New Roman"/>
-          <w:b w:val="0"/>
-          <w:sz w:val="21"/>
-          <w:szCs w:val="21"/>
-        </w:rPr>
-      </w:r>
-      <w:r>
-        <w:rPr>
-          <w:rFonts w:ascii="Times New Roman" w:hAnsi="Times New Roman" w:eastAsia="宋体" w:cs="Times New Roman"/>
-          <w:b w:val="0"/>
-          <w:sz w:val="21"/>
-          <w:szCs w:val="21"/>
-        </w:rPr>
-      </w:r>
-      <w:r>
-        <w:rPr>
-          <w:rFonts w:ascii="Times New Roman" w:hAnsi="Times New Roman" w:eastAsia="宋体" w:cs="Times New Roman"/>
-          <w:b w:val="0"/>
-          <w:sz w:val="21"/>
-          <w:szCs w:val="21"/>
-        </w:rPr>
-      </w:r>
-      <w:r>
-        <w:rPr>
-          <w:rFonts w:ascii="Times New Roman" w:hAnsi="Times New Roman" w:eastAsia="宋体" w:cs="Times New Roman"/>
-          <w:b w:val="0"/>
-          <w:sz w:val="21"/>
-          <w:szCs w:val="21"/>
-        </w:rPr>
-      </w:r>
-      <w:r>
-        <w:rPr>
-          <w:rFonts w:ascii="Times New Roman" w:hAnsi="Times New Roman" w:eastAsia="宋体" w:cs="Times New Roman"/>
-          <w:b w:val="0"/>
-          <w:sz w:val="21"/>
-          <w:szCs w:val="21"/>
-        </w:rPr>
-      </w:r>
-      <w:r>
-        <w:rPr>
-          <w:rFonts w:ascii="Times New Roman" w:hAnsi="Times New Roman" w:eastAsia="宋体" w:cs="Times New Roman"/>
-          <w:b w:val="0"/>
-          <w:sz w:val="21"/>
-          <w:szCs w:val="21"/>
-        </w:rPr>
-      </w:r>
-      <w:r>
-        <w:rPr>
-          <w:rFonts w:ascii="Times New Roman" w:hAnsi="Times New Roman" w:eastAsia="宋体" w:cs="Times New Roman"/>
-          <w:b w:val="0"/>
-          <w:sz w:val="21"/>
-          <w:szCs w:val="21"/>
-        </w:rPr>
-      </w:r>
-      <w:r>
-        <w:rPr>
-          <w:rFonts w:ascii="Times New Roman" w:hAnsi="Times New Roman" w:eastAsia="宋体" w:cs="Times New Roman"/>
-          <w:b w:val="0"/>
-          <w:sz w:val="21"/>
-          <w:szCs w:val="21"/>
-        </w:rPr>
-      </w:r>
-      <w:r>
-        <w:rPr>
-          <w:rFonts w:ascii="Times New Roman" w:hAnsi="Times New Roman" w:eastAsia="宋体" w:cs="Times New Roman"/>
-          <w:b w:val="0"/>
-          <w:sz w:val="21"/>
-          <w:szCs w:val="21"/>
-        </w:rPr>
+        <w:t xml:space="preserve">本文基于多平台社交媒体评论，构建了由态度效价、认知主题、词语共现结构到认知配置的分析链条。模型识别结果显示，积极评论占相关评论的52.4%，占有态度评论的75.6%。进一步分析表明，积极态度内部呈现技术崇拜、务实认可和人机协同等不同配置，中立态度主要体现人机协同，消极态度则表现为技术恐惧和风险责任两类配置。因此，公众对生成式人工智能医疗应用相关话语不能被简单概括为接受或拒绝，而应从AI能力、医生角色、风险认知和人机关系的组合加以理解。</w:t>
       </w:r>
     </w:p>
     <w:p>
@@ -22602,231 +16422,7 @@
           <w:sz w:val="21"/>
           <w:szCs w:val="21"/>
         </w:rPr>
-        <w:t>检索词含“在线问诊”“智慧医疗”“辅助诊断”，可能混入传统医疗AI或一般互联网医疗；虽做了相关性识别，但未逐条核验是否生成式，故结果描述的是生成式医疗AI兴起背景下的相关公共话语，不是已核实的生成式使用者评价。数据为2026年春一次性回溯，早期召回不全，微博占84.6%，不能做平台比较，也不能外推到线下患者。评论含营销和热点效应，态度分类测试Macro-F1为0.771。模式以词簇为单位，无评论级占比；四维尚未覆盖隐私、费用、公平等轴。下一步需要生成式特征的人工金标准、平台分层和时间序列，并把五类模式做成量表，在患者样本中检验其对信任、采纳和问责的影响。</w:t>
-      </w:r>
-      <w:r>
-        <w:rPr>
-          <w:rFonts w:ascii="Times New Roman" w:hAnsi="Times New Roman" w:eastAsia="宋体" w:cs="Times New Roman"/>
-          <w:b w:val="0"/>
-          <w:sz w:val="21"/>
-          <w:szCs w:val="21"/>
-        </w:rPr>
-      </w:r>
-      <w:r>
-        <w:rPr>
-          <w:rFonts w:ascii="Times New Roman" w:hAnsi="Times New Roman" w:eastAsia="宋体" w:cs="Times New Roman"/>
-          <w:b w:val="0"/>
-          <w:sz w:val="21"/>
-          <w:szCs w:val="21"/>
-        </w:rPr>
-      </w:r>
-      <w:r>
-        <w:rPr>
-          <w:rFonts w:ascii="Times New Roman" w:hAnsi="Times New Roman" w:eastAsia="宋体" w:cs="Times New Roman"/>
-          <w:b w:val="0"/>
-          <w:sz w:val="21"/>
-          <w:szCs w:val="21"/>
-        </w:rPr>
-      </w:r>
-      <w:r>
-        <w:rPr>
-          <w:rFonts w:ascii="Times New Roman" w:hAnsi="Times New Roman" w:eastAsia="宋体" w:cs="Times New Roman"/>
-          <w:b w:val="0"/>
-          <w:sz w:val="21"/>
-          <w:szCs w:val="21"/>
-        </w:rPr>
-      </w:r>
-      <w:r>
-        <w:rPr>
-          <w:rFonts w:ascii="Times New Roman" w:hAnsi="Times New Roman" w:eastAsia="宋体" w:cs="Times New Roman"/>
-          <w:b w:val="0"/>
-          <w:sz w:val="21"/>
-          <w:szCs w:val="21"/>
-        </w:rPr>
-      </w:r>
-      <w:r>
-        <w:rPr>
-          <w:rFonts w:ascii="Times New Roman" w:hAnsi="Times New Roman" w:eastAsia="宋体" w:cs="Times New Roman"/>
-          <w:b w:val="0"/>
-          <w:sz w:val="21"/>
-          <w:szCs w:val="21"/>
-        </w:rPr>
-      </w:r>
-      <w:r>
-        <w:rPr>
-          <w:rFonts w:ascii="Times New Roman" w:hAnsi="Times New Roman" w:eastAsia="宋体" w:cs="Times New Roman"/>
-          <w:b w:val="0"/>
-          <w:sz w:val="21"/>
-          <w:szCs w:val="21"/>
-        </w:rPr>
-      </w:r>
-      <w:r>
-        <w:rPr>
-          <w:rFonts w:ascii="Times New Roman" w:hAnsi="Times New Roman" w:eastAsia="宋体" w:cs="Times New Roman"/>
-          <w:b w:val="0"/>
-          <w:sz w:val="21"/>
-          <w:szCs w:val="21"/>
-        </w:rPr>
-      </w:r>
-      <w:r>
-        <w:rPr>
-          <w:rFonts w:ascii="Times New Roman" w:hAnsi="Times New Roman" w:eastAsia="宋体" w:cs="Times New Roman"/>
-          <w:b w:val="0"/>
-          <w:sz w:val="21"/>
-          <w:szCs w:val="21"/>
-        </w:rPr>
-      </w:r>
-      <w:r>
-        <w:rPr>
-          <w:rFonts w:ascii="Times New Roman" w:hAnsi="Times New Roman" w:eastAsia="宋体" w:cs="Times New Roman"/>
-          <w:b w:val="0"/>
-          <w:sz w:val="21"/>
-          <w:szCs w:val="21"/>
-        </w:rPr>
-      </w:r>
-      <w:r>
-        <w:rPr>
-          <w:rFonts w:ascii="Times New Roman" w:hAnsi="Times New Roman" w:eastAsia="宋体" w:cs="Times New Roman"/>
-          <w:b w:val="0"/>
-          <w:sz w:val="21"/>
-          <w:szCs w:val="21"/>
-        </w:rPr>
-      </w:r>
-      <w:r>
-        <w:rPr>
-          <w:rFonts w:ascii="Times New Roman" w:hAnsi="Times New Roman" w:eastAsia="宋体" w:cs="Times New Roman"/>
-          <w:b w:val="0"/>
-          <w:sz w:val="21"/>
-          <w:szCs w:val="21"/>
-        </w:rPr>
-      </w:r>
-      <w:r>
-        <w:rPr>
-          <w:rFonts w:ascii="Times New Roman" w:hAnsi="Times New Roman" w:eastAsia="宋体" w:cs="Times New Roman"/>
-          <w:b w:val="0"/>
-          <w:sz w:val="21"/>
-          <w:szCs w:val="21"/>
-        </w:rPr>
-      </w:r>
-      <w:r>
-        <w:rPr>
-          <w:rFonts w:ascii="Times New Roman" w:hAnsi="Times New Roman" w:eastAsia="宋体" w:cs="Times New Roman"/>
-          <w:b w:val="0"/>
-          <w:sz w:val="21"/>
-          <w:szCs w:val="21"/>
-        </w:rPr>
-      </w:r>
-      <w:r>
-        <w:rPr>
-          <w:rFonts w:ascii="Times New Roman" w:hAnsi="Times New Roman" w:eastAsia="宋体" w:cs="Times New Roman"/>
-          <w:b w:val="0"/>
-          <w:sz w:val="21"/>
-          <w:szCs w:val="21"/>
-        </w:rPr>
-      </w:r>
-      <w:r>
-        <w:rPr>
-          <w:rFonts w:ascii="Times New Roman" w:hAnsi="Times New Roman" w:eastAsia="宋体" w:cs="Times New Roman"/>
-          <w:b w:val="0"/>
-          <w:sz w:val="21"/>
-          <w:szCs w:val="21"/>
-        </w:rPr>
-      </w:r>
-      <w:r>
-        <w:rPr>
-          <w:rFonts w:ascii="Times New Roman" w:hAnsi="Times New Roman" w:eastAsia="宋体" w:cs="Times New Roman"/>
-          <w:b w:val="0"/>
-          <w:sz w:val="21"/>
-          <w:szCs w:val="21"/>
-        </w:rPr>
-      </w:r>
-      <w:r>
-        <w:rPr>
-          <w:rFonts w:ascii="Times New Roman" w:hAnsi="Times New Roman" w:eastAsia="宋体" w:cs="Times New Roman"/>
-          <w:b w:val="0"/>
-          <w:sz w:val="21"/>
-          <w:szCs w:val="21"/>
-        </w:rPr>
-      </w:r>
-      <w:r>
-        <w:rPr>
-          <w:rFonts w:ascii="Times New Roman" w:hAnsi="Times New Roman" w:eastAsia="宋体" w:cs="Times New Roman"/>
-          <w:b w:val="0"/>
-          <w:sz w:val="21"/>
-          <w:szCs w:val="21"/>
-        </w:rPr>
-      </w:r>
-      <w:r>
-        <w:rPr>
-          <w:rFonts w:ascii="Times New Roman" w:hAnsi="Times New Roman" w:eastAsia="宋体" w:cs="Times New Roman"/>
-          <w:b w:val="0"/>
-          <w:sz w:val="21"/>
-          <w:szCs w:val="21"/>
-        </w:rPr>
-      </w:r>
-      <w:r>
-        <w:rPr>
-          <w:rFonts w:ascii="Times New Roman" w:hAnsi="Times New Roman" w:eastAsia="宋体" w:cs="Times New Roman"/>
-          <w:b w:val="0"/>
-          <w:sz w:val="21"/>
-          <w:szCs w:val="21"/>
-        </w:rPr>
-      </w:r>
-      <w:r>
-        <w:rPr>
-          <w:rFonts w:ascii="Times New Roman" w:hAnsi="Times New Roman" w:eastAsia="宋体" w:cs="Times New Roman"/>
-          <w:b w:val="0"/>
-          <w:sz w:val="21"/>
-          <w:szCs w:val="21"/>
-        </w:rPr>
-      </w:r>
-      <w:r>
-        <w:rPr>
-          <w:rFonts w:ascii="Times New Roman" w:hAnsi="Times New Roman" w:eastAsia="宋体" w:cs="Times New Roman"/>
-          <w:b w:val="0"/>
-          <w:sz w:val="21"/>
-          <w:szCs w:val="21"/>
-        </w:rPr>
-      </w:r>
-      <w:r>
-        <w:rPr>
-          <w:rFonts w:ascii="Times New Roman" w:hAnsi="Times New Roman" w:eastAsia="宋体" w:cs="Times New Roman"/>
-          <w:b w:val="0"/>
-          <w:sz w:val="21"/>
-          <w:szCs w:val="21"/>
-        </w:rPr>
-      </w:r>
-      <w:r>
-        <w:rPr>
-          <w:rFonts w:ascii="Times New Roman" w:hAnsi="Times New Roman" w:eastAsia="宋体" w:cs="Times New Roman"/>
-          <w:b w:val="0"/>
-          <w:sz w:val="21"/>
-          <w:szCs w:val="21"/>
-        </w:rPr>
-      </w:r>
-      <w:r>
-        <w:rPr>
-          <w:rFonts w:ascii="Times New Roman" w:hAnsi="Times New Roman" w:eastAsia="宋体" w:cs="Times New Roman"/>
-          <w:b w:val="0"/>
-          <w:sz w:val="21"/>
-          <w:szCs w:val="21"/>
-        </w:rPr>
-      </w:r>
-      <w:r>
-        <w:rPr>
-          <w:rFonts w:ascii="Times New Roman" w:hAnsi="Times New Roman" w:eastAsia="宋体" w:cs="Times New Roman"/>
-          <w:b w:val="0"/>
-          <w:sz w:val="21"/>
-          <w:szCs w:val="21"/>
-        </w:rPr>
-      </w:r>
-      <w:r>
-        <w:rPr>
-          <w:rFonts w:ascii="Times New Roman" w:hAnsi="Times New Roman" w:eastAsia="宋体" w:cs="Times New Roman"/>
-          <w:b w:val="0"/>
-          <w:sz w:val="21"/>
-          <w:szCs w:val="21"/>
-        </w:rPr>
+        <w:t xml:space="preserve">本研究仍存在以下局限。第一，检索词包含“在线问诊”“智慧医疗”和“辅助诊断”，可能纳入传统医疗AI或一般互联网医疗内容；虽然设置了相关性识别环节，但未逐条核验所涉产品是否属于生成式模型。因此，本文结果反映的是生成式医疗AI兴起背景下的相关公共话语，而非经逐条验证的生成式AI使用者评价。第二，数据于2026年春通过一次性回溯方式采集，平台早期内容可能召回不全；微博占清洗后语料的84.6%，因而结果不能用于平台间比较，也不能外推至线下患者总体。第三，评论可能受到营销内容、平台机制和热点事件影响，态度分类测试集Macro-F1为0.771，模型误差可能影响类别比例和后续词簇。第四，认知模式以词簇而非单条评论为单位，无法估计各模式所对应的评论或人群比例；现有四维框架也尚未覆盖隐私、费用和公平等议题。未来研究可构建生成式特征的人工金标准，开展平台分层与时间序列分析，并将五种典型配置转化为量表，在患者样本中检验其对信任、采纳和责任判断的影响。</w:t>
       </w:r>
     </w:p>
     <w:p>

--- a/社交媒体视角下公众对生成式人工智能医疗应用的认知模式研究——一项基于文本挖掘的分析.docx
+++ b/社交媒体视角下公众对生成式人工智能医疗应用的认知模式研究——一项基于文本挖掘的分析.docx
@@ -57,7 +57,7 @@
           <w:sz w:val="21"/>
           <w:szCs w:val="21"/>
         </w:rPr>
-        <w:t xml:space="preserve">摘　要：随着生成式人工智能逐步进入健康咨询、报告解读、患者沟通与临床辅助等医疗场景，公众如何理解其技术能力、医生角色、潜在风险及人机关系，成为影响技术应用的重要因素。既有研究多采用问卷或情景实验测量接受意愿，社交媒体研究则主要关注情感倾向或主题类别，尚不足以揭示同一态度内部的认知差异。本文回溯采集微博、抖音、小红书和知乎中围绕AI医生、AI问诊及医疗大模型的中文评论，经数据清洗、相关性识别和态度分类，获得相关评论103,731条，其中71,886条具有明确态度。在有态度文本中构建评论内词共现网络，以Louvain识别的14个词簇为分析单位，从AI能力、医生角色、风险认知和人机关系四个维度进行编码。结果显示，积极评论占相关评论的52.4%，占有态度评论的75.6%；积极态度内部呈现技术崇拜、务实认可和人机协同等不同配置，中立态度主要体现人机协同，消极态度则表现为技术恐惧和风险责任两类配置。研究将公众态度分析由评价效价推进至多维认知配置，表明积极评价并不等同于认可AI独立诊断，风险问责也不必然意味着拒绝技术，可为医疗机构开展能力边界、医生监督和责任机制沟通提供参考。</w:t>
+        <w:t xml:space="preserve">摘　要：随着生成式人工智能逐步进入健康咨询、报告解读、患者沟通与临床辅助等医疗场景，公众如何理解其技术能力、医生角色、潜在风险及人机关系，成为影响技术应用的重要因素。既有研究多采用问卷或情景实验测量接受意愿，社交媒体研究则主要关注情感倾向或主题类别，尚不足以揭示同一态度内部的认知差异。本文回溯采集微博、抖音、小红书和知乎中围绕AI医生、AI问诊及医疗大模型的中文评论，经数据清洗、相关性识别和态度分类，获得相关评论103,731条，其中71,886条具有明确态度。在有态度文本中构建评论内词共现网络，以Louvain识别的14个词簇为分析单位，从AI能力、医生角色、风险认知和人机关系四个维度进行编码。结果显示，积极评论占相关评论的52.4%，占有态度评论的75.6%；积极态度内部呈现技术崇拜、务实认可和人机协同等不同配置，中立态度主要体现人机协同，消极态度则表现为技术恐惧和风险责任两类配置。研究将公众态度分析由评价效价推进至多维认知配置，表明积极评价并不等同于认可AI独立诊断，风险问责也不必然意味着拒绝技术，可为医疗机构开展能力边界、医生监督和责任机制沟通，以及促进公众形成与技术能力和应用风险相匹配的理性认知提供参考。</w:t>
       </w:r>
     </w:p>
     <w:p>
@@ -299,7 +299,7 @@
           <w:sz w:val="24"/>
           <w:szCs w:val="24"/>
         </w:rPr>
-        <w:t xml:space="preserve">2.1　公众对生成式人工智能医疗应用的条件性接受</w:t>
+        <w:t xml:space="preserve">2.1　生成式人工智能医疗应用的公众认知与态度</w:t>
       </w:r>
     </w:p>
     <w:p>
@@ -380,7 +380,7 @@
           <w:sz w:val="24"/>
           <w:szCs w:val="24"/>
         </w:rPr>
-        <w:t xml:space="preserve">2.2　算法欣赏、算法厌恶与态度极性的差异</w:t>
+        <w:t xml:space="preserve">2.2　生成式人工智能医疗应用认知中的算法欣赏与算法厌恶</w:t>
       </w:r>
     </w:p>
     <w:p>
@@ -413,7 +413,7 @@
           <w:sz w:val="24"/>
           <w:szCs w:val="24"/>
         </w:rPr>
-        <w:t xml:space="preserve">2.3　人机互补与生成式人工智能医疗应用的角色配置</w:t>
+        <w:t xml:space="preserve">2.3　人机互补与生成式人工智能医疗应用的理性认知</w:t>
       </w:r>
     </w:p>
     <w:p>
@@ -429,7 +429,7 @@
           <w:sz w:val="21"/>
           <w:szCs w:val="21"/>
         </w:rPr>
-        <w:t xml:space="preserve">人机互补为理解生成式人工智能与医生之间的合理角色配置提供了理论参照，而非对公众实际认知状态的预先判定。该理论认为，人工智能价值的实现并不以完全替代人类为前提，而在于根据双方的能力边界进行任务分工，使组合绩效超过任一主体单独行动〔27-28〕。生成式模型在信息检索、文本生成、模式归纳和高频交互方面具有优势，医生则承担情境化临床判断、身体检查、价值权衡、同理沟通和最终责任。相较于将流畅表达直接理解为独立诊疗能力，或因潜在错误而否定全部辅助价值，更为审慎的认知是将技术置于具有明确适用范围、医生监督和可追溯责任的协作结构之中。</w:t>
+        <w:t xml:space="preserve">人机互补为界定生成式人工智能与医生之间的合理角色配置提供了理论参照。该理论认为，人工智能价值的实现并不以完全替代人类为前提，而在于根据双方的能力边界进行任务分工，使组合绩效超过任一主体单独行动〔27-28〕。生成式模型在信息检索、文本生成、模式归纳和高频交互方面具有优势，医生则承担情境化临床判断、身体检查、价值权衡、同理沟通和最终责任。本文所称“理性认知”并非对评论者进行价值分级，而是指对系统能力、适用边界、潜在风险与责任机制形成相互匹配的判断。相较于将流畅表达直接理解为独立诊疗能力，或因潜在错误而否定全部辅助价值，将技术置于具有明确适用范围、医生监督和可追溯责任的协作结构之中，更符合人机互补的基本要求。</w:t>
       </w:r>
     </w:p>
     <w:p>
@@ -16222,7 +16222,7 @@
           <w:sz w:val="24"/>
           <w:szCs w:val="24"/>
         </w:rPr>
-        <w:t>5.2　人机互补与协同认知的形成</w:t>
+        <w:t xml:space="preserve">5.2　人机互补与理性认知的形成</w:t>
       </w:r>
     </w:p>
     <w:p>
@@ -16254,7 +16254,7 @@
           <w:sz w:val="21"/>
           <w:szCs w:val="21"/>
         </w:rPr>
-        <w:t xml:space="preserve">需要指出的是，人机协同模式并不等同于中立态度，更不能据此将某一态度群体概括为更理性。积极组中同样存在协同词簇，只是其风险讨论相对较少；中立词簇则更明确地同时表达技术收益和应用边界。换言之，态度类别描述评价方向，协同模式描述角色配置，二者属于不同分析层次。本文所称认知校准，是指话语中的能力、风险和责任判断与人机互补框架之间的匹配程度，而非对评论者作价值评价。</w:t>
+        <w:t xml:space="preserve">需要指出的是，理性认知并不等同于中立态度，也不能据此将某一态度群体概括为更理性。积极组中同样存在协同词簇，只是其风险讨论相对较少；中立词簇则更明确地同时表达技术收益和应用边界。换言之，态度类别描述评价方向，协同模式描述角色配置，二者属于不同分析层次。本文所谓理性认知，是指话语中的能力、风险和责任判断与人机互补框架之间的匹配程度，而非对评论者作价值评价。</w:t>
       </w:r>
     </w:p>
     <w:p>
